--- a/Программа/72_Базовая_Бартов_2026.docx
+++ b/Программа/72_Базовая_Бартов_2026.docx
@@ -4293,15 +4293,7 @@
           <w:sz w:val="28"/>
           <w:szCs w:val="28"/>
         </w:rPr>
-        <w:t xml:space="preserve">Постановление Главного государственного санитарного врача </w:t>
-      </w:r>
-      <w:r>
-        <w:rPr>
-          <w:sz w:val="28"/>
-          <w:szCs w:val="28"/>
-        </w:rPr>
-        <w:lastRenderedPageBreak/>
-        <w:t>Российской Федерации от 28.01.2021 № 2 «Об утверждении санитарных правил и норм СП 1.2.3685-21 «Гигиенические нормативы и требования к обеспечению безопасности и (или) безвредности для человека факторов среды обитания»;</w:t>
+        <w:t>Постановление Главного государственного санитарного врача Российской Федерации от 28.01.2021 № 2 «Об утверждении санитарных правил и норм СП 1.2.3685-21 «Гигиенические нормативы и требования к обеспечению безопасности и (или) безвредности для человека факторов среды обитания»;</w:t>
       </w:r>
     </w:p>
     <w:p>
@@ -4571,16 +4563,7 @@
           <w:sz w:val="28"/>
           <w:szCs w:val="28"/>
         </w:rPr>
-        <w:t xml:space="preserve">Новизна Программы определяется ориентацией на развитие у обучающихся среднего и старшего школьного возраста города Ханты-Мансийска знаний и практических умений по работе в профессиональных программах по разработке трехмерной графики и анимации «Blender», а </w:t>
-      </w:r>
-      <w:r>
-        <w:rPr>
-          <w:bCs/>
-          <w:sz w:val="28"/>
-          <w:szCs w:val="28"/>
-        </w:rPr>
-        <w:lastRenderedPageBreak/>
-        <w:t xml:space="preserve">также разработке игр и приложений «Unreal Engine 5». Обучающиеся приобретают возможность, путем работы над кейсовыми и проектными задачами, в рамках занятий и профильных конкурсов, интегрировать знания и умения в поиске решений различных проблем. </w:t>
+        <w:t xml:space="preserve">Новизна Программы определяется ориентацией на развитие у обучающихся среднего и старшего школьного возраста города Ханты-Мансийска знаний и практических умений по работе в профессиональных программах по разработке трехмерной графики и анимации «Blender», а также разработке игр и приложений «Unreal Engine 5». Обучающиеся приобретают возможность, путем работы над кейсовыми и проектными задачами, в рамках занятий и профильных конкурсов, интегрировать знания и умения в поиске решений различных проблем. </w:t>
       </w:r>
       <w:r>
         <w:rPr>
@@ -5001,7 +4984,6 @@
           <w:sz w:val="28"/>
           <w:szCs w:val="28"/>
         </w:rPr>
-        <w:lastRenderedPageBreak/>
         <w:t>Продолжительность учебных занятий составляет 2</w:t>
       </w:r>
       <w:r>
@@ -5750,7 +5732,6 @@
       </w:pPr>
       <w:bookmarkStart w:id="19" w:name="_Toc183690844"/>
       <w:r>
-        <w:lastRenderedPageBreak/>
         <w:t>II. СОДЕРЖ</w:t>
       </w:r>
       <w:bookmarkEnd w:id="18"/>
@@ -7636,7 +7617,6 @@
       </w:pPr>
       <w:bookmarkStart w:id="24" w:name="_Toc183690847"/>
       <w:r>
-        <w:lastRenderedPageBreak/>
         <w:t>2.3. Календарно</w:t>
       </w:r>
       <w:r>
@@ -8526,7 +8506,7 @@
               </w:rPr>
             </w:pPr>
             <w:r>
-              <w:t>12.01.2026</w:t>
+              <w:t>03.09.2026</w:t>
             </w:r>
           </w:p>
         </w:tc>
@@ -8754,7 +8734,7 @@
               </w:rPr>
             </w:pPr>
             <w:r>
-              <w:t>15.01.2026</w:t>
+              <w:t>07.09.2026</w:t>
             </w:r>
           </w:p>
         </w:tc>
@@ -8978,7 +8958,7 @@
               </w:rPr>
             </w:pPr>
             <w:r>
-              <w:t>19.01.2026</w:t>
+              <w:t>10.09.2026</w:t>
             </w:r>
           </w:p>
         </w:tc>
@@ -9201,7 +9181,7 @@
               </w:rPr>
             </w:pPr>
             <w:r>
-              <w:t>22.01.2026</w:t>
+              <w:t>14.09.2026</w:t>
             </w:r>
           </w:p>
         </w:tc>
@@ -9420,7 +9400,7 @@
               </w:rPr>
             </w:pPr>
             <w:r>
-              <w:t>26.01.2026</w:t>
+              <w:t>17.09.2026</w:t>
             </w:r>
           </w:p>
         </w:tc>
@@ -9658,7 +9638,7 @@
               </w:rPr>
             </w:pPr>
             <w:r>
-              <w:t>29.01.2026</w:t>
+              <w:t>21.09.2026</w:t>
             </w:r>
           </w:p>
         </w:tc>
@@ -9877,7 +9857,7 @@
               </w:rPr>
             </w:pPr>
             <w:r>
-              <w:t>02.02.2026</w:t>
+              <w:t>24.09.2026</w:t>
             </w:r>
           </w:p>
         </w:tc>
@@ -9900,39 +9880,29 @@
                 <w:sz w:val="24"/>
                 <w:szCs w:val="24"/>
               </w:rPr>
-              <w:t xml:space="preserve">Продвинутая работа с UV </w:t>
-            </w:r>
-            <w:r>
+              <w:t>Продвинутая работа с UV разверткой 3D модели.</w:t>
+            </w:r>
+          </w:p>
+        </w:tc>
+        <w:tc>
+          <w:tcPr>
+            <w:tcW w:w="1101" w:type="dxa"/>
+            <w:vAlign w:val="center"/>
+          </w:tcPr>
+          <w:p>
+            <w:pPr>
+              <w:jc w:val="center"/>
               <w:rPr>
                 <w:color w:val="000000"/>
                 <w:sz w:val="24"/>
                 <w:szCs w:val="24"/>
               </w:rPr>
-              <w:lastRenderedPageBreak/>
-              <w:t>разверткой 3D модели.</w:t>
-            </w:r>
-          </w:p>
-        </w:tc>
-        <w:tc>
-          <w:tcPr>
-            <w:tcW w:w="1101" w:type="dxa"/>
-            <w:vAlign w:val="center"/>
-          </w:tcPr>
-          <w:p>
-            <w:pPr>
-              <w:jc w:val="center"/>
-              <w:rPr>
-                <w:color w:val="000000"/>
-                <w:sz w:val="24"/>
-                <w:szCs w:val="24"/>
-              </w:rPr>
-            </w:pPr>
-            <w:r>
-              <w:rPr>
-                <w:sz w:val="28"/>
-                <w:szCs w:val="28"/>
-              </w:rPr>
-              <w:lastRenderedPageBreak/>
+            </w:pPr>
+            <w:r>
+              <w:rPr>
+                <w:sz w:val="28"/>
+                <w:szCs w:val="28"/>
+              </w:rPr>
               <w:t>2,5</w:t>
             </w:r>
           </w:p>
@@ -10005,15 +9975,7 @@
                 <w:sz w:val="24"/>
                 <w:szCs w:val="24"/>
               </w:rPr>
-              <w:t xml:space="preserve">Комбинированное </w:t>
-            </w:r>
-            <w:r>
-              <w:rPr>
-                <w:sz w:val="24"/>
-                <w:szCs w:val="24"/>
-              </w:rPr>
-              <w:lastRenderedPageBreak/>
-              <w:t>занятие.</w:t>
+              <w:t>Комбинированное занятие.</w:t>
             </w:r>
           </w:p>
         </w:tc>
@@ -10035,16 +9997,7 @@
                 <w:sz w:val="24"/>
                 <w:szCs w:val="24"/>
               </w:rPr>
-              <w:lastRenderedPageBreak/>
-              <w:t xml:space="preserve">Промышленная 19, </w:t>
-            </w:r>
-            <w:r>
-              <w:rPr>
-                <w:sz w:val="24"/>
-                <w:szCs w:val="24"/>
-              </w:rPr>
-              <w:lastRenderedPageBreak/>
-              <w:t>каб. 204.</w:t>
+              <w:t>Промышленная 19, каб. 204.</w:t>
             </w:r>
           </w:p>
         </w:tc>
@@ -10067,16 +10020,7 @@
                 <w:sz w:val="24"/>
                 <w:szCs w:val="24"/>
               </w:rPr>
-              <w:lastRenderedPageBreak/>
-              <w:t xml:space="preserve">Практическая </w:t>
-            </w:r>
-            <w:r>
-              <w:rPr>
-                <w:sz w:val="24"/>
-                <w:szCs w:val="24"/>
-              </w:rPr>
-              <w:lastRenderedPageBreak/>
-              <w:t>работа</w:t>
+              <w:t>Практическая работа</w:t>
             </w:r>
           </w:p>
           <w:p>
@@ -10113,7 +10057,6 @@
                 <w:sz w:val="24"/>
                 <w:szCs w:val="24"/>
               </w:rPr>
-              <w:lastRenderedPageBreak/>
               <w:t>8</w:t>
             </w:r>
           </w:p>
@@ -10132,7 +10075,7 @@
               </w:rPr>
             </w:pPr>
             <w:r>
-              <w:t>05.02.2026</w:t>
+              <w:t>28.09.2026</w:t>
             </w:r>
           </w:p>
         </w:tc>
@@ -10351,7 +10294,7 @@
               </w:rPr>
             </w:pPr>
             <w:r>
-              <w:t>09.02.2026</w:t>
+              <w:t>01.10.2026</w:t>
             </w:r>
           </w:p>
         </w:tc>
@@ -10598,7 +10541,7 @@
               </w:rPr>
             </w:pPr>
             <w:r>
-              <w:t>12.02.2026</w:t>
+              <w:t>05.10.2026</w:t>
             </w:r>
           </w:p>
         </w:tc>
@@ -10817,7 +10760,7 @@
               </w:rPr>
             </w:pPr>
             <w:r>
-              <w:t>16.02.2026</w:t>
+              <w:t>08.10.2026</w:t>
             </w:r>
           </w:p>
         </w:tc>
@@ -11035,7 +10978,7 @@
               </w:rPr>
             </w:pPr>
             <w:r>
-              <w:t>19.02.2026</w:t>
+              <w:t>12.10.2026</w:t>
             </w:r>
           </w:p>
         </w:tc>
@@ -11253,7 +11196,7 @@
               </w:rPr>
             </w:pPr>
             <w:r>
-              <w:t>26.02.2026</w:t>
+              <w:t>15.10.2026</w:t>
             </w:r>
           </w:p>
         </w:tc>
@@ -11472,7 +11415,7 @@
               </w:rPr>
             </w:pPr>
             <w:r>
-              <w:t>02.03.2026</w:t>
+              <w:t>19.10.2026</w:t>
             </w:r>
           </w:p>
         </w:tc>
@@ -11694,7 +11637,7 @@
                 <w:sz w:val="24"/>
                 <w:szCs w:val="24"/>
               </w:rPr>
-              <w:t>05.03.2026</w:t>
+              <w:t>22.10.2026</w:t>
             </w:r>
           </w:p>
         </w:tc>
@@ -11916,7 +11859,7 @@
                 <w:sz w:val="24"/>
                 <w:szCs w:val="24"/>
               </w:rPr>
-              <w:t>12.03.2026</w:t>
+              <w:t>26.10.2026</w:t>
             </w:r>
           </w:p>
         </w:tc>
@@ -12126,7 +12069,6 @@
                 <w:sz w:val="24"/>
                 <w:szCs w:val="24"/>
               </w:rPr>
-              <w:lastRenderedPageBreak/>
               <w:t xml:space="preserve">БЛОК </w:t>
             </w:r>
             <w:r>
@@ -12188,7 +12130,7 @@
               </w:rPr>
             </w:pPr>
             <w:r>
-              <w:t>16.03.2026</w:t>
+              <w:t>29.10.2026</w:t>
             </w:r>
           </w:p>
         </w:tc>
@@ -12421,7 +12363,7 @@
               </w:rPr>
             </w:pPr>
             <w:r>
-              <w:t>19.03.2026</w:t>
+              <w:t>02.11.2026</w:t>
             </w:r>
           </w:p>
         </w:tc>
@@ -12647,7 +12589,7 @@
               </w:rPr>
             </w:pPr>
             <w:r>
-              <w:t>23.03.2026</w:t>
+              <w:t>05.11.2026</w:t>
             </w:r>
           </w:p>
         </w:tc>
@@ -12873,7 +12815,7 @@
               </w:rPr>
             </w:pPr>
             <w:r>
-              <w:t>26.03.2026</w:t>
+              <w:t>09.11.2026</w:t>
             </w:r>
           </w:p>
         </w:tc>
@@ -13098,7 +13040,7 @@
               </w:rPr>
             </w:pPr>
             <w:r>
-              <w:t>30.03.2026</w:t>
+              <w:t>12.11.2026</w:t>
             </w:r>
           </w:p>
         </w:tc>
@@ -13314,7 +13256,7 @@
               </w:rPr>
             </w:pPr>
             <w:r>
-              <w:t>02.04.2026</w:t>
+              <w:t>16.11.2026</w:t>
             </w:r>
           </w:p>
         </w:tc>
@@ -13539,7 +13481,7 @@
               </w:rPr>
             </w:pPr>
             <w:r>
-              <w:t>06.04.2026</w:t>
+              <w:t>19.11.2026</w:t>
             </w:r>
           </w:p>
         </w:tc>
@@ -13764,7 +13706,7 @@
               </w:rPr>
             </w:pPr>
             <w:r>
-              <w:t>09.04.2026</w:t>
+              <w:t>23.11.2026</w:t>
             </w:r>
           </w:p>
         </w:tc>
@@ -13989,7 +13931,7 @@
               </w:rPr>
             </w:pPr>
             <w:r>
-              <w:t>13.04.2026</w:t>
+              <w:t>26.11.2026</w:t>
             </w:r>
           </w:p>
         </w:tc>
@@ -14269,7 +14211,6 @@
                 <w:sz w:val="24"/>
                 <w:szCs w:val="24"/>
               </w:rPr>
-              <w:lastRenderedPageBreak/>
               <w:t>26</w:t>
             </w:r>
           </w:p>
@@ -14288,7 +14229,7 @@
               </w:rPr>
             </w:pPr>
             <w:r>
-              <w:t>16.04.2026</w:t>
+              <w:t>30.11.2026</w:t>
             </w:r>
           </w:p>
         </w:tc>
@@ -14513,7 +14454,7 @@
               </w:rPr>
             </w:pPr>
             <w:r>
-              <w:t>20.04.2026</w:t>
+              <w:t>03.12.2026</w:t>
             </w:r>
           </w:p>
         </w:tc>
@@ -14731,7 +14672,7 @@
               </w:rPr>
             </w:pPr>
             <w:r>
-              <w:t>23.04.2026</w:t>
+              <w:t>07.12.2026</w:t>
             </w:r>
           </w:p>
         </w:tc>
@@ -14950,7 +14891,7 @@
               </w:rPr>
             </w:pPr>
             <w:r>
-              <w:t>27.04.2026</w:t>
+              <w:t>10.12.2026</w:t>
             </w:r>
           </w:p>
         </w:tc>
@@ -15169,7 +15110,7 @@
               </w:rPr>
             </w:pPr>
             <w:r>
-              <w:t>30.04.2026</w:t>
+              <w:t>14.12.2026</w:t>
             </w:r>
           </w:p>
         </w:tc>
@@ -15397,10 +15338,7 @@
               </w:rPr>
             </w:pPr>
             <w:r>
-              <w:t>04.05</w:t>
-            </w:r>
-            <w:r>
-              <w:t>.2026</w:t>
+              <w:t>17.12.2026</w:t>
             </w:r>
           </w:p>
         </w:tc>
@@ -15627,7 +15565,7 @@
               </w:rPr>
             </w:pPr>
             <w:r>
-              <w:t>07.05.2026</w:t>
+              <w:t>21.12.2026</w:t>
             </w:r>
           </w:p>
         </w:tc>
@@ -15839,7 +15777,6 @@
         <w:pStyle w:val="2"/>
       </w:pPr>
       <w:r>
-        <w:lastRenderedPageBreak/>
         <w:t>2.4</w:t>
       </w:r>
       <w:r>
@@ -16807,7 +16744,6 @@
           <w:i/>
           <w:szCs w:val="28"/>
         </w:rPr>
-        <w:lastRenderedPageBreak/>
         <w:t>Теория (2 часа).</w:t>
       </w:r>
       <w:r>
@@ -18500,7 +18436,6 @@
           <w:szCs w:val="28"/>
           <w:lang w:eastAsia="ru-RU"/>
         </w:rPr>
-        <w:lastRenderedPageBreak/>
         <w:t xml:space="preserve">Формы аттестации позволяют выявить соответствие результатов освоения Программы поставленным целям и задачам. </w:t>
       </w:r>
     </w:p>
@@ -19109,7 +19044,6 @@
       </w:pPr>
       <w:bookmarkStart w:id="32" w:name="_Toc183690855"/>
       <w:r>
-        <w:lastRenderedPageBreak/>
         <w:t>I</w:t>
       </w:r>
       <w:r>
@@ -19465,7 +19399,6 @@
           <w:sz w:val="28"/>
           <w:szCs w:val="28"/>
         </w:rPr>
-        <w:lastRenderedPageBreak/>
         <w:t xml:space="preserve">уважение взрослых к человеческому достоинству детей, формирование и поддержка их положительной самооценки, уверенности в собственных возможностях и способностях; </w:t>
       </w:r>
     </w:p>
@@ -20309,7 +20242,6 @@
         <w:rPr>
           <w:lang w:val="en-US"/>
         </w:rPr>
-        <w:lastRenderedPageBreak/>
         <w:t>V</w:t>
       </w:r>
       <w:r>
@@ -20852,7 +20784,6 @@
           <w:szCs w:val="28"/>
           <w:lang w:eastAsia="ru-RU"/>
         </w:rPr>
-        <w:lastRenderedPageBreak/>
         <w:t>Приложение 1</w:t>
       </w:r>
       <w:bookmarkEnd w:id="56"/>
@@ -22227,6 +22158,7 @@
         <w:docPartUnique/>
       </w:docPartObj>
     </w:sdtPr>
+    <w:sdtEndPr/>
     <w:sdtContent>
       <w:p>
         <w:pPr>

--- a/Программа/72_Базовая_Бартов_2026.docx
+++ b/Программа/72_Базовая_Бартов_2026.docx
@@ -227,7 +227,23 @@
                 <w:sz w:val="24"/>
                 <w:szCs w:val="24"/>
               </w:rPr>
-              <w:t xml:space="preserve">«Мастерская талантов «Сибириус» </w:t>
+              <w:t>«Мастерская талантов «</w:t>
+            </w:r>
+            <w:proofErr w:type="spellStart"/>
+            <w:r>
+              <w:rPr>
+                <w:sz w:val="24"/>
+                <w:szCs w:val="24"/>
+              </w:rPr>
+              <w:t>Сибириус</w:t>
+            </w:r>
+            <w:proofErr w:type="spellEnd"/>
+            <w:r>
+              <w:rPr>
+                <w:sz w:val="24"/>
+                <w:szCs w:val="24"/>
+              </w:rPr>
+              <w:t xml:space="preserve">» </w:t>
             </w:r>
           </w:p>
           <w:p>
@@ -384,7 +400,23 @@
                 <w:sz w:val="24"/>
                 <w:szCs w:val="24"/>
               </w:rPr>
-              <w:t>«Мастерская талантов «Сибириус»</w:t>
+              <w:t>«Мастерская талантов «</w:t>
+            </w:r>
+            <w:proofErr w:type="spellStart"/>
+            <w:r>
+              <w:rPr>
+                <w:sz w:val="24"/>
+                <w:szCs w:val="24"/>
+              </w:rPr>
+              <w:t>Сибириус</w:t>
+            </w:r>
+            <w:proofErr w:type="spellEnd"/>
+            <w:r>
+              <w:rPr>
+                <w:sz w:val="24"/>
+                <w:szCs w:val="24"/>
+              </w:rPr>
+              <w:t>»</w:t>
             </w:r>
           </w:p>
           <w:p>
@@ -428,7 +460,15 @@
                 <w:sz w:val="24"/>
                 <w:szCs w:val="24"/>
               </w:rPr>
-              <w:t xml:space="preserve">приказ от « </w:t>
+              <w:t xml:space="preserve">приказ от </w:t>
+            </w:r>
+            <w:proofErr w:type="gramStart"/>
+            <w:r>
+              <w:rPr>
+                <w:sz w:val="24"/>
+                <w:szCs w:val="24"/>
+              </w:rPr>
+              <w:t xml:space="preserve">« </w:t>
             </w:r>
             <w:r>
               <w:rPr>
@@ -438,6 +478,7 @@
               </w:rPr>
               <w:t>02</w:t>
             </w:r>
+            <w:proofErr w:type="gramEnd"/>
             <w:r>
               <w:rPr>
                 <w:sz w:val="24"/>
@@ -1043,7 +1084,23 @@
                 <w:sz w:val="28"/>
                 <w:szCs w:val="28"/>
               </w:rPr>
-              <w:t>АУ ДО «Мастерская талантов «Сибириус»</w:t>
+              <w:t>АУ ДО «Мастерская талантов «</w:t>
+            </w:r>
+            <w:proofErr w:type="spellStart"/>
+            <w:r>
+              <w:rPr>
+                <w:sz w:val="28"/>
+                <w:szCs w:val="28"/>
+              </w:rPr>
+              <w:t>Сибириус</w:t>
+            </w:r>
+            <w:proofErr w:type="spellEnd"/>
+            <w:r>
+              <w:rPr>
+                <w:sz w:val="28"/>
+                <w:szCs w:val="28"/>
+              </w:rPr>
+              <w:t>»</w:t>
             </w:r>
           </w:p>
           <w:p>
@@ -4293,7 +4350,15 @@
           <w:sz w:val="28"/>
           <w:szCs w:val="28"/>
         </w:rPr>
-        <w:t>Постановление Главного государственного санитарного врача Российской Федерации от 28.01.2021 № 2 «Об утверждении санитарных правил и норм СП 1.2.3685-21 «Гигиенические нормативы и требования к обеспечению безопасности и (или) безвредности для человека факторов среды обитания»;</w:t>
+        <w:t xml:space="preserve">Постановление Главного государственного санитарного врача </w:t>
+      </w:r>
+      <w:r>
+        <w:rPr>
+          <w:sz w:val="28"/>
+          <w:szCs w:val="28"/>
+        </w:rPr>
+        <w:lastRenderedPageBreak/>
+        <w:t>Российской Федерации от 28.01.2021 № 2 «Об утверждении санитарных правил и норм СП 1.2.3685-21 «Гигиенические нормативы и требования к обеспечению безопасности и (или) безвредности для человека факторов среды обитания»;</w:t>
       </w:r>
     </w:p>
     <w:p>
@@ -4310,7 +4375,23 @@
           <w:sz w:val="28"/>
           <w:szCs w:val="28"/>
         </w:rPr>
-        <w:t>Устав автономного учреждения дополнительного образования Ханты-Мансийского автономного округа – Югры «Мастерская талантов «Сибириус».</w:t>
+        <w:t>Устав автономного учреждения дополнительного образования Ханты-Мансийского автономного округа – Югры «Мастерская талантов «</w:t>
+      </w:r>
+      <w:proofErr w:type="spellStart"/>
+      <w:r>
+        <w:rPr>
+          <w:sz w:val="28"/>
+          <w:szCs w:val="28"/>
+        </w:rPr>
+        <w:t>Сибириус</w:t>
+      </w:r>
+      <w:proofErr w:type="spellEnd"/>
+      <w:r>
+        <w:rPr>
+          <w:sz w:val="28"/>
+          <w:szCs w:val="28"/>
+        </w:rPr>
+        <w:t>».</w:t>
       </w:r>
     </w:p>
     <w:p>
@@ -4327,7 +4408,23 @@
           <w:sz w:val="28"/>
           <w:szCs w:val="28"/>
         </w:rPr>
-        <w:t>Положение о структуре, порядке разработки и утверждения дополнительных общеобразовательных общеразвивающих программ автономного учреждения дополнительного образования Ханты-Мансийского автономного округа – Югры «Мастерская талантов «Сибириус».</w:t>
+        <w:t>Положение о структуре, порядке разработки и утверждения дополнительных общеобразовательных общеразвивающих программ автономного учреждения дополнительного образования Ханты-Мансийского автономного округа – Югры «Мастерская талантов «</w:t>
+      </w:r>
+      <w:proofErr w:type="spellStart"/>
+      <w:r>
+        <w:rPr>
+          <w:sz w:val="28"/>
+          <w:szCs w:val="28"/>
+        </w:rPr>
+        <w:t>Сибириус</w:t>
+      </w:r>
+      <w:proofErr w:type="spellEnd"/>
+      <w:r>
+        <w:rPr>
+          <w:sz w:val="28"/>
+          <w:szCs w:val="28"/>
+        </w:rPr>
+        <w:t>».</w:t>
       </w:r>
     </w:p>
     <w:p>
@@ -4411,7 +4508,39 @@
           <w:sz w:val="28"/>
           <w:szCs w:val="28"/>
         </w:rPr>
-        <w:t>Ориентирована на закрепление и расширение практических знаний и умений обучающихся, ранее приобретенных на стартовом модуле, в области 3D моделирования в среде разработки трехмерной графики и анимации «Blender», а также разработки игр и приложений в среде «Unreal Engine 5» (далее – UE5).</w:t>
+        <w:t>Ориентирована на закрепление и расширение практических знаний и умений обучающихся, ранее приобретенных на стартовом модуле, в области 3D моделирования в среде разработки трехмерной графики и анимации «</w:t>
+      </w:r>
+      <w:proofErr w:type="spellStart"/>
+      <w:r>
+        <w:rPr>
+          <w:sz w:val="28"/>
+          <w:szCs w:val="28"/>
+        </w:rPr>
+        <w:t>Blender</w:t>
+      </w:r>
+      <w:proofErr w:type="spellEnd"/>
+      <w:r>
+        <w:rPr>
+          <w:sz w:val="28"/>
+          <w:szCs w:val="28"/>
+        </w:rPr>
+        <w:t>», а также разработки игр и приложений в среде «</w:t>
+      </w:r>
+      <w:proofErr w:type="spellStart"/>
+      <w:r>
+        <w:rPr>
+          <w:sz w:val="28"/>
+          <w:szCs w:val="28"/>
+        </w:rPr>
+        <w:t>Unreal</w:t>
+      </w:r>
+      <w:proofErr w:type="spellEnd"/>
+      <w:r>
+        <w:rPr>
+          <w:sz w:val="28"/>
+          <w:szCs w:val="28"/>
+        </w:rPr>
+        <w:t xml:space="preserve"> Engine 5» (далее – UE5).</w:t>
       </w:r>
     </w:p>
     <w:p>
@@ -4494,7 +4623,23 @@
           <w:sz w:val="28"/>
           <w:szCs w:val="28"/>
         </w:rPr>
-        <w:t xml:space="preserve">Актуальность выбранного направления для работы с обучающимися детского технопарка «Кванториум» заключается в том, что сегодня 3D моделирование, визуализация и геймдизайн являются одними из востребованных отраслей, находящих свое отражение в маркетинге, архитектурном дизайне, строительстве, кинематографии, разработке игр и других сферах. Навыки 3D моделирования на сегодняшний день имеют прочные позиции в сфере мультимедиа и индустрии развлечений. </w:t>
+        <w:t xml:space="preserve">Актуальность выбранного направления для работы с обучающимися детского технопарка «Кванториум» заключается в том, что сегодня 3D моделирование, визуализация и </w:t>
+      </w:r>
+      <w:proofErr w:type="spellStart"/>
+      <w:r>
+        <w:rPr>
+          <w:sz w:val="28"/>
+          <w:szCs w:val="28"/>
+        </w:rPr>
+        <w:t>геймдизайн</w:t>
+      </w:r>
+      <w:proofErr w:type="spellEnd"/>
+      <w:r>
+        <w:rPr>
+          <w:sz w:val="28"/>
+          <w:szCs w:val="28"/>
+        </w:rPr>
+        <w:t xml:space="preserve"> являются одними из востребованных отраслей, находящих свое отражение в маркетинге, архитектурном дизайне, строительстве, кинематографии, разработке игр и других сферах. Навыки 3D моделирования на сегодняшний день имеют прочные позиции в сфере мультимедиа и индустрии развлечений. </w:t>
       </w:r>
     </w:p>
     <w:p>
@@ -4512,7 +4657,23 @@
           <w:sz w:val="28"/>
           <w:szCs w:val="28"/>
         </w:rPr>
-        <w:t>Настоящая Программа соотносится с тенденциями развития IT-индустрии, а также с интересами и запросами подрастающего поколения. В рамках дополнительного образования по Программе обучающиеся получат возможность познакомиться с профессиональными задачами 3D моделлера, геймдизайнера и задачами других специалистов, работающих в данной отрасли, поработать над проектными и кейсовыми заданиями в роли проектной команды профессионалов</w:t>
+        <w:t xml:space="preserve">Настоящая Программа соотносится с тенденциями развития IT-индустрии, а также с интересами и запросами подрастающего поколения. В рамках дополнительного образования по Программе обучающиеся получат возможность познакомиться с профессиональными задачами 3D </w:t>
+      </w:r>
+      <w:proofErr w:type="spellStart"/>
+      <w:r>
+        <w:rPr>
+          <w:sz w:val="28"/>
+          <w:szCs w:val="28"/>
+        </w:rPr>
+        <w:t>моделлера</w:t>
+      </w:r>
+      <w:proofErr w:type="spellEnd"/>
+      <w:r>
+        <w:rPr>
+          <w:sz w:val="28"/>
+          <w:szCs w:val="28"/>
+        </w:rPr>
+        <w:t>, геймдизайнера и задачами других специалистов, работающих в данной отрасли, поработать над проектными и кейсовыми заданиями в роли проектной команды профессионалов</w:t>
       </w:r>
       <w:r>
         <w:rPr>
@@ -4563,7 +4724,52 @@
           <w:sz w:val="28"/>
           <w:szCs w:val="28"/>
         </w:rPr>
-        <w:t xml:space="preserve">Новизна Программы определяется ориентацией на развитие у обучающихся среднего и старшего школьного возраста города Ханты-Мансийска знаний и практических умений по работе в профессиональных программах по разработке трехмерной графики и анимации «Blender», а также разработке игр и приложений «Unreal Engine 5». Обучающиеся приобретают возможность, путем работы над кейсовыми и проектными задачами, в рамках занятий и профильных конкурсов, интегрировать знания и умения в поиске решений различных проблем. </w:t>
+        <w:t>Новизна Программы определяется ориентацией на развитие у обучающихся среднего и старшего школьного возраста города Ханты-Мансийска знаний и практических умений по работе в профессиональных программах по разработке трехмерной графики и анимации «</w:t>
+      </w:r>
+      <w:proofErr w:type="spellStart"/>
+      <w:r>
+        <w:rPr>
+          <w:bCs/>
+          <w:sz w:val="28"/>
+          <w:szCs w:val="28"/>
+        </w:rPr>
+        <w:t>Blender</w:t>
+      </w:r>
+      <w:proofErr w:type="spellEnd"/>
+      <w:r>
+        <w:rPr>
+          <w:bCs/>
+          <w:sz w:val="28"/>
+          <w:szCs w:val="28"/>
+        </w:rPr>
+        <w:t xml:space="preserve">», а </w:t>
+      </w:r>
+      <w:r>
+        <w:rPr>
+          <w:bCs/>
+          <w:sz w:val="28"/>
+          <w:szCs w:val="28"/>
+        </w:rPr>
+        <w:lastRenderedPageBreak/>
+        <w:t>также разработке игр и приложений «</w:t>
+      </w:r>
+      <w:proofErr w:type="spellStart"/>
+      <w:r>
+        <w:rPr>
+          <w:bCs/>
+          <w:sz w:val="28"/>
+          <w:szCs w:val="28"/>
+        </w:rPr>
+        <w:t>Unreal</w:t>
+      </w:r>
+      <w:proofErr w:type="spellEnd"/>
+      <w:r>
+        <w:rPr>
+          <w:bCs/>
+          <w:sz w:val="28"/>
+          <w:szCs w:val="28"/>
+        </w:rPr>
+        <w:t xml:space="preserve"> Engine 5». Обучающиеся приобретают возможность, путем работы над кейсовыми и проектными задачами, в рамках занятий и профильных конкурсов, интегрировать знания и умения в поиске решений различных проблем. </w:t>
       </w:r>
       <w:r>
         <w:rPr>
@@ -4984,6 +5190,7 @@
           <w:sz w:val="28"/>
           <w:szCs w:val="28"/>
         </w:rPr>
+        <w:lastRenderedPageBreak/>
         <w:t>Продолжительность учебных занятий составляет 2</w:t>
       </w:r>
       <w:r>
@@ -5008,7 +5215,7 @@
           <w:sz w:val="28"/>
           <w:szCs w:val="28"/>
         </w:rPr>
-        <w:t xml:space="preserve">еских часа ( 2 часа </w:t>
+        <w:t xml:space="preserve">еских часа (2 часа </w:t>
       </w:r>
       <w:r>
         <w:rPr>
@@ -5732,6 +5939,7 @@
       </w:pPr>
       <w:bookmarkStart w:id="19" w:name="_Toc183690844"/>
       <w:r>
+        <w:lastRenderedPageBreak/>
         <w:t>II. СОДЕРЖ</w:t>
       </w:r>
       <w:bookmarkEnd w:id="18"/>
@@ -6854,7 +7062,23 @@
                 <w:sz w:val="28"/>
                 <w:szCs w:val="28"/>
               </w:rPr>
-              <w:t xml:space="preserve"> редактора «Blender»</w:t>
+              <w:t xml:space="preserve"> редактора «</w:t>
+            </w:r>
+            <w:proofErr w:type="spellStart"/>
+            <w:r>
+              <w:rPr>
+                <w:sz w:val="28"/>
+                <w:szCs w:val="28"/>
+              </w:rPr>
+              <w:t>Blender</w:t>
+            </w:r>
+            <w:proofErr w:type="spellEnd"/>
+            <w:r>
+              <w:rPr>
+                <w:sz w:val="28"/>
+                <w:szCs w:val="28"/>
+              </w:rPr>
+              <w:t>»</w:t>
             </w:r>
           </w:p>
         </w:tc>
@@ -7617,6 +7841,7 @@
       </w:pPr>
       <w:bookmarkStart w:id="24" w:name="_Toc183690847"/>
       <w:r>
+        <w:lastRenderedPageBreak/>
         <w:t>2.3. Календарно</w:t>
       </w:r>
       <w:r>
@@ -7712,6 +7937,7 @@
                 <w:lang w:val="en-US"/>
               </w:rPr>
             </w:pPr>
+            <w:proofErr w:type="spellStart"/>
             <w:r>
               <w:rPr>
                 <w:b/>
@@ -7721,6 +7947,7 @@
               </w:rPr>
               <w:t>Дата</w:t>
             </w:r>
+            <w:proofErr w:type="spellEnd"/>
           </w:p>
         </w:tc>
         <w:tc>
@@ -7739,6 +7966,7 @@
                 <w:lang w:val="en-US"/>
               </w:rPr>
             </w:pPr>
+            <w:proofErr w:type="spellStart"/>
             <w:r>
               <w:rPr>
                 <w:b/>
@@ -7746,8 +7974,29 @@
                 <w:szCs w:val="24"/>
                 <w:lang w:val="en-US"/>
               </w:rPr>
-              <w:t>Наименование темы</w:t>
-            </w:r>
+              <w:t>Наименование</w:t>
+            </w:r>
+            <w:proofErr w:type="spellEnd"/>
+            <w:r>
+              <w:rPr>
+                <w:b/>
+                <w:sz w:val="24"/>
+                <w:szCs w:val="24"/>
+                <w:lang w:val="en-US"/>
+              </w:rPr>
+              <w:t xml:space="preserve"> </w:t>
+            </w:r>
+            <w:proofErr w:type="spellStart"/>
+            <w:r>
+              <w:rPr>
+                <w:b/>
+                <w:sz w:val="24"/>
+                <w:szCs w:val="24"/>
+                <w:lang w:val="en-US"/>
+              </w:rPr>
+              <w:t>темы</w:t>
+            </w:r>
+            <w:proofErr w:type="spellEnd"/>
           </w:p>
         </w:tc>
         <w:tc>
@@ -7766,6 +8015,7 @@
                 <w:lang w:val="en-US"/>
               </w:rPr>
             </w:pPr>
+            <w:proofErr w:type="spellStart"/>
             <w:r>
               <w:rPr>
                 <w:b/>
@@ -7773,8 +8023,29 @@
                 <w:szCs w:val="24"/>
                 <w:lang w:val="en-US"/>
               </w:rPr>
-              <w:t>Объем часов</w:t>
-            </w:r>
+              <w:t>Объем</w:t>
+            </w:r>
+            <w:proofErr w:type="spellEnd"/>
+            <w:r>
+              <w:rPr>
+                <w:b/>
+                <w:sz w:val="24"/>
+                <w:szCs w:val="24"/>
+                <w:lang w:val="en-US"/>
+              </w:rPr>
+              <w:t xml:space="preserve"> </w:t>
+            </w:r>
+            <w:proofErr w:type="spellStart"/>
+            <w:r>
+              <w:rPr>
+                <w:b/>
+                <w:sz w:val="24"/>
+                <w:szCs w:val="24"/>
+                <w:lang w:val="en-US"/>
+              </w:rPr>
+              <w:t>часов</w:t>
+            </w:r>
+            <w:proofErr w:type="spellEnd"/>
           </w:p>
         </w:tc>
         <w:tc>
@@ -7793,6 +8064,7 @@
                 <w:lang w:val="en-US"/>
               </w:rPr>
             </w:pPr>
+            <w:proofErr w:type="spellStart"/>
             <w:r>
               <w:rPr>
                 <w:b/>
@@ -7800,8 +8072,29 @@
                 <w:szCs w:val="24"/>
                 <w:lang w:val="en-US"/>
               </w:rPr>
-              <w:t>Форма занятия</w:t>
-            </w:r>
+              <w:t>Форма</w:t>
+            </w:r>
+            <w:proofErr w:type="spellEnd"/>
+            <w:r>
+              <w:rPr>
+                <w:b/>
+                <w:sz w:val="24"/>
+                <w:szCs w:val="24"/>
+                <w:lang w:val="en-US"/>
+              </w:rPr>
+              <w:t xml:space="preserve"> </w:t>
+            </w:r>
+            <w:proofErr w:type="spellStart"/>
+            <w:r>
+              <w:rPr>
+                <w:b/>
+                <w:sz w:val="24"/>
+                <w:szCs w:val="24"/>
+                <w:lang w:val="en-US"/>
+              </w:rPr>
+              <w:t>занятия</w:t>
+            </w:r>
+            <w:proofErr w:type="spellEnd"/>
           </w:p>
         </w:tc>
         <w:tc>
@@ -7820,6 +8113,7 @@
                 <w:lang w:val="en-US"/>
               </w:rPr>
             </w:pPr>
+            <w:proofErr w:type="spellStart"/>
             <w:r>
               <w:rPr>
                 <w:b/>
@@ -7827,8 +8121,29 @@
                 <w:szCs w:val="24"/>
                 <w:lang w:val="en-US"/>
               </w:rPr>
-              <w:t>Место проведения</w:t>
-            </w:r>
+              <w:t>Место</w:t>
+            </w:r>
+            <w:proofErr w:type="spellEnd"/>
+            <w:r>
+              <w:rPr>
+                <w:b/>
+                <w:sz w:val="24"/>
+                <w:szCs w:val="24"/>
+                <w:lang w:val="en-US"/>
+              </w:rPr>
+              <w:t xml:space="preserve"> </w:t>
+            </w:r>
+            <w:proofErr w:type="spellStart"/>
+            <w:r>
+              <w:rPr>
+                <w:b/>
+                <w:sz w:val="24"/>
+                <w:szCs w:val="24"/>
+                <w:lang w:val="en-US"/>
+              </w:rPr>
+              <w:t>проведения</w:t>
+            </w:r>
+            <w:proofErr w:type="spellEnd"/>
           </w:p>
         </w:tc>
         <w:tc>
@@ -7847,6 +8162,7 @@
                 <w:lang w:val="en-US"/>
               </w:rPr>
             </w:pPr>
+            <w:proofErr w:type="spellStart"/>
             <w:r>
               <w:rPr>
                 <w:b/>
@@ -7854,8 +8170,29 @@
                 <w:szCs w:val="24"/>
                 <w:lang w:val="en-US"/>
               </w:rPr>
-              <w:t>Форма контроля</w:t>
-            </w:r>
+              <w:t>Форма</w:t>
+            </w:r>
+            <w:proofErr w:type="spellEnd"/>
+            <w:r>
+              <w:rPr>
+                <w:b/>
+                <w:sz w:val="24"/>
+                <w:szCs w:val="24"/>
+                <w:lang w:val="en-US"/>
+              </w:rPr>
+              <w:t xml:space="preserve"> </w:t>
+            </w:r>
+            <w:proofErr w:type="spellStart"/>
+            <w:r>
+              <w:rPr>
+                <w:b/>
+                <w:sz w:val="24"/>
+                <w:szCs w:val="24"/>
+                <w:lang w:val="en-US"/>
+              </w:rPr>
+              <w:t>контроля</w:t>
+            </w:r>
+            <w:proofErr w:type="spellEnd"/>
           </w:p>
         </w:tc>
       </w:tr>
@@ -7928,6 +8265,7 @@
                 <w:lang w:val="en-US"/>
               </w:rPr>
             </w:pPr>
+            <w:proofErr w:type="spellStart"/>
             <w:r>
               <w:rPr>
                 <w:b/>
@@ -7937,6 +8275,7 @@
               </w:rPr>
               <w:t>Всего</w:t>
             </w:r>
+            <w:proofErr w:type="spellEnd"/>
           </w:p>
         </w:tc>
         <w:tc>
@@ -7962,8 +8301,39 @@
                 <w:szCs w:val="24"/>
                 <w:lang w:val="en-US"/>
               </w:rPr>
-              <w:t>В том числе</w:t>
-            </w:r>
+              <w:t xml:space="preserve">В </w:t>
+            </w:r>
+            <w:proofErr w:type="spellStart"/>
+            <w:r>
+              <w:rPr>
+                <w:b/>
+                <w:sz w:val="24"/>
+                <w:szCs w:val="24"/>
+                <w:lang w:val="en-US"/>
+              </w:rPr>
+              <w:t>том</w:t>
+            </w:r>
+            <w:proofErr w:type="spellEnd"/>
+            <w:r>
+              <w:rPr>
+                <w:b/>
+                <w:sz w:val="24"/>
+                <w:szCs w:val="24"/>
+                <w:lang w:val="en-US"/>
+              </w:rPr>
+              <w:t xml:space="preserve"> </w:t>
+            </w:r>
+            <w:proofErr w:type="spellStart"/>
+            <w:r>
+              <w:rPr>
+                <w:b/>
+                <w:sz w:val="24"/>
+                <w:szCs w:val="24"/>
+                <w:lang w:val="en-US"/>
+              </w:rPr>
+              <w:t>числе</w:t>
+            </w:r>
+            <w:proofErr w:type="spellEnd"/>
           </w:p>
         </w:tc>
         <w:tc>
@@ -8101,6 +8471,7 @@
                 <w:lang w:val="en-US"/>
               </w:rPr>
             </w:pPr>
+            <w:proofErr w:type="spellStart"/>
             <w:r>
               <w:rPr>
                 <w:b/>
@@ -8110,6 +8481,7 @@
               </w:rPr>
               <w:t>Теория</w:t>
             </w:r>
+            <w:proofErr w:type="spellEnd"/>
           </w:p>
         </w:tc>
         <w:tc>
@@ -8127,6 +8499,7 @@
                 <w:lang w:val="en-US"/>
               </w:rPr>
             </w:pPr>
+            <w:proofErr w:type="spellStart"/>
             <w:r>
               <w:rPr>
                 <w:b/>
@@ -8136,6 +8509,7 @@
               </w:rPr>
               <w:t>Практика</w:t>
             </w:r>
+            <w:proofErr w:type="spellEnd"/>
           </w:p>
         </w:tc>
         <w:tc>
@@ -8453,7 +8827,23 @@
                 <w:sz w:val="24"/>
                 <w:szCs w:val="24"/>
               </w:rPr>
-              <w:t xml:space="preserve"> редактора «Blender»</w:t>
+              <w:t xml:space="preserve"> редактора «</w:t>
+            </w:r>
+            <w:proofErr w:type="spellStart"/>
+            <w:r>
+              <w:rPr>
+                <w:sz w:val="24"/>
+                <w:szCs w:val="24"/>
+              </w:rPr>
+              <w:t>Blender</w:t>
+            </w:r>
+            <w:proofErr w:type="spellEnd"/>
+            <w:r>
+              <w:rPr>
+                <w:sz w:val="24"/>
+                <w:szCs w:val="24"/>
+              </w:rPr>
+              <w:t>»</w:t>
             </w:r>
           </w:p>
         </w:tc>
@@ -8661,7 +9051,23 @@
                 <w:sz w:val="24"/>
                 <w:szCs w:val="24"/>
               </w:rPr>
-              <w:t>Промышленная 19, каб. 204.</w:t>
+              <w:t xml:space="preserve">Промышленная 19, </w:t>
+            </w:r>
+            <w:proofErr w:type="spellStart"/>
+            <w:r>
+              <w:rPr>
+                <w:sz w:val="24"/>
+                <w:szCs w:val="24"/>
+              </w:rPr>
+              <w:t>каб</w:t>
+            </w:r>
+            <w:proofErr w:type="spellEnd"/>
+            <w:r>
+              <w:rPr>
+                <w:sz w:val="24"/>
+                <w:szCs w:val="24"/>
+              </w:rPr>
+              <w:t>. 204.</w:t>
             </w:r>
           </w:p>
         </w:tc>
@@ -8885,7 +9291,23 @@
                 <w:sz w:val="24"/>
                 <w:szCs w:val="24"/>
               </w:rPr>
-              <w:t>Промышленная 19, каб. 204.</w:t>
+              <w:t xml:space="preserve">Промышленная 19, </w:t>
+            </w:r>
+            <w:proofErr w:type="spellStart"/>
+            <w:r>
+              <w:rPr>
+                <w:sz w:val="24"/>
+                <w:szCs w:val="24"/>
+              </w:rPr>
+              <w:t>каб</w:t>
+            </w:r>
+            <w:proofErr w:type="spellEnd"/>
+            <w:r>
+              <w:rPr>
+                <w:sz w:val="24"/>
+                <w:szCs w:val="24"/>
+              </w:rPr>
+              <w:t>. 204.</w:t>
             </w:r>
           </w:p>
         </w:tc>
@@ -9101,7 +9523,23 @@
                 <w:sz w:val="24"/>
                 <w:szCs w:val="24"/>
               </w:rPr>
-              <w:t>Промышленная 19, каб. 204.</w:t>
+              <w:t xml:space="preserve">Промышленная 19, </w:t>
+            </w:r>
+            <w:proofErr w:type="spellStart"/>
+            <w:r>
+              <w:rPr>
+                <w:sz w:val="24"/>
+                <w:szCs w:val="24"/>
+              </w:rPr>
+              <w:t>каб</w:t>
+            </w:r>
+            <w:proofErr w:type="spellEnd"/>
+            <w:r>
+              <w:rPr>
+                <w:sz w:val="24"/>
+                <w:szCs w:val="24"/>
+              </w:rPr>
+              <w:t>. 204.</w:t>
             </w:r>
           </w:p>
         </w:tc>
@@ -9322,7 +9760,23 @@
                 <w:sz w:val="24"/>
                 <w:szCs w:val="24"/>
               </w:rPr>
-              <w:t>Промышленная 19, каб. 204.</w:t>
+              <w:t xml:space="preserve">Промышленная 19, </w:t>
+            </w:r>
+            <w:proofErr w:type="spellStart"/>
+            <w:r>
+              <w:rPr>
+                <w:sz w:val="24"/>
+                <w:szCs w:val="24"/>
+              </w:rPr>
+              <w:t>каб</w:t>
+            </w:r>
+            <w:proofErr w:type="spellEnd"/>
+            <w:r>
+              <w:rPr>
+                <w:sz w:val="24"/>
+                <w:szCs w:val="24"/>
+              </w:rPr>
+              <w:t>. 204.</w:t>
             </w:r>
           </w:p>
         </w:tc>
@@ -9550,7 +10004,23 @@
                 <w:sz w:val="24"/>
                 <w:szCs w:val="24"/>
               </w:rPr>
-              <w:t>Промышленная 19, каб. 204.</w:t>
+              <w:t xml:space="preserve">Промышленная 19, </w:t>
+            </w:r>
+            <w:proofErr w:type="spellStart"/>
+            <w:r>
+              <w:rPr>
+                <w:sz w:val="24"/>
+                <w:szCs w:val="24"/>
+              </w:rPr>
+              <w:t>каб</w:t>
+            </w:r>
+            <w:proofErr w:type="spellEnd"/>
+            <w:r>
+              <w:rPr>
+                <w:sz w:val="24"/>
+                <w:szCs w:val="24"/>
+              </w:rPr>
+              <w:t>. 204.</w:t>
             </w:r>
           </w:p>
         </w:tc>
@@ -9779,7 +10249,23 @@
                 <w:sz w:val="24"/>
                 <w:szCs w:val="24"/>
               </w:rPr>
-              <w:t>Промышленная 19, каб. 204.</w:t>
+              <w:t xml:space="preserve">Промышленная 19, </w:t>
+            </w:r>
+            <w:proofErr w:type="spellStart"/>
+            <w:r>
+              <w:rPr>
+                <w:sz w:val="24"/>
+                <w:szCs w:val="24"/>
+              </w:rPr>
+              <w:t>каб</w:t>
+            </w:r>
+            <w:proofErr w:type="spellEnd"/>
+            <w:r>
+              <w:rPr>
+                <w:sz w:val="24"/>
+                <w:szCs w:val="24"/>
+              </w:rPr>
+              <w:t>. 204.</w:t>
             </w:r>
           </w:p>
         </w:tc>
@@ -9880,7 +10366,16 @@
                 <w:sz w:val="24"/>
                 <w:szCs w:val="24"/>
               </w:rPr>
-              <w:t>Продвинутая работа с UV разверткой 3D модели.</w:t>
+              <w:t xml:space="preserve">Продвинутая работа с UV </w:t>
+            </w:r>
+            <w:r>
+              <w:rPr>
+                <w:color w:val="000000"/>
+                <w:sz w:val="24"/>
+                <w:szCs w:val="24"/>
+              </w:rPr>
+              <w:lastRenderedPageBreak/>
+              <w:t>разверткой 3D модели.</w:t>
             </w:r>
           </w:p>
         </w:tc>
@@ -9903,6 +10398,7 @@
                 <w:sz w:val="28"/>
                 <w:szCs w:val="28"/>
               </w:rPr>
+              <w:lastRenderedPageBreak/>
               <w:t>2,5</w:t>
             </w:r>
           </w:p>
@@ -9975,7 +10471,15 @@
                 <w:sz w:val="24"/>
                 <w:szCs w:val="24"/>
               </w:rPr>
-              <w:t>Комбинированное занятие.</w:t>
+              <w:t xml:space="preserve">Комбинированное </w:t>
+            </w:r>
+            <w:r>
+              <w:rPr>
+                <w:sz w:val="24"/>
+                <w:szCs w:val="24"/>
+              </w:rPr>
+              <w:lastRenderedPageBreak/>
+              <w:t>занятие.</w:t>
             </w:r>
           </w:p>
         </w:tc>
@@ -9997,7 +10501,25 @@
                 <w:sz w:val="24"/>
                 <w:szCs w:val="24"/>
               </w:rPr>
-              <w:t>Промышленная 19, каб. 204.</w:t>
+              <w:lastRenderedPageBreak/>
+              <w:t xml:space="preserve">Промышленная 19, </w:t>
+            </w:r>
+            <w:proofErr w:type="spellStart"/>
+            <w:r>
+              <w:rPr>
+                <w:sz w:val="24"/>
+                <w:szCs w:val="24"/>
+              </w:rPr>
+              <w:lastRenderedPageBreak/>
+              <w:t>каб</w:t>
+            </w:r>
+            <w:proofErr w:type="spellEnd"/>
+            <w:r>
+              <w:rPr>
+                <w:sz w:val="24"/>
+                <w:szCs w:val="24"/>
+              </w:rPr>
+              <w:t>. 204.</w:t>
             </w:r>
           </w:p>
         </w:tc>
@@ -10020,7 +10542,16 @@
                 <w:sz w:val="24"/>
                 <w:szCs w:val="24"/>
               </w:rPr>
-              <w:t>Практическая работа</w:t>
+              <w:lastRenderedPageBreak/>
+              <w:t xml:space="preserve">Практическая </w:t>
+            </w:r>
+            <w:r>
+              <w:rPr>
+                <w:sz w:val="24"/>
+                <w:szCs w:val="24"/>
+              </w:rPr>
+              <w:lastRenderedPageBreak/>
+              <w:t>работа</w:t>
             </w:r>
           </w:p>
           <w:p>
@@ -10057,6 +10588,7 @@
                 <w:sz w:val="24"/>
                 <w:szCs w:val="24"/>
               </w:rPr>
+              <w:lastRenderedPageBreak/>
               <w:t>8</w:t>
             </w:r>
           </w:p>
@@ -10099,7 +10631,61 @@
                 <w:sz w:val="24"/>
                 <w:szCs w:val="24"/>
               </w:rPr>
-              <w:t>Самостоятельная работа. Создание Low poly, и построение на ее основе Hi-Poly.</w:t>
+              <w:t xml:space="preserve">Самостоятельная работа. Создание </w:t>
+            </w:r>
+            <w:proofErr w:type="spellStart"/>
+            <w:r>
+              <w:rPr>
+                <w:color w:val="000000"/>
+                <w:sz w:val="24"/>
+                <w:szCs w:val="24"/>
+              </w:rPr>
+              <w:t>Low</w:t>
+            </w:r>
+            <w:proofErr w:type="spellEnd"/>
+            <w:r>
+              <w:rPr>
+                <w:color w:val="000000"/>
+                <w:sz w:val="24"/>
+                <w:szCs w:val="24"/>
+              </w:rPr>
+              <w:t xml:space="preserve"> </w:t>
+            </w:r>
+            <w:proofErr w:type="spellStart"/>
+            <w:r>
+              <w:rPr>
+                <w:color w:val="000000"/>
+                <w:sz w:val="24"/>
+                <w:szCs w:val="24"/>
+              </w:rPr>
+              <w:t>poly</w:t>
+            </w:r>
+            <w:proofErr w:type="spellEnd"/>
+            <w:r>
+              <w:rPr>
+                <w:color w:val="000000"/>
+                <w:sz w:val="24"/>
+                <w:szCs w:val="24"/>
+              </w:rPr>
+              <w:t>, и построение на ее основе Hi-</w:t>
+            </w:r>
+            <w:proofErr w:type="spellStart"/>
+            <w:r>
+              <w:rPr>
+                <w:color w:val="000000"/>
+                <w:sz w:val="24"/>
+                <w:szCs w:val="24"/>
+              </w:rPr>
+              <w:t>Poly</w:t>
+            </w:r>
+            <w:proofErr w:type="spellEnd"/>
+            <w:r>
+              <w:rPr>
+                <w:color w:val="000000"/>
+                <w:sz w:val="24"/>
+                <w:szCs w:val="24"/>
+              </w:rPr>
+              <w:t>.</w:t>
             </w:r>
           </w:p>
         </w:tc>
@@ -10216,7 +10802,23 @@
                 <w:sz w:val="24"/>
                 <w:szCs w:val="24"/>
               </w:rPr>
-              <w:t>Промышленная 19, каб. 204.</w:t>
+              <w:t xml:space="preserve">Промышленная 19, </w:t>
+            </w:r>
+            <w:proofErr w:type="spellStart"/>
+            <w:r>
+              <w:rPr>
+                <w:sz w:val="24"/>
+                <w:szCs w:val="24"/>
+              </w:rPr>
+              <w:t>каб</w:t>
+            </w:r>
+            <w:proofErr w:type="spellEnd"/>
+            <w:r>
+              <w:rPr>
+                <w:sz w:val="24"/>
+                <w:szCs w:val="24"/>
+              </w:rPr>
+              <w:t>. 204.</w:t>
             </w:r>
           </w:p>
         </w:tc>
@@ -10318,7 +10920,61 @@
                 <w:sz w:val="24"/>
                 <w:szCs w:val="24"/>
               </w:rPr>
-              <w:t>Самостоятельная работа. Создание Low poly, и построение на ее основе Hi-Poly.</w:t>
+              <w:t xml:space="preserve">Самостоятельная работа. Создание </w:t>
+            </w:r>
+            <w:proofErr w:type="spellStart"/>
+            <w:r>
+              <w:rPr>
+                <w:color w:val="000000"/>
+                <w:sz w:val="24"/>
+                <w:szCs w:val="24"/>
+              </w:rPr>
+              <w:t>Low</w:t>
+            </w:r>
+            <w:proofErr w:type="spellEnd"/>
+            <w:r>
+              <w:rPr>
+                <w:color w:val="000000"/>
+                <w:sz w:val="24"/>
+                <w:szCs w:val="24"/>
+              </w:rPr>
+              <w:t xml:space="preserve"> </w:t>
+            </w:r>
+            <w:proofErr w:type="spellStart"/>
+            <w:r>
+              <w:rPr>
+                <w:color w:val="000000"/>
+                <w:sz w:val="24"/>
+                <w:szCs w:val="24"/>
+              </w:rPr>
+              <w:t>poly</w:t>
+            </w:r>
+            <w:proofErr w:type="spellEnd"/>
+            <w:r>
+              <w:rPr>
+                <w:color w:val="000000"/>
+                <w:sz w:val="24"/>
+                <w:szCs w:val="24"/>
+              </w:rPr>
+              <w:t>, и построение на ее основе Hi-</w:t>
+            </w:r>
+            <w:proofErr w:type="spellStart"/>
+            <w:r>
+              <w:rPr>
+                <w:color w:val="000000"/>
+                <w:sz w:val="24"/>
+                <w:szCs w:val="24"/>
+              </w:rPr>
+              <w:t>Poly</w:t>
+            </w:r>
+            <w:proofErr w:type="spellEnd"/>
+            <w:r>
+              <w:rPr>
+                <w:color w:val="000000"/>
+                <w:sz w:val="24"/>
+                <w:szCs w:val="24"/>
+              </w:rPr>
+              <w:t>.</w:t>
             </w:r>
           </w:p>
         </w:tc>
@@ -10453,7 +11109,23 @@
                 <w:sz w:val="24"/>
                 <w:szCs w:val="24"/>
               </w:rPr>
-              <w:t>Промышленная 19, каб. 204.</w:t>
+              <w:t xml:space="preserve">Промышленная 19, </w:t>
+            </w:r>
+            <w:proofErr w:type="spellStart"/>
+            <w:r>
+              <w:rPr>
+                <w:sz w:val="24"/>
+                <w:szCs w:val="24"/>
+              </w:rPr>
+              <w:t>каб</w:t>
+            </w:r>
+            <w:proofErr w:type="spellEnd"/>
+            <w:r>
+              <w:rPr>
+                <w:sz w:val="24"/>
+                <w:szCs w:val="24"/>
+              </w:rPr>
+              <w:t>. 204.</w:t>
             </w:r>
           </w:p>
         </w:tc>
@@ -10682,7 +11354,23 @@
                 <w:sz w:val="24"/>
                 <w:szCs w:val="24"/>
               </w:rPr>
-              <w:t>Промышленная 19, каб. 204.</w:t>
+              <w:t xml:space="preserve">Промышленная 19, </w:t>
+            </w:r>
+            <w:proofErr w:type="spellStart"/>
+            <w:r>
+              <w:rPr>
+                <w:sz w:val="24"/>
+                <w:szCs w:val="24"/>
+              </w:rPr>
+              <w:t>каб</w:t>
+            </w:r>
+            <w:proofErr w:type="spellEnd"/>
+            <w:r>
+              <w:rPr>
+                <w:sz w:val="24"/>
+                <w:szCs w:val="24"/>
+              </w:rPr>
+              <w:t>. 204.</w:t>
             </w:r>
           </w:p>
         </w:tc>
@@ -10900,7 +11588,23 @@
                 <w:sz w:val="24"/>
                 <w:szCs w:val="24"/>
               </w:rPr>
-              <w:t>Промышленная 19, каб. 204.</w:t>
+              <w:t xml:space="preserve">Промышленная 19, </w:t>
+            </w:r>
+            <w:proofErr w:type="spellStart"/>
+            <w:r>
+              <w:rPr>
+                <w:sz w:val="24"/>
+                <w:szCs w:val="24"/>
+              </w:rPr>
+              <w:t>каб</w:t>
+            </w:r>
+            <w:proofErr w:type="spellEnd"/>
+            <w:r>
+              <w:rPr>
+                <w:sz w:val="24"/>
+                <w:szCs w:val="24"/>
+              </w:rPr>
+              <w:t>. 204.</w:t>
             </w:r>
           </w:p>
         </w:tc>
@@ -11118,7 +11822,23 @@
                 <w:sz w:val="24"/>
                 <w:szCs w:val="24"/>
               </w:rPr>
-              <w:t>Промышленная 19, каб. 204.</w:t>
+              <w:t xml:space="preserve">Промышленная 19, </w:t>
+            </w:r>
+            <w:proofErr w:type="spellStart"/>
+            <w:r>
+              <w:rPr>
+                <w:sz w:val="24"/>
+                <w:szCs w:val="24"/>
+              </w:rPr>
+              <w:t>каб</w:t>
+            </w:r>
+            <w:proofErr w:type="spellEnd"/>
+            <w:r>
+              <w:rPr>
+                <w:sz w:val="24"/>
+                <w:szCs w:val="24"/>
+              </w:rPr>
+              <w:t>. 204.</w:t>
             </w:r>
           </w:p>
         </w:tc>
@@ -11337,7 +12057,23 @@
                 <w:sz w:val="24"/>
                 <w:szCs w:val="24"/>
               </w:rPr>
-              <w:t>Промышленная 19, каб. 204.</w:t>
+              <w:t xml:space="preserve">Промышленная 19, </w:t>
+            </w:r>
+            <w:proofErr w:type="spellStart"/>
+            <w:r>
+              <w:rPr>
+                <w:sz w:val="24"/>
+                <w:szCs w:val="24"/>
+              </w:rPr>
+              <w:t>каб</w:t>
+            </w:r>
+            <w:proofErr w:type="spellEnd"/>
+            <w:r>
+              <w:rPr>
+                <w:sz w:val="24"/>
+                <w:szCs w:val="24"/>
+              </w:rPr>
+              <w:t>. 204.</w:t>
             </w:r>
           </w:p>
         </w:tc>
@@ -11556,7 +12292,23 @@
                 <w:sz w:val="24"/>
                 <w:szCs w:val="24"/>
               </w:rPr>
-              <w:t>Промышленная 19, каб. 204.</w:t>
+              <w:t xml:space="preserve">Промышленная 19, </w:t>
+            </w:r>
+            <w:proofErr w:type="spellStart"/>
+            <w:r>
+              <w:rPr>
+                <w:sz w:val="24"/>
+                <w:szCs w:val="24"/>
+              </w:rPr>
+              <w:t>каб</w:t>
+            </w:r>
+            <w:proofErr w:type="spellEnd"/>
+            <w:r>
+              <w:rPr>
+                <w:sz w:val="24"/>
+                <w:szCs w:val="24"/>
+              </w:rPr>
+              <w:t>. 204.</w:t>
             </w:r>
           </w:p>
         </w:tc>
@@ -11778,7 +12530,23 @@
                 <w:sz w:val="24"/>
                 <w:szCs w:val="24"/>
               </w:rPr>
-              <w:t>Промышленная 19, каб. 204.</w:t>
+              <w:t xml:space="preserve">Промышленная 19, </w:t>
+            </w:r>
+            <w:proofErr w:type="spellStart"/>
+            <w:r>
+              <w:rPr>
+                <w:sz w:val="24"/>
+                <w:szCs w:val="24"/>
+              </w:rPr>
+              <w:t>каб</w:t>
+            </w:r>
+            <w:proofErr w:type="spellEnd"/>
+            <w:r>
+              <w:rPr>
+                <w:sz w:val="24"/>
+                <w:szCs w:val="24"/>
+              </w:rPr>
+              <w:t>. 204.</w:t>
             </w:r>
           </w:p>
         </w:tc>
@@ -12009,7 +12777,23 @@
                 <w:sz w:val="24"/>
                 <w:szCs w:val="24"/>
               </w:rPr>
-              <w:t>Промышленная 19, каб. 204.</w:t>
+              <w:t xml:space="preserve">Промышленная 19, </w:t>
+            </w:r>
+            <w:proofErr w:type="spellStart"/>
+            <w:r>
+              <w:rPr>
+                <w:sz w:val="24"/>
+                <w:szCs w:val="24"/>
+              </w:rPr>
+              <w:t>каб</w:t>
+            </w:r>
+            <w:proofErr w:type="spellEnd"/>
+            <w:r>
+              <w:rPr>
+                <w:sz w:val="24"/>
+                <w:szCs w:val="24"/>
+              </w:rPr>
+              <w:t>. 204.</w:t>
             </w:r>
           </w:p>
         </w:tc>
@@ -12069,6 +12853,7 @@
                 <w:sz w:val="24"/>
                 <w:szCs w:val="24"/>
               </w:rPr>
+              <w:lastRenderedPageBreak/>
               <w:t xml:space="preserve">БЛОК </w:t>
             </w:r>
             <w:r>
@@ -12295,7 +13080,23 @@
                 <w:sz w:val="24"/>
                 <w:szCs w:val="24"/>
               </w:rPr>
-              <w:t>Промышленная 19, каб. 204.</w:t>
+              <w:t xml:space="preserve">Промышленная 19, </w:t>
+            </w:r>
+            <w:proofErr w:type="spellStart"/>
+            <w:r>
+              <w:rPr>
+                <w:sz w:val="24"/>
+                <w:szCs w:val="24"/>
+              </w:rPr>
+              <w:t>каб</w:t>
+            </w:r>
+            <w:proofErr w:type="spellEnd"/>
+            <w:r>
+              <w:rPr>
+                <w:sz w:val="24"/>
+                <w:szCs w:val="24"/>
+              </w:rPr>
+              <w:t>. 204.</w:t>
             </w:r>
           </w:p>
         </w:tc>
@@ -12511,7 +13312,23 @@
                 <w:sz w:val="24"/>
                 <w:szCs w:val="24"/>
               </w:rPr>
-              <w:t>Промышленная 19, каб. 204.</w:t>
+              <w:t xml:space="preserve">Промышленная 19, </w:t>
+            </w:r>
+            <w:proofErr w:type="spellStart"/>
+            <w:r>
+              <w:rPr>
+                <w:sz w:val="24"/>
+                <w:szCs w:val="24"/>
+              </w:rPr>
+              <w:t>каб</w:t>
+            </w:r>
+            <w:proofErr w:type="spellEnd"/>
+            <w:r>
+              <w:rPr>
+                <w:sz w:val="24"/>
+                <w:szCs w:val="24"/>
+              </w:rPr>
+              <w:t>. 204.</w:t>
             </w:r>
           </w:p>
         </w:tc>
@@ -12737,7 +13554,23 @@
                 <w:sz w:val="24"/>
                 <w:szCs w:val="24"/>
               </w:rPr>
-              <w:t>Промышленная 19, каб. 204.</w:t>
+              <w:t xml:space="preserve">Промышленная 19, </w:t>
+            </w:r>
+            <w:proofErr w:type="spellStart"/>
+            <w:r>
+              <w:rPr>
+                <w:sz w:val="24"/>
+                <w:szCs w:val="24"/>
+              </w:rPr>
+              <w:t>каб</w:t>
+            </w:r>
+            <w:proofErr w:type="spellEnd"/>
+            <w:r>
+              <w:rPr>
+                <w:sz w:val="24"/>
+                <w:szCs w:val="24"/>
+              </w:rPr>
+              <w:t>. 204.</w:t>
             </w:r>
           </w:p>
         </w:tc>
@@ -12963,7 +13796,23 @@
                 <w:sz w:val="24"/>
                 <w:szCs w:val="24"/>
               </w:rPr>
-              <w:t>Промышленная 19, каб. 204.</w:t>
+              <w:t xml:space="preserve">Промышленная 19, </w:t>
+            </w:r>
+            <w:proofErr w:type="spellStart"/>
+            <w:r>
+              <w:rPr>
+                <w:sz w:val="24"/>
+                <w:szCs w:val="24"/>
+              </w:rPr>
+              <w:t>каб</w:t>
+            </w:r>
+            <w:proofErr w:type="spellEnd"/>
+            <w:r>
+              <w:rPr>
+                <w:sz w:val="24"/>
+                <w:szCs w:val="24"/>
+              </w:rPr>
+              <w:t>. 204.</w:t>
             </w:r>
           </w:p>
         </w:tc>
@@ -13179,7 +14028,23 @@
                 <w:sz w:val="24"/>
                 <w:szCs w:val="24"/>
               </w:rPr>
-              <w:t>Промышленная 19, каб. 204.</w:t>
+              <w:t xml:space="preserve">Промышленная 19, </w:t>
+            </w:r>
+            <w:proofErr w:type="spellStart"/>
+            <w:r>
+              <w:rPr>
+                <w:sz w:val="24"/>
+                <w:szCs w:val="24"/>
+              </w:rPr>
+              <w:t>каб</w:t>
+            </w:r>
+            <w:proofErr w:type="spellEnd"/>
+            <w:r>
+              <w:rPr>
+                <w:sz w:val="24"/>
+                <w:szCs w:val="24"/>
+              </w:rPr>
+              <w:t>. 204.</w:t>
             </w:r>
           </w:p>
         </w:tc>
@@ -13404,7 +14269,23 @@
                 <w:sz w:val="24"/>
                 <w:szCs w:val="24"/>
               </w:rPr>
-              <w:t>Промышленная 19, каб. 204.</w:t>
+              <w:t xml:space="preserve">Промышленная 19, </w:t>
+            </w:r>
+            <w:proofErr w:type="spellStart"/>
+            <w:r>
+              <w:rPr>
+                <w:sz w:val="24"/>
+                <w:szCs w:val="24"/>
+              </w:rPr>
+              <w:t>каб</w:t>
+            </w:r>
+            <w:proofErr w:type="spellEnd"/>
+            <w:r>
+              <w:rPr>
+                <w:sz w:val="24"/>
+                <w:szCs w:val="24"/>
+              </w:rPr>
+              <w:t>. 204.</w:t>
             </w:r>
           </w:p>
         </w:tc>
@@ -13629,7 +14510,23 @@
                 <w:sz w:val="24"/>
                 <w:szCs w:val="24"/>
               </w:rPr>
-              <w:t>Промышленная 19, каб. 204.</w:t>
+              <w:t xml:space="preserve">Промышленная 19, </w:t>
+            </w:r>
+            <w:proofErr w:type="spellStart"/>
+            <w:r>
+              <w:rPr>
+                <w:sz w:val="24"/>
+                <w:szCs w:val="24"/>
+              </w:rPr>
+              <w:t>каб</w:t>
+            </w:r>
+            <w:proofErr w:type="spellEnd"/>
+            <w:r>
+              <w:rPr>
+                <w:sz w:val="24"/>
+                <w:szCs w:val="24"/>
+              </w:rPr>
+              <w:t>. 204.</w:t>
             </w:r>
           </w:p>
         </w:tc>
@@ -13854,7 +14751,23 @@
                 <w:sz w:val="24"/>
                 <w:szCs w:val="24"/>
               </w:rPr>
-              <w:t>Промышленная 19, каб. 204.</w:t>
+              <w:t xml:space="preserve">Промышленная 19, </w:t>
+            </w:r>
+            <w:proofErr w:type="spellStart"/>
+            <w:r>
+              <w:rPr>
+                <w:sz w:val="24"/>
+                <w:szCs w:val="24"/>
+              </w:rPr>
+              <w:t>каб</w:t>
+            </w:r>
+            <w:proofErr w:type="spellEnd"/>
+            <w:r>
+              <w:rPr>
+                <w:sz w:val="24"/>
+                <w:szCs w:val="24"/>
+              </w:rPr>
+              <w:t>. 204.</w:t>
             </w:r>
           </w:p>
         </w:tc>
@@ -14069,7 +14982,23 @@
                 <w:sz w:val="24"/>
                 <w:szCs w:val="24"/>
               </w:rPr>
-              <w:t>Промышленная 19, каб. 204.</w:t>
+              <w:t xml:space="preserve">Промышленная 19, </w:t>
+            </w:r>
+            <w:proofErr w:type="spellStart"/>
+            <w:r>
+              <w:rPr>
+                <w:sz w:val="24"/>
+                <w:szCs w:val="24"/>
+              </w:rPr>
+              <w:t>каб</w:t>
+            </w:r>
+            <w:proofErr w:type="spellEnd"/>
+            <w:r>
+              <w:rPr>
+                <w:sz w:val="24"/>
+                <w:szCs w:val="24"/>
+              </w:rPr>
+              <w:t>. 204.</w:t>
             </w:r>
           </w:p>
         </w:tc>
@@ -14211,6 +15140,7 @@
                 <w:sz w:val="24"/>
                 <w:szCs w:val="24"/>
               </w:rPr>
+              <w:lastRenderedPageBreak/>
               <w:t>26</w:t>
             </w:r>
           </w:p>
@@ -14252,7 +15182,25 @@
                 <w:sz w:val="24"/>
                 <w:szCs w:val="24"/>
               </w:rPr>
-              <w:t>Импортирование 3D моделей командного проекта в Unreal Engine 5.</w:t>
+              <w:t xml:space="preserve">Импортирование 3D моделей командного проекта в </w:t>
+            </w:r>
+            <w:proofErr w:type="spellStart"/>
+            <w:r>
+              <w:rPr>
+                <w:color w:val="000000"/>
+                <w:sz w:val="24"/>
+                <w:szCs w:val="24"/>
+              </w:rPr>
+              <w:t>Unreal</w:t>
+            </w:r>
+            <w:proofErr w:type="spellEnd"/>
+            <w:r>
+              <w:rPr>
+                <w:color w:val="000000"/>
+                <w:sz w:val="24"/>
+                <w:szCs w:val="24"/>
+              </w:rPr>
+              <w:t xml:space="preserve"> Engine 5.</w:t>
             </w:r>
           </w:p>
         </w:tc>
@@ -14376,7 +15324,23 @@
                 <w:sz w:val="24"/>
                 <w:szCs w:val="24"/>
               </w:rPr>
-              <w:t>Промышленная 19, каб. 204.</w:t>
+              <w:t xml:space="preserve">Промышленная 19, </w:t>
+            </w:r>
+            <w:proofErr w:type="spellStart"/>
+            <w:r>
+              <w:rPr>
+                <w:sz w:val="24"/>
+                <w:szCs w:val="24"/>
+              </w:rPr>
+              <w:t>каб</w:t>
+            </w:r>
+            <w:proofErr w:type="spellEnd"/>
+            <w:r>
+              <w:rPr>
+                <w:sz w:val="24"/>
+                <w:szCs w:val="24"/>
+              </w:rPr>
+              <w:t>. 204.</w:t>
             </w:r>
           </w:p>
         </w:tc>
@@ -14478,7 +15442,43 @@
                 <w:sz w:val="24"/>
                 <w:szCs w:val="24"/>
               </w:rPr>
-              <w:t>Работа с блупринтами в Unreal Engine 5. Настройка персонажа.</w:t>
+              <w:t xml:space="preserve">Работа с </w:t>
+            </w:r>
+            <w:proofErr w:type="spellStart"/>
+            <w:r>
+              <w:rPr>
+                <w:color w:val="000000"/>
+                <w:sz w:val="24"/>
+                <w:szCs w:val="24"/>
+              </w:rPr>
+              <w:t>блупринтами</w:t>
+            </w:r>
+            <w:proofErr w:type="spellEnd"/>
+            <w:r>
+              <w:rPr>
+                <w:color w:val="000000"/>
+                <w:sz w:val="24"/>
+                <w:szCs w:val="24"/>
+              </w:rPr>
+              <w:t xml:space="preserve"> в </w:t>
+            </w:r>
+            <w:proofErr w:type="spellStart"/>
+            <w:r>
+              <w:rPr>
+                <w:color w:val="000000"/>
+                <w:sz w:val="24"/>
+                <w:szCs w:val="24"/>
+              </w:rPr>
+              <w:t>Unreal</w:t>
+            </w:r>
+            <w:proofErr w:type="spellEnd"/>
+            <w:r>
+              <w:rPr>
+                <w:color w:val="000000"/>
+                <w:sz w:val="24"/>
+                <w:szCs w:val="24"/>
+              </w:rPr>
+              <w:t xml:space="preserve"> Engine 5. Настройка персонажа.</w:t>
             </w:r>
           </w:p>
         </w:tc>
@@ -14593,7 +15593,23 @@
                 <w:sz w:val="24"/>
                 <w:szCs w:val="24"/>
               </w:rPr>
-              <w:t>Промышленная 19, каб. 204.</w:t>
+              <w:t xml:space="preserve">Промышленная 19, </w:t>
+            </w:r>
+            <w:proofErr w:type="spellStart"/>
+            <w:r>
+              <w:rPr>
+                <w:sz w:val="24"/>
+                <w:szCs w:val="24"/>
+              </w:rPr>
+              <w:t>каб</w:t>
+            </w:r>
+            <w:proofErr w:type="spellEnd"/>
+            <w:r>
+              <w:rPr>
+                <w:sz w:val="24"/>
+                <w:szCs w:val="24"/>
+              </w:rPr>
+              <w:t>. 204.</w:t>
             </w:r>
           </w:p>
         </w:tc>
@@ -14696,7 +15712,43 @@
                 <w:sz w:val="24"/>
                 <w:szCs w:val="24"/>
               </w:rPr>
-              <w:t>Работа с блупринтами в Unreal Engine 5. Настройка персонажа.</w:t>
+              <w:t xml:space="preserve">Работа с </w:t>
+            </w:r>
+            <w:proofErr w:type="spellStart"/>
+            <w:r>
+              <w:rPr>
+                <w:color w:val="000000"/>
+                <w:sz w:val="24"/>
+                <w:szCs w:val="24"/>
+              </w:rPr>
+              <w:t>блупринтами</w:t>
+            </w:r>
+            <w:proofErr w:type="spellEnd"/>
+            <w:r>
+              <w:rPr>
+                <w:color w:val="000000"/>
+                <w:sz w:val="24"/>
+                <w:szCs w:val="24"/>
+              </w:rPr>
+              <w:t xml:space="preserve"> в </w:t>
+            </w:r>
+            <w:proofErr w:type="spellStart"/>
+            <w:r>
+              <w:rPr>
+                <w:color w:val="000000"/>
+                <w:sz w:val="24"/>
+                <w:szCs w:val="24"/>
+              </w:rPr>
+              <w:t>Unreal</w:t>
+            </w:r>
+            <w:proofErr w:type="spellEnd"/>
+            <w:r>
+              <w:rPr>
+                <w:color w:val="000000"/>
+                <w:sz w:val="24"/>
+                <w:szCs w:val="24"/>
+              </w:rPr>
+              <w:t xml:space="preserve"> Engine 5. Настройка персонажа.</w:t>
             </w:r>
           </w:p>
         </w:tc>
@@ -14813,7 +15865,23 @@
                 <w:sz w:val="24"/>
                 <w:szCs w:val="24"/>
               </w:rPr>
-              <w:t>Промышленная 19, каб. 204.</w:t>
+              <w:t xml:space="preserve">Промышленная 19, </w:t>
+            </w:r>
+            <w:proofErr w:type="spellStart"/>
+            <w:r>
+              <w:rPr>
+                <w:sz w:val="24"/>
+                <w:szCs w:val="24"/>
+              </w:rPr>
+              <w:t>каб</w:t>
+            </w:r>
+            <w:proofErr w:type="spellEnd"/>
+            <w:r>
+              <w:rPr>
+                <w:sz w:val="24"/>
+                <w:szCs w:val="24"/>
+              </w:rPr>
+              <w:t>. 204.</w:t>
             </w:r>
           </w:p>
         </w:tc>
@@ -14915,7 +15983,43 @@
                 <w:sz w:val="24"/>
                 <w:szCs w:val="24"/>
               </w:rPr>
-              <w:t>Работа с блупринтами в Unreal Engine 5. Настройка персонажа.</w:t>
+              <w:t xml:space="preserve">Работа с </w:t>
+            </w:r>
+            <w:proofErr w:type="spellStart"/>
+            <w:r>
+              <w:rPr>
+                <w:color w:val="000000"/>
+                <w:sz w:val="24"/>
+                <w:szCs w:val="24"/>
+              </w:rPr>
+              <w:t>блупринтами</w:t>
+            </w:r>
+            <w:proofErr w:type="spellEnd"/>
+            <w:r>
+              <w:rPr>
+                <w:color w:val="000000"/>
+                <w:sz w:val="24"/>
+                <w:szCs w:val="24"/>
+              </w:rPr>
+              <w:t xml:space="preserve"> в </w:t>
+            </w:r>
+            <w:proofErr w:type="spellStart"/>
+            <w:r>
+              <w:rPr>
+                <w:color w:val="000000"/>
+                <w:sz w:val="24"/>
+                <w:szCs w:val="24"/>
+              </w:rPr>
+              <w:t>Unreal</w:t>
+            </w:r>
+            <w:proofErr w:type="spellEnd"/>
+            <w:r>
+              <w:rPr>
+                <w:color w:val="000000"/>
+                <w:sz w:val="24"/>
+                <w:szCs w:val="24"/>
+              </w:rPr>
+              <w:t xml:space="preserve"> Engine 5. Настройка персонажа.</w:t>
             </w:r>
           </w:p>
         </w:tc>
@@ -15032,7 +16136,23 @@
                 <w:sz w:val="24"/>
                 <w:szCs w:val="24"/>
               </w:rPr>
-              <w:t>Промышленная 19, каб. 204.</w:t>
+              <w:t xml:space="preserve">Промышленная 19, </w:t>
+            </w:r>
+            <w:proofErr w:type="spellStart"/>
+            <w:r>
+              <w:rPr>
+                <w:sz w:val="24"/>
+                <w:szCs w:val="24"/>
+              </w:rPr>
+              <w:t>каб</w:t>
+            </w:r>
+            <w:proofErr w:type="spellEnd"/>
+            <w:r>
+              <w:rPr>
+                <w:sz w:val="24"/>
+                <w:szCs w:val="24"/>
+              </w:rPr>
+              <w:t>. 204.</w:t>
             </w:r>
           </w:p>
         </w:tc>
@@ -15134,7 +16254,43 @@
                 <w:sz w:val="24"/>
                 <w:szCs w:val="24"/>
               </w:rPr>
-              <w:t>Работа с блупринтами в Unreal Engine 5. Настройка персонажа.</w:t>
+              <w:t xml:space="preserve">Работа с </w:t>
+            </w:r>
+            <w:proofErr w:type="spellStart"/>
+            <w:r>
+              <w:rPr>
+                <w:color w:val="000000"/>
+                <w:sz w:val="24"/>
+                <w:szCs w:val="24"/>
+              </w:rPr>
+              <w:t>блупринтами</w:t>
+            </w:r>
+            <w:proofErr w:type="spellEnd"/>
+            <w:r>
+              <w:rPr>
+                <w:color w:val="000000"/>
+                <w:sz w:val="24"/>
+                <w:szCs w:val="24"/>
+              </w:rPr>
+              <w:t xml:space="preserve"> в </w:t>
+            </w:r>
+            <w:proofErr w:type="spellStart"/>
+            <w:r>
+              <w:rPr>
+                <w:color w:val="000000"/>
+                <w:sz w:val="24"/>
+                <w:szCs w:val="24"/>
+              </w:rPr>
+              <w:t>Unreal</w:t>
+            </w:r>
+            <w:proofErr w:type="spellEnd"/>
+            <w:r>
+              <w:rPr>
+                <w:color w:val="000000"/>
+                <w:sz w:val="24"/>
+                <w:szCs w:val="24"/>
+              </w:rPr>
+              <w:t xml:space="preserve"> Engine 5. Настройка персонажа.</w:t>
             </w:r>
           </w:p>
         </w:tc>
@@ -15251,7 +16407,23 @@
                 <w:sz w:val="24"/>
                 <w:szCs w:val="24"/>
               </w:rPr>
-              <w:t>Промышленная 19, каб. 204.</w:t>
+              <w:t xml:space="preserve">Промышленная 19, </w:t>
+            </w:r>
+            <w:proofErr w:type="spellStart"/>
+            <w:r>
+              <w:rPr>
+                <w:sz w:val="24"/>
+                <w:szCs w:val="24"/>
+              </w:rPr>
+              <w:t>каб</w:t>
+            </w:r>
+            <w:proofErr w:type="spellEnd"/>
+            <w:r>
+              <w:rPr>
+                <w:sz w:val="24"/>
+                <w:szCs w:val="24"/>
+              </w:rPr>
+              <w:t>. 204.</w:t>
             </w:r>
           </w:p>
         </w:tc>
@@ -15362,7 +16534,43 @@
                 <w:sz w:val="24"/>
                 <w:szCs w:val="24"/>
               </w:rPr>
-              <w:t>Работа с блупринтами в Unreal Engine 5. Настройка персонажа.</w:t>
+              <w:t xml:space="preserve">Работа с </w:t>
+            </w:r>
+            <w:proofErr w:type="spellStart"/>
+            <w:r>
+              <w:rPr>
+                <w:color w:val="000000"/>
+                <w:sz w:val="24"/>
+                <w:szCs w:val="24"/>
+              </w:rPr>
+              <w:t>блупринтами</w:t>
+            </w:r>
+            <w:proofErr w:type="spellEnd"/>
+            <w:r>
+              <w:rPr>
+                <w:color w:val="000000"/>
+                <w:sz w:val="24"/>
+                <w:szCs w:val="24"/>
+              </w:rPr>
+              <w:t xml:space="preserve"> в </w:t>
+            </w:r>
+            <w:proofErr w:type="spellStart"/>
+            <w:r>
+              <w:rPr>
+                <w:color w:val="000000"/>
+                <w:sz w:val="24"/>
+                <w:szCs w:val="24"/>
+              </w:rPr>
+              <w:t>Unreal</w:t>
+            </w:r>
+            <w:proofErr w:type="spellEnd"/>
+            <w:r>
+              <w:rPr>
+                <w:color w:val="000000"/>
+                <w:sz w:val="24"/>
+                <w:szCs w:val="24"/>
+              </w:rPr>
+              <w:t xml:space="preserve"> Engine 5. Настройка персонажа.</w:t>
             </w:r>
           </w:p>
         </w:tc>
@@ -15479,7 +16687,23 @@
                 <w:sz w:val="24"/>
                 <w:szCs w:val="24"/>
               </w:rPr>
-              <w:t>Промышленная 19, каб. 204.</w:t>
+              <w:t xml:space="preserve">Промышленная 19, </w:t>
+            </w:r>
+            <w:proofErr w:type="spellStart"/>
+            <w:r>
+              <w:rPr>
+                <w:sz w:val="24"/>
+                <w:szCs w:val="24"/>
+              </w:rPr>
+              <w:t>каб</w:t>
+            </w:r>
+            <w:proofErr w:type="spellEnd"/>
+            <w:r>
+              <w:rPr>
+                <w:sz w:val="24"/>
+                <w:szCs w:val="24"/>
+              </w:rPr>
+              <w:t>. 204.</w:t>
             </w:r>
           </w:p>
         </w:tc>
@@ -15705,7 +16929,23 @@
                 <w:sz w:val="24"/>
                 <w:szCs w:val="24"/>
               </w:rPr>
-              <w:t>Промышленная 19, каб. 204.</w:t>
+              <w:t xml:space="preserve">Промышленная 19, </w:t>
+            </w:r>
+            <w:proofErr w:type="spellStart"/>
+            <w:r>
+              <w:rPr>
+                <w:sz w:val="24"/>
+                <w:szCs w:val="24"/>
+              </w:rPr>
+              <w:t>каб</w:t>
+            </w:r>
+            <w:proofErr w:type="spellEnd"/>
+            <w:r>
+              <w:rPr>
+                <w:sz w:val="24"/>
+                <w:szCs w:val="24"/>
+              </w:rPr>
+              <w:t>. 204.</w:t>
             </w:r>
           </w:p>
         </w:tc>
@@ -15777,6 +17017,7 @@
         <w:pStyle w:val="2"/>
       </w:pPr>
       <w:r>
+        <w:lastRenderedPageBreak/>
         <w:t>2.4</w:t>
       </w:r>
       <w:r>
@@ -16339,6 +17580,7 @@
         </w:rPr>
         <w:t xml:space="preserve"> модели. Работа с </w:t>
       </w:r>
+      <w:proofErr w:type="spellStart"/>
       <w:r>
         <w:rPr>
           <w:bCs/>
@@ -16347,6 +17589,7 @@
         </w:rPr>
         <w:t>оверлап</w:t>
       </w:r>
+      <w:proofErr w:type="spellEnd"/>
       <w:r>
         <w:rPr>
           <w:rStyle w:val="aff2"/>
@@ -16385,6 +17628,7 @@
         </w:rPr>
         <w:t xml:space="preserve">примеры плюсов и минусов текстурирования при использовании </w:t>
       </w:r>
+      <w:proofErr w:type="spellStart"/>
       <w:r>
         <w:rPr>
           <w:bCs/>
@@ -16392,7 +17636,17 @@
           <w:szCs w:val="28"/>
           <w:shd w:val="clear" w:color="auto" w:fill="FFFFFF"/>
         </w:rPr>
-        <w:t>оверлап.</w:t>
+        <w:t>оверлап</w:t>
+      </w:r>
+      <w:proofErr w:type="spellEnd"/>
+      <w:r>
+        <w:rPr>
+          <w:bCs/>
+          <w:color w:val="333333"/>
+          <w:szCs w:val="28"/>
+          <w:shd w:val="clear" w:color="auto" w:fill="FFFFFF"/>
+        </w:rPr>
+        <w:t>.</w:t>
       </w:r>
     </w:p>
     <w:p>
@@ -16487,6 +17741,7 @@
         </w:rPr>
         <w:t xml:space="preserve"> модели с применением </w:t>
       </w:r>
+      <w:proofErr w:type="spellStart"/>
       <w:r>
         <w:rPr>
           <w:bCs/>
@@ -16496,6 +17751,7 @@
         </w:rPr>
         <w:t>оверлап</w:t>
       </w:r>
+      <w:proofErr w:type="spellEnd"/>
       <w:r>
         <w:rPr>
           <w:rFonts w:eastAsiaTheme="majorEastAsia"/>
@@ -16527,22 +17783,47 @@
           <w:rFonts w:eastAsiaTheme="majorEastAsia"/>
           <w:szCs w:val="28"/>
         </w:rPr>
-        <w:t xml:space="preserve"> 5. Самостоятельная работа. Создание Low-</w:t>
-      </w:r>
+        <w:t xml:space="preserve"> 5. Самостоятельная работа. Создание </w:t>
+      </w:r>
+      <w:proofErr w:type="spellStart"/>
       <w:r>
         <w:rPr>
           <w:rFonts w:eastAsiaTheme="majorEastAsia"/>
           <w:szCs w:val="28"/>
+        </w:rPr>
+        <w:t>Low</w:t>
+      </w:r>
+      <w:proofErr w:type="spellEnd"/>
+      <w:r>
+        <w:rPr>
+          <w:rFonts w:eastAsiaTheme="majorEastAsia"/>
+          <w:szCs w:val="28"/>
+        </w:rPr>
+        <w:t>-</w:t>
+      </w:r>
+      <w:r>
+        <w:rPr>
+          <w:rFonts w:eastAsiaTheme="majorEastAsia"/>
+          <w:szCs w:val="28"/>
           <w:lang w:val="en-US"/>
         </w:rPr>
         <w:t>P</w:t>
       </w:r>
+      <w:proofErr w:type="spellStart"/>
       <w:r>
         <w:rPr>
           <w:rFonts w:eastAsiaTheme="majorEastAsia"/>
           <w:szCs w:val="28"/>
         </w:rPr>
-        <w:t xml:space="preserve">oly, и построение на ее основе </w:t>
+        <w:t>oly</w:t>
+      </w:r>
+      <w:proofErr w:type="spellEnd"/>
+      <w:r>
+        <w:rPr>
+          <w:rFonts w:eastAsiaTheme="majorEastAsia"/>
+          <w:szCs w:val="28"/>
+        </w:rPr>
+        <w:t xml:space="preserve">, и построение на ее основе </w:t>
       </w:r>
       <w:r>
         <w:rPr>
@@ -16744,6 +18025,7 @@
           <w:i/>
           <w:szCs w:val="28"/>
         </w:rPr>
+        <w:lastRenderedPageBreak/>
         <w:t>Теория (2 часа).</w:t>
       </w:r>
       <w:r>
@@ -16941,7 +18223,23 @@
           <w:sz w:val="28"/>
           <w:szCs w:val="28"/>
         </w:rPr>
-        <w:t xml:space="preserve"> Ознакомление с командной задачей, ее обсуждение. дифференцированное распределение задач по участникам Программы.</w:t>
+        <w:t xml:space="preserve"> Ознакомление с командной задачей, ее обсуждение</w:t>
+      </w:r>
+      <w:proofErr w:type="gramStart"/>
+      <w:r>
+        <w:rPr>
+          <w:sz w:val="28"/>
+          <w:szCs w:val="28"/>
+        </w:rPr>
+        <w:t>.</w:t>
+      </w:r>
+      <w:proofErr w:type="gramEnd"/>
+      <w:r>
+        <w:rPr>
+          <w:sz w:val="28"/>
+          <w:szCs w:val="28"/>
+        </w:rPr>
+        <w:t xml:space="preserve"> дифференцированное распределение задач по участникам Программы.</w:t>
       </w:r>
     </w:p>
     <w:p>
@@ -17531,7 +18829,39 @@
           <w:sz w:val="28"/>
           <w:szCs w:val="28"/>
         </w:rPr>
-        <w:t xml:space="preserve"> 12. Работа с блупринтами в Unreal Engine 5. Настройка персонажа (</w:t>
+        <w:t xml:space="preserve"> 12. Работа с </w:t>
+      </w:r>
+      <w:proofErr w:type="spellStart"/>
+      <w:r>
+        <w:rPr>
+          <w:sz w:val="28"/>
+          <w:szCs w:val="28"/>
+        </w:rPr>
+        <w:t>блупринтами</w:t>
+      </w:r>
+      <w:proofErr w:type="spellEnd"/>
+      <w:r>
+        <w:rPr>
+          <w:sz w:val="28"/>
+          <w:szCs w:val="28"/>
+        </w:rPr>
+        <w:t xml:space="preserve"> в </w:t>
+      </w:r>
+      <w:proofErr w:type="spellStart"/>
+      <w:r>
+        <w:rPr>
+          <w:sz w:val="28"/>
+          <w:szCs w:val="28"/>
+        </w:rPr>
+        <w:t>Unreal</w:t>
+      </w:r>
+      <w:proofErr w:type="spellEnd"/>
+      <w:r>
+        <w:rPr>
+          <w:sz w:val="28"/>
+          <w:szCs w:val="28"/>
+        </w:rPr>
+        <w:t xml:space="preserve"> Engine 5. Настройка персонажа (</w:t>
       </w:r>
       <w:r>
         <w:rPr>
@@ -17862,7 +19192,27 @@
           <w:szCs w:val="28"/>
           <w:lang w:eastAsia="ru-RU"/>
         </w:rPr>
-        <w:t xml:space="preserve">            Формы аттестации соответствуют локальному акту АУ ДО «Мастерская талантов «Сибириус», в котором представлены критерии и показатели оценки уровней образовательных результатов программы.</w:t>
+        <w:t xml:space="preserve">            Формы аттестации соответствуют локальному акту АУ ДО «Мастерская талантов «</w:t>
+      </w:r>
+      <w:proofErr w:type="spellStart"/>
+      <w:r>
+        <w:rPr>
+          <w:color w:val="000000"/>
+          <w:sz w:val="28"/>
+          <w:szCs w:val="28"/>
+          <w:lang w:eastAsia="ru-RU"/>
+        </w:rPr>
+        <w:t>Сибириус</w:t>
+      </w:r>
+      <w:proofErr w:type="spellEnd"/>
+      <w:r>
+        <w:rPr>
+          <w:color w:val="000000"/>
+          <w:sz w:val="28"/>
+          <w:szCs w:val="28"/>
+          <w:lang w:eastAsia="ru-RU"/>
+        </w:rPr>
+        <w:t>», в котором представлены критерии и показатели оценки уровней образовательных результатов программы.</w:t>
       </w:r>
     </w:p>
     <w:p>
@@ -17973,7 +19323,27 @@
           <w:lang w:eastAsia="ru-RU"/>
         </w:rPr>
         <w:tab/>
-        <w:t xml:space="preserve">разрабатывать 3D модели объектов, персонажей и игровых сцен в среде «Blender»; </w:t>
+        <w:t>разрабатывать 3D модели объектов, персонажей и игровых сцен в среде «</w:t>
+      </w:r>
+      <w:proofErr w:type="spellStart"/>
+      <w:r>
+        <w:rPr>
+          <w:color w:val="000000"/>
+          <w:sz w:val="28"/>
+          <w:szCs w:val="28"/>
+          <w:lang w:eastAsia="ru-RU"/>
+        </w:rPr>
+        <w:t>Blender</w:t>
+      </w:r>
+      <w:proofErr w:type="spellEnd"/>
+      <w:r>
+        <w:rPr>
+          <w:color w:val="000000"/>
+          <w:sz w:val="28"/>
+          <w:szCs w:val="28"/>
+          <w:lang w:eastAsia="ru-RU"/>
+        </w:rPr>
+        <w:t xml:space="preserve">»; </w:t>
       </w:r>
     </w:p>
     <w:p>
@@ -18193,7 +19563,47 @@
           <w:szCs w:val="28"/>
           <w:lang w:eastAsia="ru-RU"/>
         </w:rPr>
-        <w:t>Финальным продуктом является представление обучающимися, работающими в проектных командах, игровой сцены, выполненной с применением знаний и практических умений по работе в средах разработки трехмерной графики «Blender» и конструирования игр «Unreal Engine 5».</w:t>
+        <w:t>Финальным продуктом является представление обучающимися, работающими в проектных командах, игровой сцены, выполненной с применением знаний и практических умений по работе в средах разработки трехмерной графики «</w:t>
+      </w:r>
+      <w:proofErr w:type="spellStart"/>
+      <w:r>
+        <w:rPr>
+          <w:color w:val="000000"/>
+          <w:sz w:val="28"/>
+          <w:szCs w:val="28"/>
+          <w:lang w:eastAsia="ru-RU"/>
+        </w:rPr>
+        <w:t>Blender</w:t>
+      </w:r>
+      <w:proofErr w:type="spellEnd"/>
+      <w:r>
+        <w:rPr>
+          <w:color w:val="000000"/>
+          <w:sz w:val="28"/>
+          <w:szCs w:val="28"/>
+          <w:lang w:eastAsia="ru-RU"/>
+        </w:rPr>
+        <w:t>» и конструирования игр «</w:t>
+      </w:r>
+      <w:proofErr w:type="spellStart"/>
+      <w:r>
+        <w:rPr>
+          <w:color w:val="000000"/>
+          <w:sz w:val="28"/>
+          <w:szCs w:val="28"/>
+          <w:lang w:eastAsia="ru-RU"/>
+        </w:rPr>
+        <w:t>Unreal</w:t>
+      </w:r>
+      <w:proofErr w:type="spellEnd"/>
+      <w:r>
+        <w:rPr>
+          <w:color w:val="000000"/>
+          <w:sz w:val="28"/>
+          <w:szCs w:val="28"/>
+          <w:lang w:eastAsia="ru-RU"/>
+        </w:rPr>
+        <w:t xml:space="preserve"> Engine 5».</w:t>
       </w:r>
     </w:p>
     <w:p>
@@ -18436,6 +19846,7 @@
           <w:szCs w:val="28"/>
           <w:lang w:eastAsia="ru-RU"/>
         </w:rPr>
+        <w:lastRenderedPageBreak/>
         <w:t xml:space="preserve">Формы аттестации позволяют выявить соответствие результатов освоения Программы поставленным целям и задачам. </w:t>
       </w:r>
     </w:p>
@@ -18974,7 +20385,27 @@
           <w:szCs w:val="28"/>
           <w:lang w:eastAsia="ru-RU"/>
         </w:rPr>
-        <w:t>Результаты промежуточной аттестации фиксируются, согласно Положению «О формах, периодичности и порядке текущего контроля успеваемости и промежуточной аттестации обучающихся в структурных подразделениях автономного учреждения дополнительного образования Ханты-Мансийского автономного округа-Югры «Мастерская талантов «Сибириус», в документе «Протокол результатов аттестации обучающихся» (Приложение 1)</w:t>
+        <w:t>Результаты промежуточной аттестации фиксируются, согласно Положению «О формах, периодичности и порядке текущего контроля успеваемости и промежуточной аттестации обучающихся в структурных подразделениях автономного учреждения дополнительного образования Ханты-Мансийского автономного округа-Югры «Мастерская талантов «</w:t>
+      </w:r>
+      <w:proofErr w:type="spellStart"/>
+      <w:r>
+        <w:rPr>
+          <w:color w:val="000000"/>
+          <w:sz w:val="28"/>
+          <w:szCs w:val="28"/>
+          <w:lang w:eastAsia="ru-RU"/>
+        </w:rPr>
+        <w:t>Сибириус</w:t>
+      </w:r>
+      <w:proofErr w:type="spellEnd"/>
+      <w:r>
+        <w:rPr>
+          <w:color w:val="000000"/>
+          <w:sz w:val="28"/>
+          <w:szCs w:val="28"/>
+          <w:lang w:eastAsia="ru-RU"/>
+        </w:rPr>
+        <w:t>», в документе «Протокол результатов аттестации обучающихся» (Приложение 1)</w:t>
       </w:r>
     </w:p>
     <w:p>
@@ -19044,6 +20475,7 @@
       </w:pPr>
       <w:bookmarkStart w:id="32" w:name="_Toc183690855"/>
       <w:r>
+        <w:lastRenderedPageBreak/>
         <w:t>I</w:t>
       </w:r>
       <w:r>
@@ -19399,6 +20831,7 @@
           <w:sz w:val="28"/>
           <w:szCs w:val="28"/>
         </w:rPr>
+        <w:lastRenderedPageBreak/>
         <w:t xml:space="preserve">уважение взрослых к человеческому достоинству детей, формирование и поддержка их положительной самооценки, уверенности в собственных возможностях и способностях; </w:t>
       </w:r>
     </w:p>
@@ -20045,7 +21478,25 @@
                 <w:sz w:val="28"/>
                 <w:szCs w:val="28"/>
               </w:rPr>
-              <w:t>Игровой движок Unreal Engine 5.</w:t>
+              <w:t xml:space="preserve">Игровой движок </w:t>
+            </w:r>
+            <w:proofErr w:type="spellStart"/>
+            <w:r>
+              <w:rPr>
+                <w:rFonts w:cs="Times New Roman"/>
+                <w:sz w:val="28"/>
+                <w:szCs w:val="28"/>
+              </w:rPr>
+              <w:t>Unreal</w:t>
+            </w:r>
+            <w:proofErr w:type="spellEnd"/>
+            <w:r>
+              <w:rPr>
+                <w:rFonts w:cs="Times New Roman"/>
+                <w:sz w:val="28"/>
+                <w:szCs w:val="28"/>
+              </w:rPr>
+              <w:t xml:space="preserve"> Engine 5.</w:t>
             </w:r>
           </w:p>
           <w:p>
@@ -20160,8 +21611,20 @@
                 <w:szCs w:val="28"/>
                 <w:shd w:val="clear" w:color="auto" w:fill="FFFFFF"/>
               </w:rPr>
-              <w:t>-квантум</w:t>
-            </w:r>
+              <w:t>-</w:t>
+            </w:r>
+            <w:proofErr w:type="spellStart"/>
+            <w:r>
+              <w:rPr>
+                <w:rFonts w:cs="Times New Roman"/>
+                <w:spacing w:val="1"/>
+                <w:sz w:val="28"/>
+                <w:szCs w:val="28"/>
+                <w:shd w:val="clear" w:color="auto" w:fill="FFFFFF"/>
+              </w:rPr>
+              <w:t>квантум</w:t>
+            </w:r>
+            <w:proofErr w:type="spellEnd"/>
             <w:r>
               <w:rPr>
                 <w:rFonts w:eastAsia="Times New Roman" w:cs="Times New Roman"/>
@@ -20242,6 +21705,7 @@
         <w:rPr>
           <w:lang w:val="en-US"/>
         </w:rPr>
+        <w:lastRenderedPageBreak/>
         <w:t>V</w:t>
       </w:r>
       <w:r>
@@ -20319,13 +21783,41 @@
         </w:rPr>
         <w:t xml:space="preserve"> </w:t>
       </w:r>
+      <w:proofErr w:type="spellStart"/>
       <w:r>
         <w:rPr>
           <w:rFonts w:cs="Times New Roman"/>
           <w:sz w:val="28"/>
           <w:szCs w:val="28"/>
         </w:rPr>
-        <w:t xml:space="preserve">Иоханес Иттен «Искусство цвета» Аронов, 2021г. </w:t>
+        <w:t>Иоханес</w:t>
+      </w:r>
+      <w:proofErr w:type="spellEnd"/>
+      <w:r>
+        <w:rPr>
+          <w:rFonts w:cs="Times New Roman"/>
+          <w:sz w:val="28"/>
+          <w:szCs w:val="28"/>
+        </w:rPr>
+        <w:t xml:space="preserve"> </w:t>
+      </w:r>
+      <w:proofErr w:type="spellStart"/>
+      <w:r>
+        <w:rPr>
+          <w:rFonts w:cs="Times New Roman"/>
+          <w:sz w:val="28"/>
+          <w:szCs w:val="28"/>
+        </w:rPr>
+        <w:t>Иттен</w:t>
+      </w:r>
+      <w:proofErr w:type="spellEnd"/>
+      <w:r>
+        <w:rPr>
+          <w:rFonts w:cs="Times New Roman"/>
+          <w:sz w:val="28"/>
+          <w:szCs w:val="28"/>
+        </w:rPr>
+        <w:t xml:space="preserve"> «Искусство цвета» Аронов, 2021г. </w:t>
       </w:r>
     </w:p>
     <w:p>
@@ -20345,7 +21837,25 @@
           <w:sz w:val="28"/>
           <w:szCs w:val="28"/>
         </w:rPr>
-        <w:t xml:space="preserve">2. Кэттиш, Смирнов, Че «Дизайн персонажей. Концепт-арт для комиксов, видеоигр и анимации» Питер, 2021 г. </w:t>
+        <w:t xml:space="preserve">2. </w:t>
+      </w:r>
+      <w:proofErr w:type="spellStart"/>
+      <w:r>
+        <w:rPr>
+          <w:rFonts w:cs="Times New Roman"/>
+          <w:sz w:val="28"/>
+          <w:szCs w:val="28"/>
+        </w:rPr>
+        <w:t>Кэттиш</w:t>
+      </w:r>
+      <w:proofErr w:type="spellEnd"/>
+      <w:r>
+        <w:rPr>
+          <w:rFonts w:cs="Times New Roman"/>
+          <w:sz w:val="28"/>
+          <w:szCs w:val="28"/>
+        </w:rPr>
+        <w:t xml:space="preserve">, Смирнов, Че «Дизайн персонажей. Концепт-арт для комиксов, видеоигр и анимации» Питер, 2021 г. </w:t>
       </w:r>
     </w:p>
     <w:p>
@@ -20381,7 +21891,55 @@
           <w:sz w:val="28"/>
           <w:szCs w:val="28"/>
         </w:rPr>
-        <w:t>1. Программирование в Unreal Engine 5 для начинающего игродела. Основы визуального языка Blueprint.</w:t>
+        <w:t xml:space="preserve">1. Программирование в </w:t>
+      </w:r>
+      <w:proofErr w:type="spellStart"/>
+      <w:r>
+        <w:rPr>
+          <w:sz w:val="28"/>
+          <w:szCs w:val="28"/>
+        </w:rPr>
+        <w:t>Unreal</w:t>
+      </w:r>
+      <w:proofErr w:type="spellEnd"/>
+      <w:r>
+        <w:rPr>
+          <w:sz w:val="28"/>
+          <w:szCs w:val="28"/>
+        </w:rPr>
+        <w:t xml:space="preserve"> Engine 5 для начинающего </w:t>
+      </w:r>
+      <w:proofErr w:type="spellStart"/>
+      <w:r>
+        <w:rPr>
+          <w:sz w:val="28"/>
+          <w:szCs w:val="28"/>
+        </w:rPr>
+        <w:t>игродела</w:t>
+      </w:r>
+      <w:proofErr w:type="spellEnd"/>
+      <w:r>
+        <w:rPr>
+          <w:sz w:val="28"/>
+          <w:szCs w:val="28"/>
+        </w:rPr>
+        <w:t xml:space="preserve">. Основы визуального языка </w:t>
+      </w:r>
+      <w:proofErr w:type="spellStart"/>
+      <w:r>
+        <w:rPr>
+          <w:sz w:val="28"/>
+          <w:szCs w:val="28"/>
+        </w:rPr>
+        <w:t>Blueprint</w:t>
+      </w:r>
+      <w:proofErr w:type="spellEnd"/>
+      <w:r>
+        <w:rPr>
+          <w:sz w:val="28"/>
+          <w:szCs w:val="28"/>
+        </w:rPr>
+        <w:t>.</w:t>
       </w:r>
       <w:bookmarkEnd w:id="50"/>
       <w:r>
@@ -20415,7 +21973,41 @@
           <w:sz w:val="28"/>
           <w:szCs w:val="28"/>
         </w:rPr>
-        <w:t>2. Blender 4 для любителей и профессионалов. Моделинг, анимация,VFX, видеомонтаж.</w:t>
+        <w:t xml:space="preserve">2. </w:t>
+      </w:r>
+      <w:proofErr w:type="spellStart"/>
+      <w:r>
+        <w:rPr>
+          <w:sz w:val="28"/>
+          <w:szCs w:val="28"/>
+        </w:rPr>
+        <w:t>Blender</w:t>
+      </w:r>
+      <w:proofErr w:type="spellEnd"/>
+      <w:r>
+        <w:rPr>
+          <w:sz w:val="28"/>
+          <w:szCs w:val="28"/>
+        </w:rPr>
+        <w:t xml:space="preserve"> 4 для любителей и профессионалов. Моделинг, </w:t>
+      </w:r>
+      <w:proofErr w:type="spellStart"/>
+      <w:proofErr w:type="gramStart"/>
+      <w:r>
+        <w:rPr>
+          <w:sz w:val="28"/>
+          <w:szCs w:val="28"/>
+        </w:rPr>
+        <w:t>анимация,VFX</w:t>
+      </w:r>
+      <w:proofErr w:type="spellEnd"/>
+      <w:proofErr w:type="gramEnd"/>
+      <w:r>
+        <w:rPr>
+          <w:sz w:val="28"/>
+          <w:szCs w:val="28"/>
+        </w:rPr>
+        <w:t>, видеомонтаж.</w:t>
       </w:r>
       <w:bookmarkEnd w:id="52"/>
     </w:p>
@@ -20784,6 +22376,7 @@
           <w:szCs w:val="28"/>
           <w:lang w:eastAsia="ru-RU"/>
         </w:rPr>
+        <w:lastRenderedPageBreak/>
         <w:t>Приложение 1</w:t>
       </w:r>
       <w:bookmarkEnd w:id="56"/>
@@ -20861,7 +22454,27 @@
           <w:szCs w:val="28"/>
           <w:lang w:eastAsia="ru-RU"/>
         </w:rPr>
-        <w:t>«Мастерская талантов «Сибириус»</w:t>
+        <w:t>«Мастерская талантов «</w:t>
+      </w:r>
+      <w:proofErr w:type="spellStart"/>
+      <w:r>
+        <w:rPr>
+          <w:b/>
+          <w:sz w:val="28"/>
+          <w:szCs w:val="28"/>
+          <w:lang w:eastAsia="ru-RU"/>
+        </w:rPr>
+        <w:t>Сибириус</w:t>
+      </w:r>
+      <w:proofErr w:type="spellEnd"/>
+      <w:r>
+        <w:rPr>
+          <w:b/>
+          <w:sz w:val="28"/>
+          <w:szCs w:val="28"/>
+          <w:lang w:eastAsia="ru-RU"/>
+        </w:rPr>
+        <w:t>»</w:t>
       </w:r>
       <w:bookmarkEnd w:id="64"/>
       <w:bookmarkEnd w:id="65"/>
@@ -22158,7 +23771,6 @@
         <w:docPartUnique/>
       </w:docPartObj>
     </w:sdtPr>
-    <w:sdtEndPr/>
     <w:sdtContent>
       <w:p>
         <w:pPr>

--- a/Программа/72_Базовая_Бартов_2026.docx
+++ b/Программа/72_Базовая_Бартов_2026.docx
@@ -227,23 +227,7 @@
                 <w:sz w:val="24"/>
                 <w:szCs w:val="24"/>
               </w:rPr>
-              <w:t>«Мастерская талантов «</w:t>
-            </w:r>
-            <w:proofErr w:type="spellStart"/>
-            <w:r>
-              <w:rPr>
-                <w:sz w:val="24"/>
-                <w:szCs w:val="24"/>
-              </w:rPr>
-              <w:t>Сибириус</w:t>
-            </w:r>
-            <w:proofErr w:type="spellEnd"/>
-            <w:r>
-              <w:rPr>
-                <w:sz w:val="24"/>
-                <w:szCs w:val="24"/>
-              </w:rPr>
-              <w:t xml:space="preserve">» </w:t>
+              <w:t xml:space="preserve">«Мастерская талантов «Сибириус» </w:t>
             </w:r>
           </w:p>
           <w:p>
@@ -400,23 +384,7 @@
                 <w:sz w:val="24"/>
                 <w:szCs w:val="24"/>
               </w:rPr>
-              <w:t>«Мастерская талантов «</w:t>
-            </w:r>
-            <w:proofErr w:type="spellStart"/>
-            <w:r>
-              <w:rPr>
-                <w:sz w:val="24"/>
-                <w:szCs w:val="24"/>
-              </w:rPr>
-              <w:t>Сибириус</w:t>
-            </w:r>
-            <w:proofErr w:type="spellEnd"/>
-            <w:r>
-              <w:rPr>
-                <w:sz w:val="24"/>
-                <w:szCs w:val="24"/>
-              </w:rPr>
-              <w:t>»</w:t>
+              <w:t>«Мастерская талантов «Сибириус»</w:t>
             </w:r>
           </w:p>
           <w:p>
@@ -460,15 +428,7 @@
                 <w:sz w:val="24"/>
                 <w:szCs w:val="24"/>
               </w:rPr>
-              <w:t xml:space="preserve">приказ от </w:t>
-            </w:r>
-            <w:proofErr w:type="gramStart"/>
-            <w:r>
-              <w:rPr>
-                <w:sz w:val="24"/>
-                <w:szCs w:val="24"/>
-              </w:rPr>
-              <w:t xml:space="preserve">« </w:t>
+              <w:t xml:space="preserve">приказ от « </w:t>
             </w:r>
             <w:r>
               <w:rPr>
@@ -478,7 +438,6 @@
               </w:rPr>
               <w:t>02</w:t>
             </w:r>
-            <w:proofErr w:type="gramEnd"/>
             <w:r>
               <w:rPr>
                 <w:sz w:val="24"/>
@@ -1084,23 +1043,7 @@
                 <w:sz w:val="28"/>
                 <w:szCs w:val="28"/>
               </w:rPr>
-              <w:t>АУ ДО «Мастерская талантов «</w:t>
-            </w:r>
-            <w:proofErr w:type="spellStart"/>
-            <w:r>
-              <w:rPr>
-                <w:sz w:val="28"/>
-                <w:szCs w:val="28"/>
-              </w:rPr>
-              <w:t>Сибириус</w:t>
-            </w:r>
-            <w:proofErr w:type="spellEnd"/>
-            <w:r>
-              <w:rPr>
-                <w:sz w:val="28"/>
-                <w:szCs w:val="28"/>
-              </w:rPr>
-              <w:t>»</w:t>
+              <w:t>АУ ДО «Мастерская талантов «Сибириус»</w:t>
             </w:r>
           </w:p>
           <w:p>
@@ -4375,23 +4318,7 @@
           <w:sz w:val="28"/>
           <w:szCs w:val="28"/>
         </w:rPr>
-        <w:t>Устав автономного учреждения дополнительного образования Ханты-Мансийского автономного округа – Югры «Мастерская талантов «</w:t>
-      </w:r>
-      <w:proofErr w:type="spellStart"/>
-      <w:r>
-        <w:rPr>
-          <w:sz w:val="28"/>
-          <w:szCs w:val="28"/>
-        </w:rPr>
-        <w:t>Сибириус</w:t>
-      </w:r>
-      <w:proofErr w:type="spellEnd"/>
-      <w:r>
-        <w:rPr>
-          <w:sz w:val="28"/>
-          <w:szCs w:val="28"/>
-        </w:rPr>
-        <w:t>».</w:t>
+        <w:t>Устав автономного учреждения дополнительного образования Ханты-Мансийского автономного округа – Югры «Мастерская талантов «Сибириус».</w:t>
       </w:r>
     </w:p>
     <w:p>
@@ -4408,23 +4335,7 @@
           <w:sz w:val="28"/>
           <w:szCs w:val="28"/>
         </w:rPr>
-        <w:t>Положение о структуре, порядке разработки и утверждения дополнительных общеобразовательных общеразвивающих программ автономного учреждения дополнительного образования Ханты-Мансийского автономного округа – Югры «Мастерская талантов «</w:t>
-      </w:r>
-      <w:proofErr w:type="spellStart"/>
-      <w:r>
-        <w:rPr>
-          <w:sz w:val="28"/>
-          <w:szCs w:val="28"/>
-        </w:rPr>
-        <w:t>Сибириус</w:t>
-      </w:r>
-      <w:proofErr w:type="spellEnd"/>
-      <w:r>
-        <w:rPr>
-          <w:sz w:val="28"/>
-          <w:szCs w:val="28"/>
-        </w:rPr>
-        <w:t>».</w:t>
+        <w:t>Положение о структуре, порядке разработки и утверждения дополнительных общеобразовательных общеразвивающих программ автономного учреждения дополнительного образования Ханты-Мансийского автономного округа – Югры «Мастерская талантов «Сибириус».</w:t>
       </w:r>
     </w:p>
     <w:p>
@@ -4508,39 +4419,7 @@
           <w:sz w:val="28"/>
           <w:szCs w:val="28"/>
         </w:rPr>
-        <w:t>Ориентирована на закрепление и расширение практических знаний и умений обучающихся, ранее приобретенных на стартовом модуле, в области 3D моделирования в среде разработки трехмерной графики и анимации «</w:t>
-      </w:r>
-      <w:proofErr w:type="spellStart"/>
-      <w:r>
-        <w:rPr>
-          <w:sz w:val="28"/>
-          <w:szCs w:val="28"/>
-        </w:rPr>
-        <w:t>Blender</w:t>
-      </w:r>
-      <w:proofErr w:type="spellEnd"/>
-      <w:r>
-        <w:rPr>
-          <w:sz w:val="28"/>
-          <w:szCs w:val="28"/>
-        </w:rPr>
-        <w:t>», а также разработки игр и приложений в среде «</w:t>
-      </w:r>
-      <w:proofErr w:type="spellStart"/>
-      <w:r>
-        <w:rPr>
-          <w:sz w:val="28"/>
-          <w:szCs w:val="28"/>
-        </w:rPr>
-        <w:t>Unreal</w:t>
-      </w:r>
-      <w:proofErr w:type="spellEnd"/>
-      <w:r>
-        <w:rPr>
-          <w:sz w:val="28"/>
-          <w:szCs w:val="28"/>
-        </w:rPr>
-        <w:t xml:space="preserve"> Engine 5» (далее – UE5).</w:t>
+        <w:t>Ориентирована на закрепление и расширение практических знаний и умений обучающихся, ранее приобретенных на стартовом модуле, в области 3D моделирования в среде разработки трехмерной графики и анимации «Blender», а также разработки игр и приложений в среде «Unreal Engine 5» (далее – UE5).</w:t>
       </w:r>
     </w:p>
     <w:p>
@@ -4623,23 +4502,7 @@
           <w:sz w:val="28"/>
           <w:szCs w:val="28"/>
         </w:rPr>
-        <w:t xml:space="preserve">Актуальность выбранного направления для работы с обучающимися детского технопарка «Кванториум» заключается в том, что сегодня 3D моделирование, визуализация и </w:t>
-      </w:r>
-      <w:proofErr w:type="spellStart"/>
-      <w:r>
-        <w:rPr>
-          <w:sz w:val="28"/>
-          <w:szCs w:val="28"/>
-        </w:rPr>
-        <w:t>геймдизайн</w:t>
-      </w:r>
-      <w:proofErr w:type="spellEnd"/>
-      <w:r>
-        <w:rPr>
-          <w:sz w:val="28"/>
-          <w:szCs w:val="28"/>
-        </w:rPr>
-        <w:t xml:space="preserve"> являются одними из востребованных отраслей, находящих свое отражение в маркетинге, архитектурном дизайне, строительстве, кинематографии, разработке игр и других сферах. Навыки 3D моделирования на сегодняшний день имеют прочные позиции в сфере мультимедиа и индустрии развлечений. </w:t>
+        <w:t xml:space="preserve">Актуальность выбранного направления для работы с обучающимися детского технопарка «Кванториум» заключается в том, что сегодня 3D моделирование, визуализация и геймдизайн являются одними из востребованных отраслей, находящих свое отражение в маркетинге, архитектурном дизайне, строительстве, кинематографии, разработке игр и других сферах. Навыки 3D моделирования на сегодняшний день имеют прочные позиции в сфере мультимедиа и индустрии развлечений. </w:t>
       </w:r>
     </w:p>
     <w:p>
@@ -4657,23 +4520,7 @@
           <w:sz w:val="28"/>
           <w:szCs w:val="28"/>
         </w:rPr>
-        <w:t xml:space="preserve">Настоящая Программа соотносится с тенденциями развития IT-индустрии, а также с интересами и запросами подрастающего поколения. В рамках дополнительного образования по Программе обучающиеся получат возможность познакомиться с профессиональными задачами 3D </w:t>
-      </w:r>
-      <w:proofErr w:type="spellStart"/>
-      <w:r>
-        <w:rPr>
-          <w:sz w:val="28"/>
-          <w:szCs w:val="28"/>
-        </w:rPr>
-        <w:t>моделлера</w:t>
-      </w:r>
-      <w:proofErr w:type="spellEnd"/>
-      <w:r>
-        <w:rPr>
-          <w:sz w:val="28"/>
-          <w:szCs w:val="28"/>
-        </w:rPr>
-        <w:t>, геймдизайнера и задачами других специалистов, работающих в данной отрасли, поработать над проектными и кейсовыми заданиями в роли проектной команды профессионалов</w:t>
+        <w:t>Настоящая Программа соотносится с тенденциями развития IT-индустрии, а также с интересами и запросами подрастающего поколения. В рамках дополнительного образования по Программе обучающиеся получат возможность познакомиться с профессиональными задачами 3D моделлера, геймдизайнера и задачами других специалистов, работающих в данной отрасли, поработать над проектными и кейсовыми заданиями в роли проектной команды профессионалов</w:t>
       </w:r>
       <w:r>
         <w:rPr>
@@ -4724,52 +4571,16 @@
           <w:sz w:val="28"/>
           <w:szCs w:val="28"/>
         </w:rPr>
-        <w:t>Новизна Программы определяется ориентацией на развитие у обучающихся среднего и старшего школьного возраста города Ханты-Мансийска знаний и практических умений по работе в профессиональных программах по разработке трехмерной графики и анимации «</w:t>
-      </w:r>
-      <w:proofErr w:type="spellStart"/>
+        <w:t xml:space="preserve">Новизна Программы определяется ориентацией на развитие у обучающихся среднего и старшего школьного возраста города Ханты-Мансийска знаний и практических умений по работе в профессиональных программах по разработке трехмерной графики и анимации «Blender», а </w:t>
+      </w:r>
       <w:r>
         <w:rPr>
           <w:bCs/>
           <w:sz w:val="28"/>
           <w:szCs w:val="28"/>
         </w:rPr>
-        <w:t>Blender</w:t>
-      </w:r>
-      <w:proofErr w:type="spellEnd"/>
-      <w:r>
-        <w:rPr>
-          <w:bCs/>
-          <w:sz w:val="28"/>
-          <w:szCs w:val="28"/>
-        </w:rPr>
-        <w:t xml:space="preserve">», а </w:t>
-      </w:r>
-      <w:r>
-        <w:rPr>
-          <w:bCs/>
-          <w:sz w:val="28"/>
-          <w:szCs w:val="28"/>
-        </w:rPr>
         <w:lastRenderedPageBreak/>
-        <w:t>также разработке игр и приложений «</w:t>
-      </w:r>
-      <w:proofErr w:type="spellStart"/>
-      <w:r>
-        <w:rPr>
-          <w:bCs/>
-          <w:sz w:val="28"/>
-          <w:szCs w:val="28"/>
-        </w:rPr>
-        <w:t>Unreal</w:t>
-      </w:r>
-      <w:proofErr w:type="spellEnd"/>
-      <w:r>
-        <w:rPr>
-          <w:bCs/>
-          <w:sz w:val="28"/>
-          <w:szCs w:val="28"/>
-        </w:rPr>
-        <w:t xml:space="preserve"> Engine 5». Обучающиеся приобретают возможность, путем работы над кейсовыми и проектными задачами, в рамках занятий и профильных конкурсов, интегрировать знания и умения в поиске решений различных проблем. </w:t>
+        <w:t xml:space="preserve">также разработке игр и приложений «Unreal Engine 5». Обучающиеся приобретают возможность, путем работы над кейсовыми и проектными задачами, в рамках занятий и профильных конкурсов, интегрировать знания и умения в поиске решений различных проблем. </w:t>
       </w:r>
       <w:r>
         <w:rPr>
@@ -6459,7 +6270,14 @@
                 <w:sz w:val="28"/>
                 <w:szCs w:val="28"/>
               </w:rPr>
-              <w:t xml:space="preserve">Май </w:t>
+              <w:t>Декабрь</w:t>
+            </w:r>
+            <w:r>
+              <w:rPr>
+                <w:sz w:val="28"/>
+                <w:szCs w:val="28"/>
+              </w:rPr>
+              <w:t xml:space="preserve"> </w:t>
             </w:r>
             <w:r>
               <w:rPr>
@@ -7062,23 +6880,7 @@
                 <w:sz w:val="28"/>
                 <w:szCs w:val="28"/>
               </w:rPr>
-              <w:t xml:space="preserve"> редактора «</w:t>
-            </w:r>
-            <w:proofErr w:type="spellStart"/>
-            <w:r>
-              <w:rPr>
-                <w:sz w:val="28"/>
-                <w:szCs w:val="28"/>
-              </w:rPr>
-              <w:t>Blender</w:t>
-            </w:r>
-            <w:proofErr w:type="spellEnd"/>
-            <w:r>
-              <w:rPr>
-                <w:sz w:val="28"/>
-                <w:szCs w:val="28"/>
-              </w:rPr>
-              <w:t>»</w:t>
+              <w:t xml:space="preserve"> редактора «Blender»</w:t>
             </w:r>
           </w:p>
         </w:tc>
@@ -7937,7 +7739,6 @@
                 <w:lang w:val="en-US"/>
               </w:rPr>
             </w:pPr>
-            <w:proofErr w:type="spellStart"/>
             <w:r>
               <w:rPr>
                 <w:b/>
@@ -7947,7 +7748,6 @@
               </w:rPr>
               <w:t>Дата</w:t>
             </w:r>
-            <w:proofErr w:type="spellEnd"/>
           </w:p>
         </w:tc>
         <w:tc>
@@ -7966,7 +7766,6 @@
                 <w:lang w:val="en-US"/>
               </w:rPr>
             </w:pPr>
-            <w:proofErr w:type="spellStart"/>
             <w:r>
               <w:rPr>
                 <w:b/>
@@ -7974,29 +7773,8 @@
                 <w:szCs w:val="24"/>
                 <w:lang w:val="en-US"/>
               </w:rPr>
-              <w:t>Наименование</w:t>
-            </w:r>
-            <w:proofErr w:type="spellEnd"/>
-            <w:r>
-              <w:rPr>
-                <w:b/>
-                <w:sz w:val="24"/>
-                <w:szCs w:val="24"/>
-                <w:lang w:val="en-US"/>
-              </w:rPr>
-              <w:t xml:space="preserve"> </w:t>
-            </w:r>
-            <w:proofErr w:type="spellStart"/>
-            <w:r>
-              <w:rPr>
-                <w:b/>
-                <w:sz w:val="24"/>
-                <w:szCs w:val="24"/>
-                <w:lang w:val="en-US"/>
-              </w:rPr>
-              <w:t>темы</w:t>
-            </w:r>
-            <w:proofErr w:type="spellEnd"/>
+              <w:t>Наименование темы</w:t>
+            </w:r>
           </w:p>
         </w:tc>
         <w:tc>
@@ -8015,7 +7793,6 @@
                 <w:lang w:val="en-US"/>
               </w:rPr>
             </w:pPr>
-            <w:proofErr w:type="spellStart"/>
             <w:r>
               <w:rPr>
                 <w:b/>
@@ -8023,29 +7800,8 @@
                 <w:szCs w:val="24"/>
                 <w:lang w:val="en-US"/>
               </w:rPr>
-              <w:t>Объем</w:t>
-            </w:r>
-            <w:proofErr w:type="spellEnd"/>
-            <w:r>
-              <w:rPr>
-                <w:b/>
-                <w:sz w:val="24"/>
-                <w:szCs w:val="24"/>
-                <w:lang w:val="en-US"/>
-              </w:rPr>
-              <w:t xml:space="preserve"> </w:t>
-            </w:r>
-            <w:proofErr w:type="spellStart"/>
-            <w:r>
-              <w:rPr>
-                <w:b/>
-                <w:sz w:val="24"/>
-                <w:szCs w:val="24"/>
-                <w:lang w:val="en-US"/>
-              </w:rPr>
-              <w:t>часов</w:t>
-            </w:r>
-            <w:proofErr w:type="spellEnd"/>
+              <w:t>Объем часов</w:t>
+            </w:r>
           </w:p>
         </w:tc>
         <w:tc>
@@ -8064,7 +7820,6 @@
                 <w:lang w:val="en-US"/>
               </w:rPr>
             </w:pPr>
-            <w:proofErr w:type="spellStart"/>
             <w:r>
               <w:rPr>
                 <w:b/>
@@ -8072,29 +7827,8 @@
                 <w:szCs w:val="24"/>
                 <w:lang w:val="en-US"/>
               </w:rPr>
-              <w:t>Форма</w:t>
-            </w:r>
-            <w:proofErr w:type="spellEnd"/>
-            <w:r>
-              <w:rPr>
-                <w:b/>
-                <w:sz w:val="24"/>
-                <w:szCs w:val="24"/>
-                <w:lang w:val="en-US"/>
-              </w:rPr>
-              <w:t xml:space="preserve"> </w:t>
-            </w:r>
-            <w:proofErr w:type="spellStart"/>
-            <w:r>
-              <w:rPr>
-                <w:b/>
-                <w:sz w:val="24"/>
-                <w:szCs w:val="24"/>
-                <w:lang w:val="en-US"/>
-              </w:rPr>
-              <w:t>занятия</w:t>
-            </w:r>
-            <w:proofErr w:type="spellEnd"/>
+              <w:t>Форма занятия</w:t>
+            </w:r>
           </w:p>
         </w:tc>
         <w:tc>
@@ -8113,7 +7847,6 @@
                 <w:lang w:val="en-US"/>
               </w:rPr>
             </w:pPr>
-            <w:proofErr w:type="spellStart"/>
             <w:r>
               <w:rPr>
                 <w:b/>
@@ -8121,29 +7854,8 @@
                 <w:szCs w:val="24"/>
                 <w:lang w:val="en-US"/>
               </w:rPr>
-              <w:t>Место</w:t>
-            </w:r>
-            <w:proofErr w:type="spellEnd"/>
-            <w:r>
-              <w:rPr>
-                <w:b/>
-                <w:sz w:val="24"/>
-                <w:szCs w:val="24"/>
-                <w:lang w:val="en-US"/>
-              </w:rPr>
-              <w:t xml:space="preserve"> </w:t>
-            </w:r>
-            <w:proofErr w:type="spellStart"/>
-            <w:r>
-              <w:rPr>
-                <w:b/>
-                <w:sz w:val="24"/>
-                <w:szCs w:val="24"/>
-                <w:lang w:val="en-US"/>
-              </w:rPr>
-              <w:t>проведения</w:t>
-            </w:r>
-            <w:proofErr w:type="spellEnd"/>
+              <w:t>Место проведения</w:t>
+            </w:r>
           </w:p>
         </w:tc>
         <w:tc>
@@ -8162,7 +7874,6 @@
                 <w:lang w:val="en-US"/>
               </w:rPr>
             </w:pPr>
-            <w:proofErr w:type="spellStart"/>
             <w:r>
               <w:rPr>
                 <w:b/>
@@ -8170,29 +7881,8 @@
                 <w:szCs w:val="24"/>
                 <w:lang w:val="en-US"/>
               </w:rPr>
-              <w:t>Форма</w:t>
-            </w:r>
-            <w:proofErr w:type="spellEnd"/>
-            <w:r>
-              <w:rPr>
-                <w:b/>
-                <w:sz w:val="24"/>
-                <w:szCs w:val="24"/>
-                <w:lang w:val="en-US"/>
-              </w:rPr>
-              <w:t xml:space="preserve"> </w:t>
-            </w:r>
-            <w:proofErr w:type="spellStart"/>
-            <w:r>
-              <w:rPr>
-                <w:b/>
-                <w:sz w:val="24"/>
-                <w:szCs w:val="24"/>
-                <w:lang w:val="en-US"/>
-              </w:rPr>
-              <w:t>контроля</w:t>
-            </w:r>
-            <w:proofErr w:type="spellEnd"/>
+              <w:t>Форма контроля</w:t>
+            </w:r>
           </w:p>
         </w:tc>
       </w:tr>
@@ -8265,7 +7955,6 @@
                 <w:lang w:val="en-US"/>
               </w:rPr>
             </w:pPr>
-            <w:proofErr w:type="spellStart"/>
             <w:r>
               <w:rPr>
                 <w:b/>
@@ -8275,7 +7964,6 @@
               </w:rPr>
               <w:t>Всего</w:t>
             </w:r>
-            <w:proofErr w:type="spellEnd"/>
           </w:p>
         </w:tc>
         <w:tc>
@@ -8301,39 +7989,8 @@
                 <w:szCs w:val="24"/>
                 <w:lang w:val="en-US"/>
               </w:rPr>
-              <w:t xml:space="preserve">В </w:t>
-            </w:r>
-            <w:proofErr w:type="spellStart"/>
-            <w:r>
-              <w:rPr>
-                <w:b/>
-                <w:sz w:val="24"/>
-                <w:szCs w:val="24"/>
-                <w:lang w:val="en-US"/>
-              </w:rPr>
-              <w:t>том</w:t>
-            </w:r>
-            <w:proofErr w:type="spellEnd"/>
-            <w:r>
-              <w:rPr>
-                <w:b/>
-                <w:sz w:val="24"/>
-                <w:szCs w:val="24"/>
-                <w:lang w:val="en-US"/>
-              </w:rPr>
-              <w:t xml:space="preserve"> </w:t>
-            </w:r>
-            <w:proofErr w:type="spellStart"/>
-            <w:r>
-              <w:rPr>
-                <w:b/>
-                <w:sz w:val="24"/>
-                <w:szCs w:val="24"/>
-                <w:lang w:val="en-US"/>
-              </w:rPr>
-              <w:t>числе</w:t>
-            </w:r>
-            <w:proofErr w:type="spellEnd"/>
+              <w:t>В том числе</w:t>
+            </w:r>
           </w:p>
         </w:tc>
         <w:tc>
@@ -8471,7 +8128,6 @@
                 <w:lang w:val="en-US"/>
               </w:rPr>
             </w:pPr>
-            <w:proofErr w:type="spellStart"/>
             <w:r>
               <w:rPr>
                 <w:b/>
@@ -8481,7 +8137,6 @@
               </w:rPr>
               <w:t>Теория</w:t>
             </w:r>
-            <w:proofErr w:type="spellEnd"/>
           </w:p>
         </w:tc>
         <w:tc>
@@ -8499,7 +8154,6 @@
                 <w:lang w:val="en-US"/>
               </w:rPr>
             </w:pPr>
-            <w:proofErr w:type="spellStart"/>
             <w:r>
               <w:rPr>
                 <w:b/>
@@ -8509,7 +8163,6 @@
               </w:rPr>
               <w:t>Практика</w:t>
             </w:r>
-            <w:proofErr w:type="spellEnd"/>
           </w:p>
         </w:tc>
         <w:tc>
@@ -8827,23 +8480,7 @@
                 <w:sz w:val="24"/>
                 <w:szCs w:val="24"/>
               </w:rPr>
-              <w:t xml:space="preserve"> редактора «</w:t>
-            </w:r>
-            <w:proofErr w:type="spellStart"/>
-            <w:r>
-              <w:rPr>
-                <w:sz w:val="24"/>
-                <w:szCs w:val="24"/>
-              </w:rPr>
-              <w:t>Blender</w:t>
-            </w:r>
-            <w:proofErr w:type="spellEnd"/>
-            <w:r>
-              <w:rPr>
-                <w:sz w:val="24"/>
-                <w:szCs w:val="24"/>
-              </w:rPr>
-              <w:t>»</w:t>
+              <w:t xml:space="preserve"> редактора «Blender»</w:t>
             </w:r>
           </w:p>
         </w:tc>
@@ -8862,6 +8499,7 @@
               <w:pStyle w:val="a8"/>
               <w:spacing w:line="240" w:lineRule="auto"/>
               <w:ind w:left="502" w:firstLine="0"/>
+              <w:jc w:val="left"/>
               <w:rPr>
                 <w:rFonts w:eastAsia="Times New Roman" w:cs="Times New Roman"/>
                 <w:szCs w:val="24"/>
@@ -9051,23 +8689,7 @@
                 <w:sz w:val="24"/>
                 <w:szCs w:val="24"/>
               </w:rPr>
-              <w:t xml:space="preserve">Промышленная 19, </w:t>
-            </w:r>
-            <w:proofErr w:type="spellStart"/>
-            <w:r>
-              <w:rPr>
-                <w:sz w:val="24"/>
-                <w:szCs w:val="24"/>
-              </w:rPr>
-              <w:t>каб</w:t>
-            </w:r>
-            <w:proofErr w:type="spellEnd"/>
-            <w:r>
-              <w:rPr>
-                <w:sz w:val="24"/>
-                <w:szCs w:val="24"/>
-              </w:rPr>
-              <w:t>. 204.</w:t>
+              <w:t>Промышленная 19, каб. 204.</w:t>
             </w:r>
           </w:p>
         </w:tc>
@@ -9109,6 +8731,7 @@
               <w:pStyle w:val="a8"/>
               <w:spacing w:line="240" w:lineRule="auto"/>
               <w:ind w:left="502" w:firstLine="0"/>
+              <w:jc w:val="left"/>
               <w:rPr>
                 <w:rFonts w:eastAsia="Times New Roman" w:cs="Times New Roman"/>
                 <w:szCs w:val="24"/>
@@ -9291,23 +8914,7 @@
                 <w:sz w:val="24"/>
                 <w:szCs w:val="24"/>
               </w:rPr>
-              <w:t xml:space="preserve">Промышленная 19, </w:t>
-            </w:r>
-            <w:proofErr w:type="spellStart"/>
-            <w:r>
-              <w:rPr>
-                <w:sz w:val="24"/>
-                <w:szCs w:val="24"/>
-              </w:rPr>
-              <w:t>каб</w:t>
-            </w:r>
-            <w:proofErr w:type="spellEnd"/>
-            <w:r>
-              <w:rPr>
-                <w:sz w:val="24"/>
-                <w:szCs w:val="24"/>
-              </w:rPr>
-              <w:t>. 204.</w:t>
+              <w:t>Промышленная 19, каб. 204.</w:t>
             </w:r>
           </w:p>
         </w:tc>
@@ -9349,6 +8956,7 @@
               <w:pStyle w:val="a8"/>
               <w:spacing w:line="240" w:lineRule="auto"/>
               <w:ind w:left="502" w:firstLine="0"/>
+              <w:jc w:val="left"/>
               <w:rPr>
                 <w:rFonts w:eastAsia="Times New Roman" w:cs="Times New Roman"/>
                 <w:szCs w:val="24"/>
@@ -9523,23 +9131,7 @@
                 <w:sz w:val="24"/>
                 <w:szCs w:val="24"/>
               </w:rPr>
-              <w:t xml:space="preserve">Промышленная 19, </w:t>
-            </w:r>
-            <w:proofErr w:type="spellStart"/>
-            <w:r>
-              <w:rPr>
-                <w:sz w:val="24"/>
-                <w:szCs w:val="24"/>
-              </w:rPr>
-              <w:t>каб</w:t>
-            </w:r>
-            <w:proofErr w:type="spellEnd"/>
-            <w:r>
-              <w:rPr>
-                <w:sz w:val="24"/>
-                <w:szCs w:val="24"/>
-              </w:rPr>
-              <w:t>. 204.</w:t>
+              <w:t>Промышленная 19, каб. 204.</w:t>
             </w:r>
           </w:p>
         </w:tc>
@@ -9591,6 +9183,7 @@
               <w:pStyle w:val="a8"/>
               <w:spacing w:line="240" w:lineRule="auto"/>
               <w:ind w:left="502" w:firstLine="0"/>
+              <w:jc w:val="left"/>
               <w:rPr>
                 <w:rFonts w:eastAsia="Times New Roman" w:cs="Times New Roman"/>
                 <w:szCs w:val="24"/>
@@ -9760,23 +9353,7 @@
                 <w:sz w:val="24"/>
                 <w:szCs w:val="24"/>
               </w:rPr>
-              <w:t xml:space="preserve">Промышленная 19, </w:t>
-            </w:r>
-            <w:proofErr w:type="spellStart"/>
-            <w:r>
-              <w:rPr>
-                <w:sz w:val="24"/>
-                <w:szCs w:val="24"/>
-              </w:rPr>
-              <w:t>каб</w:t>
-            </w:r>
-            <w:proofErr w:type="spellEnd"/>
-            <w:r>
-              <w:rPr>
-                <w:sz w:val="24"/>
-                <w:szCs w:val="24"/>
-              </w:rPr>
-              <w:t>. 204.</w:t>
+              <w:t>Промышленная 19, каб. 204.</w:t>
             </w:r>
           </w:p>
         </w:tc>
@@ -9825,7 +9402,6 @@
           </w:tcPr>
           <w:p>
             <w:pPr>
-              <w:jc w:val="right"/>
               <w:rPr>
                 <w:sz w:val="24"/>
                 <w:szCs w:val="24"/>
@@ -10004,23 +9580,7 @@
                 <w:sz w:val="24"/>
                 <w:szCs w:val="24"/>
               </w:rPr>
-              <w:t xml:space="preserve">Промышленная 19, </w:t>
-            </w:r>
-            <w:proofErr w:type="spellStart"/>
-            <w:r>
-              <w:rPr>
-                <w:sz w:val="24"/>
-                <w:szCs w:val="24"/>
-              </w:rPr>
-              <w:t>каб</w:t>
-            </w:r>
-            <w:proofErr w:type="spellEnd"/>
-            <w:r>
-              <w:rPr>
-                <w:sz w:val="24"/>
-                <w:szCs w:val="24"/>
-              </w:rPr>
-              <w:t>. 204.</w:t>
+              <w:t>Промышленная 19, каб. 204.</w:t>
             </w:r>
           </w:p>
         </w:tc>
@@ -10079,7 +9639,6 @@
           </w:tcPr>
           <w:p>
             <w:pPr>
-              <w:jc w:val="both"/>
               <w:rPr>
                 <w:sz w:val="24"/>
                 <w:szCs w:val="24"/>
@@ -10249,23 +9808,7 @@
                 <w:sz w:val="24"/>
                 <w:szCs w:val="24"/>
               </w:rPr>
-              <w:t xml:space="preserve">Промышленная 19, </w:t>
-            </w:r>
-            <w:proofErr w:type="spellStart"/>
-            <w:r>
-              <w:rPr>
-                <w:sz w:val="24"/>
-                <w:szCs w:val="24"/>
-              </w:rPr>
-              <w:t>каб</w:t>
-            </w:r>
-            <w:proofErr w:type="spellEnd"/>
-            <w:r>
-              <w:rPr>
-                <w:sz w:val="24"/>
-                <w:szCs w:val="24"/>
-              </w:rPr>
-              <w:t>. 204.</w:t>
+              <w:t>Промышленная 19, каб. 204.</w:t>
             </w:r>
           </w:p>
         </w:tc>
@@ -10314,7 +9857,6 @@
           </w:tcPr>
           <w:p>
             <w:pPr>
-              <w:jc w:val="both"/>
               <w:rPr>
                 <w:sz w:val="24"/>
                 <w:szCs w:val="24"/>
@@ -10504,22 +10046,13 @@
               <w:lastRenderedPageBreak/>
               <w:t xml:space="preserve">Промышленная 19, </w:t>
             </w:r>
-            <w:proofErr w:type="spellStart"/>
             <w:r>
               <w:rPr>
                 <w:sz w:val="24"/>
                 <w:szCs w:val="24"/>
               </w:rPr>
               <w:lastRenderedPageBreak/>
-              <w:t>каб</w:t>
-            </w:r>
-            <w:proofErr w:type="spellEnd"/>
-            <w:r>
-              <w:rPr>
-                <w:sz w:val="24"/>
-                <w:szCs w:val="24"/>
-              </w:rPr>
-              <w:t>. 204.</w:t>
+              <w:t>каб. 204.</w:t>
             </w:r>
           </w:p>
         </w:tc>
@@ -10577,7 +10110,6 @@
           </w:tcPr>
           <w:p>
             <w:pPr>
-              <w:jc w:val="both"/>
               <w:rPr>
                 <w:sz w:val="24"/>
                 <w:szCs w:val="24"/>
@@ -10631,61 +10163,7 @@
                 <w:sz w:val="24"/>
                 <w:szCs w:val="24"/>
               </w:rPr>
-              <w:t xml:space="preserve">Самостоятельная работа. Создание </w:t>
-            </w:r>
-            <w:proofErr w:type="spellStart"/>
-            <w:r>
-              <w:rPr>
-                <w:color w:val="000000"/>
-                <w:sz w:val="24"/>
-                <w:szCs w:val="24"/>
-              </w:rPr>
-              <w:t>Low</w:t>
-            </w:r>
-            <w:proofErr w:type="spellEnd"/>
-            <w:r>
-              <w:rPr>
-                <w:color w:val="000000"/>
-                <w:sz w:val="24"/>
-                <w:szCs w:val="24"/>
-              </w:rPr>
-              <w:t xml:space="preserve"> </w:t>
-            </w:r>
-            <w:proofErr w:type="spellStart"/>
-            <w:r>
-              <w:rPr>
-                <w:color w:val="000000"/>
-                <w:sz w:val="24"/>
-                <w:szCs w:val="24"/>
-              </w:rPr>
-              <w:t>poly</w:t>
-            </w:r>
-            <w:proofErr w:type="spellEnd"/>
-            <w:r>
-              <w:rPr>
-                <w:color w:val="000000"/>
-                <w:sz w:val="24"/>
-                <w:szCs w:val="24"/>
-              </w:rPr>
-              <w:t>, и построение на ее основе Hi-</w:t>
-            </w:r>
-            <w:proofErr w:type="spellStart"/>
-            <w:r>
-              <w:rPr>
-                <w:color w:val="000000"/>
-                <w:sz w:val="24"/>
-                <w:szCs w:val="24"/>
-              </w:rPr>
-              <w:t>Poly</w:t>
-            </w:r>
-            <w:proofErr w:type="spellEnd"/>
-            <w:r>
-              <w:rPr>
-                <w:color w:val="000000"/>
-                <w:sz w:val="24"/>
-                <w:szCs w:val="24"/>
-              </w:rPr>
-              <w:t>.</w:t>
+              <w:t>Самостоятельная работа. Создание Low poly, и построение на ее основе Hi-Poly.</w:t>
             </w:r>
           </w:p>
         </w:tc>
@@ -10802,23 +10280,7 @@
                 <w:sz w:val="24"/>
                 <w:szCs w:val="24"/>
               </w:rPr>
-              <w:t xml:space="preserve">Промышленная 19, </w:t>
-            </w:r>
-            <w:proofErr w:type="spellStart"/>
-            <w:r>
-              <w:rPr>
-                <w:sz w:val="24"/>
-                <w:szCs w:val="24"/>
-              </w:rPr>
-              <w:t>каб</w:t>
-            </w:r>
-            <w:proofErr w:type="spellEnd"/>
-            <w:r>
-              <w:rPr>
-                <w:sz w:val="24"/>
-                <w:szCs w:val="24"/>
-              </w:rPr>
-              <w:t>. 204.</w:t>
+              <w:t>Промышленная 19, каб. 204.</w:t>
             </w:r>
           </w:p>
         </w:tc>
@@ -10867,7 +10329,6 @@
           </w:tcPr>
           <w:p>
             <w:pPr>
-              <w:jc w:val="both"/>
               <w:rPr>
                 <w:sz w:val="24"/>
                 <w:szCs w:val="24"/>
@@ -10920,61 +10381,7 @@
                 <w:sz w:val="24"/>
                 <w:szCs w:val="24"/>
               </w:rPr>
-              <w:t xml:space="preserve">Самостоятельная работа. Создание </w:t>
-            </w:r>
-            <w:proofErr w:type="spellStart"/>
-            <w:r>
-              <w:rPr>
-                <w:color w:val="000000"/>
-                <w:sz w:val="24"/>
-                <w:szCs w:val="24"/>
-              </w:rPr>
-              <w:t>Low</w:t>
-            </w:r>
-            <w:proofErr w:type="spellEnd"/>
-            <w:r>
-              <w:rPr>
-                <w:color w:val="000000"/>
-                <w:sz w:val="24"/>
-                <w:szCs w:val="24"/>
-              </w:rPr>
-              <w:t xml:space="preserve"> </w:t>
-            </w:r>
-            <w:proofErr w:type="spellStart"/>
-            <w:r>
-              <w:rPr>
-                <w:color w:val="000000"/>
-                <w:sz w:val="24"/>
-                <w:szCs w:val="24"/>
-              </w:rPr>
-              <w:t>poly</w:t>
-            </w:r>
-            <w:proofErr w:type="spellEnd"/>
-            <w:r>
-              <w:rPr>
-                <w:color w:val="000000"/>
-                <w:sz w:val="24"/>
-                <w:szCs w:val="24"/>
-              </w:rPr>
-              <w:t>, и построение на ее основе Hi-</w:t>
-            </w:r>
-            <w:proofErr w:type="spellStart"/>
-            <w:r>
-              <w:rPr>
-                <w:color w:val="000000"/>
-                <w:sz w:val="24"/>
-                <w:szCs w:val="24"/>
-              </w:rPr>
-              <w:t>Poly</w:t>
-            </w:r>
-            <w:proofErr w:type="spellEnd"/>
-            <w:r>
-              <w:rPr>
-                <w:color w:val="000000"/>
-                <w:sz w:val="24"/>
-                <w:szCs w:val="24"/>
-              </w:rPr>
-              <w:t>.</w:t>
+              <w:t>Самостоятельная работа. Создание Low poly, и построение на ее основе Hi-Poly.</w:t>
             </w:r>
           </w:p>
         </w:tc>
@@ -11109,23 +10516,7 @@
                 <w:sz w:val="24"/>
                 <w:szCs w:val="24"/>
               </w:rPr>
-              <w:t xml:space="preserve">Промышленная 19, </w:t>
-            </w:r>
-            <w:proofErr w:type="spellStart"/>
-            <w:r>
-              <w:rPr>
-                <w:sz w:val="24"/>
-                <w:szCs w:val="24"/>
-              </w:rPr>
-              <w:t>каб</w:t>
-            </w:r>
-            <w:proofErr w:type="spellEnd"/>
-            <w:r>
-              <w:rPr>
-                <w:sz w:val="24"/>
-                <w:szCs w:val="24"/>
-              </w:rPr>
-              <w:t>. 204.</w:t>
+              <w:t>Промышленная 19, каб. 204.</w:t>
             </w:r>
           </w:p>
         </w:tc>
@@ -11184,7 +10575,6 @@
           </w:tcPr>
           <w:p>
             <w:pPr>
-              <w:jc w:val="both"/>
               <w:rPr>
                 <w:sz w:val="24"/>
                 <w:szCs w:val="24"/>
@@ -11354,23 +10744,7 @@
                 <w:sz w:val="24"/>
                 <w:szCs w:val="24"/>
               </w:rPr>
-              <w:t xml:space="preserve">Промышленная 19, </w:t>
-            </w:r>
-            <w:proofErr w:type="spellStart"/>
-            <w:r>
-              <w:rPr>
-                <w:sz w:val="24"/>
-                <w:szCs w:val="24"/>
-              </w:rPr>
-              <w:t>каб</w:t>
-            </w:r>
-            <w:proofErr w:type="spellEnd"/>
-            <w:r>
-              <w:rPr>
-                <w:sz w:val="24"/>
-                <w:szCs w:val="24"/>
-              </w:rPr>
-              <w:t>. 204.</w:t>
+              <w:t>Промышленная 19, каб. 204.</w:t>
             </w:r>
           </w:p>
         </w:tc>
@@ -11419,7 +10793,6 @@
           </w:tcPr>
           <w:p>
             <w:pPr>
-              <w:jc w:val="both"/>
               <w:rPr>
                 <w:sz w:val="24"/>
                 <w:szCs w:val="24"/>
@@ -11588,23 +10961,7 @@
                 <w:sz w:val="24"/>
                 <w:szCs w:val="24"/>
               </w:rPr>
-              <w:t xml:space="preserve">Промышленная 19, </w:t>
-            </w:r>
-            <w:proofErr w:type="spellStart"/>
-            <w:r>
-              <w:rPr>
-                <w:sz w:val="24"/>
-                <w:szCs w:val="24"/>
-              </w:rPr>
-              <w:t>каб</w:t>
-            </w:r>
-            <w:proofErr w:type="spellEnd"/>
-            <w:r>
-              <w:rPr>
-                <w:sz w:val="24"/>
-                <w:szCs w:val="24"/>
-              </w:rPr>
-              <w:t>. 204.</w:t>
+              <w:t>Промышленная 19, каб. 204.</w:t>
             </w:r>
           </w:p>
         </w:tc>
@@ -11653,7 +11010,6 @@
           </w:tcPr>
           <w:p>
             <w:pPr>
-              <w:jc w:val="both"/>
               <w:rPr>
                 <w:sz w:val="24"/>
                 <w:szCs w:val="24"/>
@@ -11822,23 +11178,7 @@
                 <w:sz w:val="24"/>
                 <w:szCs w:val="24"/>
               </w:rPr>
-              <w:t xml:space="preserve">Промышленная 19, </w:t>
-            </w:r>
-            <w:proofErr w:type="spellStart"/>
-            <w:r>
-              <w:rPr>
-                <w:sz w:val="24"/>
-                <w:szCs w:val="24"/>
-              </w:rPr>
-              <w:t>каб</w:t>
-            </w:r>
-            <w:proofErr w:type="spellEnd"/>
-            <w:r>
-              <w:rPr>
-                <w:sz w:val="24"/>
-                <w:szCs w:val="24"/>
-              </w:rPr>
-              <w:t>. 204.</w:t>
+              <w:t>Промышленная 19, каб. 204.</w:t>
             </w:r>
           </w:p>
         </w:tc>
@@ -11887,7 +11227,6 @@
           </w:tcPr>
           <w:p>
             <w:pPr>
-              <w:jc w:val="both"/>
               <w:rPr>
                 <w:sz w:val="24"/>
                 <w:szCs w:val="24"/>
@@ -12057,23 +11396,7 @@
                 <w:sz w:val="24"/>
                 <w:szCs w:val="24"/>
               </w:rPr>
-              <w:t xml:space="preserve">Промышленная 19, </w:t>
-            </w:r>
-            <w:proofErr w:type="spellStart"/>
-            <w:r>
-              <w:rPr>
-                <w:sz w:val="24"/>
-                <w:szCs w:val="24"/>
-              </w:rPr>
-              <w:t>каб</w:t>
-            </w:r>
-            <w:proofErr w:type="spellEnd"/>
-            <w:r>
-              <w:rPr>
-                <w:sz w:val="24"/>
-                <w:szCs w:val="24"/>
-              </w:rPr>
-              <w:t>. 204.</w:t>
+              <w:t>Промышленная 19, каб. 204.</w:t>
             </w:r>
           </w:p>
         </w:tc>
@@ -12122,7 +11445,6 @@
           </w:tcPr>
           <w:p>
             <w:pPr>
-              <w:jc w:val="both"/>
               <w:rPr>
                 <w:sz w:val="24"/>
                 <w:szCs w:val="24"/>
@@ -12292,23 +11614,7 @@
                 <w:sz w:val="24"/>
                 <w:szCs w:val="24"/>
               </w:rPr>
-              <w:t xml:space="preserve">Промышленная 19, </w:t>
-            </w:r>
-            <w:proofErr w:type="spellStart"/>
-            <w:r>
-              <w:rPr>
-                <w:sz w:val="24"/>
-                <w:szCs w:val="24"/>
-              </w:rPr>
-              <w:t>каб</w:t>
-            </w:r>
-            <w:proofErr w:type="spellEnd"/>
-            <w:r>
-              <w:rPr>
-                <w:sz w:val="24"/>
-                <w:szCs w:val="24"/>
-              </w:rPr>
-              <w:t>. 204.</w:t>
+              <w:t>Промышленная 19, каб. 204.</w:t>
             </w:r>
           </w:p>
         </w:tc>
@@ -12356,7 +11662,6 @@
           </w:tcPr>
           <w:p>
             <w:pPr>
-              <w:jc w:val="both"/>
               <w:rPr>
                 <w:sz w:val="24"/>
                 <w:szCs w:val="24"/>
@@ -12530,23 +11835,7 @@
                 <w:sz w:val="24"/>
                 <w:szCs w:val="24"/>
               </w:rPr>
-              <w:t xml:space="preserve">Промышленная 19, </w:t>
-            </w:r>
-            <w:proofErr w:type="spellStart"/>
-            <w:r>
-              <w:rPr>
-                <w:sz w:val="24"/>
-                <w:szCs w:val="24"/>
-              </w:rPr>
-              <w:t>каб</w:t>
-            </w:r>
-            <w:proofErr w:type="spellEnd"/>
-            <w:r>
-              <w:rPr>
-                <w:sz w:val="24"/>
-                <w:szCs w:val="24"/>
-              </w:rPr>
-              <w:t>. 204.</w:t>
+              <w:t>Промышленная 19, каб. 204.</w:t>
             </w:r>
           </w:p>
         </w:tc>
@@ -12594,7 +11883,6 @@
           </w:tcPr>
           <w:p>
             <w:pPr>
-              <w:jc w:val="both"/>
               <w:rPr>
                 <w:sz w:val="24"/>
                 <w:szCs w:val="24"/>
@@ -12777,23 +12065,7 @@
                 <w:sz w:val="24"/>
                 <w:szCs w:val="24"/>
               </w:rPr>
-              <w:t xml:space="preserve">Промышленная 19, </w:t>
-            </w:r>
-            <w:proofErr w:type="spellStart"/>
-            <w:r>
-              <w:rPr>
-                <w:sz w:val="24"/>
-                <w:szCs w:val="24"/>
-              </w:rPr>
-              <w:t>каб</w:t>
-            </w:r>
-            <w:proofErr w:type="spellEnd"/>
-            <w:r>
-              <w:rPr>
-                <w:sz w:val="24"/>
-                <w:szCs w:val="24"/>
-              </w:rPr>
-              <w:t>. 204.</w:t>
+              <w:t>Промышленная 19, каб. 204.</w:t>
             </w:r>
           </w:p>
         </w:tc>
@@ -12842,7 +12114,6 @@
           </w:tcPr>
           <w:p>
             <w:pPr>
-              <w:jc w:val="both"/>
               <w:rPr>
                 <w:sz w:val="24"/>
                 <w:szCs w:val="24"/>
@@ -12886,7 +12157,6 @@
           </w:tcPr>
           <w:p>
             <w:pPr>
-              <w:jc w:val="both"/>
               <w:rPr>
                 <w:sz w:val="24"/>
                 <w:szCs w:val="24"/>
@@ -13080,23 +12350,7 @@
                 <w:sz w:val="24"/>
                 <w:szCs w:val="24"/>
               </w:rPr>
-              <w:t xml:space="preserve">Промышленная 19, </w:t>
-            </w:r>
-            <w:proofErr w:type="spellStart"/>
-            <w:r>
-              <w:rPr>
-                <w:sz w:val="24"/>
-                <w:szCs w:val="24"/>
-              </w:rPr>
-              <w:t>каб</w:t>
-            </w:r>
-            <w:proofErr w:type="spellEnd"/>
-            <w:r>
-              <w:rPr>
-                <w:sz w:val="24"/>
-                <w:szCs w:val="24"/>
-              </w:rPr>
-              <w:t>. 204.</w:t>
+              <w:t>Промышленная 19, каб. 204.</w:t>
             </w:r>
           </w:p>
         </w:tc>
@@ -13135,7 +12389,6 @@
           </w:tcPr>
           <w:p>
             <w:pPr>
-              <w:jc w:val="both"/>
               <w:rPr>
                 <w:sz w:val="24"/>
                 <w:szCs w:val="24"/>
@@ -13312,23 +12565,7 @@
                 <w:sz w:val="24"/>
                 <w:szCs w:val="24"/>
               </w:rPr>
-              <w:t xml:space="preserve">Промышленная 19, </w:t>
-            </w:r>
-            <w:proofErr w:type="spellStart"/>
-            <w:r>
-              <w:rPr>
-                <w:sz w:val="24"/>
-                <w:szCs w:val="24"/>
-              </w:rPr>
-              <w:t>каб</w:t>
-            </w:r>
-            <w:proofErr w:type="spellEnd"/>
-            <w:r>
-              <w:rPr>
-                <w:sz w:val="24"/>
-                <w:szCs w:val="24"/>
-              </w:rPr>
-              <w:t>. 204.</w:t>
+              <w:t>Промышленная 19, каб. 204.</w:t>
             </w:r>
           </w:p>
         </w:tc>
@@ -13377,7 +12614,6 @@
           </w:tcPr>
           <w:p>
             <w:pPr>
-              <w:jc w:val="both"/>
               <w:rPr>
                 <w:sz w:val="24"/>
                 <w:szCs w:val="24"/>
@@ -13554,23 +12790,7 @@
                 <w:sz w:val="24"/>
                 <w:szCs w:val="24"/>
               </w:rPr>
-              <w:t xml:space="preserve">Промышленная 19, </w:t>
-            </w:r>
-            <w:proofErr w:type="spellStart"/>
-            <w:r>
-              <w:rPr>
-                <w:sz w:val="24"/>
-                <w:szCs w:val="24"/>
-              </w:rPr>
-              <w:t>каб</w:t>
-            </w:r>
-            <w:proofErr w:type="spellEnd"/>
-            <w:r>
-              <w:rPr>
-                <w:sz w:val="24"/>
-                <w:szCs w:val="24"/>
-              </w:rPr>
-              <w:t>. 204.</w:t>
+              <w:t>Промышленная 19, каб. 204.</w:t>
             </w:r>
           </w:p>
         </w:tc>
@@ -13619,7 +12839,6 @@
           </w:tcPr>
           <w:p>
             <w:pPr>
-              <w:jc w:val="both"/>
               <w:rPr>
                 <w:sz w:val="24"/>
                 <w:szCs w:val="24"/>
@@ -13796,23 +13015,7 @@
                 <w:sz w:val="24"/>
                 <w:szCs w:val="24"/>
               </w:rPr>
-              <w:t xml:space="preserve">Промышленная 19, </w:t>
-            </w:r>
-            <w:proofErr w:type="spellStart"/>
-            <w:r>
-              <w:rPr>
-                <w:sz w:val="24"/>
-                <w:szCs w:val="24"/>
-              </w:rPr>
-              <w:t>каб</w:t>
-            </w:r>
-            <w:proofErr w:type="spellEnd"/>
-            <w:r>
-              <w:rPr>
-                <w:sz w:val="24"/>
-                <w:szCs w:val="24"/>
-              </w:rPr>
-              <w:t>. 204.</w:t>
+              <w:t>Промышленная 19, каб. 204.</w:t>
             </w:r>
           </w:p>
         </w:tc>
@@ -13860,7 +13063,6 @@
           </w:tcPr>
           <w:p>
             <w:pPr>
-              <w:jc w:val="both"/>
               <w:rPr>
                 <w:sz w:val="24"/>
                 <w:szCs w:val="24"/>
@@ -14028,23 +13230,7 @@
                 <w:sz w:val="24"/>
                 <w:szCs w:val="24"/>
               </w:rPr>
-              <w:t xml:space="preserve">Промышленная 19, </w:t>
-            </w:r>
-            <w:proofErr w:type="spellStart"/>
-            <w:r>
-              <w:rPr>
-                <w:sz w:val="24"/>
-                <w:szCs w:val="24"/>
-              </w:rPr>
-              <w:t>каб</w:t>
-            </w:r>
-            <w:proofErr w:type="spellEnd"/>
-            <w:r>
-              <w:rPr>
-                <w:sz w:val="24"/>
-                <w:szCs w:val="24"/>
-              </w:rPr>
-              <w:t>. 204.</w:t>
+              <w:t>Промышленная 19, каб. 204.</w:t>
             </w:r>
           </w:p>
         </w:tc>
@@ -14092,7 +13278,6 @@
           </w:tcPr>
           <w:p>
             <w:pPr>
-              <w:jc w:val="both"/>
               <w:rPr>
                 <w:sz w:val="24"/>
                 <w:szCs w:val="24"/>
@@ -14144,7 +13329,7 @@
                 <w:sz w:val="24"/>
                 <w:szCs w:val="24"/>
               </w:rPr>
-              <w:t>Реализация командного проекта.</w:t>
+              <w:t>Финализация графической части проекта.</w:t>
             </w:r>
           </w:p>
         </w:tc>
@@ -14241,15 +13426,6 @@
               <w:t>Практическое занятие</w:t>
             </w:r>
           </w:p>
-          <w:p>
-            <w:pPr>
-              <w:jc w:val="both"/>
-              <w:rPr>
-                <w:sz w:val="24"/>
-                <w:szCs w:val="24"/>
-              </w:rPr>
-            </w:pPr>
-          </w:p>
         </w:tc>
         <w:tc>
           <w:tcPr>
@@ -14269,23 +13445,7 @@
                 <w:sz w:val="24"/>
                 <w:szCs w:val="24"/>
               </w:rPr>
-              <w:t xml:space="preserve">Промышленная 19, </w:t>
-            </w:r>
-            <w:proofErr w:type="spellStart"/>
-            <w:r>
-              <w:rPr>
-                <w:sz w:val="24"/>
-                <w:szCs w:val="24"/>
-              </w:rPr>
-              <w:t>каб</w:t>
-            </w:r>
-            <w:proofErr w:type="spellEnd"/>
-            <w:r>
-              <w:rPr>
-                <w:sz w:val="24"/>
-                <w:szCs w:val="24"/>
-              </w:rPr>
-              <w:t>. 204.</w:t>
+              <w:t>Промышленная 19, каб. 204.</w:t>
             </w:r>
           </w:p>
         </w:tc>
@@ -14333,7 +13493,6 @@
           </w:tcPr>
           <w:p>
             <w:pPr>
-              <w:jc w:val="both"/>
               <w:rPr>
                 <w:sz w:val="24"/>
                 <w:szCs w:val="24"/>
@@ -14385,7 +13544,57 @@
                 <w:sz w:val="24"/>
                 <w:szCs w:val="24"/>
               </w:rPr>
-              <w:t>Реализация командного проекта.</w:t>
+              <w:t>Знакомство со слайсерами</w:t>
+            </w:r>
+            <w:r>
+              <w:rPr>
+                <w:color w:val="000000"/>
+                <w:sz w:val="24"/>
+                <w:szCs w:val="24"/>
+              </w:rPr>
+              <w:t>.</w:t>
+            </w:r>
+            <w:r>
+              <w:rPr>
+                <w:color w:val="000000"/>
+                <w:sz w:val="24"/>
+                <w:szCs w:val="24"/>
+              </w:rPr>
+              <w:t xml:space="preserve"> Изучение интерфейса </w:t>
+            </w:r>
+            <w:r>
+              <w:rPr>
+                <w:color w:val="000000"/>
+                <w:sz w:val="24"/>
+                <w:szCs w:val="24"/>
+                <w:lang w:val="en-US"/>
+              </w:rPr>
+              <w:t>Orca</w:t>
+            </w:r>
+            <w:r>
+              <w:rPr>
+                <w:color w:val="000000"/>
+                <w:sz w:val="24"/>
+                <w:szCs w:val="24"/>
+              </w:rPr>
+              <w:t>. Обзор основных технологий 3</w:t>
+            </w:r>
+            <w:r>
+              <w:rPr>
+                <w:color w:val="000000"/>
+                <w:sz w:val="24"/>
+                <w:szCs w:val="24"/>
+                <w:lang w:val="en-US"/>
+              </w:rPr>
+              <w:t>D</w:t>
+            </w:r>
+            <w:r>
+              <w:rPr>
+                <w:color w:val="000000"/>
+                <w:sz w:val="24"/>
+                <w:szCs w:val="24"/>
+              </w:rPr>
+              <w:t xml:space="preserve"> печати.</w:t>
             </w:r>
           </w:p>
         </w:tc>
@@ -14432,7 +13641,7 @@
                 <w:sz w:val="28"/>
                 <w:szCs w:val="28"/>
               </w:rPr>
-              <w:t>0</w:t>
+              <w:t>1,5</w:t>
             </w:r>
           </w:p>
         </w:tc>
@@ -14457,7 +13666,7 @@
                 <w:sz w:val="28"/>
                 <w:szCs w:val="28"/>
               </w:rPr>
-              <w:t>2,5</w:t>
+              <w:t>1</w:t>
             </w:r>
           </w:p>
         </w:tc>
@@ -14510,23 +13719,7 @@
                 <w:sz w:val="24"/>
                 <w:szCs w:val="24"/>
               </w:rPr>
-              <w:t xml:space="preserve">Промышленная 19, </w:t>
-            </w:r>
-            <w:proofErr w:type="spellStart"/>
-            <w:r>
-              <w:rPr>
-                <w:sz w:val="24"/>
-                <w:szCs w:val="24"/>
-              </w:rPr>
-              <w:t>каб</w:t>
-            </w:r>
-            <w:proofErr w:type="spellEnd"/>
-            <w:r>
-              <w:rPr>
-                <w:sz w:val="24"/>
-                <w:szCs w:val="24"/>
-              </w:rPr>
-              <w:t>. 204.</w:t>
+              <w:t>Промышленная 19, каб. 204.</w:t>
             </w:r>
           </w:p>
         </w:tc>
@@ -14574,7 +13767,6 @@
           </w:tcPr>
           <w:p>
             <w:pPr>
-              <w:jc w:val="both"/>
               <w:rPr>
                 <w:sz w:val="24"/>
                 <w:szCs w:val="24"/>
@@ -14626,7 +13818,73 @@
                 <w:sz w:val="24"/>
                 <w:szCs w:val="24"/>
               </w:rPr>
-              <w:t>Реализация командного проекта.</w:t>
+              <w:t xml:space="preserve">Изучение основных настроек для печати </w:t>
+            </w:r>
+            <w:r>
+              <w:rPr>
+                <w:color w:val="000000"/>
+                <w:sz w:val="24"/>
+                <w:szCs w:val="24"/>
+              </w:rPr>
+              <w:t>3</w:t>
+            </w:r>
+            <w:r>
+              <w:rPr>
+                <w:color w:val="000000"/>
+                <w:sz w:val="24"/>
+                <w:szCs w:val="24"/>
+                <w:lang w:val="en-US"/>
+              </w:rPr>
+              <w:t>D</w:t>
+            </w:r>
+            <w:r>
+              <w:rPr>
+                <w:color w:val="000000"/>
+                <w:sz w:val="24"/>
+                <w:szCs w:val="24"/>
+              </w:rPr>
+              <w:t xml:space="preserve"> </w:t>
+            </w:r>
+            <w:r>
+              <w:rPr>
+                <w:color w:val="000000"/>
+                <w:sz w:val="24"/>
+                <w:szCs w:val="24"/>
+              </w:rPr>
+              <w:t>моделей в контексте программы</w:t>
+            </w:r>
+            <w:r>
+              <w:rPr>
+                <w:color w:val="000000"/>
+                <w:sz w:val="24"/>
+                <w:szCs w:val="24"/>
+              </w:rPr>
+              <w:t>.</w:t>
+            </w:r>
+            <w:r>
+              <w:rPr>
+                <w:color w:val="000000"/>
+                <w:sz w:val="24"/>
+                <w:szCs w:val="24"/>
+              </w:rPr>
+              <w:t xml:space="preserve"> Подготовка и выгрузка </w:t>
+            </w:r>
+            <w:r>
+              <w:rPr>
+                <w:color w:val="000000"/>
+                <w:sz w:val="24"/>
+                <w:szCs w:val="24"/>
+                <w:lang w:val="en-US"/>
+              </w:rPr>
+              <w:t>3D</w:t>
+            </w:r>
+            <w:r>
+              <w:rPr>
+                <w:color w:val="000000"/>
+                <w:sz w:val="24"/>
+                <w:szCs w:val="24"/>
+              </w:rPr>
+              <w:t xml:space="preserve"> модели.</w:t>
             </w:r>
           </w:p>
         </w:tc>
@@ -14670,10 +13928,10 @@
             <w:r>
               <w:rPr>
                 <w:color w:val="000000"/>
-                <w:sz w:val="28"/>
-                <w:szCs w:val="28"/>
-              </w:rPr>
-              <w:t>0</w:t>
+                <w:sz w:val="24"/>
+                <w:szCs w:val="24"/>
+              </w:rPr>
+              <w:t>1</w:t>
             </w:r>
           </w:p>
         </w:tc>
@@ -14693,12 +13951,11 @@
             </w:pPr>
             <w:r>
               <w:rPr>
-                <w:rFonts w:ascii="Arial" w:hAnsi="Arial" w:cs="Arial"/>
                 <w:color w:val="000000"/>
-                <w:sz w:val="28"/>
-                <w:szCs w:val="28"/>
-              </w:rPr>
-              <w:t>2</w:t>
+                <w:sz w:val="24"/>
+                <w:szCs w:val="24"/>
+              </w:rPr>
+              <w:t>1</w:t>
             </w:r>
           </w:p>
         </w:tc>
@@ -14751,23 +14008,7 @@
                 <w:sz w:val="24"/>
                 <w:szCs w:val="24"/>
               </w:rPr>
-              <w:t xml:space="preserve">Промышленная 19, </w:t>
-            </w:r>
-            <w:proofErr w:type="spellStart"/>
-            <w:r>
-              <w:rPr>
-                <w:sz w:val="24"/>
-                <w:szCs w:val="24"/>
-              </w:rPr>
-              <w:t>каб</w:t>
-            </w:r>
-            <w:proofErr w:type="spellEnd"/>
-            <w:r>
-              <w:rPr>
-                <w:sz w:val="24"/>
-                <w:szCs w:val="24"/>
-              </w:rPr>
-              <w:t>. 204.</w:t>
+              <w:t>Промышленная 19, каб. 204.</w:t>
             </w:r>
           </w:p>
         </w:tc>
@@ -14815,17 +14056,17 @@
           </w:tcPr>
           <w:p>
             <w:pPr>
-              <w:jc w:val="both"/>
-              <w:rPr>
-                <w:sz w:val="24"/>
-                <w:szCs w:val="24"/>
-              </w:rPr>
-            </w:pPr>
-            <w:r>
-              <w:rPr>
-                <w:sz w:val="24"/>
-                <w:szCs w:val="24"/>
-              </w:rPr>
+              <w:rPr>
+                <w:sz w:val="24"/>
+                <w:szCs w:val="24"/>
+              </w:rPr>
+            </w:pPr>
+            <w:r>
+              <w:rPr>
+                <w:sz w:val="24"/>
+                <w:szCs w:val="24"/>
+              </w:rPr>
+              <w:lastRenderedPageBreak/>
               <w:t>25</w:t>
             </w:r>
           </w:p>
@@ -14867,7 +14108,32 @@
                 <w:sz w:val="24"/>
                 <w:szCs w:val="24"/>
               </w:rPr>
-              <w:t>Финализация графической части проекта.</w:t>
+              <w:t>Запуск печати</w:t>
+            </w:r>
+            <w:r>
+              <w:rPr>
+                <w:color w:val="000000"/>
+                <w:sz w:val="24"/>
+                <w:szCs w:val="24"/>
+              </w:rPr>
+              <w:t xml:space="preserve"> 3</w:t>
+            </w:r>
+            <w:r>
+              <w:rPr>
+                <w:color w:val="000000"/>
+                <w:sz w:val="24"/>
+                <w:szCs w:val="24"/>
+                <w:lang w:val="en-US"/>
+              </w:rPr>
+              <w:t>D</w:t>
+            </w:r>
+            <w:r>
+              <w:rPr>
+                <w:color w:val="000000"/>
+                <w:sz w:val="24"/>
+                <w:szCs w:val="24"/>
+              </w:rPr>
+              <w:t xml:space="preserve"> модели. </w:t>
             </w:r>
           </w:p>
         </w:tc>
@@ -14914,7 +14180,7 @@
                 <w:sz w:val="28"/>
                 <w:szCs w:val="28"/>
               </w:rPr>
-              <w:t>1,5</w:t>
+              <w:t>1</w:t>
             </w:r>
           </w:p>
         </w:tc>
@@ -14940,6 +14206,14 @@
               </w:rPr>
               <w:t>1</w:t>
             </w:r>
+            <w:r>
+              <w:rPr>
+                <w:color w:val="000000"/>
+                <w:sz w:val="28"/>
+                <w:szCs w:val="28"/>
+              </w:rPr>
+              <w:t>,5</w:t>
+            </w:r>
           </w:p>
         </w:tc>
         <w:tc>
@@ -14982,23 +14256,7 @@
                 <w:sz w:val="24"/>
                 <w:szCs w:val="24"/>
               </w:rPr>
-              <w:t xml:space="preserve">Промышленная 19, </w:t>
-            </w:r>
-            <w:proofErr w:type="spellStart"/>
-            <w:r>
-              <w:rPr>
-                <w:sz w:val="24"/>
-                <w:szCs w:val="24"/>
-              </w:rPr>
-              <w:t>каб</w:t>
-            </w:r>
-            <w:proofErr w:type="spellEnd"/>
-            <w:r>
-              <w:rPr>
-                <w:sz w:val="24"/>
-                <w:szCs w:val="24"/>
-              </w:rPr>
-              <w:t>. 204.</w:t>
+              <w:t>Промышленная 19, каб. 204.</w:t>
             </w:r>
           </w:p>
         </w:tc>
@@ -15048,7 +14306,6 @@
           <w:p>
             <w:pPr>
               <w:ind w:left="113" w:right="113"/>
-              <w:jc w:val="both"/>
               <w:rPr>
                 <w:b/>
                 <w:sz w:val="24"/>
@@ -15129,18 +14386,16 @@
           </w:tcPr>
           <w:p>
             <w:pPr>
-              <w:jc w:val="both"/>
-              <w:rPr>
-                <w:sz w:val="24"/>
-                <w:szCs w:val="24"/>
-              </w:rPr>
-            </w:pPr>
-            <w:r>
-              <w:rPr>
-                <w:sz w:val="24"/>
-                <w:szCs w:val="24"/>
-              </w:rPr>
-              <w:lastRenderedPageBreak/>
+              <w:rPr>
+                <w:sz w:val="24"/>
+                <w:szCs w:val="24"/>
+              </w:rPr>
+            </w:pPr>
+            <w:r>
+              <w:rPr>
+                <w:sz w:val="24"/>
+                <w:szCs w:val="24"/>
+              </w:rPr>
               <w:t>26</w:t>
             </w:r>
           </w:p>
@@ -15182,31 +14437,60 @@
                 <w:sz w:val="24"/>
                 <w:szCs w:val="24"/>
               </w:rPr>
-              <w:t xml:space="preserve">Импортирование 3D моделей командного проекта в </w:t>
-            </w:r>
-            <w:proofErr w:type="spellStart"/>
-            <w:r>
+              <w:t>Импортирование 3D моделей командного проекта в Unreal Engine 5.</w:t>
+            </w:r>
+          </w:p>
+        </w:tc>
+        <w:tc>
+          <w:tcPr>
+            <w:tcW w:w="1101" w:type="dxa"/>
+            <w:vAlign w:val="center"/>
+          </w:tcPr>
+          <w:p>
+            <w:pPr>
+              <w:jc w:val="center"/>
               <w:rPr>
                 <w:color w:val="000000"/>
                 <w:sz w:val="24"/>
                 <w:szCs w:val="24"/>
               </w:rPr>
-              <w:t>Unreal</w:t>
-            </w:r>
-            <w:proofErr w:type="spellEnd"/>
-            <w:r>
+            </w:pPr>
+            <w:r>
+              <w:rPr>
+                <w:sz w:val="28"/>
+                <w:szCs w:val="28"/>
+              </w:rPr>
+              <w:t>2</w:t>
+            </w:r>
+          </w:p>
+        </w:tc>
+        <w:tc>
+          <w:tcPr>
+            <w:tcW w:w="1184" w:type="dxa"/>
+            <w:vAlign w:val="center"/>
+          </w:tcPr>
+          <w:p>
+            <w:pPr>
+              <w:jc w:val="center"/>
               <w:rPr>
                 <w:color w:val="000000"/>
                 <w:sz w:val="24"/>
                 <w:szCs w:val="24"/>
               </w:rPr>
-              <w:t xml:space="preserve"> Engine 5.</w:t>
-            </w:r>
-          </w:p>
-        </w:tc>
-        <w:tc>
-          <w:tcPr>
-            <w:tcW w:w="1101" w:type="dxa"/>
+            </w:pPr>
+            <w:r>
+              <w:rPr>
+                <w:color w:val="000000"/>
+                <w:sz w:val="28"/>
+                <w:szCs w:val="28"/>
+              </w:rPr>
+              <w:t>1</w:t>
+            </w:r>
+          </w:p>
+        </w:tc>
+        <w:tc>
+          <w:tcPr>
+            <w:tcW w:w="1352" w:type="dxa"/>
             <w:vAlign w:val="center"/>
           </w:tcPr>
           <w:p>
@@ -15220,30 +14504,7 @@
             </w:pPr>
             <w:r>
               <w:rPr>
-                <w:sz w:val="28"/>
-                <w:szCs w:val="28"/>
-              </w:rPr>
-              <w:t>2</w:t>
-            </w:r>
-          </w:p>
-        </w:tc>
-        <w:tc>
-          <w:tcPr>
-            <w:tcW w:w="1184" w:type="dxa"/>
-            <w:vAlign w:val="center"/>
-          </w:tcPr>
-          <w:p>
-            <w:pPr>
-              <w:jc w:val="center"/>
-              <w:rPr>
                 <w:color w:val="000000"/>
-                <w:sz w:val="24"/>
-                <w:szCs w:val="24"/>
-              </w:rPr>
-            </w:pPr>
-            <w:r>
-              <w:rPr>
-                <w:color w:val="000000"/>
                 <w:sz w:val="28"/>
                 <w:szCs w:val="28"/>
               </w:rPr>
@@ -15253,30 +14514,6 @@
         </w:tc>
         <w:tc>
           <w:tcPr>
-            <w:tcW w:w="1352" w:type="dxa"/>
-            <w:vAlign w:val="center"/>
-          </w:tcPr>
-          <w:p>
-            <w:pPr>
-              <w:jc w:val="center"/>
-              <w:rPr>
-                <w:color w:val="000000"/>
-                <w:sz w:val="24"/>
-                <w:szCs w:val="24"/>
-              </w:rPr>
-            </w:pPr>
-            <w:r>
-              <w:rPr>
-                <w:color w:val="000000"/>
-                <w:sz w:val="28"/>
-                <w:szCs w:val="28"/>
-              </w:rPr>
-              <w:t>1</w:t>
-            </w:r>
-          </w:p>
-        </w:tc>
-        <w:tc>
-          <w:tcPr>
             <w:tcW w:w="2492" w:type="dxa"/>
             <w:vAlign w:val="center"/>
           </w:tcPr>
@@ -15324,23 +14561,7 @@
                 <w:sz w:val="24"/>
                 <w:szCs w:val="24"/>
               </w:rPr>
-              <w:t xml:space="preserve">Промышленная 19, </w:t>
-            </w:r>
-            <w:proofErr w:type="spellStart"/>
-            <w:r>
-              <w:rPr>
-                <w:sz w:val="24"/>
-                <w:szCs w:val="24"/>
-              </w:rPr>
-              <w:t>каб</w:t>
-            </w:r>
-            <w:proofErr w:type="spellEnd"/>
-            <w:r>
-              <w:rPr>
-                <w:sz w:val="24"/>
-                <w:szCs w:val="24"/>
-              </w:rPr>
-              <w:t>. 204.</w:t>
+              <w:t>Промышленная 19, каб. 204.</w:t>
             </w:r>
           </w:p>
         </w:tc>
@@ -15389,7 +14610,6 @@
           </w:tcPr>
           <w:p>
             <w:pPr>
-              <w:jc w:val="both"/>
               <w:rPr>
                 <w:sz w:val="24"/>
                 <w:szCs w:val="24"/>
@@ -15442,110 +14662,74 @@
                 <w:sz w:val="24"/>
                 <w:szCs w:val="24"/>
               </w:rPr>
-              <w:t xml:space="preserve">Работа с </w:t>
-            </w:r>
-            <w:proofErr w:type="spellStart"/>
-            <w:r>
+              <w:t>Работа с блупринтами в Unreal Engine 5. Настройка персонажа.</w:t>
+            </w:r>
+          </w:p>
+        </w:tc>
+        <w:tc>
+          <w:tcPr>
+            <w:tcW w:w="1101" w:type="dxa"/>
+            <w:vAlign w:val="center"/>
+          </w:tcPr>
+          <w:p>
+            <w:pPr>
+              <w:jc w:val="center"/>
               <w:rPr>
                 <w:color w:val="000000"/>
                 <w:sz w:val="24"/>
                 <w:szCs w:val="24"/>
               </w:rPr>
-              <w:t>блупринтами</w:t>
-            </w:r>
-            <w:proofErr w:type="spellEnd"/>
-            <w:r>
+            </w:pPr>
+            <w:r>
+              <w:rPr>
+                <w:sz w:val="28"/>
+                <w:szCs w:val="28"/>
+              </w:rPr>
+              <w:t>2,5</w:t>
+            </w:r>
+          </w:p>
+        </w:tc>
+        <w:tc>
+          <w:tcPr>
+            <w:tcW w:w="1184" w:type="dxa"/>
+            <w:vAlign w:val="center"/>
+          </w:tcPr>
+          <w:p>
+            <w:pPr>
+              <w:jc w:val="center"/>
               <w:rPr>
                 <w:color w:val="000000"/>
                 <w:sz w:val="24"/>
                 <w:szCs w:val="24"/>
               </w:rPr>
-              <w:t xml:space="preserve"> в </w:t>
-            </w:r>
-            <w:proofErr w:type="spellStart"/>
+            </w:pPr>
             <w:r>
               <w:rPr>
                 <w:color w:val="000000"/>
-                <w:sz w:val="24"/>
-                <w:szCs w:val="24"/>
-              </w:rPr>
-              <w:t>Unreal</w:t>
-            </w:r>
-            <w:proofErr w:type="spellEnd"/>
-            <w:r>
+                <w:sz w:val="28"/>
+                <w:szCs w:val="28"/>
+              </w:rPr>
+              <w:t>1</w:t>
+            </w:r>
+          </w:p>
+        </w:tc>
+        <w:tc>
+          <w:tcPr>
+            <w:tcW w:w="1352" w:type="dxa"/>
+            <w:vAlign w:val="center"/>
+          </w:tcPr>
+          <w:p>
+            <w:pPr>
+              <w:jc w:val="center"/>
               <w:rPr>
                 <w:color w:val="000000"/>
                 <w:sz w:val="24"/>
                 <w:szCs w:val="24"/>
               </w:rPr>
-              <w:t xml:space="preserve"> Engine 5. Настройка персонажа.</w:t>
-            </w:r>
-          </w:p>
-        </w:tc>
-        <w:tc>
-          <w:tcPr>
-            <w:tcW w:w="1101" w:type="dxa"/>
-            <w:vAlign w:val="center"/>
-          </w:tcPr>
-          <w:p>
-            <w:pPr>
-              <w:jc w:val="center"/>
+            </w:pPr>
+            <w:r>
               <w:rPr>
                 <w:color w:val="000000"/>
-                <w:sz w:val="24"/>
-                <w:szCs w:val="24"/>
-              </w:rPr>
-            </w:pPr>
-            <w:r>
-              <w:rPr>
-                <w:sz w:val="28"/>
-                <w:szCs w:val="28"/>
-              </w:rPr>
-              <w:t>2,5</w:t>
-            </w:r>
-          </w:p>
-        </w:tc>
-        <w:tc>
-          <w:tcPr>
-            <w:tcW w:w="1184" w:type="dxa"/>
-            <w:vAlign w:val="center"/>
-          </w:tcPr>
-          <w:p>
-            <w:pPr>
-              <w:jc w:val="center"/>
-              <w:rPr>
-                <w:color w:val="000000"/>
-                <w:sz w:val="24"/>
-                <w:szCs w:val="24"/>
-              </w:rPr>
-            </w:pPr>
-            <w:r>
-              <w:rPr>
-                <w:color w:val="000000"/>
-                <w:sz w:val="28"/>
-                <w:szCs w:val="28"/>
-              </w:rPr>
-              <w:t>1</w:t>
-            </w:r>
-          </w:p>
-        </w:tc>
-        <w:tc>
-          <w:tcPr>
-            <w:tcW w:w="1352" w:type="dxa"/>
-            <w:vAlign w:val="center"/>
-          </w:tcPr>
-          <w:p>
-            <w:pPr>
-              <w:jc w:val="center"/>
-              <w:rPr>
-                <w:color w:val="000000"/>
-                <w:sz w:val="24"/>
-                <w:szCs w:val="24"/>
-              </w:rPr>
-            </w:pPr>
-            <w:r>
-              <w:rPr>
-                <w:color w:val="000000"/>
                 <w:sz w:val="28"/>
                 <w:szCs w:val="28"/>
               </w:rPr>
@@ -15593,23 +14777,7 @@
                 <w:sz w:val="24"/>
                 <w:szCs w:val="24"/>
               </w:rPr>
-              <w:t xml:space="preserve">Промышленная 19, </w:t>
-            </w:r>
-            <w:proofErr w:type="spellStart"/>
-            <w:r>
-              <w:rPr>
-                <w:sz w:val="24"/>
-                <w:szCs w:val="24"/>
-              </w:rPr>
-              <w:t>каб</w:t>
-            </w:r>
-            <w:proofErr w:type="spellEnd"/>
-            <w:r>
-              <w:rPr>
-                <w:sz w:val="24"/>
-                <w:szCs w:val="24"/>
-              </w:rPr>
-              <w:t>. 204.</w:t>
+              <w:t>Промышленная 19, каб. 204.</w:t>
             </w:r>
           </w:p>
         </w:tc>
@@ -15659,7 +14827,6 @@
           </w:tcPr>
           <w:p>
             <w:pPr>
-              <w:jc w:val="both"/>
               <w:rPr>
                 <w:sz w:val="24"/>
                 <w:szCs w:val="24"/>
@@ -15712,87 +14879,76 @@
                 <w:sz w:val="24"/>
                 <w:szCs w:val="24"/>
               </w:rPr>
-              <w:t xml:space="preserve">Работа с </w:t>
-            </w:r>
-            <w:proofErr w:type="spellStart"/>
-            <w:r>
+              <w:t>Работа с блупринтами в Unreal Engine 5. Настройка персонажа.</w:t>
+            </w:r>
+          </w:p>
+        </w:tc>
+        <w:tc>
+          <w:tcPr>
+            <w:tcW w:w="1101" w:type="dxa"/>
+            <w:vAlign w:val="center"/>
+          </w:tcPr>
+          <w:p>
+            <w:pPr>
+              <w:jc w:val="center"/>
               <w:rPr>
                 <w:color w:val="000000"/>
                 <w:sz w:val="24"/>
                 <w:szCs w:val="24"/>
               </w:rPr>
-              <w:t>блупринтами</w:t>
-            </w:r>
-            <w:proofErr w:type="spellEnd"/>
-            <w:r>
+            </w:pPr>
+            <w:r>
+              <w:rPr>
+                <w:sz w:val="28"/>
+                <w:szCs w:val="28"/>
+              </w:rPr>
+              <w:t>2</w:t>
+            </w:r>
+          </w:p>
+        </w:tc>
+        <w:tc>
+          <w:tcPr>
+            <w:tcW w:w="1184" w:type="dxa"/>
+            <w:vAlign w:val="center"/>
+          </w:tcPr>
+          <w:p>
+            <w:pPr>
+              <w:jc w:val="center"/>
               <w:rPr>
                 <w:color w:val="000000"/>
                 <w:sz w:val="24"/>
                 <w:szCs w:val="24"/>
-              </w:rPr>
-              <w:t xml:space="preserve"> в </w:t>
-            </w:r>
-            <w:proofErr w:type="spellStart"/>
+                <w:lang w:val="en-US"/>
+              </w:rPr>
+            </w:pPr>
             <w:r>
               <w:rPr>
                 <w:color w:val="000000"/>
-                <w:sz w:val="24"/>
-                <w:szCs w:val="24"/>
-              </w:rPr>
-              <w:t>Unreal</w:t>
-            </w:r>
-            <w:proofErr w:type="spellEnd"/>
-            <w:r>
+                <w:sz w:val="28"/>
+                <w:szCs w:val="28"/>
+              </w:rPr>
+              <w:t>1</w:t>
+            </w:r>
+          </w:p>
+        </w:tc>
+        <w:tc>
+          <w:tcPr>
+            <w:tcW w:w="1352" w:type="dxa"/>
+            <w:vAlign w:val="center"/>
+          </w:tcPr>
+          <w:p>
+            <w:pPr>
+              <w:jc w:val="center"/>
               <w:rPr>
                 <w:color w:val="000000"/>
                 <w:sz w:val="24"/>
                 <w:szCs w:val="24"/>
-              </w:rPr>
-              <w:t xml:space="preserve"> Engine 5. Настройка персонажа.</w:t>
-            </w:r>
-          </w:p>
-        </w:tc>
-        <w:tc>
-          <w:tcPr>
-            <w:tcW w:w="1101" w:type="dxa"/>
-            <w:vAlign w:val="center"/>
-          </w:tcPr>
-          <w:p>
-            <w:pPr>
-              <w:jc w:val="center"/>
+                <w:lang w:val="en-US"/>
+              </w:rPr>
+            </w:pPr>
+            <w:r>
               <w:rPr>
                 <w:color w:val="000000"/>
-                <w:sz w:val="24"/>
-                <w:szCs w:val="24"/>
-              </w:rPr>
-            </w:pPr>
-            <w:r>
-              <w:rPr>
-                <w:sz w:val="28"/>
-                <w:szCs w:val="28"/>
-              </w:rPr>
-              <w:t>2</w:t>
-            </w:r>
-          </w:p>
-        </w:tc>
-        <w:tc>
-          <w:tcPr>
-            <w:tcW w:w="1184" w:type="dxa"/>
-            <w:vAlign w:val="center"/>
-          </w:tcPr>
-          <w:p>
-            <w:pPr>
-              <w:jc w:val="center"/>
-              <w:rPr>
-                <w:color w:val="000000"/>
-                <w:sz w:val="24"/>
-                <w:szCs w:val="24"/>
-                <w:lang w:val="en-US"/>
-              </w:rPr>
-            </w:pPr>
-            <w:r>
-              <w:rPr>
-                <w:color w:val="000000"/>
                 <w:sz w:val="28"/>
                 <w:szCs w:val="28"/>
               </w:rPr>
@@ -15802,31 +14958,6 @@
         </w:tc>
         <w:tc>
           <w:tcPr>
-            <w:tcW w:w="1352" w:type="dxa"/>
-            <w:vAlign w:val="center"/>
-          </w:tcPr>
-          <w:p>
-            <w:pPr>
-              <w:jc w:val="center"/>
-              <w:rPr>
-                <w:color w:val="000000"/>
-                <w:sz w:val="24"/>
-                <w:szCs w:val="24"/>
-                <w:lang w:val="en-US"/>
-              </w:rPr>
-            </w:pPr>
-            <w:r>
-              <w:rPr>
-                <w:color w:val="000000"/>
-                <w:sz w:val="28"/>
-                <w:szCs w:val="28"/>
-              </w:rPr>
-              <w:t>1</w:t>
-            </w:r>
-          </w:p>
-        </w:tc>
-        <w:tc>
-          <w:tcPr>
             <w:tcW w:w="2492" w:type="dxa"/>
             <w:vAlign w:val="center"/>
           </w:tcPr>
@@ -15865,23 +14996,7 @@
                 <w:sz w:val="24"/>
                 <w:szCs w:val="24"/>
               </w:rPr>
-              <w:t xml:space="preserve">Промышленная 19, </w:t>
-            </w:r>
-            <w:proofErr w:type="spellStart"/>
-            <w:r>
-              <w:rPr>
-                <w:sz w:val="24"/>
-                <w:szCs w:val="24"/>
-              </w:rPr>
-              <w:t>каб</w:t>
-            </w:r>
-            <w:proofErr w:type="spellEnd"/>
-            <w:r>
-              <w:rPr>
-                <w:sz w:val="24"/>
-                <w:szCs w:val="24"/>
-              </w:rPr>
-              <w:t>. 204.</w:t>
+              <w:t>Промышленная 19, каб. 204.</w:t>
             </w:r>
           </w:p>
         </w:tc>
@@ -15930,7 +15045,6 @@
           </w:tcPr>
           <w:p>
             <w:pPr>
-              <w:jc w:val="both"/>
               <w:rPr>
                 <w:sz w:val="24"/>
                 <w:szCs w:val="24"/>
@@ -15983,62 +15097,76 @@
                 <w:sz w:val="24"/>
                 <w:szCs w:val="24"/>
               </w:rPr>
-              <w:t xml:space="preserve">Работа с </w:t>
-            </w:r>
-            <w:proofErr w:type="spellStart"/>
-            <w:r>
+              <w:t>Работа с блупринтами в Unreal Engine 5. Настройка персонажа.</w:t>
+            </w:r>
+          </w:p>
+        </w:tc>
+        <w:tc>
+          <w:tcPr>
+            <w:tcW w:w="1101" w:type="dxa"/>
+            <w:vAlign w:val="center"/>
+          </w:tcPr>
+          <w:p>
+            <w:pPr>
+              <w:jc w:val="center"/>
               <w:rPr>
                 <w:color w:val="000000"/>
                 <w:sz w:val="24"/>
                 <w:szCs w:val="24"/>
               </w:rPr>
-              <w:t>блупринтами</w:t>
-            </w:r>
-            <w:proofErr w:type="spellEnd"/>
-            <w:r>
+            </w:pPr>
+            <w:r>
+              <w:rPr>
+                <w:sz w:val="28"/>
+                <w:szCs w:val="28"/>
+              </w:rPr>
+              <w:t>2,5</w:t>
+            </w:r>
+          </w:p>
+        </w:tc>
+        <w:tc>
+          <w:tcPr>
+            <w:tcW w:w="1184" w:type="dxa"/>
+            <w:vAlign w:val="center"/>
+          </w:tcPr>
+          <w:p>
+            <w:pPr>
+              <w:jc w:val="center"/>
               <w:rPr>
                 <w:color w:val="000000"/>
                 <w:sz w:val="24"/>
                 <w:szCs w:val="24"/>
-              </w:rPr>
-              <w:t xml:space="preserve"> в </w:t>
-            </w:r>
-            <w:proofErr w:type="spellStart"/>
+                <w:lang w:val="en-US"/>
+              </w:rPr>
+            </w:pPr>
             <w:r>
               <w:rPr>
                 <w:color w:val="000000"/>
-                <w:sz w:val="24"/>
-                <w:szCs w:val="24"/>
-              </w:rPr>
-              <w:t>Unreal</w:t>
-            </w:r>
-            <w:proofErr w:type="spellEnd"/>
-            <w:r>
+                <w:sz w:val="28"/>
+                <w:szCs w:val="28"/>
+              </w:rPr>
+              <w:t>0</w:t>
+            </w:r>
+          </w:p>
+        </w:tc>
+        <w:tc>
+          <w:tcPr>
+            <w:tcW w:w="1352" w:type="dxa"/>
+            <w:vAlign w:val="center"/>
+          </w:tcPr>
+          <w:p>
+            <w:pPr>
+              <w:jc w:val="center"/>
               <w:rPr>
                 <w:color w:val="000000"/>
                 <w:sz w:val="24"/>
                 <w:szCs w:val="24"/>
-              </w:rPr>
-              <w:t xml:space="preserve"> Engine 5. Настройка персонажа.</w:t>
-            </w:r>
-          </w:p>
-        </w:tc>
-        <w:tc>
-          <w:tcPr>
-            <w:tcW w:w="1101" w:type="dxa"/>
-            <w:vAlign w:val="center"/>
-          </w:tcPr>
-          <w:p>
-            <w:pPr>
-              <w:jc w:val="center"/>
+                <w:lang w:val="en-US"/>
+              </w:rPr>
+            </w:pPr>
+            <w:r>
               <w:rPr>
                 <w:color w:val="000000"/>
-                <w:sz w:val="24"/>
-                <w:szCs w:val="24"/>
-              </w:rPr>
-            </w:pPr>
-            <w:r>
-              <w:rPr>
                 <w:sz w:val="28"/>
                 <w:szCs w:val="28"/>
               </w:rPr>
@@ -16048,56 +15176,6 @@
         </w:tc>
         <w:tc>
           <w:tcPr>
-            <w:tcW w:w="1184" w:type="dxa"/>
-            <w:vAlign w:val="center"/>
-          </w:tcPr>
-          <w:p>
-            <w:pPr>
-              <w:jc w:val="center"/>
-              <w:rPr>
-                <w:color w:val="000000"/>
-                <w:sz w:val="24"/>
-                <w:szCs w:val="24"/>
-                <w:lang w:val="en-US"/>
-              </w:rPr>
-            </w:pPr>
-            <w:r>
-              <w:rPr>
-                <w:color w:val="000000"/>
-                <w:sz w:val="28"/>
-                <w:szCs w:val="28"/>
-              </w:rPr>
-              <w:t>0</w:t>
-            </w:r>
-          </w:p>
-        </w:tc>
-        <w:tc>
-          <w:tcPr>
-            <w:tcW w:w="1352" w:type="dxa"/>
-            <w:vAlign w:val="center"/>
-          </w:tcPr>
-          <w:p>
-            <w:pPr>
-              <w:jc w:val="center"/>
-              <w:rPr>
-                <w:color w:val="000000"/>
-                <w:sz w:val="24"/>
-                <w:szCs w:val="24"/>
-                <w:lang w:val="en-US"/>
-              </w:rPr>
-            </w:pPr>
-            <w:r>
-              <w:rPr>
-                <w:color w:val="000000"/>
-                <w:sz w:val="28"/>
-                <w:szCs w:val="28"/>
-              </w:rPr>
-              <w:t>2,5</w:t>
-            </w:r>
-          </w:p>
-        </w:tc>
-        <w:tc>
-          <w:tcPr>
             <w:tcW w:w="2492" w:type="dxa"/>
             <w:vAlign w:val="center"/>
           </w:tcPr>
@@ -16136,23 +15214,7 @@
                 <w:sz w:val="24"/>
                 <w:szCs w:val="24"/>
               </w:rPr>
-              <w:t xml:space="preserve">Промышленная 19, </w:t>
-            </w:r>
-            <w:proofErr w:type="spellStart"/>
-            <w:r>
-              <w:rPr>
-                <w:sz w:val="24"/>
-                <w:szCs w:val="24"/>
-              </w:rPr>
-              <w:t>каб</w:t>
-            </w:r>
-            <w:proofErr w:type="spellEnd"/>
-            <w:r>
-              <w:rPr>
-                <w:sz w:val="24"/>
-                <w:szCs w:val="24"/>
-              </w:rPr>
-              <w:t>. 204.</w:t>
+              <w:t>Промышленная 19, каб. 204.</w:t>
             </w:r>
           </w:p>
         </w:tc>
@@ -16201,7 +15263,6 @@
           </w:tcPr>
           <w:p>
             <w:pPr>
-              <w:jc w:val="both"/>
               <w:rPr>
                 <w:sz w:val="24"/>
                 <w:szCs w:val="24"/>
@@ -16254,87 +15315,76 @@
                 <w:sz w:val="24"/>
                 <w:szCs w:val="24"/>
               </w:rPr>
-              <w:t xml:space="preserve">Работа с </w:t>
-            </w:r>
-            <w:proofErr w:type="spellStart"/>
-            <w:r>
+              <w:t>Работа с блупринтами в Unreal Engine 5. Настройка персонажа.</w:t>
+            </w:r>
+          </w:p>
+        </w:tc>
+        <w:tc>
+          <w:tcPr>
+            <w:tcW w:w="1101" w:type="dxa"/>
+            <w:vAlign w:val="center"/>
+          </w:tcPr>
+          <w:p>
+            <w:pPr>
+              <w:jc w:val="center"/>
               <w:rPr>
                 <w:color w:val="000000"/>
                 <w:sz w:val="24"/>
                 <w:szCs w:val="24"/>
               </w:rPr>
-              <w:t>блупринтами</w:t>
-            </w:r>
-            <w:proofErr w:type="spellEnd"/>
-            <w:r>
+            </w:pPr>
+            <w:r>
+              <w:rPr>
+                <w:sz w:val="28"/>
+                <w:szCs w:val="28"/>
+              </w:rPr>
+              <w:t>2</w:t>
+            </w:r>
+          </w:p>
+        </w:tc>
+        <w:tc>
+          <w:tcPr>
+            <w:tcW w:w="1184" w:type="dxa"/>
+            <w:vAlign w:val="center"/>
+          </w:tcPr>
+          <w:p>
+            <w:pPr>
+              <w:jc w:val="center"/>
               <w:rPr>
                 <w:color w:val="000000"/>
                 <w:sz w:val="24"/>
                 <w:szCs w:val="24"/>
-              </w:rPr>
-              <w:t xml:space="preserve"> в </w:t>
-            </w:r>
-            <w:proofErr w:type="spellStart"/>
+                <w:lang w:val="en-US"/>
+              </w:rPr>
+            </w:pPr>
             <w:r>
               <w:rPr>
                 <w:color w:val="000000"/>
-                <w:sz w:val="24"/>
-                <w:szCs w:val="24"/>
-              </w:rPr>
-              <w:t>Unreal</w:t>
-            </w:r>
-            <w:proofErr w:type="spellEnd"/>
-            <w:r>
+                <w:sz w:val="28"/>
+                <w:szCs w:val="28"/>
+              </w:rPr>
+              <w:t>1</w:t>
+            </w:r>
+          </w:p>
+        </w:tc>
+        <w:tc>
+          <w:tcPr>
+            <w:tcW w:w="1352" w:type="dxa"/>
+            <w:vAlign w:val="center"/>
+          </w:tcPr>
+          <w:p>
+            <w:pPr>
+              <w:jc w:val="center"/>
               <w:rPr>
                 <w:color w:val="000000"/>
                 <w:sz w:val="24"/>
                 <w:szCs w:val="24"/>
-              </w:rPr>
-              <w:t xml:space="preserve"> Engine 5. Настройка персонажа.</w:t>
-            </w:r>
-          </w:p>
-        </w:tc>
-        <w:tc>
-          <w:tcPr>
-            <w:tcW w:w="1101" w:type="dxa"/>
-            <w:vAlign w:val="center"/>
-          </w:tcPr>
-          <w:p>
-            <w:pPr>
-              <w:jc w:val="center"/>
+                <w:lang w:val="en-US"/>
+              </w:rPr>
+            </w:pPr>
+            <w:r>
               <w:rPr>
                 <w:color w:val="000000"/>
-                <w:sz w:val="24"/>
-                <w:szCs w:val="24"/>
-              </w:rPr>
-            </w:pPr>
-            <w:r>
-              <w:rPr>
-                <w:sz w:val="28"/>
-                <w:szCs w:val="28"/>
-              </w:rPr>
-              <w:t>2</w:t>
-            </w:r>
-          </w:p>
-        </w:tc>
-        <w:tc>
-          <w:tcPr>
-            <w:tcW w:w="1184" w:type="dxa"/>
-            <w:vAlign w:val="center"/>
-          </w:tcPr>
-          <w:p>
-            <w:pPr>
-              <w:jc w:val="center"/>
-              <w:rPr>
-                <w:color w:val="000000"/>
-                <w:sz w:val="24"/>
-                <w:szCs w:val="24"/>
-                <w:lang w:val="en-US"/>
-              </w:rPr>
-            </w:pPr>
-            <w:r>
-              <w:rPr>
-                <w:color w:val="000000"/>
                 <w:sz w:val="28"/>
                 <w:szCs w:val="28"/>
               </w:rPr>
@@ -16344,31 +15394,6 @@
         </w:tc>
         <w:tc>
           <w:tcPr>
-            <w:tcW w:w="1352" w:type="dxa"/>
-            <w:vAlign w:val="center"/>
-          </w:tcPr>
-          <w:p>
-            <w:pPr>
-              <w:jc w:val="center"/>
-              <w:rPr>
-                <w:color w:val="000000"/>
-                <w:sz w:val="24"/>
-                <w:szCs w:val="24"/>
-                <w:lang w:val="en-US"/>
-              </w:rPr>
-            </w:pPr>
-            <w:r>
-              <w:rPr>
-                <w:color w:val="000000"/>
-                <w:sz w:val="28"/>
-                <w:szCs w:val="28"/>
-              </w:rPr>
-              <w:t>1</w:t>
-            </w:r>
-          </w:p>
-        </w:tc>
-        <w:tc>
-          <w:tcPr>
             <w:tcW w:w="2492" w:type="dxa"/>
             <w:vAlign w:val="center"/>
           </w:tcPr>
@@ -16407,23 +15432,7 @@
                 <w:sz w:val="24"/>
                 <w:szCs w:val="24"/>
               </w:rPr>
-              <w:t xml:space="preserve">Промышленная 19, </w:t>
-            </w:r>
-            <w:proofErr w:type="spellStart"/>
-            <w:r>
-              <w:rPr>
-                <w:sz w:val="24"/>
-                <w:szCs w:val="24"/>
-              </w:rPr>
-              <w:t>каб</w:t>
-            </w:r>
-            <w:proofErr w:type="spellEnd"/>
-            <w:r>
-              <w:rPr>
-                <w:sz w:val="24"/>
-                <w:szCs w:val="24"/>
-              </w:rPr>
-              <w:t>. 204.</w:t>
+              <w:t>Промышленная 19, каб. 204.</w:t>
             </w:r>
           </w:p>
         </w:tc>
@@ -16472,7 +15481,6 @@
           </w:tcPr>
           <w:p>
             <w:pPr>
-              <w:jc w:val="both"/>
               <w:rPr>
                 <w:sz w:val="24"/>
                 <w:szCs w:val="24"/>
@@ -16534,112 +15542,76 @@
                 <w:sz w:val="24"/>
                 <w:szCs w:val="24"/>
               </w:rPr>
-              <w:t xml:space="preserve">Работа с </w:t>
-            </w:r>
-            <w:proofErr w:type="spellStart"/>
-            <w:r>
+              <w:t>Работа с блупринтами в Unreal Engine 5. Настройка персонажа.</w:t>
+            </w:r>
+          </w:p>
+        </w:tc>
+        <w:tc>
+          <w:tcPr>
+            <w:tcW w:w="1101" w:type="dxa"/>
+            <w:vAlign w:val="center"/>
+          </w:tcPr>
+          <w:p>
+            <w:pPr>
+              <w:jc w:val="center"/>
               <w:rPr>
                 <w:color w:val="000000"/>
                 <w:sz w:val="24"/>
                 <w:szCs w:val="24"/>
               </w:rPr>
-              <w:t>блупринтами</w:t>
-            </w:r>
-            <w:proofErr w:type="spellEnd"/>
-            <w:r>
+            </w:pPr>
+            <w:r>
+              <w:rPr>
+                <w:sz w:val="28"/>
+                <w:szCs w:val="28"/>
+              </w:rPr>
+              <w:t>2,5</w:t>
+            </w:r>
+          </w:p>
+        </w:tc>
+        <w:tc>
+          <w:tcPr>
+            <w:tcW w:w="1184" w:type="dxa"/>
+            <w:vAlign w:val="center"/>
+          </w:tcPr>
+          <w:p>
+            <w:pPr>
+              <w:jc w:val="center"/>
               <w:rPr>
                 <w:color w:val="000000"/>
                 <w:sz w:val="24"/>
                 <w:szCs w:val="24"/>
-              </w:rPr>
-              <w:t xml:space="preserve"> в </w:t>
-            </w:r>
-            <w:proofErr w:type="spellStart"/>
+                <w:lang w:val="en-US"/>
+              </w:rPr>
+            </w:pPr>
             <w:r>
               <w:rPr>
                 <w:color w:val="000000"/>
-                <w:sz w:val="24"/>
-                <w:szCs w:val="24"/>
-              </w:rPr>
-              <w:t>Unreal</w:t>
-            </w:r>
-            <w:proofErr w:type="spellEnd"/>
-            <w:r>
+                <w:sz w:val="28"/>
+                <w:szCs w:val="28"/>
+              </w:rPr>
+              <w:t>1</w:t>
+            </w:r>
+          </w:p>
+        </w:tc>
+        <w:tc>
+          <w:tcPr>
+            <w:tcW w:w="1352" w:type="dxa"/>
+            <w:vAlign w:val="center"/>
+          </w:tcPr>
+          <w:p>
+            <w:pPr>
+              <w:jc w:val="center"/>
               <w:rPr>
                 <w:color w:val="000000"/>
                 <w:sz w:val="24"/>
                 <w:szCs w:val="24"/>
-              </w:rPr>
-              <w:t xml:space="preserve"> Engine 5. Настройка персонажа.</w:t>
-            </w:r>
-          </w:p>
-        </w:tc>
-        <w:tc>
-          <w:tcPr>
-            <w:tcW w:w="1101" w:type="dxa"/>
-            <w:vAlign w:val="center"/>
-          </w:tcPr>
-          <w:p>
-            <w:pPr>
-              <w:jc w:val="center"/>
+                <w:lang w:val="en-US"/>
+              </w:rPr>
+            </w:pPr>
+            <w:r>
               <w:rPr>
                 <w:color w:val="000000"/>
-                <w:sz w:val="24"/>
-                <w:szCs w:val="24"/>
-              </w:rPr>
-            </w:pPr>
-            <w:r>
-              <w:rPr>
-                <w:sz w:val="28"/>
-                <w:szCs w:val="28"/>
-              </w:rPr>
-              <w:t>2,5</w:t>
-            </w:r>
-          </w:p>
-        </w:tc>
-        <w:tc>
-          <w:tcPr>
-            <w:tcW w:w="1184" w:type="dxa"/>
-            <w:vAlign w:val="center"/>
-          </w:tcPr>
-          <w:p>
-            <w:pPr>
-              <w:jc w:val="center"/>
-              <w:rPr>
-                <w:color w:val="000000"/>
-                <w:sz w:val="24"/>
-                <w:szCs w:val="24"/>
-                <w:lang w:val="en-US"/>
-              </w:rPr>
-            </w:pPr>
-            <w:r>
-              <w:rPr>
-                <w:color w:val="000000"/>
-                <w:sz w:val="28"/>
-                <w:szCs w:val="28"/>
-              </w:rPr>
-              <w:t>1</w:t>
-            </w:r>
-          </w:p>
-        </w:tc>
-        <w:tc>
-          <w:tcPr>
-            <w:tcW w:w="1352" w:type="dxa"/>
-            <w:vAlign w:val="center"/>
-          </w:tcPr>
-          <w:p>
-            <w:pPr>
-              <w:jc w:val="center"/>
-              <w:rPr>
-                <w:color w:val="000000"/>
-                <w:sz w:val="24"/>
-                <w:szCs w:val="24"/>
-                <w:lang w:val="en-US"/>
-              </w:rPr>
-            </w:pPr>
-            <w:r>
-              <w:rPr>
-                <w:color w:val="000000"/>
                 <w:sz w:val="28"/>
                 <w:szCs w:val="28"/>
               </w:rPr>
@@ -16687,23 +15659,7 @@
                 <w:sz w:val="24"/>
                 <w:szCs w:val="24"/>
               </w:rPr>
-              <w:t xml:space="preserve">Промышленная 19, </w:t>
-            </w:r>
-            <w:proofErr w:type="spellStart"/>
-            <w:r>
-              <w:rPr>
-                <w:sz w:val="24"/>
-                <w:szCs w:val="24"/>
-              </w:rPr>
-              <w:t>каб</w:t>
-            </w:r>
-            <w:proofErr w:type="spellEnd"/>
-            <w:r>
-              <w:rPr>
-                <w:sz w:val="24"/>
-                <w:szCs w:val="24"/>
-              </w:rPr>
-              <w:t>. 204.</w:t>
+              <w:t>Промышленная 19, каб. 204.</w:t>
             </w:r>
           </w:p>
         </w:tc>
@@ -16752,7 +15708,6 @@
           </w:tcPr>
           <w:p>
             <w:pPr>
-              <w:jc w:val="both"/>
               <w:rPr>
                 <w:sz w:val="24"/>
                 <w:szCs w:val="24"/>
@@ -16929,23 +15884,7 @@
                 <w:sz w:val="24"/>
                 <w:szCs w:val="24"/>
               </w:rPr>
-              <w:t xml:space="preserve">Промышленная 19, </w:t>
-            </w:r>
-            <w:proofErr w:type="spellStart"/>
-            <w:r>
-              <w:rPr>
-                <w:sz w:val="24"/>
-                <w:szCs w:val="24"/>
-              </w:rPr>
-              <w:t>каб</w:t>
-            </w:r>
-            <w:proofErr w:type="spellEnd"/>
-            <w:r>
-              <w:rPr>
-                <w:sz w:val="24"/>
-                <w:szCs w:val="24"/>
-              </w:rPr>
-              <w:t>. 204.</w:t>
+              <w:t>Промышленная 19, каб. 204.</w:t>
             </w:r>
           </w:p>
         </w:tc>
@@ -17580,7 +16519,6 @@
         </w:rPr>
         <w:t xml:space="preserve"> модели. Работа с </w:t>
       </w:r>
-      <w:proofErr w:type="spellStart"/>
       <w:r>
         <w:rPr>
           <w:bCs/>
@@ -17589,7 +16527,6 @@
         </w:rPr>
         <w:t>оверлап</w:t>
       </w:r>
-      <w:proofErr w:type="spellEnd"/>
       <w:r>
         <w:rPr>
           <w:rStyle w:val="aff2"/>
@@ -17628,7 +16565,6 @@
         </w:rPr>
         <w:t xml:space="preserve">примеры плюсов и минусов текстурирования при использовании </w:t>
       </w:r>
-      <w:proofErr w:type="spellStart"/>
       <w:r>
         <w:rPr>
           <w:bCs/>
@@ -17636,9 +16572,101 @@
           <w:szCs w:val="28"/>
           <w:shd w:val="clear" w:color="auto" w:fill="FFFFFF"/>
         </w:rPr>
-        <w:t>оверлап</w:t>
-      </w:r>
-      <w:proofErr w:type="spellEnd"/>
+        <w:t>оверлап.</w:t>
+      </w:r>
+    </w:p>
+    <w:p>
+      <w:pPr>
+        <w:pStyle w:val="afb"/>
+        <w:ind w:firstLine="709"/>
+        <w:rPr>
+          <w:rFonts w:eastAsiaTheme="majorEastAsia"/>
+          <w:szCs w:val="28"/>
+        </w:rPr>
+      </w:pPr>
+      <w:r>
+        <w:rPr>
+          <w:rFonts w:eastAsiaTheme="majorEastAsia"/>
+          <w:i/>
+          <w:szCs w:val="28"/>
+        </w:rPr>
+        <w:t>Практика</w:t>
+      </w:r>
+      <w:r>
+        <w:rPr>
+          <w:rFonts w:eastAsiaTheme="majorEastAsia"/>
+          <w:szCs w:val="28"/>
+        </w:rPr>
+        <w:t xml:space="preserve"> </w:t>
+      </w:r>
+      <w:r>
+        <w:rPr>
+          <w:rFonts w:eastAsiaTheme="majorEastAsia"/>
+          <w:i/>
+          <w:szCs w:val="28"/>
+        </w:rPr>
+        <w:t>(5 часов</w:t>
+      </w:r>
+      <w:r>
+        <w:rPr>
+          <w:rFonts w:eastAsiaTheme="majorEastAsia"/>
+          <w:i/>
+          <w:szCs w:val="28"/>
+        </w:rPr>
+        <w:t>).</w:t>
+      </w:r>
+      <w:r>
+        <w:rPr>
+          <w:rFonts w:eastAsiaTheme="majorEastAsia"/>
+          <w:szCs w:val="28"/>
+        </w:rPr>
+        <w:t xml:space="preserve"> Построение 3</w:t>
+      </w:r>
+      <w:r>
+        <w:rPr>
+          <w:rFonts w:eastAsiaTheme="majorEastAsia"/>
+          <w:szCs w:val="28"/>
+          <w:lang w:val="en-US"/>
+        </w:rPr>
+        <w:t>D</w:t>
+      </w:r>
+      <w:r>
+        <w:rPr>
+          <w:rFonts w:eastAsiaTheme="majorEastAsia"/>
+          <w:szCs w:val="28"/>
+        </w:rPr>
+        <w:t xml:space="preserve"> модели по представленному изображению преподавателем, с учетом таких атрибутов как: оптимизация сетки, правильность настройки групп сглаживания и </w:t>
+      </w:r>
+      <w:r>
+        <w:rPr>
+          <w:rFonts w:eastAsiaTheme="majorEastAsia"/>
+          <w:szCs w:val="28"/>
+          <w:lang w:val="en-US"/>
+        </w:rPr>
+        <w:t>UV</w:t>
+      </w:r>
+      <w:r>
+        <w:rPr>
+          <w:rFonts w:eastAsiaTheme="majorEastAsia"/>
+          <w:szCs w:val="28"/>
+        </w:rPr>
+        <w:t xml:space="preserve"> развертки 3</w:t>
+      </w:r>
+      <w:r>
+        <w:rPr>
+          <w:rFonts w:eastAsiaTheme="majorEastAsia"/>
+          <w:szCs w:val="28"/>
+          <w:lang w:val="en-US"/>
+        </w:rPr>
+        <w:t>D</w:t>
+      </w:r>
+      <w:r>
+        <w:rPr>
+          <w:rFonts w:eastAsiaTheme="majorEastAsia"/>
+          <w:szCs w:val="28"/>
+        </w:rPr>
+        <w:t xml:space="preserve"> модели с применением </w:t>
+      </w:r>
       <w:r>
         <w:rPr>
           <w:bCs/>
@@ -17646,6 +16674,13 @@
           <w:szCs w:val="28"/>
           <w:shd w:val="clear" w:color="auto" w:fill="FFFFFF"/>
         </w:rPr>
+        <w:t>оверлап</w:t>
+      </w:r>
+      <w:r>
+        <w:rPr>
+          <w:rFonts w:eastAsiaTheme="majorEastAsia"/>
+          <w:szCs w:val="28"/>
+        </w:rPr>
         <w:t>.</w:t>
       </w:r>
     </w:p>
@@ -17654,7 +16689,97 @@
         <w:pStyle w:val="afb"/>
         <w:ind w:firstLine="709"/>
         <w:rPr>
+          <w:bCs/>
+          <w:color w:val="000000"/>
+          <w:szCs w:val="28"/>
+          <w:shd w:val="clear" w:color="auto" w:fill="00FF00"/>
+        </w:rPr>
+      </w:pPr>
+      <w:r>
+        <w:rPr>
           <w:rFonts w:eastAsiaTheme="majorEastAsia"/>
+          <w:szCs w:val="28"/>
+        </w:rPr>
+        <w:t>Тема</w:t>
+      </w:r>
+      <w:r>
+        <w:rPr>
+          <w:rFonts w:eastAsiaTheme="majorEastAsia"/>
+          <w:szCs w:val="28"/>
+        </w:rPr>
+        <w:t xml:space="preserve"> 5. Самостоятельная работа. Создание Low-</w:t>
+      </w:r>
+      <w:r>
+        <w:rPr>
+          <w:rFonts w:eastAsiaTheme="majorEastAsia"/>
+          <w:szCs w:val="28"/>
+          <w:lang w:val="en-US"/>
+        </w:rPr>
+        <w:t>P</w:t>
+      </w:r>
+      <w:r>
+        <w:rPr>
+          <w:rFonts w:eastAsiaTheme="majorEastAsia"/>
+          <w:szCs w:val="28"/>
+        </w:rPr>
+        <w:t xml:space="preserve">oly, и построение на ее основе </w:t>
+      </w:r>
+      <w:r>
+        <w:rPr>
+          <w:rFonts w:eastAsiaTheme="majorEastAsia"/>
+          <w:szCs w:val="28"/>
+          <w:lang w:val="en-US"/>
+        </w:rPr>
+        <w:t>Hi</w:t>
+      </w:r>
+      <w:r>
+        <w:rPr>
+          <w:rFonts w:eastAsiaTheme="majorEastAsia"/>
+          <w:szCs w:val="28"/>
+        </w:rPr>
+        <w:t>-</w:t>
+      </w:r>
+      <w:r>
+        <w:rPr>
+          <w:rFonts w:eastAsiaTheme="majorEastAsia"/>
+          <w:szCs w:val="28"/>
+          <w:lang w:val="en-US"/>
+        </w:rPr>
+        <w:t>poly</w:t>
+      </w:r>
+      <w:r>
+        <w:rPr>
+          <w:rStyle w:val="aff2"/>
+          <w:rFonts w:eastAsiaTheme="majorEastAsia"/>
+          <w:szCs w:val="28"/>
+        </w:rPr>
+        <w:footnoteReference w:id="3"/>
+      </w:r>
+      <w:r>
+        <w:rPr>
+          <w:rFonts w:eastAsiaTheme="majorEastAsia"/>
+          <w:szCs w:val="28"/>
+        </w:rPr>
+        <w:t xml:space="preserve"> </w:t>
+      </w:r>
+      <w:r>
+        <w:rPr>
+          <w:szCs w:val="28"/>
+        </w:rPr>
+        <w:t>(4</w:t>
+      </w:r>
+      <w:r>
+        <w:rPr>
+          <w:szCs w:val="28"/>
+        </w:rPr>
+        <w:t>,5 часа).</w:t>
+      </w:r>
+    </w:p>
+    <w:p>
+      <w:pPr>
+        <w:pStyle w:val="afb"/>
+        <w:ind w:firstLine="709"/>
+        <w:rPr>
           <w:szCs w:val="28"/>
         </w:rPr>
       </w:pPr>
@@ -17669,9 +16794,10 @@
       <w:r>
         <w:rPr>
           <w:rFonts w:eastAsiaTheme="majorEastAsia"/>
-          <w:szCs w:val="28"/>
-        </w:rPr>
-        <w:t xml:space="preserve"> </w:t>
+          <w:i/>
+          <w:szCs w:val="28"/>
+        </w:rPr>
+        <w:t xml:space="preserve"> (4,5</w:t>
       </w:r>
       <w:r>
         <w:rPr>
@@ -17679,85 +16805,134 @@
           <w:i/>
           <w:szCs w:val="28"/>
         </w:rPr>
-        <w:t>(5 часов</w:t>
-      </w:r>
+        <w:t xml:space="preserve">). </w:t>
+      </w:r>
+      <w:r>
+        <w:rPr>
+          <w:rFonts w:eastAsiaTheme="majorEastAsia"/>
+          <w:szCs w:val="28"/>
+        </w:rPr>
+        <w:t>Самостоятельная работа по</w:t>
+      </w:r>
+      <w:r>
+        <w:rPr>
+          <w:szCs w:val="28"/>
+        </w:rPr>
+        <w:t xml:space="preserve"> преобразованию </w:t>
+      </w:r>
+      <w:r>
+        <w:rPr>
+          <w:rFonts w:eastAsiaTheme="majorEastAsia"/>
+          <w:szCs w:val="28"/>
+          <w:lang w:val="en-US"/>
+        </w:rPr>
+        <w:t>low</w:t>
+      </w:r>
+      <w:r>
+        <w:rPr>
+          <w:rFonts w:eastAsiaTheme="majorEastAsia"/>
+          <w:szCs w:val="28"/>
+        </w:rPr>
+        <w:t>-</w:t>
+      </w:r>
+      <w:r>
+        <w:rPr>
+          <w:rFonts w:eastAsiaTheme="majorEastAsia"/>
+          <w:szCs w:val="28"/>
+          <w:lang w:val="en-US"/>
+        </w:rPr>
+        <w:t>poly</w:t>
+      </w:r>
+      <w:r>
+        <w:rPr>
+          <w:szCs w:val="28"/>
+        </w:rPr>
+        <w:t xml:space="preserve"> в </w:t>
+      </w:r>
+      <w:r>
+        <w:rPr>
+          <w:rFonts w:eastAsiaTheme="majorEastAsia"/>
+          <w:szCs w:val="28"/>
+          <w:lang w:val="en-US"/>
+        </w:rPr>
+        <w:t>hi</w:t>
+      </w:r>
+      <w:r>
+        <w:rPr>
+          <w:rFonts w:eastAsiaTheme="majorEastAsia"/>
+          <w:szCs w:val="28"/>
+        </w:rPr>
+        <w:t>-</w:t>
+      </w:r>
+      <w:r>
+        <w:rPr>
+          <w:rFonts w:eastAsiaTheme="majorEastAsia"/>
+          <w:szCs w:val="28"/>
+          <w:lang w:val="en-US"/>
+        </w:rPr>
+        <w:t>poly</w:t>
+      </w:r>
+      <w:r>
+        <w:rPr>
+          <w:szCs w:val="28"/>
+        </w:rPr>
+        <w:t>.</w:t>
+      </w:r>
+    </w:p>
+    <w:p>
+      <w:pPr>
+        <w:pStyle w:val="afb"/>
+        <w:ind w:firstLine="709"/>
+        <w:rPr>
+          <w:rFonts w:eastAsiaTheme="majorEastAsia"/>
+          <w:szCs w:val="28"/>
+        </w:rPr>
+      </w:pPr>
+      <w:r>
+        <w:rPr>
+          <w:rFonts w:eastAsiaTheme="majorEastAsia"/>
+          <w:szCs w:val="28"/>
+        </w:rPr>
+        <w:t>Тема 6</w:t>
+      </w:r>
+      <w:r>
+        <w:rPr>
+          <w:rFonts w:eastAsiaTheme="majorEastAsia"/>
+          <w:szCs w:val="28"/>
+        </w:rPr>
+        <w:t xml:space="preserve">. </w:t>
+      </w:r>
+      <w:r>
+        <w:rPr>
+          <w:szCs w:val="28"/>
+        </w:rPr>
+        <w:t>Запекание базовых текстур (6,5 часов).</w:t>
+      </w:r>
+    </w:p>
+    <w:p>
+      <w:pPr>
+        <w:pStyle w:val="afb"/>
+        <w:ind w:firstLine="709"/>
+        <w:rPr>
+          <w:rFonts w:eastAsiaTheme="majorEastAsia"/>
+          <w:szCs w:val="28"/>
+        </w:rPr>
+      </w:pPr>
       <w:r>
         <w:rPr>
           <w:rFonts w:eastAsiaTheme="majorEastAsia"/>
           <w:i/>
           <w:szCs w:val="28"/>
         </w:rPr>
-        <w:t>).</w:t>
+        <w:lastRenderedPageBreak/>
+        <w:t>Теория (2 часа).</w:t>
       </w:r>
       <w:r>
         <w:rPr>
           <w:rFonts w:eastAsiaTheme="majorEastAsia"/>
           <w:szCs w:val="28"/>
         </w:rPr>
-        <w:t xml:space="preserve"> Построение 3</w:t>
-      </w:r>
-      <w:r>
-        <w:rPr>
-          <w:rFonts w:eastAsiaTheme="majorEastAsia"/>
-          <w:szCs w:val="28"/>
-          <w:lang w:val="en-US"/>
-        </w:rPr>
-        <w:t>D</w:t>
-      </w:r>
-      <w:r>
-        <w:rPr>
-          <w:rFonts w:eastAsiaTheme="majorEastAsia"/>
-          <w:szCs w:val="28"/>
-        </w:rPr>
-        <w:t xml:space="preserve"> модели по представленному изображению преподавателем, с учетом таких атрибутов как: оптимизация сетки, правильность настройки групп сглаживания и </w:t>
-      </w:r>
-      <w:r>
-        <w:rPr>
-          <w:rFonts w:eastAsiaTheme="majorEastAsia"/>
-          <w:szCs w:val="28"/>
-          <w:lang w:val="en-US"/>
-        </w:rPr>
-        <w:t>UV</w:t>
-      </w:r>
-      <w:r>
-        <w:rPr>
-          <w:rFonts w:eastAsiaTheme="majorEastAsia"/>
-          <w:szCs w:val="28"/>
-        </w:rPr>
-        <w:t xml:space="preserve"> развертки 3</w:t>
-      </w:r>
-      <w:r>
-        <w:rPr>
-          <w:rFonts w:eastAsiaTheme="majorEastAsia"/>
-          <w:szCs w:val="28"/>
-          <w:lang w:val="en-US"/>
-        </w:rPr>
-        <w:t>D</w:t>
-      </w:r>
-      <w:r>
-        <w:rPr>
-          <w:rFonts w:eastAsiaTheme="majorEastAsia"/>
-          <w:szCs w:val="28"/>
-        </w:rPr>
-        <w:t xml:space="preserve"> модели с применением </w:t>
-      </w:r>
-      <w:proofErr w:type="spellStart"/>
-      <w:r>
-        <w:rPr>
-          <w:bCs/>
-          <w:color w:val="333333"/>
-          <w:szCs w:val="28"/>
-          <w:shd w:val="clear" w:color="auto" w:fill="FFFFFF"/>
-        </w:rPr>
-        <w:t>оверлап</w:t>
-      </w:r>
-      <w:proofErr w:type="spellEnd"/>
-      <w:r>
-        <w:rPr>
-          <w:rFonts w:eastAsiaTheme="majorEastAsia"/>
-          <w:szCs w:val="28"/>
-        </w:rPr>
-        <w:t>.</w:t>
+        <w:t xml:space="preserve"> Мастер-класс по запеканию базовых карт, используемых при текстурировании. Разбор основных настроек запекания. Способы устранения дефектов запеченных текстур.</w:t>
       </w:r>
     </w:p>
     <w:p>
@@ -17765,122 +16940,676 @@
         <w:pStyle w:val="afb"/>
         <w:ind w:firstLine="709"/>
         <w:rPr>
-          <w:bCs/>
-          <w:color w:val="000000"/>
-          <w:szCs w:val="28"/>
-          <w:shd w:val="clear" w:color="auto" w:fill="00FF00"/>
-        </w:rPr>
-      </w:pPr>
-      <w:r>
-        <w:rPr>
           <w:rFonts w:eastAsiaTheme="majorEastAsia"/>
           <w:szCs w:val="28"/>
         </w:rPr>
-        <w:t>Тема</w:t>
+      </w:pPr>
+      <w:r>
+        <w:rPr>
+          <w:i/>
+          <w:szCs w:val="28"/>
+        </w:rPr>
+        <w:t xml:space="preserve">Практика (4,5 часа). </w:t>
+      </w:r>
+      <w:r>
+        <w:rPr>
+          <w:szCs w:val="28"/>
+        </w:rPr>
+        <w:t>Самостоятельная работа по</w:t>
+      </w:r>
+      <w:r>
+        <w:rPr>
+          <w:i/>
+          <w:szCs w:val="28"/>
+        </w:rPr>
+        <w:t xml:space="preserve"> </w:t>
       </w:r>
       <w:r>
         <w:rPr>
           <w:rFonts w:eastAsiaTheme="majorEastAsia"/>
           <w:szCs w:val="28"/>
         </w:rPr>
-        <w:t xml:space="preserve"> 5. Самостоятельная работа. Создание </w:t>
-      </w:r>
-      <w:proofErr w:type="spellStart"/>
-      <w:r>
-        <w:rPr>
-          <w:rFonts w:eastAsiaTheme="majorEastAsia"/>
-          <w:szCs w:val="28"/>
-        </w:rPr>
-        <w:t>Low</w:t>
-      </w:r>
-      <w:proofErr w:type="spellEnd"/>
-      <w:r>
-        <w:rPr>
-          <w:rFonts w:eastAsiaTheme="majorEastAsia"/>
-          <w:szCs w:val="28"/>
-        </w:rPr>
-        <w:t>-</w:t>
-      </w:r>
-      <w:r>
-        <w:rPr>
-          <w:rFonts w:eastAsiaTheme="majorEastAsia"/>
-          <w:szCs w:val="28"/>
-          <w:lang w:val="en-US"/>
-        </w:rPr>
-        <w:t>P</w:t>
-      </w:r>
-      <w:proofErr w:type="spellStart"/>
-      <w:r>
-        <w:rPr>
-          <w:rFonts w:eastAsiaTheme="majorEastAsia"/>
-          <w:szCs w:val="28"/>
-        </w:rPr>
-        <w:t>oly</w:t>
-      </w:r>
-      <w:proofErr w:type="spellEnd"/>
-      <w:r>
-        <w:rPr>
-          <w:rFonts w:eastAsiaTheme="majorEastAsia"/>
-          <w:szCs w:val="28"/>
-        </w:rPr>
-        <w:t xml:space="preserve">, и построение на ее основе </w:t>
-      </w:r>
-      <w:r>
-        <w:rPr>
-          <w:rFonts w:eastAsiaTheme="majorEastAsia"/>
-          <w:szCs w:val="28"/>
-          <w:lang w:val="en-US"/>
-        </w:rPr>
-        <w:t>Hi</w:t>
-      </w:r>
-      <w:r>
-        <w:rPr>
-          <w:rFonts w:eastAsiaTheme="majorEastAsia"/>
-          <w:szCs w:val="28"/>
-        </w:rPr>
-        <w:t>-</w:t>
-      </w:r>
-      <w:r>
-        <w:rPr>
-          <w:rFonts w:eastAsiaTheme="majorEastAsia"/>
-          <w:szCs w:val="28"/>
-          <w:lang w:val="en-US"/>
-        </w:rPr>
-        <w:t>poly</w:t>
-      </w:r>
-      <w:r>
-        <w:rPr>
-          <w:rStyle w:val="aff2"/>
-          <w:rFonts w:eastAsiaTheme="majorEastAsia"/>
-          <w:szCs w:val="28"/>
-        </w:rPr>
-        <w:footnoteReference w:id="3"/>
-      </w:r>
-      <w:r>
-        <w:rPr>
-          <w:rFonts w:eastAsiaTheme="majorEastAsia"/>
-          <w:szCs w:val="28"/>
-        </w:rPr>
-        <w:t xml:space="preserve"> </w:t>
-      </w:r>
-      <w:r>
-        <w:rPr>
-          <w:szCs w:val="28"/>
-        </w:rPr>
-        <w:t>(4</w:t>
-      </w:r>
-      <w:r>
-        <w:rPr>
-          <w:szCs w:val="28"/>
-        </w:rPr>
-        <w:t>,5 часа).</w:t>
+        <w:t>Запеканию базовых карт.</w:t>
       </w:r>
     </w:p>
     <w:p>
       <w:pPr>
+        <w:ind w:firstLine="709"/>
+        <w:jc w:val="both"/>
+        <w:rPr>
+          <w:sz w:val="28"/>
+          <w:szCs w:val="28"/>
+        </w:rPr>
+      </w:pPr>
+      <w:r>
+        <w:rPr>
+          <w:sz w:val="28"/>
+          <w:szCs w:val="28"/>
+        </w:rPr>
+        <w:t>Тема</w:t>
+      </w:r>
+      <w:r>
+        <w:rPr>
+          <w:sz w:val="28"/>
+          <w:szCs w:val="28"/>
+        </w:rPr>
+        <w:t xml:space="preserve"> 7. Текстурирование (</w:t>
+      </w:r>
+      <w:r>
+        <w:rPr>
+          <w:sz w:val="28"/>
+          <w:szCs w:val="28"/>
+        </w:rPr>
+        <w:t>8,5</w:t>
+      </w:r>
+      <w:r>
+        <w:rPr>
+          <w:sz w:val="28"/>
+          <w:szCs w:val="28"/>
+        </w:rPr>
+        <w:t xml:space="preserve"> часов).</w:t>
+      </w:r>
+    </w:p>
+    <w:p>
+      <w:pPr>
+        <w:ind w:firstLine="709"/>
+        <w:jc w:val="both"/>
+        <w:rPr>
+          <w:sz w:val="28"/>
+          <w:szCs w:val="28"/>
+        </w:rPr>
+      </w:pPr>
+      <w:r>
+        <w:rPr>
+          <w:i/>
+          <w:sz w:val="28"/>
+          <w:szCs w:val="28"/>
+        </w:rPr>
+        <w:t>Теория (3 часа).</w:t>
+      </w:r>
+      <w:r>
+        <w:rPr>
+          <w:sz w:val="28"/>
+          <w:szCs w:val="28"/>
+        </w:rPr>
+        <w:t xml:space="preserve"> Мастер-класс по текстурированию на основе готовых базовых текстур. Работа с генераторами, масками, обсуждение подходов в текстурировании. Выгрузка готовых текстур.</w:t>
+      </w:r>
+    </w:p>
+    <w:p>
+      <w:pPr>
+        <w:ind w:firstLine="709"/>
+        <w:jc w:val="both"/>
+        <w:rPr>
+          <w:sz w:val="28"/>
+          <w:szCs w:val="28"/>
+        </w:rPr>
+      </w:pPr>
+      <w:r>
+        <w:rPr>
+          <w:i/>
+          <w:sz w:val="28"/>
+          <w:szCs w:val="28"/>
+        </w:rPr>
+        <w:t>Практика (</w:t>
+      </w:r>
+      <w:r>
+        <w:rPr>
+          <w:i/>
+          <w:sz w:val="28"/>
+          <w:szCs w:val="28"/>
+        </w:rPr>
+        <w:t>5,5</w:t>
+      </w:r>
+      <w:r>
+        <w:rPr>
+          <w:i/>
+          <w:sz w:val="28"/>
+          <w:szCs w:val="28"/>
+        </w:rPr>
+        <w:t xml:space="preserve"> часов).</w:t>
+      </w:r>
+      <w:r>
+        <w:rPr>
+          <w:sz w:val="28"/>
+          <w:szCs w:val="28"/>
+        </w:rPr>
+        <w:t xml:space="preserve"> Самостоятельная работа с текстурами.</w:t>
+      </w:r>
+    </w:p>
+    <w:p>
+      <w:pPr>
+        <w:ind w:firstLine="709"/>
+        <w:jc w:val="both"/>
+        <w:rPr>
+          <w:sz w:val="28"/>
+          <w:szCs w:val="28"/>
+        </w:rPr>
+      </w:pPr>
+      <w:r>
+        <w:rPr>
+          <w:sz w:val="28"/>
+          <w:szCs w:val="28"/>
+        </w:rPr>
+        <w:t>Тема</w:t>
+      </w:r>
+      <w:r>
+        <w:rPr>
+          <w:sz w:val="28"/>
+          <w:szCs w:val="28"/>
+        </w:rPr>
+        <w:t xml:space="preserve"> 8. Ознакомление и обсуждение командного проекта. Дифференцированное распределение задач (2,5 часа).</w:t>
+      </w:r>
+    </w:p>
+    <w:p>
+      <w:pPr>
+        <w:ind w:firstLine="709"/>
+        <w:jc w:val="both"/>
+        <w:rPr>
+          <w:sz w:val="28"/>
+          <w:szCs w:val="28"/>
+        </w:rPr>
+      </w:pPr>
+      <w:r>
+        <w:rPr>
+          <w:i/>
+          <w:sz w:val="28"/>
+          <w:szCs w:val="28"/>
+        </w:rPr>
+        <w:t>Теория (1,5 час).</w:t>
+      </w:r>
+      <w:r>
+        <w:rPr>
+          <w:sz w:val="28"/>
+          <w:szCs w:val="28"/>
+        </w:rPr>
+        <w:t xml:space="preserve"> Ознакомление с командной задачей, ее обсуждение. дифференцированное распределение задач по участникам Программы.</w:t>
+      </w:r>
+    </w:p>
+    <w:p>
+      <w:pPr>
+        <w:ind w:firstLine="709"/>
+        <w:jc w:val="both"/>
+        <w:rPr>
+          <w:sz w:val="28"/>
+          <w:szCs w:val="28"/>
+        </w:rPr>
+      </w:pPr>
+      <w:r>
+        <w:rPr>
+          <w:i/>
+          <w:sz w:val="28"/>
+          <w:szCs w:val="28"/>
+        </w:rPr>
+        <w:t>Практика (1 час).</w:t>
+      </w:r>
+      <w:r>
+        <w:rPr>
+          <w:sz w:val="28"/>
+          <w:szCs w:val="28"/>
+        </w:rPr>
+        <w:t xml:space="preserve"> Запуск общей сцены в </w:t>
+      </w:r>
+      <w:r>
+        <w:rPr>
+          <w:sz w:val="28"/>
+          <w:szCs w:val="28"/>
+          <w:lang w:val="en-US"/>
+        </w:rPr>
+        <w:t>Blender</w:t>
+      </w:r>
+      <w:r>
+        <w:rPr>
+          <w:sz w:val="28"/>
+          <w:szCs w:val="28"/>
+        </w:rPr>
+        <w:t xml:space="preserve"> с общими метрическими параметрами, работа с реверансами, подготовка к индивидуальной работе.</w:t>
+      </w:r>
+    </w:p>
+    <w:p>
+      <w:pPr>
+        <w:ind w:firstLine="709"/>
+        <w:jc w:val="both"/>
+        <w:rPr>
+          <w:sz w:val="28"/>
+          <w:szCs w:val="28"/>
+        </w:rPr>
+      </w:pPr>
+      <w:r>
+        <w:rPr>
+          <w:sz w:val="28"/>
+          <w:szCs w:val="28"/>
+        </w:rPr>
+        <w:t>Тема</w:t>
+      </w:r>
+      <w:r>
+        <w:rPr>
+          <w:sz w:val="28"/>
+          <w:szCs w:val="28"/>
+        </w:rPr>
+        <w:t xml:space="preserve"> 9. Реализация командного проекта</w:t>
+      </w:r>
+      <w:r>
+        <w:rPr>
+          <w:sz w:val="28"/>
+          <w:szCs w:val="28"/>
+        </w:rPr>
+        <w:t xml:space="preserve"> (15</w:t>
+      </w:r>
+      <w:r>
+        <w:rPr>
+          <w:sz w:val="28"/>
+          <w:szCs w:val="28"/>
+        </w:rPr>
+        <w:t>,5 часов).</w:t>
+      </w:r>
+    </w:p>
+    <w:p>
+      <w:pPr>
+        <w:ind w:firstLine="709"/>
+        <w:jc w:val="both"/>
+        <w:rPr>
+          <w:sz w:val="28"/>
+          <w:szCs w:val="28"/>
+        </w:rPr>
+      </w:pPr>
+      <w:r>
+        <w:rPr>
+          <w:i/>
+          <w:sz w:val="28"/>
+          <w:szCs w:val="28"/>
+        </w:rPr>
+        <w:t>Практика (</w:t>
+      </w:r>
+      <w:r>
+        <w:rPr>
+          <w:i/>
+          <w:sz w:val="28"/>
+          <w:szCs w:val="28"/>
+        </w:rPr>
+        <w:t>15</w:t>
+      </w:r>
+      <w:r>
+        <w:rPr>
+          <w:i/>
+          <w:sz w:val="28"/>
+          <w:szCs w:val="28"/>
+        </w:rPr>
+        <w:t>,5 часов).</w:t>
+      </w:r>
+      <w:r>
+        <w:rPr>
+          <w:sz w:val="28"/>
+          <w:szCs w:val="28"/>
+        </w:rPr>
+        <w:t xml:space="preserve"> Самостоятельная работа над проектом, графическая часть. </w:t>
+      </w:r>
+      <w:r>
+        <w:rPr>
+          <w:sz w:val="28"/>
+          <w:szCs w:val="28"/>
+        </w:rPr>
+        <w:t>Изготовление 3D</w:t>
+      </w:r>
+      <w:r>
+        <w:rPr>
+          <w:sz w:val="28"/>
+          <w:szCs w:val="28"/>
+        </w:rPr>
+        <w:noBreakHyphen/>
+        <w:t xml:space="preserve">моделей по изображениям, полученным от </w:t>
+      </w:r>
+      <w:r>
+        <w:rPr>
+          <w:sz w:val="28"/>
+          <w:szCs w:val="28"/>
+        </w:rPr>
+        <w:t>преподавателя.</w:t>
+      </w:r>
+      <w:r>
+        <w:rPr>
+          <w:sz w:val="28"/>
+          <w:szCs w:val="28"/>
+        </w:rPr>
+        <w:t xml:space="preserve"> Выдержка общего стиля проекта. Оптимизация геометрии, развертка изготовленных 3</w:t>
+      </w:r>
+      <w:r>
+        <w:rPr>
+          <w:sz w:val="28"/>
+          <w:szCs w:val="28"/>
+          <w:lang w:val="en-US"/>
+        </w:rPr>
+        <w:t>D</w:t>
+      </w:r>
+      <w:r>
+        <w:rPr>
+          <w:sz w:val="28"/>
+          <w:szCs w:val="28"/>
+        </w:rPr>
+        <w:t xml:space="preserve"> моделей, запекание текстур, текстурирование. </w:t>
+      </w:r>
+    </w:p>
+    <w:p>
+      <w:pPr>
+        <w:ind w:firstLine="709"/>
+        <w:jc w:val="both"/>
+        <w:rPr>
+          <w:sz w:val="28"/>
+          <w:szCs w:val="28"/>
+        </w:rPr>
+      </w:pPr>
+      <w:r>
+        <w:rPr>
+          <w:sz w:val="28"/>
+          <w:szCs w:val="28"/>
+        </w:rPr>
+        <w:t>Тема 10</w:t>
+      </w:r>
+      <w:r>
+        <w:rPr>
+          <w:sz w:val="28"/>
+          <w:szCs w:val="28"/>
+        </w:rPr>
+        <w:t>. Финализация графической части проек</w:t>
+      </w:r>
+      <w:r>
+        <w:rPr>
+          <w:sz w:val="28"/>
+          <w:szCs w:val="28"/>
+        </w:rPr>
+        <w:t>та (2 часа</w:t>
+      </w:r>
+      <w:r>
+        <w:rPr>
+          <w:sz w:val="28"/>
+          <w:szCs w:val="28"/>
+        </w:rPr>
+        <w:t>).</w:t>
+      </w:r>
+    </w:p>
+    <w:p>
+      <w:pPr>
+        <w:ind w:firstLine="709"/>
+        <w:jc w:val="both"/>
+        <w:rPr>
+          <w:sz w:val="28"/>
+          <w:szCs w:val="28"/>
+        </w:rPr>
+      </w:pPr>
+      <w:r>
+        <w:rPr>
+          <w:i/>
+          <w:sz w:val="28"/>
+          <w:szCs w:val="28"/>
+        </w:rPr>
+        <w:t>Теория (1</w:t>
+      </w:r>
+      <w:r>
+        <w:rPr>
+          <w:i/>
+          <w:sz w:val="28"/>
+          <w:szCs w:val="28"/>
+        </w:rPr>
+        <w:t>,5</w:t>
+      </w:r>
+      <w:r>
+        <w:rPr>
+          <w:i/>
+          <w:sz w:val="28"/>
+          <w:szCs w:val="28"/>
+        </w:rPr>
+        <w:t xml:space="preserve"> час</w:t>
+      </w:r>
+      <w:r>
+        <w:rPr>
+          <w:i/>
+          <w:sz w:val="28"/>
+          <w:szCs w:val="28"/>
+        </w:rPr>
+        <w:t>а</w:t>
+      </w:r>
+      <w:r>
+        <w:rPr>
+          <w:i/>
+          <w:sz w:val="28"/>
+          <w:szCs w:val="28"/>
+        </w:rPr>
+        <w:t>).</w:t>
+      </w:r>
+      <w:r>
+        <w:rPr>
+          <w:sz w:val="28"/>
+          <w:szCs w:val="28"/>
+        </w:rPr>
+        <w:t xml:space="preserve"> Анализ выполненных работ.</w:t>
+      </w:r>
+    </w:p>
+    <w:p>
+      <w:pPr>
+        <w:ind w:firstLine="709"/>
+        <w:jc w:val="both"/>
+        <w:rPr>
+          <w:sz w:val="28"/>
+          <w:szCs w:val="28"/>
+        </w:rPr>
+      </w:pPr>
+      <w:r>
+        <w:rPr>
+          <w:i/>
+          <w:sz w:val="28"/>
+          <w:szCs w:val="28"/>
+        </w:rPr>
+        <w:t>Практи</w:t>
+      </w:r>
+      <w:r>
+        <w:rPr>
+          <w:i/>
+          <w:sz w:val="28"/>
+          <w:szCs w:val="28"/>
+        </w:rPr>
+        <w:t>ка (1 час</w:t>
+      </w:r>
+      <w:r>
+        <w:rPr>
+          <w:i/>
+          <w:sz w:val="28"/>
+          <w:szCs w:val="28"/>
+        </w:rPr>
+        <w:t>)</w:t>
+      </w:r>
+      <w:r>
+        <w:rPr>
+          <w:sz w:val="28"/>
+          <w:szCs w:val="28"/>
+        </w:rPr>
+        <w:t>. Доработка проекта.</w:t>
+      </w:r>
+    </w:p>
+    <w:p>
+      <w:pPr>
+        <w:ind w:firstLine="709"/>
+        <w:jc w:val="both"/>
+        <w:rPr>
+          <w:sz w:val="28"/>
+          <w:szCs w:val="28"/>
+        </w:rPr>
+      </w:pPr>
+      <w:r>
+        <w:rPr>
+          <w:sz w:val="28"/>
+          <w:szCs w:val="28"/>
+        </w:rPr>
+        <w:t>Тема</w:t>
+      </w:r>
+      <w:r>
+        <w:rPr>
+          <w:sz w:val="28"/>
+          <w:szCs w:val="28"/>
+        </w:rPr>
+        <w:t xml:space="preserve"> 11.  Импортирование 3D моделей командного проекта в </w:t>
+      </w:r>
+      <w:r>
+        <w:rPr>
+          <w:sz w:val="28"/>
+          <w:szCs w:val="28"/>
+          <w:lang w:val="en-US"/>
+        </w:rPr>
+        <w:t>Unreal</w:t>
+      </w:r>
+      <w:r>
+        <w:rPr>
+          <w:sz w:val="28"/>
+          <w:szCs w:val="28"/>
+        </w:rPr>
+        <w:t xml:space="preserve"> </w:t>
+      </w:r>
+      <w:r>
+        <w:rPr>
+          <w:sz w:val="28"/>
+          <w:szCs w:val="28"/>
+          <w:lang w:val="en-US"/>
+        </w:rPr>
+        <w:t>Engine</w:t>
+      </w:r>
+      <w:r>
+        <w:rPr>
+          <w:sz w:val="28"/>
+          <w:szCs w:val="28"/>
+        </w:rPr>
+        <w:t xml:space="preserve"> 5 (2</w:t>
+      </w:r>
+      <w:r>
+        <w:rPr>
+          <w:sz w:val="28"/>
+          <w:szCs w:val="28"/>
+        </w:rPr>
+        <w:t>,5</w:t>
+      </w:r>
+      <w:r>
+        <w:rPr>
+          <w:sz w:val="28"/>
+          <w:szCs w:val="28"/>
+        </w:rPr>
+        <w:t xml:space="preserve"> часа).</w:t>
+      </w:r>
+    </w:p>
+    <w:p>
+      <w:pPr>
+        <w:ind w:firstLine="709"/>
+        <w:jc w:val="both"/>
+        <w:rPr>
+          <w:sz w:val="28"/>
+          <w:szCs w:val="28"/>
+        </w:rPr>
+      </w:pPr>
+      <w:r>
+        <w:rPr>
+          <w:rFonts w:eastAsiaTheme="majorEastAsia"/>
+          <w:i/>
+          <w:sz w:val="28"/>
+          <w:szCs w:val="28"/>
+        </w:rPr>
+        <w:t>Теория</w:t>
+      </w:r>
+      <w:r>
+        <w:rPr>
+          <w:rFonts w:eastAsiaTheme="majorEastAsia"/>
+          <w:sz w:val="28"/>
+          <w:szCs w:val="28"/>
+        </w:rPr>
+        <w:t xml:space="preserve"> </w:t>
+      </w:r>
+      <w:r>
+        <w:rPr>
+          <w:rFonts w:eastAsiaTheme="majorEastAsia"/>
+          <w:i/>
+          <w:sz w:val="28"/>
+          <w:szCs w:val="28"/>
+        </w:rPr>
+        <w:t>(1 час).</w:t>
+      </w:r>
+      <w:r>
+        <w:rPr>
+          <w:rFonts w:eastAsiaTheme="majorEastAsia"/>
+          <w:sz w:val="28"/>
+          <w:szCs w:val="28"/>
+        </w:rPr>
+        <w:t xml:space="preserve"> Мастер-класс по выгрузке контента в </w:t>
+      </w:r>
+      <w:r>
+        <w:rPr>
+          <w:rFonts w:eastAsiaTheme="majorEastAsia"/>
+          <w:sz w:val="28"/>
+          <w:szCs w:val="28"/>
+          <w:lang w:val="en-US"/>
+        </w:rPr>
+        <w:t>Unreal</w:t>
+      </w:r>
+      <w:r>
+        <w:rPr>
+          <w:rFonts w:eastAsiaTheme="majorEastAsia"/>
+          <w:sz w:val="28"/>
+          <w:szCs w:val="28"/>
+        </w:rPr>
+        <w:t xml:space="preserve"> </w:t>
+      </w:r>
+      <w:r>
+        <w:rPr>
+          <w:rFonts w:eastAsiaTheme="majorEastAsia"/>
+          <w:sz w:val="28"/>
+          <w:szCs w:val="28"/>
+          <w:lang w:val="en-US"/>
+        </w:rPr>
+        <w:t>Engine</w:t>
+      </w:r>
+      <w:r>
+        <w:rPr>
+          <w:rFonts w:eastAsiaTheme="majorEastAsia"/>
+          <w:sz w:val="28"/>
+          <w:szCs w:val="28"/>
+        </w:rPr>
+        <w:t xml:space="preserve"> 5. Обсуждение вариантов обмена данными. Настройка материалов с индивидуальными текстурами. Настройка коллизии, проработка иерархии расположения файлов в </w:t>
+      </w:r>
+      <w:r>
+        <w:rPr>
+          <w:rFonts w:eastAsiaTheme="majorEastAsia"/>
+          <w:sz w:val="28"/>
+          <w:szCs w:val="28"/>
+          <w:lang w:val="en-US"/>
+        </w:rPr>
+        <w:t>Unreal</w:t>
+      </w:r>
+      <w:r>
+        <w:rPr>
+          <w:rFonts w:eastAsiaTheme="majorEastAsia"/>
+          <w:sz w:val="28"/>
+          <w:szCs w:val="28"/>
+        </w:rPr>
+        <w:t xml:space="preserve"> </w:t>
+      </w:r>
+      <w:r>
+        <w:rPr>
+          <w:rFonts w:eastAsiaTheme="majorEastAsia"/>
+          <w:sz w:val="28"/>
+          <w:szCs w:val="28"/>
+          <w:lang w:val="en-US"/>
+        </w:rPr>
+        <w:t>Engine</w:t>
+      </w:r>
+      <w:r>
+        <w:rPr>
+          <w:rFonts w:eastAsiaTheme="majorEastAsia"/>
+          <w:sz w:val="28"/>
+          <w:szCs w:val="28"/>
+        </w:rPr>
+        <w:t xml:space="preserve"> 5.</w:t>
+      </w:r>
+    </w:p>
+    <w:p>
+      <w:pPr>
         <w:pStyle w:val="afb"/>
         <w:ind w:firstLine="709"/>
         <w:rPr>
+          <w:rFonts w:eastAsiaTheme="majorEastAsia"/>
           <w:szCs w:val="28"/>
         </w:rPr>
       </w:pPr>
@@ -17895,10 +17624,9 @@
       <w:r>
         <w:rPr>
           <w:rFonts w:eastAsiaTheme="majorEastAsia"/>
-          <w:i/>
-          <w:szCs w:val="28"/>
-        </w:rPr>
-        <w:t xml:space="preserve"> (4,5</w:t>
+          <w:szCs w:val="28"/>
+        </w:rPr>
+        <w:t xml:space="preserve"> </w:t>
       </w:r>
       <w:r>
         <w:rPr>
@@ -17906,175 +17634,65 @@
           <w:i/>
           <w:szCs w:val="28"/>
         </w:rPr>
-        <w:t xml:space="preserve">). </w:t>
+        <w:t>(1</w:t>
       </w:r>
       <w:r>
         <w:rPr>
           <w:rFonts w:eastAsiaTheme="majorEastAsia"/>
-          <w:szCs w:val="28"/>
-        </w:rPr>
-        <w:t>Самостоятельная работа по</w:t>
-      </w:r>
-      <w:r>
-        <w:rPr>
-          <w:szCs w:val="28"/>
-        </w:rPr>
-        <w:t xml:space="preserve"> преобразованию </w:t>
+          <w:i/>
+          <w:szCs w:val="28"/>
+        </w:rPr>
+        <w:t>,5</w:t>
       </w:r>
       <w:r>
         <w:rPr>
           <w:rFonts w:eastAsiaTheme="majorEastAsia"/>
+          <w:i/>
+          <w:szCs w:val="28"/>
+        </w:rPr>
+        <w:t xml:space="preserve"> час</w:t>
+      </w:r>
+      <w:r>
+        <w:rPr>
+          <w:rFonts w:eastAsiaTheme="majorEastAsia"/>
+          <w:i/>
+          <w:szCs w:val="28"/>
+        </w:rPr>
+        <w:t>а</w:t>
+      </w:r>
+      <w:r>
+        <w:rPr>
+          <w:rFonts w:eastAsiaTheme="majorEastAsia"/>
+          <w:i/>
+          <w:szCs w:val="28"/>
+        </w:rPr>
+        <w:t>).</w:t>
+      </w:r>
+      <w:r>
+        <w:rPr>
+          <w:rFonts w:eastAsiaTheme="majorEastAsia"/>
+          <w:szCs w:val="28"/>
+        </w:rPr>
+        <w:t xml:space="preserve"> Выгрузка 3</w:t>
+      </w:r>
+      <w:r>
+        <w:rPr>
+          <w:rFonts w:eastAsiaTheme="majorEastAsia"/>
           <w:szCs w:val="28"/>
           <w:lang w:val="en-US"/>
         </w:rPr>
-        <w:t>low</w:t>
+        <w:t>D</w:t>
       </w:r>
       <w:r>
         <w:rPr>
           <w:rFonts w:eastAsiaTheme="majorEastAsia"/>
           <w:szCs w:val="28"/>
         </w:rPr>
-        <w:t>-</w:t>
-      </w:r>
-      <w:r>
-        <w:rPr>
-          <w:rFonts w:eastAsiaTheme="majorEastAsia"/>
-          <w:szCs w:val="28"/>
-          <w:lang w:val="en-US"/>
-        </w:rPr>
-        <w:t>poly</w:t>
-      </w:r>
-      <w:r>
-        <w:rPr>
-          <w:szCs w:val="28"/>
-        </w:rPr>
-        <w:t xml:space="preserve"> в </w:t>
-      </w:r>
-      <w:r>
-        <w:rPr>
-          <w:rFonts w:eastAsiaTheme="majorEastAsia"/>
-          <w:szCs w:val="28"/>
-          <w:lang w:val="en-US"/>
-        </w:rPr>
-        <w:t>hi</w:t>
-      </w:r>
-      <w:r>
-        <w:rPr>
-          <w:rFonts w:eastAsiaTheme="majorEastAsia"/>
-          <w:szCs w:val="28"/>
-        </w:rPr>
-        <w:t>-</w:t>
-      </w:r>
-      <w:r>
-        <w:rPr>
-          <w:rFonts w:eastAsiaTheme="majorEastAsia"/>
-          <w:szCs w:val="28"/>
-          <w:lang w:val="en-US"/>
-        </w:rPr>
-        <w:t>poly</w:t>
-      </w:r>
-      <w:r>
-        <w:rPr>
-          <w:szCs w:val="28"/>
-        </w:rPr>
-        <w:t>.</w:t>
+        <w:t xml:space="preserve"> моделей в общую сцену командного проекта, в соответствии с поставленной задачей.</w:t>
       </w:r>
     </w:p>
     <w:p>
       <w:pPr>
-        <w:pStyle w:val="afb"/>
-        <w:ind w:firstLine="709"/>
-        <w:rPr>
-          <w:rFonts w:eastAsiaTheme="majorEastAsia"/>
-          <w:szCs w:val="28"/>
-        </w:rPr>
-      </w:pPr>
-      <w:r>
-        <w:rPr>
-          <w:rFonts w:eastAsiaTheme="majorEastAsia"/>
-          <w:szCs w:val="28"/>
-        </w:rPr>
-        <w:t>Тема 6</w:t>
-      </w:r>
-      <w:r>
-        <w:rPr>
-          <w:rFonts w:eastAsiaTheme="majorEastAsia"/>
-          <w:szCs w:val="28"/>
-        </w:rPr>
-        <w:t xml:space="preserve">. </w:t>
-      </w:r>
-      <w:r>
-        <w:rPr>
-          <w:szCs w:val="28"/>
-        </w:rPr>
-        <w:t>Запекание базовых текстур (6,5 часов).</w:t>
-      </w:r>
-    </w:p>
-    <w:p>
-      <w:pPr>
-        <w:pStyle w:val="afb"/>
-        <w:ind w:firstLine="709"/>
-        <w:rPr>
-          <w:rFonts w:eastAsiaTheme="majorEastAsia"/>
-          <w:szCs w:val="28"/>
-        </w:rPr>
-      </w:pPr>
-      <w:r>
-        <w:rPr>
-          <w:rFonts w:eastAsiaTheme="majorEastAsia"/>
-          <w:i/>
-          <w:szCs w:val="28"/>
-        </w:rPr>
-        <w:lastRenderedPageBreak/>
-        <w:t>Теория (2 часа).</w:t>
-      </w:r>
-      <w:r>
-        <w:rPr>
-          <w:rFonts w:eastAsiaTheme="majorEastAsia"/>
-          <w:szCs w:val="28"/>
-        </w:rPr>
-        <w:t xml:space="preserve"> Мастер-класс по запеканию базовых карт, используемых при текстурировании. Разбор основных настроек запекания. Способы устранения дефектов запеченных текстур.</w:t>
-      </w:r>
-    </w:p>
-    <w:p>
-      <w:pPr>
-        <w:pStyle w:val="afb"/>
-        <w:ind w:firstLine="709"/>
-        <w:rPr>
-          <w:rFonts w:eastAsiaTheme="majorEastAsia"/>
-          <w:szCs w:val="28"/>
-        </w:rPr>
-      </w:pPr>
-      <w:r>
-        <w:rPr>
-          <w:i/>
-          <w:szCs w:val="28"/>
-        </w:rPr>
-        <w:t xml:space="preserve">Практика (4,5 часа). </w:t>
-      </w:r>
-      <w:r>
-        <w:rPr>
-          <w:szCs w:val="28"/>
-        </w:rPr>
-        <w:t>Самостоятельная работа по</w:t>
-      </w:r>
-      <w:r>
-        <w:rPr>
-          <w:i/>
-          <w:szCs w:val="28"/>
-        </w:rPr>
-        <w:t xml:space="preserve"> </w:t>
-      </w:r>
-      <w:r>
-        <w:rPr>
-          <w:rFonts w:eastAsiaTheme="majorEastAsia"/>
-          <w:szCs w:val="28"/>
-        </w:rPr>
-        <w:t>Запеканию базовых карт.</w:t>
-      </w:r>
-    </w:p>
-    <w:p>
-      <w:pPr>
         <w:ind w:firstLine="709"/>
         <w:jc w:val="both"/>
         <w:rPr>
@@ -18094,774 +17712,7 @@
           <w:sz w:val="28"/>
           <w:szCs w:val="28"/>
         </w:rPr>
-        <w:t xml:space="preserve"> 7. Текстурирование (</w:t>
-      </w:r>
-      <w:r>
-        <w:rPr>
-          <w:sz w:val="28"/>
-          <w:szCs w:val="28"/>
-        </w:rPr>
-        <w:t>8,5</w:t>
-      </w:r>
-      <w:r>
-        <w:rPr>
-          <w:sz w:val="28"/>
-          <w:szCs w:val="28"/>
-        </w:rPr>
-        <w:t xml:space="preserve"> часов).</w:t>
-      </w:r>
-    </w:p>
-    <w:p>
-      <w:pPr>
-        <w:ind w:firstLine="709"/>
-        <w:jc w:val="both"/>
-        <w:rPr>
-          <w:sz w:val="28"/>
-          <w:szCs w:val="28"/>
-        </w:rPr>
-      </w:pPr>
-      <w:r>
-        <w:rPr>
-          <w:i/>
-          <w:sz w:val="28"/>
-          <w:szCs w:val="28"/>
-        </w:rPr>
-        <w:t>Теория (3 часа).</w:t>
-      </w:r>
-      <w:r>
-        <w:rPr>
-          <w:sz w:val="28"/>
-          <w:szCs w:val="28"/>
-        </w:rPr>
-        <w:t xml:space="preserve"> Мастер-класс по текстурированию на основе готовых базовых текстур. Работа с генераторами, масками, обсуждение подходов в текстурировании. Выгрузка готовых текстур.</w:t>
-      </w:r>
-    </w:p>
-    <w:p>
-      <w:pPr>
-        <w:ind w:firstLine="709"/>
-        <w:jc w:val="both"/>
-        <w:rPr>
-          <w:sz w:val="28"/>
-          <w:szCs w:val="28"/>
-        </w:rPr>
-      </w:pPr>
-      <w:r>
-        <w:rPr>
-          <w:i/>
-          <w:sz w:val="28"/>
-          <w:szCs w:val="28"/>
-        </w:rPr>
-        <w:t>Практика (</w:t>
-      </w:r>
-      <w:r>
-        <w:rPr>
-          <w:i/>
-          <w:sz w:val="28"/>
-          <w:szCs w:val="28"/>
-        </w:rPr>
-        <w:t>5,5</w:t>
-      </w:r>
-      <w:r>
-        <w:rPr>
-          <w:i/>
-          <w:sz w:val="28"/>
-          <w:szCs w:val="28"/>
-        </w:rPr>
-        <w:t xml:space="preserve"> часов).</w:t>
-      </w:r>
-      <w:r>
-        <w:rPr>
-          <w:sz w:val="28"/>
-          <w:szCs w:val="28"/>
-        </w:rPr>
-        <w:t xml:space="preserve"> Самостоятельная работа с текстурами.</w:t>
-      </w:r>
-    </w:p>
-    <w:p>
-      <w:pPr>
-        <w:ind w:firstLine="709"/>
-        <w:jc w:val="both"/>
-        <w:rPr>
-          <w:sz w:val="28"/>
-          <w:szCs w:val="28"/>
-        </w:rPr>
-      </w:pPr>
-      <w:r>
-        <w:rPr>
-          <w:sz w:val="28"/>
-          <w:szCs w:val="28"/>
-        </w:rPr>
-        <w:t>Тема</w:t>
-      </w:r>
-      <w:r>
-        <w:rPr>
-          <w:sz w:val="28"/>
-          <w:szCs w:val="28"/>
-        </w:rPr>
-        <w:t xml:space="preserve"> 8. Ознакомление и обсуждение командного проекта. Дифференцированное распределение задач (2,5 часа).</w:t>
-      </w:r>
-    </w:p>
-    <w:p>
-      <w:pPr>
-        <w:ind w:firstLine="709"/>
-        <w:jc w:val="both"/>
-        <w:rPr>
-          <w:sz w:val="28"/>
-          <w:szCs w:val="28"/>
-        </w:rPr>
-      </w:pPr>
-      <w:r>
-        <w:rPr>
-          <w:i/>
-          <w:sz w:val="28"/>
-          <w:szCs w:val="28"/>
-        </w:rPr>
-        <w:t>Теория (1,5 час).</w:t>
-      </w:r>
-      <w:r>
-        <w:rPr>
-          <w:sz w:val="28"/>
-          <w:szCs w:val="28"/>
-        </w:rPr>
-        <w:t xml:space="preserve"> Ознакомление с командной задачей, ее обсуждение</w:t>
-      </w:r>
-      <w:proofErr w:type="gramStart"/>
-      <w:r>
-        <w:rPr>
-          <w:sz w:val="28"/>
-          <w:szCs w:val="28"/>
-        </w:rPr>
-        <w:t>.</w:t>
-      </w:r>
-      <w:proofErr w:type="gramEnd"/>
-      <w:r>
-        <w:rPr>
-          <w:sz w:val="28"/>
-          <w:szCs w:val="28"/>
-        </w:rPr>
-        <w:t xml:space="preserve"> дифференцированное распределение задач по участникам Программы.</w:t>
-      </w:r>
-    </w:p>
-    <w:p>
-      <w:pPr>
-        <w:ind w:firstLine="709"/>
-        <w:jc w:val="both"/>
-        <w:rPr>
-          <w:sz w:val="28"/>
-          <w:szCs w:val="28"/>
-        </w:rPr>
-      </w:pPr>
-      <w:r>
-        <w:rPr>
-          <w:i/>
-          <w:sz w:val="28"/>
-          <w:szCs w:val="28"/>
-        </w:rPr>
-        <w:t>Практика (1 час).</w:t>
-      </w:r>
-      <w:r>
-        <w:rPr>
-          <w:sz w:val="28"/>
-          <w:szCs w:val="28"/>
-        </w:rPr>
-        <w:t xml:space="preserve"> Запуск общей сцены в </w:t>
-      </w:r>
-      <w:r>
-        <w:rPr>
-          <w:sz w:val="28"/>
-          <w:szCs w:val="28"/>
-          <w:lang w:val="en-US"/>
-        </w:rPr>
-        <w:t>Blender</w:t>
-      </w:r>
-      <w:r>
-        <w:rPr>
-          <w:sz w:val="28"/>
-          <w:szCs w:val="28"/>
-        </w:rPr>
-        <w:t xml:space="preserve"> с общими метрическими параметрами, работа с реверансами, подготовка к индивидуальной работе.</w:t>
-      </w:r>
-    </w:p>
-    <w:p>
-      <w:pPr>
-        <w:ind w:firstLine="709"/>
-        <w:jc w:val="both"/>
-        <w:rPr>
-          <w:sz w:val="28"/>
-          <w:szCs w:val="28"/>
-        </w:rPr>
-      </w:pPr>
-      <w:r>
-        <w:rPr>
-          <w:sz w:val="28"/>
-          <w:szCs w:val="28"/>
-        </w:rPr>
-        <w:t>Тема</w:t>
-      </w:r>
-      <w:r>
-        <w:rPr>
-          <w:sz w:val="28"/>
-          <w:szCs w:val="28"/>
-        </w:rPr>
-        <w:t xml:space="preserve"> 9. Реализация командного проекта</w:t>
-      </w:r>
-      <w:r>
-        <w:rPr>
-          <w:sz w:val="28"/>
-          <w:szCs w:val="28"/>
-        </w:rPr>
-        <w:t xml:space="preserve"> (15</w:t>
-      </w:r>
-      <w:r>
-        <w:rPr>
-          <w:sz w:val="28"/>
-          <w:szCs w:val="28"/>
-        </w:rPr>
-        <w:t>,5 часов).</w:t>
-      </w:r>
-    </w:p>
-    <w:p>
-      <w:pPr>
-        <w:ind w:firstLine="709"/>
-        <w:jc w:val="both"/>
-        <w:rPr>
-          <w:sz w:val="28"/>
-          <w:szCs w:val="28"/>
-        </w:rPr>
-      </w:pPr>
-      <w:r>
-        <w:rPr>
-          <w:i/>
-          <w:sz w:val="28"/>
-          <w:szCs w:val="28"/>
-        </w:rPr>
-        <w:t>Практика (</w:t>
-      </w:r>
-      <w:r>
-        <w:rPr>
-          <w:i/>
-          <w:sz w:val="28"/>
-          <w:szCs w:val="28"/>
-        </w:rPr>
-        <w:t>15</w:t>
-      </w:r>
-      <w:r>
-        <w:rPr>
-          <w:i/>
-          <w:sz w:val="28"/>
-          <w:szCs w:val="28"/>
-        </w:rPr>
-        <w:t>,5 часов).</w:t>
-      </w:r>
-      <w:r>
-        <w:rPr>
-          <w:sz w:val="28"/>
-          <w:szCs w:val="28"/>
-        </w:rPr>
-        <w:t xml:space="preserve"> Самостоятельная работа над проектом, графическая часть. </w:t>
-      </w:r>
-      <w:r>
-        <w:rPr>
-          <w:sz w:val="28"/>
-          <w:szCs w:val="28"/>
-        </w:rPr>
-        <w:t>Изготовление 3D</w:t>
-      </w:r>
-      <w:r>
-        <w:rPr>
-          <w:sz w:val="28"/>
-          <w:szCs w:val="28"/>
-        </w:rPr>
-        <w:noBreakHyphen/>
-        <w:t xml:space="preserve">моделей по изображениям, полученным от </w:t>
-      </w:r>
-      <w:r>
-        <w:rPr>
-          <w:sz w:val="28"/>
-          <w:szCs w:val="28"/>
-        </w:rPr>
-        <w:t>преподавателя.</w:t>
-      </w:r>
-      <w:r>
-        <w:rPr>
-          <w:sz w:val="28"/>
-          <w:szCs w:val="28"/>
-        </w:rPr>
-        <w:t xml:space="preserve"> Выдержка общего стиля проекта. Оптимизация геометрии, развертка изготовленных 3</w:t>
-      </w:r>
-      <w:r>
-        <w:rPr>
-          <w:sz w:val="28"/>
-          <w:szCs w:val="28"/>
-          <w:lang w:val="en-US"/>
-        </w:rPr>
-        <w:t>D</w:t>
-      </w:r>
-      <w:r>
-        <w:rPr>
-          <w:sz w:val="28"/>
-          <w:szCs w:val="28"/>
-        </w:rPr>
-        <w:t xml:space="preserve"> моделей, запекание текстур, текстурирование. </w:t>
-      </w:r>
-    </w:p>
-    <w:p>
-      <w:pPr>
-        <w:ind w:firstLine="709"/>
-        <w:jc w:val="both"/>
-        <w:rPr>
-          <w:sz w:val="28"/>
-          <w:szCs w:val="28"/>
-        </w:rPr>
-      </w:pPr>
-      <w:r>
-        <w:rPr>
-          <w:sz w:val="28"/>
-          <w:szCs w:val="28"/>
-        </w:rPr>
-        <w:t>Тема 10</w:t>
-      </w:r>
-      <w:r>
-        <w:rPr>
-          <w:sz w:val="28"/>
-          <w:szCs w:val="28"/>
-        </w:rPr>
-        <w:t>. Финализация графической части проек</w:t>
-      </w:r>
-      <w:r>
-        <w:rPr>
-          <w:sz w:val="28"/>
-          <w:szCs w:val="28"/>
-        </w:rPr>
-        <w:t>та (2 часа</w:t>
-      </w:r>
-      <w:r>
-        <w:rPr>
-          <w:sz w:val="28"/>
-          <w:szCs w:val="28"/>
-        </w:rPr>
-        <w:t>).</w:t>
-      </w:r>
-    </w:p>
-    <w:p>
-      <w:pPr>
-        <w:ind w:firstLine="709"/>
-        <w:jc w:val="both"/>
-        <w:rPr>
-          <w:sz w:val="28"/>
-          <w:szCs w:val="28"/>
-        </w:rPr>
-      </w:pPr>
-      <w:r>
-        <w:rPr>
-          <w:i/>
-          <w:sz w:val="28"/>
-          <w:szCs w:val="28"/>
-        </w:rPr>
-        <w:t>Теория (1</w:t>
-      </w:r>
-      <w:r>
-        <w:rPr>
-          <w:i/>
-          <w:sz w:val="28"/>
-          <w:szCs w:val="28"/>
-        </w:rPr>
-        <w:t>,5</w:t>
-      </w:r>
-      <w:r>
-        <w:rPr>
-          <w:i/>
-          <w:sz w:val="28"/>
-          <w:szCs w:val="28"/>
-        </w:rPr>
-        <w:t xml:space="preserve"> час</w:t>
-      </w:r>
-      <w:r>
-        <w:rPr>
-          <w:i/>
-          <w:sz w:val="28"/>
-          <w:szCs w:val="28"/>
-        </w:rPr>
-        <w:t>а</w:t>
-      </w:r>
-      <w:r>
-        <w:rPr>
-          <w:i/>
-          <w:sz w:val="28"/>
-          <w:szCs w:val="28"/>
-        </w:rPr>
-        <w:t>).</w:t>
-      </w:r>
-      <w:r>
-        <w:rPr>
-          <w:sz w:val="28"/>
-          <w:szCs w:val="28"/>
-        </w:rPr>
-        <w:t xml:space="preserve"> Анализ выполненных работ.</w:t>
-      </w:r>
-    </w:p>
-    <w:p>
-      <w:pPr>
-        <w:ind w:firstLine="709"/>
-        <w:jc w:val="both"/>
-        <w:rPr>
-          <w:sz w:val="28"/>
-          <w:szCs w:val="28"/>
-        </w:rPr>
-      </w:pPr>
-      <w:r>
-        <w:rPr>
-          <w:i/>
-          <w:sz w:val="28"/>
-          <w:szCs w:val="28"/>
-        </w:rPr>
-        <w:t>Практи</w:t>
-      </w:r>
-      <w:r>
-        <w:rPr>
-          <w:i/>
-          <w:sz w:val="28"/>
-          <w:szCs w:val="28"/>
-        </w:rPr>
-        <w:t>ка (1 час</w:t>
-      </w:r>
-      <w:r>
-        <w:rPr>
-          <w:i/>
-          <w:sz w:val="28"/>
-          <w:szCs w:val="28"/>
-        </w:rPr>
-        <w:t>)</w:t>
-      </w:r>
-      <w:r>
-        <w:rPr>
-          <w:sz w:val="28"/>
-          <w:szCs w:val="28"/>
-        </w:rPr>
-        <w:t>. Доработка проекта.</w:t>
-      </w:r>
-    </w:p>
-    <w:p>
-      <w:pPr>
-        <w:ind w:firstLine="709"/>
-        <w:jc w:val="both"/>
-        <w:rPr>
-          <w:sz w:val="28"/>
-          <w:szCs w:val="28"/>
-        </w:rPr>
-      </w:pPr>
-      <w:r>
-        <w:rPr>
-          <w:sz w:val="28"/>
-          <w:szCs w:val="28"/>
-        </w:rPr>
-        <w:t>Тема</w:t>
-      </w:r>
-      <w:r>
-        <w:rPr>
-          <w:sz w:val="28"/>
-          <w:szCs w:val="28"/>
-        </w:rPr>
-        <w:t xml:space="preserve"> 11.  Импортирование 3D моделей командного проекта в </w:t>
-      </w:r>
-      <w:r>
-        <w:rPr>
-          <w:sz w:val="28"/>
-          <w:szCs w:val="28"/>
-          <w:lang w:val="en-US"/>
-        </w:rPr>
-        <w:t>Unreal</w:t>
-      </w:r>
-      <w:r>
-        <w:rPr>
-          <w:sz w:val="28"/>
-          <w:szCs w:val="28"/>
-        </w:rPr>
-        <w:t xml:space="preserve"> </w:t>
-      </w:r>
-      <w:r>
-        <w:rPr>
-          <w:sz w:val="28"/>
-          <w:szCs w:val="28"/>
-          <w:lang w:val="en-US"/>
-        </w:rPr>
-        <w:t>Engine</w:t>
-      </w:r>
-      <w:r>
-        <w:rPr>
-          <w:sz w:val="28"/>
-          <w:szCs w:val="28"/>
-        </w:rPr>
-        <w:t xml:space="preserve"> 5 (2</w:t>
-      </w:r>
-      <w:r>
-        <w:rPr>
-          <w:sz w:val="28"/>
-          <w:szCs w:val="28"/>
-        </w:rPr>
-        <w:t>,5</w:t>
-      </w:r>
-      <w:r>
-        <w:rPr>
-          <w:sz w:val="28"/>
-          <w:szCs w:val="28"/>
-        </w:rPr>
-        <w:t xml:space="preserve"> часа).</w:t>
-      </w:r>
-    </w:p>
-    <w:p>
-      <w:pPr>
-        <w:ind w:firstLine="709"/>
-        <w:jc w:val="both"/>
-        <w:rPr>
-          <w:sz w:val="28"/>
-          <w:szCs w:val="28"/>
-        </w:rPr>
-      </w:pPr>
-      <w:r>
-        <w:rPr>
-          <w:rFonts w:eastAsiaTheme="majorEastAsia"/>
-          <w:i/>
-          <w:sz w:val="28"/>
-          <w:szCs w:val="28"/>
-        </w:rPr>
-        <w:t>Теория</w:t>
-      </w:r>
-      <w:r>
-        <w:rPr>
-          <w:rFonts w:eastAsiaTheme="majorEastAsia"/>
-          <w:sz w:val="28"/>
-          <w:szCs w:val="28"/>
-        </w:rPr>
-        <w:t xml:space="preserve"> </w:t>
-      </w:r>
-      <w:r>
-        <w:rPr>
-          <w:rFonts w:eastAsiaTheme="majorEastAsia"/>
-          <w:i/>
-          <w:sz w:val="28"/>
-          <w:szCs w:val="28"/>
-        </w:rPr>
-        <w:t>(1 час).</w:t>
-      </w:r>
-      <w:r>
-        <w:rPr>
-          <w:rFonts w:eastAsiaTheme="majorEastAsia"/>
-          <w:sz w:val="28"/>
-          <w:szCs w:val="28"/>
-        </w:rPr>
-        <w:t xml:space="preserve"> Мастер-класс по выгрузке контента в </w:t>
-      </w:r>
-      <w:r>
-        <w:rPr>
-          <w:rFonts w:eastAsiaTheme="majorEastAsia"/>
-          <w:sz w:val="28"/>
-          <w:szCs w:val="28"/>
-          <w:lang w:val="en-US"/>
-        </w:rPr>
-        <w:t>Unreal</w:t>
-      </w:r>
-      <w:r>
-        <w:rPr>
-          <w:rFonts w:eastAsiaTheme="majorEastAsia"/>
-          <w:sz w:val="28"/>
-          <w:szCs w:val="28"/>
-        </w:rPr>
-        <w:t xml:space="preserve"> </w:t>
-      </w:r>
-      <w:r>
-        <w:rPr>
-          <w:rFonts w:eastAsiaTheme="majorEastAsia"/>
-          <w:sz w:val="28"/>
-          <w:szCs w:val="28"/>
-          <w:lang w:val="en-US"/>
-        </w:rPr>
-        <w:t>Engine</w:t>
-      </w:r>
-      <w:r>
-        <w:rPr>
-          <w:rFonts w:eastAsiaTheme="majorEastAsia"/>
-          <w:sz w:val="28"/>
-          <w:szCs w:val="28"/>
-        </w:rPr>
-        <w:t xml:space="preserve"> 5. Обсуждение вариантов обмена данными. Настройка материалов с индивидуальными текстурами. Настройка коллизии, проработка иерархии расположения файлов в </w:t>
-      </w:r>
-      <w:r>
-        <w:rPr>
-          <w:rFonts w:eastAsiaTheme="majorEastAsia"/>
-          <w:sz w:val="28"/>
-          <w:szCs w:val="28"/>
-          <w:lang w:val="en-US"/>
-        </w:rPr>
-        <w:t>Unreal</w:t>
-      </w:r>
-      <w:r>
-        <w:rPr>
-          <w:rFonts w:eastAsiaTheme="majorEastAsia"/>
-          <w:sz w:val="28"/>
-          <w:szCs w:val="28"/>
-        </w:rPr>
-        <w:t xml:space="preserve"> </w:t>
-      </w:r>
-      <w:r>
-        <w:rPr>
-          <w:rFonts w:eastAsiaTheme="majorEastAsia"/>
-          <w:sz w:val="28"/>
-          <w:szCs w:val="28"/>
-          <w:lang w:val="en-US"/>
-        </w:rPr>
-        <w:t>Engine</w:t>
-      </w:r>
-      <w:r>
-        <w:rPr>
-          <w:rFonts w:eastAsiaTheme="majorEastAsia"/>
-          <w:sz w:val="28"/>
-          <w:szCs w:val="28"/>
-        </w:rPr>
-        <w:t xml:space="preserve"> 5.</w:t>
-      </w:r>
-    </w:p>
-    <w:p>
-      <w:pPr>
-        <w:pStyle w:val="afb"/>
-        <w:ind w:firstLine="709"/>
-        <w:rPr>
-          <w:rFonts w:eastAsiaTheme="majorEastAsia"/>
-          <w:szCs w:val="28"/>
-        </w:rPr>
-      </w:pPr>
-      <w:r>
-        <w:rPr>
-          <w:rFonts w:eastAsiaTheme="majorEastAsia"/>
-          <w:i/>
-          <w:szCs w:val="28"/>
-        </w:rPr>
-        <w:t>Практика</w:t>
-      </w:r>
-      <w:r>
-        <w:rPr>
-          <w:rFonts w:eastAsiaTheme="majorEastAsia"/>
-          <w:szCs w:val="28"/>
-        </w:rPr>
-        <w:t xml:space="preserve"> </w:t>
-      </w:r>
-      <w:r>
-        <w:rPr>
-          <w:rFonts w:eastAsiaTheme="majorEastAsia"/>
-          <w:i/>
-          <w:szCs w:val="28"/>
-        </w:rPr>
-        <w:t>(1</w:t>
-      </w:r>
-      <w:r>
-        <w:rPr>
-          <w:rFonts w:eastAsiaTheme="majorEastAsia"/>
-          <w:i/>
-          <w:szCs w:val="28"/>
-        </w:rPr>
-        <w:t>,5</w:t>
-      </w:r>
-      <w:r>
-        <w:rPr>
-          <w:rFonts w:eastAsiaTheme="majorEastAsia"/>
-          <w:i/>
-          <w:szCs w:val="28"/>
-        </w:rPr>
-        <w:t xml:space="preserve"> час</w:t>
-      </w:r>
-      <w:r>
-        <w:rPr>
-          <w:rFonts w:eastAsiaTheme="majorEastAsia"/>
-          <w:i/>
-          <w:szCs w:val="28"/>
-        </w:rPr>
-        <w:t>а</w:t>
-      </w:r>
-      <w:r>
-        <w:rPr>
-          <w:rFonts w:eastAsiaTheme="majorEastAsia"/>
-          <w:i/>
-          <w:szCs w:val="28"/>
-        </w:rPr>
-        <w:t>).</w:t>
-      </w:r>
-      <w:r>
-        <w:rPr>
-          <w:rFonts w:eastAsiaTheme="majorEastAsia"/>
-          <w:szCs w:val="28"/>
-        </w:rPr>
-        <w:t xml:space="preserve"> Выгрузка 3</w:t>
-      </w:r>
-      <w:r>
-        <w:rPr>
-          <w:rFonts w:eastAsiaTheme="majorEastAsia"/>
-          <w:szCs w:val="28"/>
-          <w:lang w:val="en-US"/>
-        </w:rPr>
-        <w:t>D</w:t>
-      </w:r>
-      <w:r>
-        <w:rPr>
-          <w:rFonts w:eastAsiaTheme="majorEastAsia"/>
-          <w:szCs w:val="28"/>
-        </w:rPr>
-        <w:t xml:space="preserve"> моделей в общую сцену командного проекта, в соответствии с поставленной задачей.</w:t>
-      </w:r>
-    </w:p>
-    <w:p>
-      <w:pPr>
-        <w:ind w:firstLine="709"/>
-        <w:jc w:val="both"/>
-        <w:rPr>
-          <w:sz w:val="28"/>
-          <w:szCs w:val="28"/>
-        </w:rPr>
-      </w:pPr>
-      <w:r>
-        <w:rPr>
-          <w:sz w:val="28"/>
-          <w:szCs w:val="28"/>
-        </w:rPr>
-        <w:t>Тема</w:t>
-      </w:r>
-      <w:r>
-        <w:rPr>
-          <w:sz w:val="28"/>
-          <w:szCs w:val="28"/>
-        </w:rPr>
-        <w:t xml:space="preserve"> 12. Работа с </w:t>
-      </w:r>
-      <w:proofErr w:type="spellStart"/>
-      <w:r>
-        <w:rPr>
-          <w:sz w:val="28"/>
-          <w:szCs w:val="28"/>
-        </w:rPr>
-        <w:t>блупринтами</w:t>
-      </w:r>
-      <w:proofErr w:type="spellEnd"/>
-      <w:r>
-        <w:rPr>
-          <w:sz w:val="28"/>
-          <w:szCs w:val="28"/>
-        </w:rPr>
-        <w:t xml:space="preserve"> в </w:t>
-      </w:r>
-      <w:proofErr w:type="spellStart"/>
-      <w:r>
-        <w:rPr>
-          <w:sz w:val="28"/>
-          <w:szCs w:val="28"/>
-        </w:rPr>
-        <w:t>Unreal</w:t>
-      </w:r>
-      <w:proofErr w:type="spellEnd"/>
-      <w:r>
-        <w:rPr>
-          <w:sz w:val="28"/>
-          <w:szCs w:val="28"/>
-        </w:rPr>
-        <w:t xml:space="preserve"> Engine 5. Настройка персонажа (</w:t>
+        <w:t xml:space="preserve"> 12. Работа с блупринтами в Unreal Engine 5. Настройка персонажа (</w:t>
       </w:r>
       <w:r>
         <w:rPr>
@@ -19192,27 +18043,7 @@
           <w:szCs w:val="28"/>
           <w:lang w:eastAsia="ru-RU"/>
         </w:rPr>
-        <w:t xml:space="preserve">            Формы аттестации соответствуют локальному акту АУ ДО «Мастерская талантов «</w:t>
-      </w:r>
-      <w:proofErr w:type="spellStart"/>
-      <w:r>
-        <w:rPr>
-          <w:color w:val="000000"/>
-          <w:sz w:val="28"/>
-          <w:szCs w:val="28"/>
-          <w:lang w:eastAsia="ru-RU"/>
-        </w:rPr>
-        <w:t>Сибириус</w:t>
-      </w:r>
-      <w:proofErr w:type="spellEnd"/>
-      <w:r>
-        <w:rPr>
-          <w:color w:val="000000"/>
-          <w:sz w:val="28"/>
-          <w:szCs w:val="28"/>
-          <w:lang w:eastAsia="ru-RU"/>
-        </w:rPr>
-        <w:t>», в котором представлены критерии и показатели оценки уровней образовательных результатов программы.</w:t>
+        <w:t xml:space="preserve">            Формы аттестации соответствуют локальному акту АУ ДО «Мастерская талантов «Сибириус», в котором представлены критерии и показатели оценки уровней образовательных результатов программы.</w:t>
       </w:r>
     </w:p>
     <w:p>
@@ -19323,27 +18154,7 @@
           <w:lang w:eastAsia="ru-RU"/>
         </w:rPr>
         <w:tab/>
-        <w:t>разрабатывать 3D модели объектов, персонажей и игровых сцен в среде «</w:t>
-      </w:r>
-      <w:proofErr w:type="spellStart"/>
-      <w:r>
-        <w:rPr>
-          <w:color w:val="000000"/>
-          <w:sz w:val="28"/>
-          <w:szCs w:val="28"/>
-          <w:lang w:eastAsia="ru-RU"/>
-        </w:rPr>
-        <w:t>Blender</w:t>
-      </w:r>
-      <w:proofErr w:type="spellEnd"/>
-      <w:r>
-        <w:rPr>
-          <w:color w:val="000000"/>
-          <w:sz w:val="28"/>
-          <w:szCs w:val="28"/>
-          <w:lang w:eastAsia="ru-RU"/>
-        </w:rPr>
-        <w:t xml:space="preserve">»; </w:t>
+        <w:t xml:space="preserve">разрабатывать 3D модели объектов, персонажей и игровых сцен в среде «Blender»; </w:t>
       </w:r>
     </w:p>
     <w:p>
@@ -19563,47 +18374,7 @@
           <w:szCs w:val="28"/>
           <w:lang w:eastAsia="ru-RU"/>
         </w:rPr>
-        <w:t>Финальным продуктом является представление обучающимися, работающими в проектных командах, игровой сцены, выполненной с применением знаний и практических умений по работе в средах разработки трехмерной графики «</w:t>
-      </w:r>
-      <w:proofErr w:type="spellStart"/>
-      <w:r>
-        <w:rPr>
-          <w:color w:val="000000"/>
-          <w:sz w:val="28"/>
-          <w:szCs w:val="28"/>
-          <w:lang w:eastAsia="ru-RU"/>
-        </w:rPr>
-        <w:t>Blender</w:t>
-      </w:r>
-      <w:proofErr w:type="spellEnd"/>
-      <w:r>
-        <w:rPr>
-          <w:color w:val="000000"/>
-          <w:sz w:val="28"/>
-          <w:szCs w:val="28"/>
-          <w:lang w:eastAsia="ru-RU"/>
-        </w:rPr>
-        <w:t>» и конструирования игр «</w:t>
-      </w:r>
-      <w:proofErr w:type="spellStart"/>
-      <w:r>
-        <w:rPr>
-          <w:color w:val="000000"/>
-          <w:sz w:val="28"/>
-          <w:szCs w:val="28"/>
-          <w:lang w:eastAsia="ru-RU"/>
-        </w:rPr>
-        <w:t>Unreal</w:t>
-      </w:r>
-      <w:proofErr w:type="spellEnd"/>
-      <w:r>
-        <w:rPr>
-          <w:color w:val="000000"/>
-          <w:sz w:val="28"/>
-          <w:szCs w:val="28"/>
-          <w:lang w:eastAsia="ru-RU"/>
-        </w:rPr>
-        <w:t xml:space="preserve"> Engine 5».</w:t>
+        <w:t>Финальным продуктом является представление обучающимися, работающими в проектных командах, игровой сцены, выполненной с применением знаний и практических умений по работе в средах разработки трехмерной графики «Blender» и конструирования игр «Unreal Engine 5».</w:t>
       </w:r>
     </w:p>
     <w:p>
@@ -20385,27 +19156,7 @@
           <w:szCs w:val="28"/>
           <w:lang w:eastAsia="ru-RU"/>
         </w:rPr>
-        <w:t>Результаты промежуточной аттестации фиксируются, согласно Положению «О формах, периодичности и порядке текущего контроля успеваемости и промежуточной аттестации обучающихся в структурных подразделениях автономного учреждения дополнительного образования Ханты-Мансийского автономного округа-Югры «Мастерская талантов «</w:t>
-      </w:r>
-      <w:proofErr w:type="spellStart"/>
-      <w:r>
-        <w:rPr>
-          <w:color w:val="000000"/>
-          <w:sz w:val="28"/>
-          <w:szCs w:val="28"/>
-          <w:lang w:eastAsia="ru-RU"/>
-        </w:rPr>
-        <w:t>Сибириус</w:t>
-      </w:r>
-      <w:proofErr w:type="spellEnd"/>
-      <w:r>
-        <w:rPr>
-          <w:color w:val="000000"/>
-          <w:sz w:val="28"/>
-          <w:szCs w:val="28"/>
-          <w:lang w:eastAsia="ru-RU"/>
-        </w:rPr>
-        <w:t>», в документе «Протокол результатов аттестации обучающихся» (Приложение 1)</w:t>
+        <w:t>Результаты промежуточной аттестации фиксируются, согласно Положению «О формах, периодичности и порядке текущего контроля успеваемости и промежуточной аттестации обучающихся в структурных подразделениях автономного учреждения дополнительного образования Ханты-Мансийского автономного округа-Югры «Мастерская талантов «Сибириус», в документе «Протокол результатов аттестации обучающихся» (Приложение 1)</w:t>
       </w:r>
     </w:p>
     <w:p>
@@ -21478,25 +20229,7 @@
                 <w:sz w:val="28"/>
                 <w:szCs w:val="28"/>
               </w:rPr>
-              <w:t xml:space="preserve">Игровой движок </w:t>
-            </w:r>
-            <w:proofErr w:type="spellStart"/>
-            <w:r>
-              <w:rPr>
-                <w:rFonts w:cs="Times New Roman"/>
-                <w:sz w:val="28"/>
-                <w:szCs w:val="28"/>
-              </w:rPr>
-              <w:t>Unreal</w:t>
-            </w:r>
-            <w:proofErr w:type="spellEnd"/>
-            <w:r>
-              <w:rPr>
-                <w:rFonts w:cs="Times New Roman"/>
-                <w:sz w:val="28"/>
-                <w:szCs w:val="28"/>
-              </w:rPr>
-              <w:t xml:space="preserve"> Engine 5.</w:t>
+              <w:t>Игровой движок Unreal Engine 5.</w:t>
             </w:r>
           </w:p>
           <w:p>
@@ -21611,20 +20344,8 @@
                 <w:szCs w:val="28"/>
                 <w:shd w:val="clear" w:color="auto" w:fill="FFFFFF"/>
               </w:rPr>
-              <w:t>-</w:t>
-            </w:r>
-            <w:proofErr w:type="spellStart"/>
-            <w:r>
-              <w:rPr>
-                <w:rFonts w:cs="Times New Roman"/>
-                <w:spacing w:val="1"/>
-                <w:sz w:val="28"/>
-                <w:szCs w:val="28"/>
-                <w:shd w:val="clear" w:color="auto" w:fill="FFFFFF"/>
-              </w:rPr>
-              <w:t>квантум</w:t>
-            </w:r>
-            <w:proofErr w:type="spellEnd"/>
+              <w:t>-квантум</w:t>
+            </w:r>
             <w:r>
               <w:rPr>
                 <w:rFonts w:eastAsia="Times New Roman" w:cs="Times New Roman"/>
@@ -21783,41 +20504,13 @@
         </w:rPr>
         <w:t xml:space="preserve"> </w:t>
       </w:r>
-      <w:proofErr w:type="spellStart"/>
       <w:r>
         <w:rPr>
           <w:rFonts w:cs="Times New Roman"/>
           <w:sz w:val="28"/>
           <w:szCs w:val="28"/>
         </w:rPr>
-        <w:t>Иоханес</w:t>
-      </w:r>
-      <w:proofErr w:type="spellEnd"/>
-      <w:r>
-        <w:rPr>
-          <w:rFonts w:cs="Times New Roman"/>
-          <w:sz w:val="28"/>
-          <w:szCs w:val="28"/>
-        </w:rPr>
-        <w:t xml:space="preserve"> </w:t>
-      </w:r>
-      <w:proofErr w:type="spellStart"/>
-      <w:r>
-        <w:rPr>
-          <w:rFonts w:cs="Times New Roman"/>
-          <w:sz w:val="28"/>
-          <w:szCs w:val="28"/>
-        </w:rPr>
-        <w:t>Иттен</w:t>
-      </w:r>
-      <w:proofErr w:type="spellEnd"/>
-      <w:r>
-        <w:rPr>
-          <w:rFonts w:cs="Times New Roman"/>
-          <w:sz w:val="28"/>
-          <w:szCs w:val="28"/>
-        </w:rPr>
-        <w:t xml:space="preserve"> «Искусство цвета» Аронов, 2021г. </w:t>
+        <w:t xml:space="preserve">Иоханес Иттен «Искусство цвета» Аронов, 2021г. </w:t>
       </w:r>
     </w:p>
     <w:p>
@@ -21837,25 +20530,7 @@
           <w:sz w:val="28"/>
           <w:szCs w:val="28"/>
         </w:rPr>
-        <w:t xml:space="preserve">2. </w:t>
-      </w:r>
-      <w:proofErr w:type="spellStart"/>
-      <w:r>
-        <w:rPr>
-          <w:rFonts w:cs="Times New Roman"/>
-          <w:sz w:val="28"/>
-          <w:szCs w:val="28"/>
-        </w:rPr>
-        <w:t>Кэттиш</w:t>
-      </w:r>
-      <w:proofErr w:type="spellEnd"/>
-      <w:r>
-        <w:rPr>
-          <w:rFonts w:cs="Times New Roman"/>
-          <w:sz w:val="28"/>
-          <w:szCs w:val="28"/>
-        </w:rPr>
-        <w:t xml:space="preserve">, Смирнов, Че «Дизайн персонажей. Концепт-арт для комиксов, видеоигр и анимации» Питер, 2021 г. </w:t>
+        <w:t xml:space="preserve">2. Кэттиш, Смирнов, Че «Дизайн персонажей. Концепт-арт для комиксов, видеоигр и анимации» Питер, 2021 г. </w:t>
       </w:r>
     </w:p>
     <w:p>
@@ -21891,55 +20566,7 @@
           <w:sz w:val="28"/>
           <w:szCs w:val="28"/>
         </w:rPr>
-        <w:t xml:space="preserve">1. Программирование в </w:t>
-      </w:r>
-      <w:proofErr w:type="spellStart"/>
-      <w:r>
-        <w:rPr>
-          <w:sz w:val="28"/>
-          <w:szCs w:val="28"/>
-        </w:rPr>
-        <w:t>Unreal</w:t>
-      </w:r>
-      <w:proofErr w:type="spellEnd"/>
-      <w:r>
-        <w:rPr>
-          <w:sz w:val="28"/>
-          <w:szCs w:val="28"/>
-        </w:rPr>
-        <w:t xml:space="preserve"> Engine 5 для начинающего </w:t>
-      </w:r>
-      <w:proofErr w:type="spellStart"/>
-      <w:r>
-        <w:rPr>
-          <w:sz w:val="28"/>
-          <w:szCs w:val="28"/>
-        </w:rPr>
-        <w:t>игродела</w:t>
-      </w:r>
-      <w:proofErr w:type="spellEnd"/>
-      <w:r>
-        <w:rPr>
-          <w:sz w:val="28"/>
-          <w:szCs w:val="28"/>
-        </w:rPr>
-        <w:t xml:space="preserve">. Основы визуального языка </w:t>
-      </w:r>
-      <w:proofErr w:type="spellStart"/>
-      <w:r>
-        <w:rPr>
-          <w:sz w:val="28"/>
-          <w:szCs w:val="28"/>
-        </w:rPr>
-        <w:t>Blueprint</w:t>
-      </w:r>
-      <w:proofErr w:type="spellEnd"/>
-      <w:r>
-        <w:rPr>
-          <w:sz w:val="28"/>
-          <w:szCs w:val="28"/>
-        </w:rPr>
-        <w:t>.</w:t>
+        <w:t>1. Программирование в Unreal Engine 5 для начинающего игродела. Основы визуального языка Blueprint.</w:t>
       </w:r>
       <w:bookmarkEnd w:id="50"/>
       <w:r>
@@ -21973,41 +20600,7 @@
           <w:sz w:val="28"/>
           <w:szCs w:val="28"/>
         </w:rPr>
-        <w:t xml:space="preserve">2. </w:t>
-      </w:r>
-      <w:proofErr w:type="spellStart"/>
-      <w:r>
-        <w:rPr>
-          <w:sz w:val="28"/>
-          <w:szCs w:val="28"/>
-        </w:rPr>
-        <w:t>Blender</w:t>
-      </w:r>
-      <w:proofErr w:type="spellEnd"/>
-      <w:r>
-        <w:rPr>
-          <w:sz w:val="28"/>
-          <w:szCs w:val="28"/>
-        </w:rPr>
-        <w:t xml:space="preserve"> 4 для любителей и профессионалов. Моделинг, </w:t>
-      </w:r>
-      <w:proofErr w:type="spellStart"/>
-      <w:proofErr w:type="gramStart"/>
-      <w:r>
-        <w:rPr>
-          <w:sz w:val="28"/>
-          <w:szCs w:val="28"/>
-        </w:rPr>
-        <w:t>анимация,VFX</w:t>
-      </w:r>
-      <w:proofErr w:type="spellEnd"/>
-      <w:proofErr w:type="gramEnd"/>
-      <w:r>
-        <w:rPr>
-          <w:sz w:val="28"/>
-          <w:szCs w:val="28"/>
-        </w:rPr>
-        <w:t>, видеомонтаж.</w:t>
+        <w:t>2. Blender 4 для любителей и профессионалов. Моделинг, анимация,VFX, видеомонтаж.</w:t>
       </w:r>
       <w:bookmarkEnd w:id="52"/>
     </w:p>
@@ -22454,27 +21047,7 @@
           <w:szCs w:val="28"/>
           <w:lang w:eastAsia="ru-RU"/>
         </w:rPr>
-        <w:t>«Мастерская талантов «</w:t>
-      </w:r>
-      <w:proofErr w:type="spellStart"/>
-      <w:r>
-        <w:rPr>
-          <w:b/>
-          <w:sz w:val="28"/>
-          <w:szCs w:val="28"/>
-          <w:lang w:eastAsia="ru-RU"/>
-        </w:rPr>
-        <w:t>Сибириус</w:t>
-      </w:r>
-      <w:proofErr w:type="spellEnd"/>
-      <w:r>
-        <w:rPr>
-          <w:b/>
-          <w:sz w:val="28"/>
-          <w:szCs w:val="28"/>
-          <w:lang w:eastAsia="ru-RU"/>
-        </w:rPr>
-        <w:t>»</w:t>
+        <w:t>«Мастерская талантов «Сибириус»</w:t>
       </w:r>
       <w:bookmarkEnd w:id="64"/>
       <w:bookmarkEnd w:id="65"/>

--- a/Программа/72_Базовая_Бартов_2026.docx
+++ b/Программа/72_Базовая_Бартов_2026.docx
@@ -4293,15 +4293,7 @@
           <w:sz w:val="28"/>
           <w:szCs w:val="28"/>
         </w:rPr>
-        <w:t xml:space="preserve">Постановление Главного государственного санитарного врача </w:t>
-      </w:r>
-      <w:r>
-        <w:rPr>
-          <w:sz w:val="28"/>
-          <w:szCs w:val="28"/>
-        </w:rPr>
-        <w:lastRenderedPageBreak/>
-        <w:t>Российской Федерации от 28.01.2021 № 2 «Об утверждении санитарных правил и норм СП 1.2.3685-21 «Гигиенические нормативы и требования к обеспечению безопасности и (или) безвредности для человека факторов среды обитания»;</w:t>
+        <w:t>Постановление Главного государственного санитарного врача Российской Федерации от 28.01.2021 № 2 «Об утверждении санитарных правил и норм СП 1.2.3685-21 «Гигиенические нормативы и требования к обеспечению безопасности и (или) безвредности для человека факторов среды обитания»;</w:t>
       </w:r>
     </w:p>
     <w:p>
@@ -4571,16 +4563,7 @@
           <w:sz w:val="28"/>
           <w:szCs w:val="28"/>
         </w:rPr>
-        <w:t xml:space="preserve">Новизна Программы определяется ориентацией на развитие у обучающихся среднего и старшего школьного возраста города Ханты-Мансийска знаний и практических умений по работе в профессиональных программах по разработке трехмерной графики и анимации «Blender», а </w:t>
-      </w:r>
-      <w:r>
-        <w:rPr>
-          <w:bCs/>
-          <w:sz w:val="28"/>
-          <w:szCs w:val="28"/>
-        </w:rPr>
-        <w:lastRenderedPageBreak/>
-        <w:t xml:space="preserve">также разработке игр и приложений «Unreal Engine 5». Обучающиеся приобретают возможность, путем работы над кейсовыми и проектными задачами, в рамках занятий и профильных конкурсов, интегрировать знания и умения в поиске решений различных проблем. </w:t>
+        <w:t xml:space="preserve">Новизна Программы определяется ориентацией на развитие у обучающихся среднего и старшего школьного возраста города Ханты-Мансийска знаний и практических умений по работе в профессиональных программах по разработке трехмерной графики и анимации «Blender», а также разработке игр и приложений «Unreal Engine 5». Обучающиеся приобретают возможность, путем работы над кейсовыми и проектными задачами, в рамках занятий и профильных конкурсов, интегрировать знания и умения в поиске решений различных проблем. </w:t>
       </w:r>
       <w:r>
         <w:rPr>
@@ -5001,7 +4984,6 @@
           <w:sz w:val="28"/>
           <w:szCs w:val="28"/>
         </w:rPr>
-        <w:lastRenderedPageBreak/>
         <w:t>Продолжительность учебных занятий составляет 2</w:t>
       </w:r>
       <w:r>
@@ -5750,7 +5732,6 @@
       </w:pPr>
       <w:bookmarkStart w:id="19" w:name="_Toc183690844"/>
       <w:r>
-        <w:lastRenderedPageBreak/>
         <w:t>II. СОДЕРЖ</w:t>
       </w:r>
       <w:bookmarkEnd w:id="18"/>
@@ -7081,7 +7062,7 @@
                 <w:sz w:val="28"/>
                 <w:szCs w:val="28"/>
               </w:rPr>
-              <w:t>3</w:t>
+              <w:t>5</w:t>
             </w:r>
           </w:p>
         </w:tc>
@@ -7104,7 +7085,7 @@
                 <w:sz w:val="28"/>
                 <w:szCs w:val="28"/>
               </w:rPr>
-              <w:t>17,5</w:t>
+              <w:t>15,5</w:t>
             </w:r>
           </w:p>
         </w:tc>
@@ -7571,7 +7552,7 @@
                 <w:sz w:val="28"/>
                 <w:szCs w:val="28"/>
               </w:rPr>
-              <w:t>19</w:t>
+              <w:t>21</w:t>
             </w:r>
           </w:p>
         </w:tc>
@@ -7596,7 +7577,7 @@
                 <w:sz w:val="28"/>
                 <w:szCs w:val="28"/>
               </w:rPr>
-              <w:t>53</w:t>
+              <w:t>51</w:t>
             </w:r>
           </w:p>
         </w:tc>
@@ -7643,7 +7624,6 @@
       </w:pPr>
       <w:bookmarkStart w:id="24" w:name="_Toc183690847"/>
       <w:r>
-        <w:lastRenderedPageBreak/>
         <w:t>2.3. Календарно</w:t>
       </w:r>
       <w:r>
@@ -9908,39 +9888,29 @@
                 <w:sz w:val="24"/>
                 <w:szCs w:val="24"/>
               </w:rPr>
-              <w:t xml:space="preserve">Продвинутая работа с UV </w:t>
-            </w:r>
-            <w:r>
+              <w:t>Продвинутая работа с UV разверткой 3D модели.</w:t>
+            </w:r>
+          </w:p>
+        </w:tc>
+        <w:tc>
+          <w:tcPr>
+            <w:tcW w:w="1101" w:type="dxa"/>
+            <w:vAlign w:val="center"/>
+          </w:tcPr>
+          <w:p>
+            <w:pPr>
+              <w:jc w:val="center"/>
               <w:rPr>
                 <w:color w:val="000000"/>
                 <w:sz w:val="24"/>
                 <w:szCs w:val="24"/>
               </w:rPr>
-              <w:lastRenderedPageBreak/>
-              <w:t>разверткой 3D модели.</w:t>
-            </w:r>
-          </w:p>
-        </w:tc>
-        <w:tc>
-          <w:tcPr>
-            <w:tcW w:w="1101" w:type="dxa"/>
-            <w:vAlign w:val="center"/>
-          </w:tcPr>
-          <w:p>
-            <w:pPr>
-              <w:jc w:val="center"/>
-              <w:rPr>
-                <w:color w:val="000000"/>
-                <w:sz w:val="24"/>
-                <w:szCs w:val="24"/>
-              </w:rPr>
-            </w:pPr>
-            <w:r>
-              <w:rPr>
-                <w:sz w:val="28"/>
-                <w:szCs w:val="28"/>
-              </w:rPr>
-              <w:lastRenderedPageBreak/>
+            </w:pPr>
+            <w:r>
+              <w:rPr>
+                <w:sz w:val="28"/>
+                <w:szCs w:val="28"/>
+              </w:rPr>
               <w:t>2,5</w:t>
             </w:r>
           </w:p>
@@ -10013,15 +9983,7 @@
                 <w:sz w:val="24"/>
                 <w:szCs w:val="24"/>
               </w:rPr>
-              <w:t xml:space="preserve">Комбинированное </w:t>
-            </w:r>
-            <w:r>
-              <w:rPr>
-                <w:sz w:val="24"/>
-                <w:szCs w:val="24"/>
-              </w:rPr>
-              <w:lastRenderedPageBreak/>
-              <w:t>занятие.</w:t>
+              <w:t>Комбинированное занятие.</w:t>
             </w:r>
           </w:p>
         </w:tc>
@@ -10043,16 +10005,7 @@
                 <w:sz w:val="24"/>
                 <w:szCs w:val="24"/>
               </w:rPr>
-              <w:lastRenderedPageBreak/>
-              <w:t xml:space="preserve">Промышленная 19, </w:t>
-            </w:r>
-            <w:r>
-              <w:rPr>
-                <w:sz w:val="24"/>
-                <w:szCs w:val="24"/>
-              </w:rPr>
-              <w:lastRenderedPageBreak/>
-              <w:t>каб. 204.</w:t>
+              <w:t>Промышленная 19, каб. 204.</w:t>
             </w:r>
           </w:p>
         </w:tc>
@@ -10075,16 +10028,7 @@
                 <w:sz w:val="24"/>
                 <w:szCs w:val="24"/>
               </w:rPr>
-              <w:lastRenderedPageBreak/>
-              <w:t xml:space="preserve">Практическая </w:t>
-            </w:r>
-            <w:r>
-              <w:rPr>
-                <w:sz w:val="24"/>
-                <w:szCs w:val="24"/>
-              </w:rPr>
-              <w:lastRenderedPageBreak/>
-              <w:t>работа</w:t>
+              <w:t>Практическая работа</w:t>
             </w:r>
           </w:p>
           <w:p>
@@ -10120,7 +10064,6 @@
                 <w:sz w:val="24"/>
                 <w:szCs w:val="24"/>
               </w:rPr>
-              <w:lastRenderedPageBreak/>
               <w:t>8</w:t>
             </w:r>
           </w:p>
@@ -12124,7 +12067,6 @@
                 <w:sz w:val="24"/>
                 <w:szCs w:val="24"/>
               </w:rPr>
-              <w:lastRenderedPageBreak/>
               <w:t xml:space="preserve">БЛОК </w:t>
             </w:r>
             <w:r>
@@ -13544,57 +13486,7 @@
                 <w:sz w:val="24"/>
                 <w:szCs w:val="24"/>
               </w:rPr>
-              <w:t>Знакомство со слайсерами</w:t>
-            </w:r>
-            <w:r>
-              <w:rPr>
-                <w:color w:val="000000"/>
-                <w:sz w:val="24"/>
-                <w:szCs w:val="24"/>
-              </w:rPr>
-              <w:t>.</w:t>
-            </w:r>
-            <w:r>
-              <w:rPr>
-                <w:color w:val="000000"/>
-                <w:sz w:val="24"/>
-                <w:szCs w:val="24"/>
-              </w:rPr>
-              <w:t xml:space="preserve"> Изучение интерфейса </w:t>
-            </w:r>
-            <w:r>
-              <w:rPr>
-                <w:color w:val="000000"/>
-                <w:sz w:val="24"/>
-                <w:szCs w:val="24"/>
-                <w:lang w:val="en-US"/>
-              </w:rPr>
-              <w:t>Orca</w:t>
-            </w:r>
-            <w:r>
-              <w:rPr>
-                <w:color w:val="000000"/>
-                <w:sz w:val="24"/>
-                <w:szCs w:val="24"/>
-              </w:rPr>
-              <w:t>. Обзор основных технологий 3</w:t>
-            </w:r>
-            <w:r>
-              <w:rPr>
-                <w:color w:val="000000"/>
-                <w:sz w:val="24"/>
-                <w:szCs w:val="24"/>
-                <w:lang w:val="en-US"/>
-              </w:rPr>
-              <w:t>D</w:t>
-            </w:r>
-            <w:r>
-              <w:rPr>
-                <w:color w:val="000000"/>
-                <w:sz w:val="24"/>
-                <w:szCs w:val="24"/>
-              </w:rPr>
-              <w:t xml:space="preserve"> печати.</w:t>
+              <w:t>Знакомство со слайсерами и основами подготовки моделей к 3D-печати</w:t>
             </w:r>
           </w:p>
         </w:tc>
@@ -13818,73 +13710,7 @@
                 <w:sz w:val="24"/>
                 <w:szCs w:val="24"/>
               </w:rPr>
-              <w:t xml:space="preserve">Изучение основных настроек для печати </w:t>
-            </w:r>
-            <w:r>
-              <w:rPr>
-                <w:color w:val="000000"/>
-                <w:sz w:val="24"/>
-                <w:szCs w:val="24"/>
-              </w:rPr>
-              <w:t>3</w:t>
-            </w:r>
-            <w:r>
-              <w:rPr>
-                <w:color w:val="000000"/>
-                <w:sz w:val="24"/>
-                <w:szCs w:val="24"/>
-                <w:lang w:val="en-US"/>
-              </w:rPr>
-              <w:t>D</w:t>
-            </w:r>
-            <w:r>
-              <w:rPr>
-                <w:color w:val="000000"/>
-                <w:sz w:val="24"/>
-                <w:szCs w:val="24"/>
-              </w:rPr>
-              <w:t xml:space="preserve"> </w:t>
-            </w:r>
-            <w:r>
-              <w:rPr>
-                <w:color w:val="000000"/>
-                <w:sz w:val="24"/>
-                <w:szCs w:val="24"/>
-              </w:rPr>
-              <w:t>моделей в контексте программы</w:t>
-            </w:r>
-            <w:r>
-              <w:rPr>
-                <w:color w:val="000000"/>
-                <w:sz w:val="24"/>
-                <w:szCs w:val="24"/>
-              </w:rPr>
-              <w:t>.</w:t>
-            </w:r>
-            <w:r>
-              <w:rPr>
-                <w:color w:val="000000"/>
-                <w:sz w:val="24"/>
-                <w:szCs w:val="24"/>
-              </w:rPr>
-              <w:t xml:space="preserve"> Подготовка и выгрузка </w:t>
-            </w:r>
-            <w:r>
-              <w:rPr>
-                <w:color w:val="000000"/>
-                <w:sz w:val="24"/>
-                <w:szCs w:val="24"/>
-                <w:lang w:val="en-US"/>
-              </w:rPr>
-              <w:t>3D</w:t>
-            </w:r>
-            <w:r>
-              <w:rPr>
-                <w:color w:val="000000"/>
-                <w:sz w:val="24"/>
-                <w:szCs w:val="24"/>
-              </w:rPr>
-              <w:t xml:space="preserve"> модели.</w:t>
+              <w:t>Настройка параметров 3D-печати и подготовка файла к печати</w:t>
             </w:r>
           </w:p>
         </w:tc>
@@ -14066,7 +13892,6 @@
                 <w:sz w:val="24"/>
                 <w:szCs w:val="24"/>
               </w:rPr>
-              <w:lastRenderedPageBreak/>
               <w:t>25</w:t>
             </w:r>
           </w:p>
@@ -14108,32 +13933,7 @@
                 <w:sz w:val="24"/>
                 <w:szCs w:val="24"/>
               </w:rPr>
-              <w:t>Запуск печати</w:t>
-            </w:r>
-            <w:r>
-              <w:rPr>
-                <w:color w:val="000000"/>
-                <w:sz w:val="24"/>
-                <w:szCs w:val="24"/>
-              </w:rPr>
-              <w:t xml:space="preserve"> 3</w:t>
-            </w:r>
-            <w:r>
-              <w:rPr>
-                <w:color w:val="000000"/>
-                <w:sz w:val="24"/>
-                <w:szCs w:val="24"/>
-                <w:lang w:val="en-US"/>
-              </w:rPr>
-              <w:t>D</w:t>
-            </w:r>
-            <w:r>
-              <w:rPr>
-                <w:color w:val="000000"/>
-                <w:sz w:val="24"/>
-                <w:szCs w:val="24"/>
-              </w:rPr>
-              <w:t xml:space="preserve"> модели. </w:t>
+              <w:t>Запуск 3D-печати и контроль первых этапов процесса</w:t>
             </w:r>
           </w:p>
         </w:tc>
@@ -15956,7 +15756,6 @@
         <w:pStyle w:val="2"/>
       </w:pPr>
       <w:r>
-        <w:lastRenderedPageBreak/>
         <w:t>2.4</w:t>
       </w:r>
       <w:r>
@@ -15971,1978 +15770,762 @@
     </w:p>
     <w:p>
       <w:pPr>
-        <w:tabs>
-          <w:tab w:val="left" w:pos="993"/>
-        </w:tabs>
-        <w:ind w:firstLine="709"/>
-        <w:jc w:val="both"/>
+        <w:pStyle w:val="afb"/>
         <w:rPr>
           <w:b/>
-          <w:sz w:val="28"/>
-          <w:szCs w:val="28"/>
+          <w:szCs w:val="28"/>
+          <w:lang w:eastAsia="en-US"/>
         </w:rPr>
       </w:pPr>
       <w:r>
         <w:rPr>
           <w:b/>
-          <w:sz w:val="28"/>
-          <w:szCs w:val="28"/>
-        </w:rPr>
-        <w:t xml:space="preserve">Модуль 1 </w:t>
-      </w:r>
-      <w:r>
-        <w:rPr>
-          <w:sz w:val="28"/>
-          <w:szCs w:val="28"/>
-        </w:rPr>
-        <w:t>«</w:t>
-      </w:r>
-      <w:r>
-        <w:rPr>
-          <w:b/>
-          <w:bCs/>
-          <w:sz w:val="28"/>
-          <w:szCs w:val="28"/>
-          <w:shd w:val="clear" w:color="auto" w:fill="FFFFFF" w:themeFill="background1"/>
-        </w:rPr>
-        <w:t xml:space="preserve">Продвинутое </w:t>
-      </w:r>
-      <w:r>
-        <w:rPr>
-          <w:b/>
-          <w:bCs/>
-          <w:sz w:val="28"/>
-          <w:szCs w:val="28"/>
-        </w:rPr>
-        <w:t>3D моделирование в игровой индустрии</w:t>
-      </w:r>
-      <w:r>
-        <w:rPr>
-          <w:b/>
-          <w:sz w:val="28"/>
-          <w:szCs w:val="28"/>
-        </w:rPr>
-        <w:t>» (76 часов</w:t>
-      </w:r>
-      <w:r>
-        <w:rPr>
-          <w:b/>
-          <w:sz w:val="28"/>
-          <w:szCs w:val="28"/>
-        </w:rPr>
-        <w:t>).</w:t>
+          <w:szCs w:val="28"/>
+          <w:lang w:eastAsia="en-US"/>
+        </w:rPr>
+        <w:t>Модуль 1 «Продвинутое 3D моделирование в игровой индустрии» (72 часа).</w:t>
       </w:r>
     </w:p>
     <w:p>
       <w:pPr>
-        <w:ind w:firstLine="709"/>
-        <w:jc w:val="both"/>
-        <w:rPr>
-          <w:sz w:val="28"/>
-          <w:szCs w:val="28"/>
-        </w:rPr>
-      </w:pPr>
-      <w:r>
-        <w:rPr>
-          <w:sz w:val="28"/>
-          <w:szCs w:val="28"/>
-        </w:rPr>
-        <w:t>Тема 1</w:t>
-      </w:r>
-      <w:r>
-        <w:rPr>
-          <w:sz w:val="28"/>
-          <w:szCs w:val="28"/>
-        </w:rPr>
-        <w:t>. Вводный инструктаж, знакомство. Обзор задач и используемого софта в Программе (2</w:t>
-      </w:r>
-      <w:r>
-        <w:rPr>
-          <w:sz w:val="28"/>
-          <w:szCs w:val="28"/>
-        </w:rPr>
-        <w:t>,5</w:t>
-      </w:r>
-      <w:r>
-        <w:rPr>
-          <w:sz w:val="28"/>
-          <w:szCs w:val="28"/>
-        </w:rPr>
-        <w:t xml:space="preserve"> часа).</w:t>
+        <w:pStyle w:val="afb"/>
+        <w:rPr>
+          <w:szCs w:val="28"/>
+          <w:lang w:eastAsia="en-US"/>
+        </w:rPr>
+      </w:pPr>
+      <w:r>
+        <w:rPr>
+          <w:szCs w:val="28"/>
+          <w:lang w:eastAsia="en-US"/>
+        </w:rPr>
+        <w:t>Тема 1. Вводный инструктаж, знакомство. Обзор задач и используемого софта в Программе (2,5 часа).</w:t>
       </w:r>
     </w:p>
     <w:p>
       <w:pPr>
-        <w:ind w:firstLine="709"/>
-        <w:jc w:val="both"/>
-        <w:rPr>
-          <w:sz w:val="28"/>
-          <w:szCs w:val="28"/>
-        </w:rPr>
-      </w:pPr>
-      <w:r>
+        <w:pStyle w:val="afb"/>
         <w:rPr>
           <w:i/>
-          <w:sz w:val="28"/>
-          <w:szCs w:val="28"/>
-        </w:rPr>
-        <w:t>Теория (2 часа).</w:t>
-      </w:r>
-      <w:r>
-        <w:rPr>
-          <w:sz w:val="28"/>
-          <w:szCs w:val="28"/>
-        </w:rPr>
-        <w:t xml:space="preserve"> Инструктаж по технике безопасности. Обзор основных задач Программы. Обсуждение основных подходов в ее решении. Обзор вспомогательного софта, позволяющего качественно решить поставленные задачи базовой Программы.</w:t>
+          <w:szCs w:val="28"/>
+          <w:lang w:eastAsia="en-US"/>
+        </w:rPr>
+      </w:pPr>
+      <w:r>
+        <w:rPr>
+          <w:i/>
+          <w:szCs w:val="28"/>
+          <w:lang w:eastAsia="en-US"/>
+        </w:rPr>
+        <w:t>Теория (2 часа). Инструктаж по технике безопасности. Обзор основных задач Программы. Обсуждение основных подходов в ее решении. Обзор вспомогательного софта, позволяющего качественно решить поставленные задачи базовой Программы.</w:t>
       </w:r>
     </w:p>
     <w:p>
       <w:pPr>
-        <w:ind w:firstLine="709"/>
-        <w:jc w:val="both"/>
-        <w:rPr>
-          <w:rFonts w:eastAsiaTheme="majorEastAsia"/>
-          <w:sz w:val="28"/>
-          <w:szCs w:val="28"/>
-        </w:rPr>
-      </w:pPr>
-      <w:r>
-        <w:rPr>
-          <w:rFonts w:eastAsiaTheme="majorEastAsia"/>
+        <w:pStyle w:val="afb"/>
+        <w:rPr>
           <w:i/>
-          <w:sz w:val="28"/>
-          <w:szCs w:val="28"/>
-        </w:rPr>
-        <w:t>Практика</w:t>
-      </w:r>
-      <w:r>
-        <w:rPr>
-          <w:rFonts w:eastAsiaTheme="majorEastAsia"/>
-          <w:sz w:val="28"/>
-          <w:szCs w:val="28"/>
-        </w:rPr>
-        <w:t xml:space="preserve"> </w:t>
-      </w:r>
-      <w:r>
-        <w:rPr>
-          <w:rFonts w:eastAsiaTheme="majorEastAsia"/>
+          <w:szCs w:val="28"/>
+          <w:lang w:eastAsia="en-US"/>
+        </w:rPr>
+      </w:pPr>
+      <w:r>
+        <w:rPr>
           <w:i/>
-          <w:sz w:val="28"/>
-          <w:szCs w:val="28"/>
-        </w:rPr>
-        <w:t>(0,5 часа).</w:t>
-      </w:r>
-      <w:r>
-        <w:rPr>
-          <w:rFonts w:eastAsiaTheme="majorEastAsia"/>
-          <w:sz w:val="28"/>
-          <w:szCs w:val="28"/>
-        </w:rPr>
-        <w:t xml:space="preserve"> </w:t>
-      </w:r>
-      <w:r>
-        <w:rPr>
-          <w:sz w:val="28"/>
-          <w:szCs w:val="28"/>
-        </w:rPr>
-        <w:t>Запуск программ, настройка интерфейса, подготовка личного рабочего пространства на ПК.</w:t>
+          <w:szCs w:val="28"/>
+          <w:lang w:eastAsia="en-US"/>
+        </w:rPr>
+        <w:t>Практика (0,5 часа). Запуск программ, настройка интерфейса, подготовка личного рабочего пространства на ПК.</w:t>
       </w:r>
     </w:p>
     <w:p>
       <w:pPr>
-        <w:ind w:firstLine="709"/>
-        <w:jc w:val="both"/>
-        <w:rPr>
-          <w:sz w:val="28"/>
-          <w:szCs w:val="28"/>
-        </w:rPr>
-      </w:pPr>
-      <w:r>
-        <w:rPr>
-          <w:sz w:val="28"/>
-          <w:szCs w:val="28"/>
-        </w:rPr>
-        <w:t xml:space="preserve">Тема </w:t>
-      </w:r>
-      <w:r>
-        <w:rPr>
-          <w:sz w:val="28"/>
-          <w:szCs w:val="28"/>
-        </w:rPr>
-        <w:t>2. Знакомство с направлениями Национальной Технической Олимпиады (НТО) (2 часа).</w:t>
+        <w:pStyle w:val="afb"/>
+        <w:rPr>
+          <w:szCs w:val="28"/>
+          <w:lang w:eastAsia="en-US"/>
+        </w:rPr>
+      </w:pPr>
+      <w:r>
+        <w:rPr>
+          <w:szCs w:val="28"/>
+          <w:lang w:eastAsia="en-US"/>
+        </w:rPr>
+        <w:t>Тема 2. Знакомство с направлениями Национальной Технической Олимпиады (НТО) (2 часа).</w:t>
       </w:r>
     </w:p>
     <w:p>
       <w:pPr>
-        <w:ind w:firstLine="709"/>
-        <w:jc w:val="both"/>
-        <w:rPr>
-          <w:sz w:val="28"/>
-          <w:szCs w:val="28"/>
-        </w:rPr>
-      </w:pPr>
-      <w:r>
+        <w:pStyle w:val="afb"/>
         <w:rPr>
           <w:i/>
-          <w:sz w:val="28"/>
-          <w:szCs w:val="28"/>
-        </w:rPr>
-        <w:t>Теория (2 часа).</w:t>
-      </w:r>
-      <w:r>
-        <w:rPr>
-          <w:sz w:val="28"/>
-          <w:szCs w:val="28"/>
-        </w:rPr>
-        <w:t xml:space="preserve"> Знакомство с треком НТО «Разработка компьютерных игр». Обзор направления, анализ кейсов.</w:t>
+          <w:szCs w:val="28"/>
+          <w:lang w:eastAsia="en-US"/>
+        </w:rPr>
+      </w:pPr>
+      <w:r>
+        <w:rPr>
+          <w:i/>
+          <w:szCs w:val="28"/>
+          <w:lang w:eastAsia="en-US"/>
+        </w:rPr>
+        <w:t>Теория (2 часа). Знакомство с треком НТО «Разработка компьютерных игр». Обзор направления, анализ кейсов.</w:t>
       </w:r>
     </w:p>
     <w:p>
       <w:pPr>
-        <w:ind w:firstLine="709"/>
-        <w:jc w:val="both"/>
-        <w:rPr>
-          <w:sz w:val="28"/>
-          <w:szCs w:val="28"/>
-        </w:rPr>
-      </w:pPr>
-      <w:r>
-        <w:rPr>
-          <w:sz w:val="28"/>
-          <w:szCs w:val="28"/>
-        </w:rPr>
-        <w:t>Тема</w:t>
-      </w:r>
-      <w:r>
-        <w:rPr>
-          <w:sz w:val="28"/>
-          <w:szCs w:val="28"/>
-        </w:rPr>
-        <w:t xml:space="preserve"> 3. Создание </w:t>
-      </w:r>
-      <w:r>
-        <w:rPr>
-          <w:sz w:val="28"/>
-          <w:szCs w:val="28"/>
-        </w:rPr>
-        <w:t>низко-</w:t>
-      </w:r>
-      <w:r>
-        <w:rPr>
-          <w:sz w:val="28"/>
-          <w:szCs w:val="28"/>
-        </w:rPr>
-        <w:t>полигональной 3D модели по изображению</w:t>
-      </w:r>
-      <w:r>
-        <w:rPr>
-          <w:sz w:val="28"/>
-          <w:szCs w:val="28"/>
-        </w:rPr>
-        <w:t xml:space="preserve"> (4,5 часа)</w:t>
+        <w:pStyle w:val="afb"/>
+        <w:rPr>
+          <w:szCs w:val="28"/>
+          <w:lang w:eastAsia="en-US"/>
+        </w:rPr>
+      </w:pPr>
+      <w:r>
+        <w:rPr>
+          <w:szCs w:val="28"/>
+          <w:lang w:eastAsia="en-US"/>
+        </w:rPr>
+        <w:t>Тема 3. Создание низко-полигональной 3D модели по изображению (4,5 часа).</w:t>
       </w:r>
     </w:p>
     <w:p>
       <w:pPr>
         <w:pStyle w:val="afb"/>
-        <w:ind w:firstLine="709"/>
-        <w:rPr>
-          <w:rFonts w:eastAsiaTheme="majorEastAsia"/>
-          <w:szCs w:val="28"/>
-        </w:rPr>
-      </w:pPr>
-      <w:r>
-        <w:rPr>
-          <w:rFonts w:eastAsiaTheme="majorEastAsia"/>
+        <w:rPr>
           <w:i/>
           <w:szCs w:val="28"/>
-        </w:rPr>
-        <w:t>Практика</w:t>
-      </w:r>
-      <w:r>
-        <w:rPr>
-          <w:rFonts w:eastAsiaTheme="majorEastAsia"/>
-          <w:szCs w:val="28"/>
-        </w:rPr>
-        <w:t xml:space="preserve"> </w:t>
-      </w:r>
-      <w:r>
-        <w:rPr>
-          <w:rFonts w:eastAsiaTheme="majorEastAsia"/>
+          <w:lang w:eastAsia="en-US"/>
+        </w:rPr>
+      </w:pPr>
+      <w:r>
+        <w:rPr>
           <w:i/>
           <w:szCs w:val="28"/>
-        </w:rPr>
-        <w:t>(4,5</w:t>
-      </w:r>
-      <w:r>
-        <w:rPr>
-          <w:rFonts w:eastAsiaTheme="majorEastAsia"/>
-          <w:i/>
-          <w:szCs w:val="28"/>
-        </w:rPr>
-        <w:t xml:space="preserve"> час</w:t>
-      </w:r>
-      <w:r>
-        <w:rPr>
-          <w:rFonts w:eastAsiaTheme="majorEastAsia"/>
-          <w:i/>
-          <w:szCs w:val="28"/>
-        </w:rPr>
-        <w:t>а</w:t>
-      </w:r>
-      <w:r>
-        <w:rPr>
-          <w:rFonts w:eastAsiaTheme="majorEastAsia"/>
-          <w:i/>
-          <w:szCs w:val="28"/>
-        </w:rPr>
-        <w:t>).</w:t>
-      </w:r>
-      <w:r>
-        <w:rPr>
-          <w:rFonts w:eastAsiaTheme="majorEastAsia"/>
-          <w:szCs w:val="28"/>
-        </w:rPr>
-        <w:t xml:space="preserve"> Построение 3</w:t>
-      </w:r>
-      <w:r>
-        <w:rPr>
-          <w:rFonts w:eastAsiaTheme="majorEastAsia"/>
-          <w:szCs w:val="28"/>
-          <w:lang w:val="en-US"/>
-        </w:rPr>
-        <w:t>D</w:t>
-      </w:r>
-      <w:r>
-        <w:rPr>
-          <w:rFonts w:eastAsiaTheme="majorEastAsia"/>
-          <w:szCs w:val="28"/>
-        </w:rPr>
-        <w:t xml:space="preserve"> модели средней сложности по представленным преподавателем </w:t>
-      </w:r>
-      <w:r>
-        <w:rPr>
-          <w:szCs w:val="28"/>
-        </w:rPr>
-        <w:t>референсов</w:t>
-      </w:r>
-      <w:r>
-        <w:rPr>
-          <w:rStyle w:val="aff2"/>
-          <w:rFonts w:eastAsiaTheme="minorEastAsia"/>
-          <w:szCs w:val="28"/>
-        </w:rPr>
-        <w:footnoteReference w:id="1"/>
-      </w:r>
-      <w:r>
-        <w:rPr>
-          <w:rFonts w:eastAsiaTheme="majorEastAsia"/>
-          <w:szCs w:val="28"/>
-        </w:rPr>
-        <w:t xml:space="preserve">. Модели строятся с учетом оптимизация сетки, правильность настройки групп сглаживания и </w:t>
-      </w:r>
-      <w:r>
-        <w:rPr>
-          <w:color w:val="333333"/>
-          <w:szCs w:val="28"/>
-          <w:shd w:val="clear" w:color="auto" w:fill="FFFFFF"/>
-        </w:rPr>
-        <w:t>UV</w:t>
-      </w:r>
-      <w:r>
-        <w:rPr>
-          <w:rFonts w:eastAsiaTheme="majorEastAsia"/>
-          <w:szCs w:val="28"/>
-        </w:rPr>
-        <w:t xml:space="preserve"> развертки 3</w:t>
-      </w:r>
-      <w:r>
-        <w:rPr>
-          <w:rFonts w:eastAsiaTheme="majorEastAsia"/>
-          <w:szCs w:val="28"/>
-          <w:lang w:val="en-US"/>
-        </w:rPr>
-        <w:t>D</w:t>
-      </w:r>
-      <w:r>
-        <w:rPr>
-          <w:rFonts w:eastAsiaTheme="majorEastAsia"/>
-          <w:szCs w:val="28"/>
-        </w:rPr>
-        <w:t xml:space="preserve"> модели.</w:t>
+          <w:lang w:eastAsia="en-US"/>
+        </w:rPr>
+        <w:t>Практика (4,5 часа). Построение 3D модели средней сложности по представленным преподавателем референсам. Модели строятся с учетом оптимизации сетки, правильности настройки групп сглаживания и UV развертки 3D модели.</w:t>
       </w:r>
     </w:p>
     <w:p>
       <w:pPr>
         <w:pStyle w:val="afb"/>
-        <w:ind w:firstLine="709"/>
-        <w:rPr>
-          <w:bCs/>
-          <w:color w:val="000000"/>
-          <w:szCs w:val="28"/>
-          <w:shd w:val="clear" w:color="auto" w:fill="00FF00"/>
-        </w:rPr>
-      </w:pPr>
-      <w:r>
-        <w:rPr>
-          <w:rFonts w:eastAsiaTheme="majorEastAsia"/>
-          <w:szCs w:val="28"/>
-        </w:rPr>
-        <w:t>Тема</w:t>
-      </w:r>
-      <w:r>
-        <w:rPr>
-          <w:rFonts w:eastAsiaTheme="majorEastAsia"/>
-          <w:szCs w:val="28"/>
-        </w:rPr>
-        <w:t xml:space="preserve"> 4. </w:t>
-      </w:r>
-      <w:r>
-        <w:rPr>
-          <w:szCs w:val="28"/>
-        </w:rPr>
-        <w:t xml:space="preserve">Продвинутая работа с </w:t>
-      </w:r>
-      <w:r>
-        <w:rPr>
-          <w:szCs w:val="28"/>
-          <w:lang w:val="en-US"/>
-        </w:rPr>
-        <w:t>UV</w:t>
-      </w:r>
-      <w:r>
-        <w:rPr>
-          <w:szCs w:val="28"/>
-        </w:rPr>
-        <w:t xml:space="preserve"> разверткой 3</w:t>
-      </w:r>
-      <w:r>
-        <w:rPr>
-          <w:szCs w:val="28"/>
-          <w:lang w:val="en-US"/>
-        </w:rPr>
-        <w:t>D</w:t>
-      </w:r>
-      <w:r>
-        <w:rPr>
-          <w:szCs w:val="28"/>
-        </w:rPr>
-        <w:t xml:space="preserve"> модели</w:t>
-      </w:r>
-      <w:r>
-        <w:rPr>
-          <w:szCs w:val="28"/>
-        </w:rPr>
-        <w:t xml:space="preserve"> (7</w:t>
-      </w:r>
-      <w:r>
-        <w:rPr>
-          <w:szCs w:val="28"/>
-        </w:rPr>
-        <w:t xml:space="preserve"> часов).</w:t>
+        <w:rPr>
+          <w:szCs w:val="28"/>
+          <w:lang w:eastAsia="en-US"/>
+        </w:rPr>
+      </w:pPr>
+      <w:r>
+        <w:rPr>
+          <w:szCs w:val="28"/>
+          <w:lang w:eastAsia="en-US"/>
+        </w:rPr>
+        <w:t>Тема 4. Продвинутая работа с UV разверткой 3D модели (7 часов).</w:t>
       </w:r>
     </w:p>
     <w:p>
       <w:pPr>
         <w:pStyle w:val="afb"/>
-        <w:ind w:firstLine="709"/>
-        <w:rPr>
-          <w:rFonts w:eastAsiaTheme="majorEastAsia"/>
-          <w:szCs w:val="28"/>
-        </w:rPr>
-      </w:pPr>
-      <w:r>
-        <w:rPr>
-          <w:rFonts w:eastAsiaTheme="majorEastAsia"/>
+        <w:rPr>
           <w:i/>
           <w:szCs w:val="28"/>
-        </w:rPr>
-        <w:t>Теория</w:t>
-      </w:r>
-      <w:r>
-        <w:rPr>
-          <w:rFonts w:eastAsiaTheme="majorEastAsia"/>
-          <w:szCs w:val="28"/>
-        </w:rPr>
-        <w:t xml:space="preserve"> </w:t>
-      </w:r>
-      <w:r>
-        <w:rPr>
-          <w:rFonts w:eastAsiaTheme="majorEastAsia"/>
+          <w:lang w:eastAsia="en-US"/>
+        </w:rPr>
+      </w:pPr>
+      <w:r>
+        <w:rPr>
           <w:i/>
           <w:szCs w:val="28"/>
-        </w:rPr>
-        <w:t>(2</w:t>
-      </w:r>
-      <w:r>
-        <w:rPr>
-          <w:rFonts w:eastAsiaTheme="majorEastAsia"/>
-          <w:i/>
-          <w:szCs w:val="28"/>
-        </w:rPr>
-        <w:t xml:space="preserve"> часа)</w:t>
-      </w:r>
-      <w:r>
-        <w:rPr>
-          <w:rFonts w:eastAsiaTheme="majorEastAsia"/>
-          <w:szCs w:val="28"/>
-        </w:rPr>
-        <w:t xml:space="preserve">. Мастер-класс по оптимизации </w:t>
-      </w:r>
-      <w:r>
-        <w:rPr>
-          <w:color w:val="333333"/>
-          <w:szCs w:val="28"/>
-          <w:shd w:val="clear" w:color="auto" w:fill="FFFFFF"/>
-        </w:rPr>
-        <w:t>UV</w:t>
-      </w:r>
-      <w:r>
-        <w:rPr>
-          <w:rFonts w:eastAsiaTheme="majorEastAsia"/>
-          <w:szCs w:val="28"/>
-        </w:rPr>
-        <w:t xml:space="preserve"> развертки 3</w:t>
-      </w:r>
-      <w:r>
-        <w:rPr>
-          <w:rFonts w:eastAsiaTheme="majorEastAsia"/>
-          <w:szCs w:val="28"/>
-          <w:lang w:val="en-US"/>
-        </w:rPr>
-        <w:t>D</w:t>
-      </w:r>
-      <w:r>
-        <w:rPr>
-          <w:rFonts w:eastAsiaTheme="majorEastAsia"/>
-          <w:szCs w:val="28"/>
-        </w:rPr>
-        <w:t xml:space="preserve"> модели. Работа с </w:t>
-      </w:r>
-      <w:r>
-        <w:rPr>
-          <w:bCs/>
-          <w:szCs w:val="28"/>
-          <w:shd w:val="clear" w:color="auto" w:fill="FFFFFF"/>
-        </w:rPr>
-        <w:t>оверлап</w:t>
-      </w:r>
-      <w:r>
-        <w:rPr>
-          <w:rStyle w:val="aff2"/>
-          <w:rFonts w:eastAsiaTheme="majorEastAsia"/>
-          <w:szCs w:val="28"/>
-        </w:rPr>
-        <w:footnoteReference w:id="2"/>
-      </w:r>
-      <w:r>
-        <w:rPr>
-          <w:szCs w:val="28"/>
-          <w:shd w:val="clear" w:color="auto" w:fill="FFFFFF"/>
-        </w:rPr>
-        <w:t xml:space="preserve"> и разбор особенностей работы с сеткой 3</w:t>
-      </w:r>
-      <w:r>
-        <w:rPr>
-          <w:szCs w:val="28"/>
-          <w:shd w:val="clear" w:color="auto" w:fill="FFFFFF"/>
-          <w:lang w:val="en-US"/>
-        </w:rPr>
-        <w:t>D</w:t>
-      </w:r>
-      <w:r>
-        <w:rPr>
-          <w:szCs w:val="28"/>
-          <w:shd w:val="clear" w:color="auto" w:fill="FFFFFF"/>
-        </w:rPr>
-        <w:t xml:space="preserve"> модели при данном подходе. Практические </w:t>
-      </w:r>
-      <w:r>
-        <w:rPr>
-          <w:color w:val="333333"/>
-          <w:szCs w:val="28"/>
-          <w:shd w:val="clear" w:color="auto" w:fill="FFFFFF"/>
-        </w:rPr>
-        <w:t xml:space="preserve">примеры плюсов и минусов текстурирования при использовании </w:t>
-      </w:r>
-      <w:r>
-        <w:rPr>
-          <w:bCs/>
-          <w:color w:val="333333"/>
-          <w:szCs w:val="28"/>
-          <w:shd w:val="clear" w:color="auto" w:fill="FFFFFF"/>
-        </w:rPr>
-        <w:t>оверлап.</w:t>
+          <w:lang w:eastAsia="en-US"/>
+        </w:rPr>
+        <w:t>Теория (2 часа). Мастер-класс по оптимизации UV развертки 3D модели. Работа с оверлап и разбор особенностей работы с сеткой 3D модели при данном подходе. Практические примеры плюсов и минусов текстурирования при использовании оверлап.</w:t>
       </w:r>
     </w:p>
     <w:p>
       <w:pPr>
         <w:pStyle w:val="afb"/>
-        <w:ind w:firstLine="709"/>
-        <w:rPr>
-          <w:rFonts w:eastAsiaTheme="majorEastAsia"/>
-          <w:szCs w:val="28"/>
-        </w:rPr>
-      </w:pPr>
-      <w:r>
-        <w:rPr>
-          <w:rFonts w:eastAsiaTheme="majorEastAsia"/>
+        <w:rPr>
           <w:i/>
           <w:szCs w:val="28"/>
-        </w:rPr>
-        <w:t>Практика</w:t>
-      </w:r>
-      <w:r>
-        <w:rPr>
-          <w:rFonts w:eastAsiaTheme="majorEastAsia"/>
-          <w:szCs w:val="28"/>
-        </w:rPr>
-        <w:t xml:space="preserve"> </w:t>
-      </w:r>
-      <w:r>
-        <w:rPr>
-          <w:rFonts w:eastAsiaTheme="majorEastAsia"/>
+          <w:lang w:eastAsia="en-US"/>
+        </w:rPr>
+      </w:pPr>
+      <w:r>
+        <w:rPr>
           <w:i/>
           <w:szCs w:val="28"/>
-        </w:rPr>
-        <w:t>(5 часов</w:t>
-      </w:r>
-      <w:r>
-        <w:rPr>
-          <w:rFonts w:eastAsiaTheme="majorEastAsia"/>
-          <w:i/>
-          <w:szCs w:val="28"/>
-        </w:rPr>
-        <w:t>).</w:t>
-      </w:r>
-      <w:r>
-        <w:rPr>
-          <w:rFonts w:eastAsiaTheme="majorEastAsia"/>
-          <w:szCs w:val="28"/>
-        </w:rPr>
-        <w:t xml:space="preserve"> Построение 3</w:t>
-      </w:r>
-      <w:r>
-        <w:rPr>
-          <w:rFonts w:eastAsiaTheme="majorEastAsia"/>
-          <w:szCs w:val="28"/>
-          <w:lang w:val="en-US"/>
-        </w:rPr>
-        <w:t>D</w:t>
-      </w:r>
-      <w:r>
-        <w:rPr>
-          <w:rFonts w:eastAsiaTheme="majorEastAsia"/>
-          <w:szCs w:val="28"/>
-        </w:rPr>
-        <w:t xml:space="preserve"> модели по представленному изображению преподавателем, с учетом таких атрибутов как: оптимизация сетки, правильность настройки групп сглаживания и </w:t>
-      </w:r>
-      <w:r>
-        <w:rPr>
-          <w:rFonts w:eastAsiaTheme="majorEastAsia"/>
-          <w:szCs w:val="28"/>
-          <w:lang w:val="en-US"/>
-        </w:rPr>
-        <w:t>UV</w:t>
-      </w:r>
-      <w:r>
-        <w:rPr>
-          <w:rFonts w:eastAsiaTheme="majorEastAsia"/>
-          <w:szCs w:val="28"/>
-        </w:rPr>
-        <w:t xml:space="preserve"> развертки 3</w:t>
-      </w:r>
-      <w:r>
-        <w:rPr>
-          <w:rFonts w:eastAsiaTheme="majorEastAsia"/>
-          <w:szCs w:val="28"/>
-          <w:lang w:val="en-US"/>
-        </w:rPr>
-        <w:t>D</w:t>
-      </w:r>
-      <w:r>
-        <w:rPr>
-          <w:rFonts w:eastAsiaTheme="majorEastAsia"/>
-          <w:szCs w:val="28"/>
-        </w:rPr>
-        <w:t xml:space="preserve"> модели с применением </w:t>
-      </w:r>
-      <w:r>
-        <w:rPr>
-          <w:bCs/>
-          <w:color w:val="333333"/>
-          <w:szCs w:val="28"/>
-          <w:shd w:val="clear" w:color="auto" w:fill="FFFFFF"/>
-        </w:rPr>
-        <w:t>оверлап</w:t>
-      </w:r>
-      <w:r>
-        <w:rPr>
-          <w:rFonts w:eastAsiaTheme="majorEastAsia"/>
-          <w:szCs w:val="28"/>
-        </w:rPr>
-        <w:t>.</w:t>
+          <w:lang w:eastAsia="en-US"/>
+        </w:rPr>
+        <w:t>Практика (5 часов). Построение 3D модели по представленному изображению преподавателем, с учетом таких атрибутов как: оптимизация сетки, правильность настройки групп сглаживания и UV развертки 3D модели с применением оверлап.</w:t>
       </w:r>
     </w:p>
     <w:p>
       <w:pPr>
         <w:pStyle w:val="afb"/>
-        <w:ind w:firstLine="709"/>
-        <w:rPr>
-          <w:bCs/>
-          <w:color w:val="000000"/>
-          <w:szCs w:val="28"/>
-          <w:shd w:val="clear" w:color="auto" w:fill="00FF00"/>
-        </w:rPr>
-      </w:pPr>
-      <w:r>
-        <w:rPr>
-          <w:rFonts w:eastAsiaTheme="majorEastAsia"/>
-          <w:szCs w:val="28"/>
-        </w:rPr>
-        <w:t>Тема</w:t>
-      </w:r>
-      <w:r>
-        <w:rPr>
-          <w:rFonts w:eastAsiaTheme="majorEastAsia"/>
-          <w:szCs w:val="28"/>
-        </w:rPr>
-        <w:t xml:space="preserve"> 5. Самостоятельная работа. Создание Low-</w:t>
-      </w:r>
-      <w:r>
-        <w:rPr>
-          <w:rFonts w:eastAsiaTheme="majorEastAsia"/>
-          <w:szCs w:val="28"/>
-          <w:lang w:val="en-US"/>
-        </w:rPr>
-        <w:t>P</w:t>
-      </w:r>
-      <w:r>
-        <w:rPr>
-          <w:rFonts w:eastAsiaTheme="majorEastAsia"/>
-          <w:szCs w:val="28"/>
-        </w:rPr>
-        <w:t xml:space="preserve">oly, и построение на ее основе </w:t>
-      </w:r>
-      <w:r>
-        <w:rPr>
-          <w:rFonts w:eastAsiaTheme="majorEastAsia"/>
-          <w:szCs w:val="28"/>
-          <w:lang w:val="en-US"/>
-        </w:rPr>
-        <w:t>Hi</w:t>
-      </w:r>
-      <w:r>
-        <w:rPr>
-          <w:rFonts w:eastAsiaTheme="majorEastAsia"/>
-          <w:szCs w:val="28"/>
-        </w:rPr>
-        <w:t>-</w:t>
-      </w:r>
-      <w:r>
-        <w:rPr>
-          <w:rFonts w:eastAsiaTheme="majorEastAsia"/>
-          <w:szCs w:val="28"/>
-          <w:lang w:val="en-US"/>
-        </w:rPr>
-        <w:t>poly</w:t>
-      </w:r>
-      <w:r>
-        <w:rPr>
-          <w:rStyle w:val="aff2"/>
-          <w:rFonts w:eastAsiaTheme="majorEastAsia"/>
-          <w:szCs w:val="28"/>
-        </w:rPr>
-        <w:footnoteReference w:id="3"/>
-      </w:r>
-      <w:r>
-        <w:rPr>
-          <w:rFonts w:eastAsiaTheme="majorEastAsia"/>
-          <w:szCs w:val="28"/>
-        </w:rPr>
-        <w:t xml:space="preserve"> </w:t>
-      </w:r>
-      <w:r>
-        <w:rPr>
-          <w:szCs w:val="28"/>
-        </w:rPr>
-        <w:t>(4</w:t>
-      </w:r>
-      <w:r>
-        <w:rPr>
-          <w:szCs w:val="28"/>
-        </w:rPr>
-        <w:t>,5 часа).</w:t>
+        <w:rPr>
+          <w:szCs w:val="28"/>
+          <w:lang w:eastAsia="en-US"/>
+        </w:rPr>
+      </w:pPr>
+      <w:r>
+        <w:rPr>
+          <w:szCs w:val="28"/>
+          <w:lang w:eastAsia="en-US"/>
+        </w:rPr>
+        <w:t>Тема 5. Самостоятельная работа. Создание Low-Poly, и построение на ее основе Hi-poly (4,5 часа).</w:t>
       </w:r>
     </w:p>
     <w:p>
       <w:pPr>
         <w:pStyle w:val="afb"/>
-        <w:ind w:firstLine="709"/>
-        <w:rPr>
-          <w:szCs w:val="28"/>
-        </w:rPr>
-      </w:pPr>
-      <w:r>
-        <w:rPr>
-          <w:rFonts w:eastAsiaTheme="majorEastAsia"/>
+        <w:rPr>
           <w:i/>
           <w:szCs w:val="28"/>
-        </w:rPr>
-        <w:t>Практика</w:t>
-      </w:r>
-      <w:r>
-        <w:rPr>
-          <w:rFonts w:eastAsiaTheme="majorEastAsia"/>
+          <w:lang w:eastAsia="en-US"/>
+        </w:rPr>
+      </w:pPr>
+      <w:r>
+        <w:rPr>
           <w:i/>
           <w:szCs w:val="28"/>
-        </w:rPr>
-        <w:t xml:space="preserve"> (4,5</w:t>
-      </w:r>
-      <w:r>
-        <w:rPr>
-          <w:rFonts w:eastAsiaTheme="majorEastAsia"/>
-          <w:i/>
-          <w:szCs w:val="28"/>
-        </w:rPr>
-        <w:t xml:space="preserve">). </w:t>
-      </w:r>
-      <w:r>
-        <w:rPr>
-          <w:rFonts w:eastAsiaTheme="majorEastAsia"/>
-          <w:szCs w:val="28"/>
-        </w:rPr>
-        <w:t>Самостоятельная работа по</w:t>
-      </w:r>
-      <w:r>
-        <w:rPr>
-          <w:szCs w:val="28"/>
-        </w:rPr>
-        <w:t xml:space="preserve"> преобразованию </w:t>
-      </w:r>
-      <w:r>
-        <w:rPr>
-          <w:rFonts w:eastAsiaTheme="majorEastAsia"/>
-          <w:szCs w:val="28"/>
-          <w:lang w:val="en-US"/>
-        </w:rPr>
-        <w:t>low</w:t>
-      </w:r>
-      <w:r>
-        <w:rPr>
-          <w:rFonts w:eastAsiaTheme="majorEastAsia"/>
-          <w:szCs w:val="28"/>
-        </w:rPr>
-        <w:t>-</w:t>
-      </w:r>
-      <w:r>
-        <w:rPr>
-          <w:rFonts w:eastAsiaTheme="majorEastAsia"/>
-          <w:szCs w:val="28"/>
-          <w:lang w:val="en-US"/>
-        </w:rPr>
-        <w:t>poly</w:t>
-      </w:r>
-      <w:r>
-        <w:rPr>
-          <w:szCs w:val="28"/>
-        </w:rPr>
-        <w:t xml:space="preserve"> в </w:t>
-      </w:r>
-      <w:r>
-        <w:rPr>
-          <w:rFonts w:eastAsiaTheme="majorEastAsia"/>
-          <w:szCs w:val="28"/>
-          <w:lang w:val="en-US"/>
-        </w:rPr>
-        <w:t>hi</w:t>
-      </w:r>
-      <w:r>
-        <w:rPr>
-          <w:rFonts w:eastAsiaTheme="majorEastAsia"/>
-          <w:szCs w:val="28"/>
-        </w:rPr>
-        <w:t>-</w:t>
-      </w:r>
-      <w:r>
-        <w:rPr>
-          <w:rFonts w:eastAsiaTheme="majorEastAsia"/>
-          <w:szCs w:val="28"/>
-          <w:lang w:val="en-US"/>
-        </w:rPr>
-        <w:t>poly</w:t>
-      </w:r>
-      <w:r>
-        <w:rPr>
-          <w:szCs w:val="28"/>
-        </w:rPr>
-        <w:t>.</w:t>
+          <w:lang w:eastAsia="en-US"/>
+        </w:rPr>
+        <w:t>Практика (4,5 часа). Самостоятельная работа по преобразованию low-poly в hi-poly.</w:t>
       </w:r>
     </w:p>
     <w:p>
       <w:pPr>
         <w:pStyle w:val="afb"/>
-        <w:ind w:firstLine="709"/>
-        <w:rPr>
-          <w:rFonts w:eastAsiaTheme="majorEastAsia"/>
-          <w:szCs w:val="28"/>
-        </w:rPr>
-      </w:pPr>
-      <w:r>
-        <w:rPr>
-          <w:rFonts w:eastAsiaTheme="majorEastAsia"/>
-          <w:szCs w:val="28"/>
-        </w:rPr>
-        <w:t>Тема 6</w:t>
-      </w:r>
-      <w:r>
-        <w:rPr>
-          <w:rFonts w:eastAsiaTheme="majorEastAsia"/>
-          <w:szCs w:val="28"/>
-        </w:rPr>
-        <w:t xml:space="preserve">. </w:t>
-      </w:r>
-      <w:r>
-        <w:rPr>
-          <w:szCs w:val="28"/>
-        </w:rPr>
-        <w:t>Запекание базовых текстур (6,5 часов).</w:t>
+        <w:rPr>
+          <w:szCs w:val="28"/>
+          <w:lang w:eastAsia="en-US"/>
+        </w:rPr>
+      </w:pPr>
+      <w:r>
+        <w:rPr>
+          <w:szCs w:val="28"/>
+          <w:lang w:eastAsia="en-US"/>
+        </w:rPr>
+        <w:t>Тема 6. Запекание базовых текстур (6,5 часов).</w:t>
       </w:r>
     </w:p>
     <w:p>
       <w:pPr>
         <w:pStyle w:val="afb"/>
-        <w:ind w:firstLine="709"/>
-        <w:rPr>
-          <w:rFonts w:eastAsiaTheme="majorEastAsia"/>
-          <w:szCs w:val="28"/>
-        </w:rPr>
-      </w:pPr>
-      <w:r>
-        <w:rPr>
-          <w:rFonts w:eastAsiaTheme="majorEastAsia"/>
+        <w:rPr>
           <w:i/>
           <w:szCs w:val="28"/>
-        </w:rPr>
-        <w:lastRenderedPageBreak/>
-        <w:t>Теория (2 часа).</w:t>
-      </w:r>
-      <w:r>
-        <w:rPr>
-          <w:rFonts w:eastAsiaTheme="majorEastAsia"/>
-          <w:szCs w:val="28"/>
-        </w:rPr>
-        <w:t xml:space="preserve"> Мастер-класс по запеканию базовых карт, используемых при текстурировании. Разбор основных настроек запекания. Способы устранения дефектов запеченных текстур.</w:t>
+          <w:lang w:eastAsia="en-US"/>
+        </w:rPr>
+      </w:pPr>
+      <w:r>
+        <w:rPr>
+          <w:i/>
+          <w:szCs w:val="28"/>
+          <w:lang w:eastAsia="en-US"/>
+        </w:rPr>
+        <w:t>Теория (2 часа). Мастер-класс по запеканию базовых карт, используемых при текстурировании. Разбор основных настроек запекания. Способы устранения дефектов запеченных текстур.</w:t>
       </w:r>
     </w:p>
     <w:p>
       <w:pPr>
         <w:pStyle w:val="afb"/>
-        <w:ind w:firstLine="709"/>
-        <w:rPr>
-          <w:rFonts w:eastAsiaTheme="majorEastAsia"/>
-          <w:szCs w:val="28"/>
-        </w:rPr>
-      </w:pPr>
-      <w:r>
         <w:rPr>
           <w:i/>
           <w:szCs w:val="28"/>
-        </w:rPr>
-        <w:t xml:space="preserve">Практика (4,5 часа). </w:t>
-      </w:r>
-      <w:r>
-        <w:rPr>
-          <w:szCs w:val="28"/>
-        </w:rPr>
-        <w:t>Самостоятельная работа по</w:t>
-      </w:r>
+          <w:lang w:eastAsia="en-US"/>
+        </w:rPr>
+      </w:pPr>
       <w:r>
         <w:rPr>
           <w:i/>
           <w:szCs w:val="28"/>
-        </w:rPr>
-        <w:t xml:space="preserve"> </w:t>
-      </w:r>
-      <w:r>
-        <w:rPr>
-          <w:rFonts w:eastAsiaTheme="majorEastAsia"/>
-          <w:szCs w:val="28"/>
-        </w:rPr>
-        <w:t>Запеканию базовых карт.</w:t>
+          <w:lang w:eastAsia="en-US"/>
+        </w:rPr>
+        <w:t>Практика (4,5 часа). Самостоятельная работа по запеканию базовых карт.</w:t>
       </w:r>
     </w:p>
     <w:p>
       <w:pPr>
-        <w:ind w:firstLine="709"/>
-        <w:jc w:val="both"/>
-        <w:rPr>
-          <w:sz w:val="28"/>
-          <w:szCs w:val="28"/>
-        </w:rPr>
-      </w:pPr>
-      <w:r>
-        <w:rPr>
-          <w:sz w:val="28"/>
-          <w:szCs w:val="28"/>
-        </w:rPr>
-        <w:t>Тема</w:t>
-      </w:r>
-      <w:r>
-        <w:rPr>
-          <w:sz w:val="28"/>
-          <w:szCs w:val="28"/>
-        </w:rPr>
-        <w:t xml:space="preserve"> 7. Текстурирование (</w:t>
-      </w:r>
-      <w:r>
-        <w:rPr>
-          <w:sz w:val="28"/>
-          <w:szCs w:val="28"/>
-        </w:rPr>
-        <w:t>8,5</w:t>
-      </w:r>
-      <w:r>
-        <w:rPr>
-          <w:sz w:val="28"/>
-          <w:szCs w:val="28"/>
-        </w:rPr>
-        <w:t xml:space="preserve"> часов).</w:t>
+        <w:pStyle w:val="afb"/>
+        <w:rPr>
+          <w:szCs w:val="28"/>
+          <w:lang w:eastAsia="en-US"/>
+        </w:rPr>
+      </w:pPr>
+      <w:r>
+        <w:rPr>
+          <w:szCs w:val="28"/>
+          <w:lang w:eastAsia="en-US"/>
+        </w:rPr>
+        <w:t>Тема 7. Текстурирование (8,5 часов).</w:t>
       </w:r>
     </w:p>
     <w:p>
       <w:pPr>
-        <w:ind w:firstLine="709"/>
-        <w:jc w:val="both"/>
-        <w:rPr>
-          <w:sz w:val="28"/>
-          <w:szCs w:val="28"/>
-        </w:rPr>
-      </w:pPr>
-      <w:r>
+        <w:pStyle w:val="afb"/>
         <w:rPr>
           <w:i/>
-          <w:sz w:val="28"/>
-          <w:szCs w:val="28"/>
-        </w:rPr>
-        <w:t>Теория (3 часа).</w:t>
-      </w:r>
-      <w:r>
-        <w:rPr>
-          <w:sz w:val="28"/>
-          <w:szCs w:val="28"/>
-        </w:rPr>
-        <w:t xml:space="preserve"> Мастер-класс по текстурированию на основе готовых базовых текстур. Работа с генераторами, масками, обсуждение подходов в текстурировании. Выгрузка готовых текстур.</w:t>
+          <w:szCs w:val="28"/>
+          <w:lang w:eastAsia="en-US"/>
+        </w:rPr>
+      </w:pPr>
+      <w:r>
+        <w:rPr>
+          <w:i/>
+          <w:szCs w:val="28"/>
+          <w:lang w:eastAsia="en-US"/>
+        </w:rPr>
+        <w:t>Теория (3 часа). Мастер-класс по текстурированию на основе готовых базовых текстур. Работа с генераторами, масками, обсуждение подходов в текстурировании. Выгрузка готовых текстур.</w:t>
       </w:r>
     </w:p>
     <w:p>
       <w:pPr>
-        <w:ind w:firstLine="709"/>
-        <w:jc w:val="both"/>
-        <w:rPr>
-          <w:sz w:val="28"/>
-          <w:szCs w:val="28"/>
-        </w:rPr>
-      </w:pPr>
-      <w:r>
+        <w:pStyle w:val="afb"/>
         <w:rPr>
           <w:i/>
-          <w:sz w:val="28"/>
-          <w:szCs w:val="28"/>
-        </w:rPr>
-        <w:t>Практика (</w:t>
-      </w:r>
+          <w:szCs w:val="28"/>
+          <w:lang w:eastAsia="en-US"/>
+        </w:rPr>
+      </w:pPr>
       <w:r>
         <w:rPr>
           <w:i/>
-          <w:sz w:val="28"/>
-          <w:szCs w:val="28"/>
-        </w:rPr>
-        <w:t>5,5</w:t>
-      </w:r>
-      <w:r>
-        <w:rPr>
-          <w:i/>
-          <w:sz w:val="28"/>
-          <w:szCs w:val="28"/>
-        </w:rPr>
-        <w:t xml:space="preserve"> часов).</w:t>
-      </w:r>
-      <w:r>
-        <w:rPr>
-          <w:sz w:val="28"/>
-          <w:szCs w:val="28"/>
-        </w:rPr>
-        <w:t xml:space="preserve"> Самостоятельная работа с текстурами.</w:t>
+          <w:szCs w:val="28"/>
+          <w:lang w:eastAsia="en-US"/>
+        </w:rPr>
+        <w:t>Практика (5,5 часов). Самостоятельная работа с текстурами.</w:t>
       </w:r>
     </w:p>
     <w:p>
       <w:pPr>
-        <w:ind w:firstLine="709"/>
-        <w:jc w:val="both"/>
-        <w:rPr>
-          <w:sz w:val="28"/>
-          <w:szCs w:val="28"/>
-        </w:rPr>
-      </w:pPr>
-      <w:r>
-        <w:rPr>
-          <w:sz w:val="28"/>
-          <w:szCs w:val="28"/>
-        </w:rPr>
-        <w:t>Тема</w:t>
-      </w:r>
-      <w:r>
-        <w:rPr>
-          <w:sz w:val="28"/>
-          <w:szCs w:val="28"/>
-        </w:rPr>
-        <w:t xml:space="preserve"> 8. Ознакомление и обсуждение командного проекта. Дифференцированное распределение задач (2,5 часа).</w:t>
+        <w:pStyle w:val="afb"/>
+        <w:rPr>
+          <w:szCs w:val="28"/>
+          <w:lang w:eastAsia="en-US"/>
+        </w:rPr>
+      </w:pPr>
+      <w:r>
+        <w:rPr>
+          <w:szCs w:val="28"/>
+          <w:lang w:eastAsia="en-US"/>
+        </w:rPr>
+        <w:t>Тема 8. Ознакомление и обсуждение командного проекта. Дифференцированное распределение задач (2,5 часа).</w:t>
       </w:r>
     </w:p>
     <w:p>
       <w:pPr>
-        <w:ind w:firstLine="709"/>
-        <w:jc w:val="both"/>
-        <w:rPr>
-          <w:sz w:val="28"/>
-          <w:szCs w:val="28"/>
-        </w:rPr>
-      </w:pPr>
-      <w:r>
+        <w:pStyle w:val="afb"/>
         <w:rPr>
           <w:i/>
-          <w:sz w:val="28"/>
-          <w:szCs w:val="28"/>
-        </w:rPr>
-        <w:t>Теория (1,5 час).</w:t>
-      </w:r>
-      <w:r>
-        <w:rPr>
-          <w:sz w:val="28"/>
-          <w:szCs w:val="28"/>
-        </w:rPr>
-        <w:t xml:space="preserve"> Ознакомление с командной задачей, ее обсуждение. дифференцированное распределение задач по участникам Программы.</w:t>
+          <w:szCs w:val="28"/>
+          <w:lang w:eastAsia="en-US"/>
+        </w:rPr>
+      </w:pPr>
+      <w:r>
+        <w:rPr>
+          <w:i/>
+          <w:szCs w:val="28"/>
+          <w:lang w:eastAsia="en-US"/>
+        </w:rPr>
+        <w:t>Теория (1,5 часа). Ознакомление с командной задачей, ее обсуждение. Дифференцированное распределение задач по участникам Программы.</w:t>
       </w:r>
     </w:p>
     <w:p>
       <w:pPr>
-        <w:ind w:firstLine="709"/>
-        <w:jc w:val="both"/>
-        <w:rPr>
-          <w:sz w:val="28"/>
-          <w:szCs w:val="28"/>
-        </w:rPr>
-      </w:pPr>
-      <w:r>
+        <w:pStyle w:val="afb"/>
         <w:rPr>
           <w:i/>
-          <w:sz w:val="28"/>
-          <w:szCs w:val="28"/>
-        </w:rPr>
-        <w:t>Практика (1 час).</w:t>
-      </w:r>
-      <w:r>
-        <w:rPr>
-          <w:sz w:val="28"/>
-          <w:szCs w:val="28"/>
-        </w:rPr>
-        <w:t xml:space="preserve"> Запуск общей сцены в </w:t>
-      </w:r>
-      <w:r>
-        <w:rPr>
-          <w:sz w:val="28"/>
-          <w:szCs w:val="28"/>
-          <w:lang w:val="en-US"/>
-        </w:rPr>
-        <w:t>Blender</w:t>
-      </w:r>
-      <w:r>
-        <w:rPr>
-          <w:sz w:val="28"/>
-          <w:szCs w:val="28"/>
-        </w:rPr>
-        <w:t xml:space="preserve"> с общими метрическими параметрами, работа с реверансами, подготовка к индивидуальной работе.</w:t>
+          <w:szCs w:val="28"/>
+          <w:lang w:eastAsia="en-US"/>
+        </w:rPr>
+      </w:pPr>
+      <w:r>
+        <w:rPr>
+          <w:i/>
+          <w:szCs w:val="28"/>
+          <w:lang w:eastAsia="en-US"/>
+        </w:rPr>
+        <w:t>Практика (1 час). Запуск общей сцены в Blender с общими метрическими параметрами, работа с референсами, подготовка к индивидуальной работе.</w:t>
       </w:r>
     </w:p>
     <w:p>
       <w:pPr>
-        <w:ind w:firstLine="709"/>
-        <w:jc w:val="both"/>
-        <w:rPr>
-          <w:sz w:val="28"/>
-          <w:szCs w:val="28"/>
-        </w:rPr>
-      </w:pPr>
-      <w:r>
-        <w:rPr>
-          <w:sz w:val="28"/>
-          <w:szCs w:val="28"/>
-        </w:rPr>
-        <w:t>Тема</w:t>
-      </w:r>
-      <w:r>
-        <w:rPr>
-          <w:sz w:val="28"/>
-          <w:szCs w:val="28"/>
-        </w:rPr>
-        <w:t xml:space="preserve"> 9. Реализация командного проекта</w:t>
-      </w:r>
-      <w:r>
-        <w:rPr>
-          <w:sz w:val="28"/>
-          <w:szCs w:val="28"/>
-        </w:rPr>
-        <w:t xml:space="preserve"> (15</w:t>
-      </w:r>
-      <w:r>
-        <w:rPr>
-          <w:sz w:val="28"/>
-          <w:szCs w:val="28"/>
-        </w:rPr>
-        <w:t>,5 часов).</w:t>
+        <w:pStyle w:val="afb"/>
+        <w:rPr>
+          <w:szCs w:val="28"/>
+          <w:lang w:eastAsia="en-US"/>
+        </w:rPr>
+      </w:pPr>
+      <w:r>
+        <w:rPr>
+          <w:szCs w:val="28"/>
+          <w:lang w:eastAsia="en-US"/>
+        </w:rPr>
+        <w:t>Тема 9. Реализация командного проекта (10 часов).</w:t>
       </w:r>
     </w:p>
     <w:p>
       <w:pPr>
-        <w:ind w:firstLine="709"/>
-        <w:jc w:val="both"/>
-        <w:rPr>
-          <w:sz w:val="28"/>
-          <w:szCs w:val="28"/>
-        </w:rPr>
-      </w:pPr>
-      <w:r>
+        <w:pStyle w:val="afb"/>
         <w:rPr>
           <w:i/>
-          <w:sz w:val="28"/>
-          <w:szCs w:val="28"/>
-        </w:rPr>
-        <w:t>Практика (</w:t>
-      </w:r>
+          <w:szCs w:val="28"/>
+          <w:lang w:eastAsia="en-US"/>
+        </w:rPr>
+      </w:pPr>
       <w:r>
         <w:rPr>
           <w:i/>
-          <w:sz w:val="28"/>
-          <w:szCs w:val="28"/>
-        </w:rPr>
-        <w:t>15</w:t>
-      </w:r>
-      <w:r>
-        <w:rPr>
-          <w:i/>
-          <w:sz w:val="28"/>
-          <w:szCs w:val="28"/>
-        </w:rPr>
-        <w:t>,5 часов).</w:t>
-      </w:r>
-      <w:r>
-        <w:rPr>
-          <w:sz w:val="28"/>
-          <w:szCs w:val="28"/>
-        </w:rPr>
-        <w:t xml:space="preserve"> Самостоятельная работа над проектом, графическая часть. </w:t>
-      </w:r>
-      <w:r>
-        <w:rPr>
-          <w:sz w:val="28"/>
-          <w:szCs w:val="28"/>
-        </w:rPr>
-        <w:t>Изготовление 3D</w:t>
-      </w:r>
-      <w:r>
-        <w:rPr>
-          <w:sz w:val="28"/>
-          <w:szCs w:val="28"/>
-        </w:rPr>
-        <w:noBreakHyphen/>
-        <w:t xml:space="preserve">моделей по изображениям, полученным от </w:t>
-      </w:r>
-      <w:r>
-        <w:rPr>
-          <w:sz w:val="28"/>
-          <w:szCs w:val="28"/>
-        </w:rPr>
-        <w:t>преподавателя.</w:t>
-      </w:r>
-      <w:r>
-        <w:rPr>
-          <w:sz w:val="28"/>
-          <w:szCs w:val="28"/>
-        </w:rPr>
-        <w:t xml:space="preserve"> Выдержка общего стиля проекта. Оптимизация геометрии, развертка изготовленных 3</w:t>
-      </w:r>
-      <w:r>
-        <w:rPr>
-          <w:sz w:val="28"/>
-          <w:szCs w:val="28"/>
-          <w:lang w:val="en-US"/>
-        </w:rPr>
-        <w:t>D</w:t>
-      </w:r>
-      <w:r>
-        <w:rPr>
-          <w:sz w:val="28"/>
-          <w:szCs w:val="28"/>
-        </w:rPr>
-        <w:t xml:space="preserve"> моделей, запекание текстур, текстурирование. </w:t>
+          <w:szCs w:val="28"/>
+          <w:lang w:eastAsia="en-US"/>
+        </w:rPr>
+        <w:t>Практика (10 часов). Самостоятельная работа над командным проектом: создание и доработка 3D-моделей по выданным референсам, соблюдение единого визуального стиля, подготовка объектов для общей сцены и согласование промежуточных результатов внутри команды.</w:t>
       </w:r>
     </w:p>
     <w:p>
       <w:pPr>
-        <w:ind w:firstLine="709"/>
-        <w:jc w:val="both"/>
-        <w:rPr>
-          <w:sz w:val="28"/>
-          <w:szCs w:val="28"/>
-        </w:rPr>
-      </w:pPr>
-      <w:r>
-        <w:rPr>
-          <w:sz w:val="28"/>
-          <w:szCs w:val="28"/>
-        </w:rPr>
-        <w:t>Тема 10</w:t>
-      </w:r>
-      <w:r>
-        <w:rPr>
-          <w:sz w:val="28"/>
-          <w:szCs w:val="28"/>
-        </w:rPr>
-        <w:t>. Финализация графической части проек</w:t>
-      </w:r>
-      <w:r>
-        <w:rPr>
-          <w:sz w:val="28"/>
-          <w:szCs w:val="28"/>
-        </w:rPr>
-        <w:t>та (2 часа</w:t>
-      </w:r>
-      <w:r>
-        <w:rPr>
-          <w:sz w:val="28"/>
-          <w:szCs w:val="28"/>
-        </w:rPr>
-        <w:t>).</w:t>
+        <w:pStyle w:val="afb"/>
+        <w:rPr>
+          <w:szCs w:val="28"/>
+          <w:lang w:eastAsia="en-US"/>
+        </w:rPr>
+      </w:pPr>
+      <w:r>
+        <w:rPr>
+          <w:szCs w:val="28"/>
+          <w:lang w:eastAsia="en-US"/>
+        </w:rPr>
+        <w:t>Тема 10. Финализация графической части проекта (2 часа).</w:t>
       </w:r>
     </w:p>
     <w:p>
       <w:pPr>
-        <w:ind w:firstLine="709"/>
-        <w:jc w:val="both"/>
-        <w:rPr>
-          <w:sz w:val="28"/>
-          <w:szCs w:val="28"/>
-        </w:rPr>
-      </w:pPr>
-      <w:r>
+        <w:pStyle w:val="afb"/>
         <w:rPr>
           <w:i/>
-          <w:sz w:val="28"/>
-          <w:szCs w:val="28"/>
-        </w:rPr>
-        <w:t>Теория (1</w:t>
-      </w:r>
+          <w:szCs w:val="28"/>
+          <w:lang w:eastAsia="en-US"/>
+        </w:rPr>
+      </w:pPr>
       <w:r>
         <w:rPr>
           <w:i/>
-          <w:sz w:val="28"/>
-          <w:szCs w:val="28"/>
-        </w:rPr>
-        <w:t>,5</w:t>
-      </w:r>
-      <w:r>
-        <w:rPr>
-          <w:i/>
-          <w:sz w:val="28"/>
-          <w:szCs w:val="28"/>
-        </w:rPr>
-        <w:t xml:space="preserve"> час</w:t>
-      </w:r>
-      <w:r>
-        <w:rPr>
-          <w:i/>
-          <w:sz w:val="28"/>
-          <w:szCs w:val="28"/>
-        </w:rPr>
-        <w:t>а</w:t>
-      </w:r>
-      <w:r>
-        <w:rPr>
-          <w:i/>
-          <w:sz w:val="28"/>
-          <w:szCs w:val="28"/>
-        </w:rPr>
-        <w:t>).</w:t>
-      </w:r>
-      <w:r>
-        <w:rPr>
-          <w:sz w:val="28"/>
-          <w:szCs w:val="28"/>
-        </w:rPr>
-        <w:t xml:space="preserve"> Анализ выполненных работ.</w:t>
+          <w:szCs w:val="28"/>
+          <w:lang w:eastAsia="en-US"/>
+        </w:rPr>
+        <w:t>Теория (0,5 часа). Анализ выполненных работ, выявление недочетов и определение задач на финальную доработку графической части проекта.</w:t>
       </w:r>
     </w:p>
     <w:p>
       <w:pPr>
-        <w:ind w:firstLine="709"/>
-        <w:jc w:val="both"/>
-        <w:rPr>
-          <w:sz w:val="28"/>
-          <w:szCs w:val="28"/>
-        </w:rPr>
-      </w:pPr>
-      <w:r>
+        <w:pStyle w:val="afb"/>
         <w:rPr>
           <w:i/>
-          <w:sz w:val="28"/>
-          <w:szCs w:val="28"/>
-        </w:rPr>
-        <w:t>Практи</w:t>
-      </w:r>
+          <w:szCs w:val="28"/>
+          <w:lang w:eastAsia="en-US"/>
+        </w:rPr>
+      </w:pPr>
       <w:r>
         <w:rPr>
           <w:i/>
-          <w:sz w:val="28"/>
-          <w:szCs w:val="28"/>
-        </w:rPr>
-        <w:t>ка (1 час</w:t>
-      </w:r>
-      <w:r>
-        <w:rPr>
-          <w:i/>
-          <w:sz w:val="28"/>
-          <w:szCs w:val="28"/>
-        </w:rPr>
-        <w:t>)</w:t>
-      </w:r>
-      <w:r>
-        <w:rPr>
-          <w:sz w:val="28"/>
-          <w:szCs w:val="28"/>
-        </w:rPr>
-        <w:t>. Доработка проекта.</w:t>
+          <w:szCs w:val="28"/>
+          <w:lang w:eastAsia="en-US"/>
+        </w:rPr>
+        <w:t>Практика (1,5 часа). Доработка моделей, текстур и отдельных элементов сцены, подготовка итоговых материалов к следующему этапу работы.</w:t>
       </w:r>
     </w:p>
     <w:p>
       <w:pPr>
-        <w:ind w:firstLine="709"/>
-        <w:jc w:val="both"/>
-        <w:rPr>
-          <w:sz w:val="28"/>
-          <w:szCs w:val="28"/>
-        </w:rPr>
-      </w:pPr>
-      <w:r>
-        <w:rPr>
-          <w:sz w:val="28"/>
-          <w:szCs w:val="28"/>
-        </w:rPr>
-        <w:t>Тема</w:t>
-      </w:r>
-      <w:r>
-        <w:rPr>
-          <w:sz w:val="28"/>
-          <w:szCs w:val="28"/>
-        </w:rPr>
-        <w:t xml:space="preserve"> 11.  Импортирование 3D моделей командного проекта в </w:t>
-      </w:r>
-      <w:r>
-        <w:rPr>
-          <w:sz w:val="28"/>
-          <w:szCs w:val="28"/>
-          <w:lang w:val="en-US"/>
-        </w:rPr>
-        <w:t>Unreal</w:t>
-      </w:r>
-      <w:r>
-        <w:rPr>
-          <w:sz w:val="28"/>
-          <w:szCs w:val="28"/>
-        </w:rPr>
-        <w:t xml:space="preserve"> </w:t>
-      </w:r>
-      <w:r>
-        <w:rPr>
-          <w:sz w:val="28"/>
-          <w:szCs w:val="28"/>
-          <w:lang w:val="en-US"/>
-        </w:rPr>
-        <w:t>Engine</w:t>
-      </w:r>
-      <w:r>
-        <w:rPr>
-          <w:sz w:val="28"/>
-          <w:szCs w:val="28"/>
-        </w:rPr>
-        <w:t xml:space="preserve"> 5 (2</w:t>
-      </w:r>
-      <w:r>
-        <w:rPr>
-          <w:sz w:val="28"/>
-          <w:szCs w:val="28"/>
-        </w:rPr>
-        <w:t>,5</w:t>
-      </w:r>
-      <w:r>
-        <w:rPr>
-          <w:sz w:val="28"/>
-          <w:szCs w:val="28"/>
-        </w:rPr>
-        <w:t xml:space="preserve"> часа).</w:t>
+        <w:pStyle w:val="afb"/>
+        <w:rPr>
+          <w:szCs w:val="28"/>
+          <w:lang w:eastAsia="en-US"/>
+        </w:rPr>
+      </w:pPr>
+      <w:r>
+        <w:rPr>
+          <w:szCs w:val="28"/>
+          <w:lang w:eastAsia="en-US"/>
+        </w:rPr>
+        <w:t>Тема 11. Знакомство со слайсерами и основами подготовки моделей к 3D-печати (2 часа).</w:t>
       </w:r>
     </w:p>
     <w:p>
       <w:pPr>
-        <w:ind w:firstLine="709"/>
-        <w:jc w:val="both"/>
-        <w:rPr>
-          <w:sz w:val="28"/>
-          <w:szCs w:val="28"/>
-        </w:rPr>
-      </w:pPr>
-      <w:r>
-        <w:rPr>
-          <w:rFonts w:eastAsiaTheme="majorEastAsia"/>
+        <w:pStyle w:val="afb"/>
+        <w:rPr>
           <w:i/>
-          <w:sz w:val="28"/>
-          <w:szCs w:val="28"/>
-        </w:rPr>
-        <w:t>Теория</w:t>
-      </w:r>
-      <w:r>
-        <w:rPr>
-          <w:rFonts w:eastAsiaTheme="majorEastAsia"/>
-          <w:sz w:val="28"/>
-          <w:szCs w:val="28"/>
-        </w:rPr>
-        <w:t xml:space="preserve"> </w:t>
-      </w:r>
-      <w:r>
-        <w:rPr>
-          <w:rFonts w:eastAsiaTheme="majorEastAsia"/>
+          <w:szCs w:val="28"/>
+          <w:lang w:eastAsia="en-US"/>
+        </w:rPr>
+      </w:pPr>
+      <w:r>
+        <w:rPr>
           <w:i/>
-          <w:sz w:val="28"/>
-          <w:szCs w:val="28"/>
-        </w:rPr>
-        <w:t>(1 час).</w:t>
-      </w:r>
-      <w:r>
-        <w:rPr>
-          <w:rFonts w:eastAsiaTheme="majorEastAsia"/>
-          <w:sz w:val="28"/>
-          <w:szCs w:val="28"/>
-        </w:rPr>
-        <w:t xml:space="preserve"> Мастер-класс по выгрузке контента в </w:t>
-      </w:r>
-      <w:r>
-        <w:rPr>
-          <w:rFonts w:eastAsiaTheme="majorEastAsia"/>
-          <w:sz w:val="28"/>
-          <w:szCs w:val="28"/>
-          <w:lang w:val="en-US"/>
-        </w:rPr>
-        <w:t>Unreal</w:t>
-      </w:r>
-      <w:r>
-        <w:rPr>
-          <w:rFonts w:eastAsiaTheme="majorEastAsia"/>
-          <w:sz w:val="28"/>
-          <w:szCs w:val="28"/>
-        </w:rPr>
-        <w:t xml:space="preserve"> </w:t>
-      </w:r>
-      <w:r>
-        <w:rPr>
-          <w:rFonts w:eastAsiaTheme="majorEastAsia"/>
-          <w:sz w:val="28"/>
-          <w:szCs w:val="28"/>
-          <w:lang w:val="en-US"/>
-        </w:rPr>
-        <w:t>Engine</w:t>
-      </w:r>
-      <w:r>
-        <w:rPr>
-          <w:rFonts w:eastAsiaTheme="majorEastAsia"/>
-          <w:sz w:val="28"/>
-          <w:szCs w:val="28"/>
-        </w:rPr>
-        <w:t xml:space="preserve"> 5. Обсуждение вариантов обмена данными. Настройка материалов с индивидуальными текстурами. Настройка коллизии, проработка иерархии расположения файлов в </w:t>
-      </w:r>
-      <w:r>
-        <w:rPr>
-          <w:rFonts w:eastAsiaTheme="majorEastAsia"/>
-          <w:sz w:val="28"/>
-          <w:szCs w:val="28"/>
-          <w:lang w:val="en-US"/>
-        </w:rPr>
-        <w:t>Unreal</w:t>
-      </w:r>
-      <w:r>
-        <w:rPr>
-          <w:rFonts w:eastAsiaTheme="majorEastAsia"/>
-          <w:sz w:val="28"/>
-          <w:szCs w:val="28"/>
-        </w:rPr>
-        <w:t xml:space="preserve"> </w:t>
-      </w:r>
-      <w:r>
-        <w:rPr>
-          <w:rFonts w:eastAsiaTheme="majorEastAsia"/>
-          <w:sz w:val="28"/>
-          <w:szCs w:val="28"/>
-          <w:lang w:val="en-US"/>
-        </w:rPr>
-        <w:t>Engine</w:t>
-      </w:r>
-      <w:r>
-        <w:rPr>
-          <w:rFonts w:eastAsiaTheme="majorEastAsia"/>
-          <w:sz w:val="28"/>
-          <w:szCs w:val="28"/>
-        </w:rPr>
-        <w:t xml:space="preserve"> 5.</w:t>
+          <w:szCs w:val="28"/>
+          <w:lang w:eastAsia="en-US"/>
+        </w:rPr>
+        <w:t>Теория (1 час). Назначение слайсеров в процессе подготовки цифровой модели к печати. Знакомство с интерфейсом Orca Slicer. Импорт модели, размещение на рабочей области, ориентация, масштабирование, проверка геометрии. Обзор основных технологий 3D-печати и ограничений, влияющих на подготовку модели.</w:t>
       </w:r>
     </w:p>
     <w:p>
       <w:pPr>
         <w:pStyle w:val="afb"/>
-        <w:ind w:firstLine="709"/>
-        <w:rPr>
-          <w:rFonts w:eastAsiaTheme="majorEastAsia"/>
-          <w:szCs w:val="28"/>
-        </w:rPr>
-      </w:pPr>
-      <w:r>
-        <w:rPr>
-          <w:rFonts w:eastAsiaTheme="majorEastAsia"/>
+        <w:rPr>
           <w:i/>
           <w:szCs w:val="28"/>
-        </w:rPr>
-        <w:t>Практика</w:t>
-      </w:r>
-      <w:r>
-        <w:rPr>
-          <w:rFonts w:eastAsiaTheme="majorEastAsia"/>
-          <w:szCs w:val="28"/>
-        </w:rPr>
-        <w:t xml:space="preserve"> </w:t>
-      </w:r>
-      <w:r>
-        <w:rPr>
-          <w:rFonts w:eastAsiaTheme="majorEastAsia"/>
+          <w:lang w:eastAsia="en-US"/>
+        </w:rPr>
+      </w:pPr>
+      <w:r>
+        <w:rPr>
           <w:i/>
           <w:szCs w:val="28"/>
-        </w:rPr>
-        <w:t>(1</w:t>
-      </w:r>
-      <w:r>
-        <w:rPr>
-          <w:rFonts w:eastAsiaTheme="majorEastAsia"/>
-          <w:i/>
-          <w:szCs w:val="28"/>
-        </w:rPr>
-        <w:t>,5</w:t>
-      </w:r>
-      <w:r>
-        <w:rPr>
-          <w:rFonts w:eastAsiaTheme="majorEastAsia"/>
-          <w:i/>
-          <w:szCs w:val="28"/>
-        </w:rPr>
-        <w:t xml:space="preserve"> час</w:t>
-      </w:r>
-      <w:r>
-        <w:rPr>
-          <w:rFonts w:eastAsiaTheme="majorEastAsia"/>
-          <w:i/>
-          <w:szCs w:val="28"/>
-        </w:rPr>
-        <w:t>а</w:t>
-      </w:r>
-      <w:r>
-        <w:rPr>
-          <w:rFonts w:eastAsiaTheme="majorEastAsia"/>
-          <w:i/>
-          <w:szCs w:val="28"/>
-        </w:rPr>
-        <w:t>).</w:t>
-      </w:r>
-      <w:r>
-        <w:rPr>
-          <w:rFonts w:eastAsiaTheme="majorEastAsia"/>
-          <w:szCs w:val="28"/>
-        </w:rPr>
-        <w:t xml:space="preserve"> Выгрузка 3</w:t>
-      </w:r>
-      <w:r>
-        <w:rPr>
-          <w:rFonts w:eastAsiaTheme="majorEastAsia"/>
-          <w:szCs w:val="28"/>
-          <w:lang w:val="en-US"/>
-        </w:rPr>
-        <w:t>D</w:t>
-      </w:r>
-      <w:r>
-        <w:rPr>
-          <w:rFonts w:eastAsiaTheme="majorEastAsia"/>
-          <w:szCs w:val="28"/>
-        </w:rPr>
-        <w:t xml:space="preserve"> моделей в общую сцену командного проекта, в соответствии с поставленной задачей.</w:t>
+          <w:lang w:eastAsia="en-US"/>
+        </w:rPr>
+        <w:t>Практика (1 час). Импорт подготовленной модели в Orca Slicer, размещение на платформе, первичная проверка модели и выбор базового профиля печати.</w:t>
       </w:r>
     </w:p>
     <w:p>
       <w:pPr>
-        <w:ind w:firstLine="709"/>
-        <w:jc w:val="both"/>
-        <w:rPr>
-          <w:sz w:val="28"/>
-          <w:szCs w:val="28"/>
-        </w:rPr>
-      </w:pPr>
-      <w:r>
-        <w:rPr>
-          <w:sz w:val="28"/>
-          <w:szCs w:val="28"/>
-        </w:rPr>
-        <w:t>Тема</w:t>
-      </w:r>
-      <w:r>
-        <w:rPr>
-          <w:sz w:val="28"/>
-          <w:szCs w:val="28"/>
-        </w:rPr>
-        <w:t xml:space="preserve"> 12. Работа с блупринтами в Unreal Engine 5. Настройка персонажа (</w:t>
-      </w:r>
-      <w:r>
-        <w:rPr>
-          <w:sz w:val="28"/>
-          <w:szCs w:val="28"/>
-        </w:rPr>
-        <w:t>1</w:t>
-      </w:r>
-      <w:r>
-        <w:rPr>
-          <w:sz w:val="28"/>
-          <w:szCs w:val="28"/>
-        </w:rPr>
-        <w:t>1,5</w:t>
-      </w:r>
-      <w:r>
-        <w:rPr>
-          <w:sz w:val="28"/>
-          <w:szCs w:val="28"/>
-        </w:rPr>
-        <w:t xml:space="preserve"> часов).</w:t>
+        <w:pStyle w:val="afb"/>
+        <w:rPr>
+          <w:szCs w:val="28"/>
+          <w:lang w:eastAsia="en-US"/>
+        </w:rPr>
+      </w:pPr>
+      <w:r>
+        <w:rPr>
+          <w:szCs w:val="28"/>
+          <w:lang w:eastAsia="en-US"/>
+        </w:rPr>
+        <w:t>Тема 12. Настройка параметров 3D-печати и подготовка файла к печати (2 часа).</w:t>
       </w:r>
     </w:p>
     <w:p>
       <w:pPr>
         <w:pStyle w:val="afb"/>
-        <w:ind w:firstLine="709"/>
-        <w:rPr>
-          <w:rFonts w:eastAsiaTheme="majorEastAsia"/>
-          <w:szCs w:val="28"/>
-        </w:rPr>
-      </w:pPr>
-      <w:r>
-        <w:rPr>
-          <w:rFonts w:eastAsiaTheme="majorEastAsia"/>
+        <w:rPr>
           <w:i/>
           <w:szCs w:val="28"/>
-        </w:rPr>
-        <w:t>Теория</w:t>
-      </w:r>
-      <w:r>
-        <w:rPr>
-          <w:rFonts w:eastAsiaTheme="majorEastAsia"/>
-          <w:szCs w:val="28"/>
-        </w:rPr>
-        <w:t xml:space="preserve"> </w:t>
-      </w:r>
-      <w:r>
-        <w:rPr>
-          <w:rFonts w:eastAsiaTheme="majorEastAsia"/>
+          <w:lang w:eastAsia="en-US"/>
+        </w:rPr>
+      </w:pPr>
+      <w:r>
+        <w:rPr>
           <w:i/>
           <w:szCs w:val="28"/>
-        </w:rPr>
-        <w:t>(</w:t>
-      </w:r>
-      <w:r>
-        <w:rPr>
-          <w:rFonts w:eastAsiaTheme="majorEastAsia"/>
-          <w:i/>
-          <w:szCs w:val="28"/>
-        </w:rPr>
-        <w:t>4</w:t>
-      </w:r>
-      <w:r>
-        <w:rPr>
-          <w:rFonts w:eastAsiaTheme="majorEastAsia"/>
-          <w:i/>
-          <w:szCs w:val="28"/>
-        </w:rPr>
-        <w:t xml:space="preserve"> ча</w:t>
-      </w:r>
-      <w:r>
-        <w:rPr>
-          <w:rFonts w:eastAsiaTheme="majorEastAsia"/>
-          <w:i/>
-          <w:szCs w:val="28"/>
-        </w:rPr>
-        <w:t>са</w:t>
-      </w:r>
-      <w:r>
-        <w:rPr>
-          <w:rFonts w:eastAsiaTheme="majorEastAsia"/>
-          <w:i/>
-          <w:szCs w:val="28"/>
-        </w:rPr>
-        <w:t>).</w:t>
-      </w:r>
-      <w:r>
-        <w:rPr>
-          <w:rFonts w:eastAsiaTheme="majorEastAsia"/>
-          <w:szCs w:val="28"/>
-        </w:rPr>
-        <w:t xml:space="preserve"> Обсуждение основных параметров персонажа, обзор вариантов использования интерфейсов для взаимодействия персонажа с объектами. Разработка различных игровых механик взаимодействия с объектами. Создание интерактивных объектов. </w:t>
+          <w:lang w:eastAsia="en-US"/>
+        </w:rPr>
+        <w:t>Теория (0,5 часа). Базовые параметры печати: высота слоя, заполнение, толщина стенок, поддержки, адгезия к столу, скорость и качество печати. Влияние настроек на детализацию, прочность, время печати и расход материала. Подготовка файла печати с учетом формы модели и требований к качеству.</w:t>
       </w:r>
     </w:p>
     <w:p>
       <w:pPr>
         <w:pStyle w:val="afb"/>
-        <w:ind w:firstLine="709"/>
-        <w:rPr>
-          <w:rFonts w:eastAsiaTheme="majorEastAsia"/>
-          <w:szCs w:val="28"/>
-        </w:rPr>
-      </w:pPr>
-      <w:r>
-        <w:rPr>
-          <w:rFonts w:eastAsiaTheme="majorEastAsia"/>
+        <w:rPr>
           <w:i/>
           <w:szCs w:val="28"/>
-        </w:rPr>
-        <w:t>Практика (</w:t>
-      </w:r>
-      <w:r>
-        <w:rPr>
-          <w:rFonts w:eastAsiaTheme="majorEastAsia"/>
+          <w:lang w:eastAsia="en-US"/>
+        </w:rPr>
+      </w:pPr>
+      <w:r>
+        <w:rPr>
           <w:i/>
           <w:szCs w:val="28"/>
-        </w:rPr>
-        <w:t>7</w:t>
-      </w:r>
-      <w:r>
-        <w:rPr>
-          <w:rFonts w:eastAsiaTheme="majorEastAsia"/>
-          <w:i/>
-          <w:szCs w:val="28"/>
-        </w:rPr>
-        <w:t>,5</w:t>
-      </w:r>
-      <w:r>
-        <w:rPr>
-          <w:rFonts w:eastAsiaTheme="majorEastAsia"/>
-          <w:i/>
-          <w:szCs w:val="28"/>
-        </w:rPr>
-        <w:t xml:space="preserve"> часов).</w:t>
-      </w:r>
-      <w:r>
-        <w:rPr>
-          <w:rFonts w:eastAsiaTheme="majorEastAsia"/>
-          <w:szCs w:val="28"/>
-        </w:rPr>
-        <w:t xml:space="preserve"> Самостоятельная работа по настройке персонажа, программирование логики взаимодействия различных объектов с персонажем.</w:t>
+          <w:lang w:eastAsia="en-US"/>
+        </w:rPr>
+        <w:t>Практика (1,5 часа). Настройка параметров печати, анализ предварительного просмотра слоев, выявление базовых ошибок подготовки и выгрузка файла для печати.</w:t>
       </w:r>
     </w:p>
     <w:p>
       <w:pPr>
-        <w:ind w:firstLine="709"/>
-        <w:jc w:val="both"/>
-        <w:rPr>
-          <w:sz w:val="28"/>
-          <w:szCs w:val="28"/>
-        </w:rPr>
-      </w:pPr>
-      <w:r>
-        <w:rPr>
-          <w:sz w:val="28"/>
-          <w:szCs w:val="28"/>
-        </w:rPr>
-        <w:t>Тема 13. Итоговый контроль (2</w:t>
-      </w:r>
-      <w:r>
-        <w:rPr>
-          <w:sz w:val="28"/>
-          <w:szCs w:val="28"/>
-        </w:rPr>
-        <w:t>,5</w:t>
-      </w:r>
-      <w:r>
-        <w:rPr>
-          <w:sz w:val="28"/>
-          <w:szCs w:val="28"/>
-        </w:rPr>
-        <w:t xml:space="preserve"> часа).</w:t>
+        <w:pStyle w:val="afb"/>
+        <w:rPr>
+          <w:szCs w:val="28"/>
+          <w:lang w:eastAsia="en-US"/>
+        </w:rPr>
+      </w:pPr>
+      <w:r>
+        <w:rPr>
+          <w:szCs w:val="28"/>
+          <w:lang w:eastAsia="en-US"/>
+        </w:rPr>
+        <w:t>Тема 13. Запуск 3D-печати и контроль первых этапов процесса (2 часа).</w:t>
       </w:r>
     </w:p>
     <w:p>
       <w:pPr>
-        <w:ind w:firstLine="709"/>
-        <w:jc w:val="both"/>
-        <w:rPr>
-          <w:sz w:val="28"/>
-          <w:szCs w:val="28"/>
-        </w:rPr>
-      </w:pPr>
-      <w:r>
+        <w:pStyle w:val="afb"/>
         <w:rPr>
           <w:i/>
-          <w:sz w:val="28"/>
-          <w:szCs w:val="28"/>
-        </w:rPr>
-        <w:t>Практика (</w:t>
-      </w:r>
+          <w:szCs w:val="28"/>
+          <w:lang w:eastAsia="en-US"/>
+        </w:rPr>
+      </w:pPr>
       <w:r>
         <w:rPr>
           <w:i/>
-          <w:sz w:val="28"/>
-          <w:szCs w:val="28"/>
-        </w:rPr>
-        <w:t>2,5</w:t>
-      </w:r>
-      <w:r>
+          <w:szCs w:val="28"/>
+          <w:lang w:eastAsia="en-US"/>
+        </w:rPr>
+        <w:t>Теория (0,5 часа). Подготовка 3D-принтера к работе. Загрузка файла печати. Проверка материала, рабочей поверхности и начальных условий. Контроль первых слоев. Типичные ошибки при запуске печати: плохая адгезия, неверная ориентация модели, отсутствие поддержек, проблемы масштаба и качества поверхности.</w:t>
+      </w:r>
+    </w:p>
+    <w:p>
+      <w:pPr>
+        <w:pStyle w:val="afb"/>
         <w:rPr>
           <w:i/>
-          <w:sz w:val="28"/>
-          <w:szCs w:val="28"/>
-        </w:rPr>
-        <w:t xml:space="preserve"> час</w:t>
-      </w:r>
+          <w:szCs w:val="28"/>
+          <w:lang w:eastAsia="en-US"/>
+        </w:rPr>
+      </w:pPr>
       <w:r>
         <w:rPr>
           <w:i/>
-          <w:sz w:val="28"/>
-          <w:szCs w:val="28"/>
-        </w:rPr>
-        <w:t>а</w:t>
-      </w:r>
-      <w:r>
+          <w:szCs w:val="28"/>
+          <w:lang w:eastAsia="en-US"/>
+        </w:rPr>
+        <w:t>Практика (1,5 часа). Запуск печати подготовленной модели, наблюдение за первыми этапами печати, фиксация возможных ошибок и обсуждение способов их предотвращения.</w:t>
+      </w:r>
+    </w:p>
+    <w:p>
+      <w:pPr>
+        <w:pStyle w:val="afb"/>
+        <w:rPr>
+          <w:szCs w:val="28"/>
+          <w:lang w:eastAsia="en-US"/>
+        </w:rPr>
+      </w:pPr>
+      <w:r>
+        <w:rPr>
+          <w:szCs w:val="28"/>
+          <w:lang w:eastAsia="en-US"/>
+        </w:rPr>
+        <w:t>Тема 14. Импортирование 3D моделей командного проекта в Unreal Engine 5 (2 часа).</w:t>
+      </w:r>
+    </w:p>
+    <w:p>
+      <w:pPr>
+        <w:pStyle w:val="afb"/>
         <w:rPr>
           <w:i/>
-          <w:sz w:val="28"/>
-          <w:szCs w:val="28"/>
-        </w:rPr>
-        <w:t>).</w:t>
-      </w:r>
-      <w:r>
-        <w:rPr>
-          <w:sz w:val="28"/>
-          <w:szCs w:val="28"/>
-        </w:rPr>
-        <w:t xml:space="preserve"> Презентация обучающимися командных проектов. </w:t>
+          <w:szCs w:val="28"/>
+          <w:lang w:eastAsia="en-US"/>
+        </w:rPr>
+      </w:pPr>
+      <w:r>
+        <w:rPr>
+          <w:i/>
+          <w:szCs w:val="28"/>
+          <w:lang w:eastAsia="en-US"/>
+        </w:rPr>
+        <w:t>Теория (1 час). Мастер-класс по выгрузке контента в Unreal Engine 5. Обсуждение вариантов обмена данными. Настройка материалов с индивидуальными текстурами. Настройка коллизии, проработка иерархии расположения файлов в Unreal Engine 5.</w:t>
+      </w:r>
+    </w:p>
+    <w:p>
+      <w:pPr>
+        <w:pStyle w:val="afb"/>
+        <w:rPr>
+          <w:i/>
+          <w:szCs w:val="28"/>
+          <w:lang w:eastAsia="en-US"/>
+        </w:rPr>
+      </w:pPr>
+      <w:r>
+        <w:rPr>
+          <w:i/>
+          <w:szCs w:val="28"/>
+          <w:lang w:eastAsia="en-US"/>
+        </w:rPr>
+        <w:t>Практика (1 час). Выгрузка 3D моделей в общую сцену командного проекта, в соответствии с поставленной задачей.</w:t>
+      </w:r>
+    </w:p>
+    <w:p>
+      <w:pPr>
+        <w:pStyle w:val="afb"/>
+        <w:rPr>
+          <w:szCs w:val="28"/>
+          <w:lang w:eastAsia="en-US"/>
+        </w:rPr>
+      </w:pPr>
+      <w:r>
+        <w:rPr>
+          <w:szCs w:val="28"/>
+          <w:lang w:eastAsia="en-US"/>
+        </w:rPr>
+        <w:t>Тема 15. Работа с блупринтами в Unreal Engine 5. Настройка персонажа (11,5 часов).</w:t>
+      </w:r>
+    </w:p>
+    <w:p>
+      <w:pPr>
+        <w:pStyle w:val="afb"/>
+        <w:rPr>
+          <w:i/>
+          <w:szCs w:val="28"/>
+          <w:lang w:eastAsia="en-US"/>
+        </w:rPr>
+      </w:pPr>
+      <w:r>
+        <w:rPr>
+          <w:i/>
+          <w:szCs w:val="28"/>
+          <w:lang w:eastAsia="en-US"/>
+        </w:rPr>
+        <w:t>Теория (4 часа). Обсуждение основных параметров персонажа, обзор вариантов использования интерфейсов для взаимодействия персонажа с объектами. Разработка различных игровых механик взаимодействия с объектами. Создание интерактивных объектов.</w:t>
+      </w:r>
+    </w:p>
+    <w:p>
+      <w:pPr>
+        <w:pStyle w:val="afb"/>
+        <w:rPr>
+          <w:i/>
+          <w:szCs w:val="28"/>
+          <w:lang w:eastAsia="en-US"/>
+        </w:rPr>
+      </w:pPr>
+      <w:r>
+        <w:rPr>
+          <w:i/>
+          <w:szCs w:val="28"/>
+          <w:lang w:eastAsia="en-US"/>
+        </w:rPr>
+        <w:t>Практика (7,5 часа). Самостоятельная работа по настройке персонажа, программирование логики взаимодействия различных объектов с персонажем.</w:t>
+      </w:r>
+    </w:p>
+    <w:p>
+      <w:pPr>
+        <w:pStyle w:val="afb"/>
+        <w:rPr>
+          <w:szCs w:val="28"/>
+          <w:lang w:eastAsia="en-US"/>
+        </w:rPr>
+      </w:pPr>
+      <w:r>
+        <w:rPr>
+          <w:szCs w:val="28"/>
+          <w:lang w:eastAsia="en-US"/>
+        </w:rPr>
+        <w:t>Тема 16. Итоговый контроль (2,5 часа).</w:t>
+      </w:r>
+    </w:p>
+    <w:p>
+      <w:pPr>
+        <w:pStyle w:val="afb"/>
+        <w:rPr>
+          <w:i/>
+          <w:szCs w:val="28"/>
+          <w:lang w:eastAsia="en-US"/>
+        </w:rPr>
+      </w:pPr>
+      <w:r>
+        <w:rPr>
+          <w:i/>
+          <w:szCs w:val="28"/>
+          <w:lang w:eastAsia="en-US"/>
+        </w:rPr>
+        <w:t>Практика (2,5 часа). Презентация обучающимися командных проектов.</w:t>
       </w:r>
     </w:p>
     <w:p>
@@ -18617,7 +17200,6 @@
           <w:szCs w:val="28"/>
           <w:lang w:eastAsia="ru-RU"/>
         </w:rPr>
-        <w:lastRenderedPageBreak/>
         <w:t xml:space="preserve">Формы аттестации позволяют выявить соответствие результатов освоения Программы поставленным целям и задачам. </w:t>
       </w:r>
     </w:p>
@@ -19226,7 +17808,6 @@
       </w:pPr>
       <w:bookmarkStart w:id="32" w:name="_Toc183690855"/>
       <w:r>
-        <w:lastRenderedPageBreak/>
         <w:t>I</w:t>
       </w:r>
       <w:r>
@@ -19582,7 +18163,6 @@
           <w:sz w:val="28"/>
           <w:szCs w:val="28"/>
         </w:rPr>
-        <w:lastRenderedPageBreak/>
         <w:t xml:space="preserve">уважение взрослых к человеческому достоинству детей, формирование и поддержка их положительной самооценки, уверенности в собственных возможностях и способностях; </w:t>
       </w:r>
     </w:p>
@@ -20426,7 +19006,6 @@
         <w:rPr>
           <w:lang w:val="en-US"/>
         </w:rPr>
-        <w:lastRenderedPageBreak/>
         <w:t>V</w:t>
       </w:r>
       <w:r>
@@ -20969,7 +19548,6 @@
           <w:szCs w:val="28"/>
           <w:lang w:eastAsia="ru-RU"/>
         </w:rPr>
-        <w:lastRenderedPageBreak/>
         <w:t>Приложение 1</w:t>
       </w:r>
       <w:bookmarkEnd w:id="56"/>
@@ -22344,6 +20922,7 @@
         <w:docPartUnique/>
       </w:docPartObj>
     </w:sdtPr>
+    <w:sdtEndPr/>
     <w:sdtContent>
       <w:p>
         <w:pPr>
@@ -22392,193 +20971,6 @@
     <w:p>
       <w:r>
         <w:continuationSeparator/>
-      </w:r>
-    </w:p>
-  </w:footnote>
-  <w:footnote w:id="1">
-    <w:p>
-      <w:pPr>
-        <w:pStyle w:val="aff0"/>
-        <w:ind w:firstLine="0"/>
-        <w:rPr>
-          <w:rFonts w:cs="Times New Roman"/>
-        </w:rPr>
-      </w:pPr>
-      <w:r>
-        <w:rPr>
-          <w:rStyle w:val="aff2"/>
-          <w:rFonts w:cs="Times New Roman"/>
-        </w:rPr>
-        <w:footnoteRef/>
-      </w:r>
-      <w:r>
-        <w:rPr>
-          <w:rFonts w:cs="Times New Roman"/>
-          <w:b/>
-        </w:rPr>
-        <w:t>Референс</w:t>
-      </w:r>
-      <w:r>
-        <w:rPr>
-          <w:rFonts w:cs="Times New Roman"/>
-        </w:rPr>
-        <w:t xml:space="preserve"> - </w:t>
-      </w:r>
-      <w:r>
-        <w:rPr>
-          <w:rFonts w:cs="Times New Roman"/>
-          <w:color w:val="333333"/>
-          <w:shd w:val="clear" w:color="auto" w:fill="FFFFFF"/>
-        </w:rPr>
-        <w:t>это </w:t>
-      </w:r>
-      <w:r>
-        <w:rPr>
-          <w:rFonts w:cs="Times New Roman"/>
-          <w:bCs/>
-          <w:color w:val="333333"/>
-          <w:shd w:val="clear" w:color="auto" w:fill="FFFFFF"/>
-        </w:rPr>
-        <w:t>изображения или объекты, которые дизайнер или художник выбирает при подготовке проекта и к которым обращается во время работы</w:t>
-      </w:r>
-      <w:r>
-        <w:rPr>
-          <w:rFonts w:cs="Times New Roman"/>
-          <w:color w:val="333333"/>
-          <w:shd w:val="clear" w:color="auto" w:fill="FFFFFF"/>
-        </w:rPr>
-        <w:t>.</w:t>
-      </w:r>
-    </w:p>
-  </w:footnote>
-  <w:footnote w:id="2">
-    <w:p>
-      <w:pPr>
-        <w:pStyle w:val="afb"/>
-        <w:rPr>
-          <w:rFonts w:eastAsiaTheme="majorEastAsia"/>
-          <w:sz w:val="20"/>
-        </w:rPr>
-      </w:pPr>
-      <w:r>
-        <w:rPr>
-          <w:rStyle w:val="aff2"/>
-          <w:rFonts w:eastAsiaTheme="minorEastAsia"/>
-          <w:sz w:val="20"/>
-        </w:rPr>
-        <w:footnoteRef/>
-      </w:r>
-      <w:r>
-        <w:rPr>
-          <w:b/>
-          <w:sz w:val="20"/>
-        </w:rPr>
-        <w:t>Оверлап</w:t>
-      </w:r>
-      <w:r>
-        <w:rPr>
-          <w:sz w:val="20"/>
-        </w:rPr>
-        <w:t xml:space="preserve"> </w:t>
-      </w:r>
-      <w:r>
-        <w:rPr>
-          <w:color w:val="333333"/>
-          <w:sz w:val="20"/>
-          <w:shd w:val="clear" w:color="auto" w:fill="FFFFFF"/>
-        </w:rPr>
-        <w:t>(</w:t>
-      </w:r>
-      <w:r>
-        <w:rPr>
-          <w:bCs/>
-          <w:color w:val="333333"/>
-          <w:sz w:val="20"/>
-          <w:shd w:val="clear" w:color="auto" w:fill="FFFFFF"/>
-        </w:rPr>
-        <w:t>overlap</w:t>
-      </w:r>
-      <w:r>
-        <w:rPr>
-          <w:color w:val="333333"/>
-          <w:sz w:val="20"/>
-          <w:shd w:val="clear" w:color="auto" w:fill="FFFFFF"/>
-        </w:rPr>
-        <w:t> или реюз) — это накладывание одинаковых UV-шеллов на UV-развертке друг на друга с целью экономии текстурного пространства</w:t>
-      </w:r>
-    </w:p>
-  </w:footnote>
-  <w:footnote w:id="3">
-    <w:p>
-      <w:pPr>
-        <w:pStyle w:val="aff0"/>
-        <w:ind w:firstLine="0"/>
-        <w:rPr>
-          <w:rFonts w:cs="Times New Roman"/>
-          <w:sz w:val="16"/>
-          <w:szCs w:val="16"/>
-        </w:rPr>
-      </w:pPr>
-      <w:r>
-        <w:rPr>
-          <w:rStyle w:val="aff2"/>
-        </w:rPr>
-        <w:footnoteRef/>
-      </w:r>
-      <w:r>
-        <w:rPr>
-          <w:rFonts w:cs="Times New Roman"/>
-          <w:b/>
-          <w:lang w:val="en-US"/>
-        </w:rPr>
-        <w:t>Hi</w:t>
-      </w:r>
-      <w:r>
-        <w:rPr>
-          <w:rFonts w:cs="Times New Roman"/>
-          <w:b/>
-        </w:rPr>
-        <w:t>-</w:t>
-      </w:r>
-      <w:r>
-        <w:rPr>
-          <w:rFonts w:cs="Times New Roman"/>
-          <w:b/>
-          <w:lang w:val="en-US"/>
-        </w:rPr>
-        <w:t>poly</w:t>
-      </w:r>
-      <w:r>
-        <w:rPr>
-          <w:rFonts w:cs="Times New Roman"/>
-          <w:b/>
-        </w:rPr>
-        <w:t xml:space="preserve"> - </w:t>
-      </w:r>
-      <w:r>
-        <w:rPr>
-          <w:rFonts w:cs="Times New Roman"/>
-          <w:color w:val="333333"/>
-          <w:shd w:val="clear" w:color="auto" w:fill="FFFFFF"/>
-        </w:rPr>
-        <w:t>это детализированная 3</w:t>
-      </w:r>
-      <w:r>
-        <w:rPr>
-          <w:rFonts w:cs="Times New Roman"/>
-          <w:color w:val="333333"/>
-          <w:shd w:val="clear" w:color="auto" w:fill="FFFFFF"/>
-          <w:lang w:val="en-US"/>
-        </w:rPr>
-        <w:t>D</w:t>
-      </w:r>
-      <w:r>
-        <w:rPr>
-          <w:rFonts w:cs="Times New Roman"/>
-          <w:color w:val="333333"/>
-          <w:shd w:val="clear" w:color="auto" w:fill="FFFFFF"/>
-        </w:rPr>
-        <w:t xml:space="preserve"> модель без ограничений по полигонам. Такие модели делают для концептов, и используются для запечки нормали и прочих базовых карт участвующих в процессе текстурирования модели.</w:t>
       </w:r>
     </w:p>
   </w:footnote>

--- a/Программа/72_Базовая_Бартов_2026.docx
+++ b/Программа/72_Базовая_Бартов_2026.docx
@@ -4016,7 +4016,6 @@
       </w:pPr>
       <w:bookmarkStart w:id="0" w:name="_Toc183690834"/>
       <w:r>
-        <w:lastRenderedPageBreak/>
         <w:t xml:space="preserve">I. </w:t>
       </w:r>
       <w:r>
@@ -16161,7 +16160,7 @@
           <w:szCs w:val="28"/>
           <w:lang w:eastAsia="en-US"/>
         </w:rPr>
-        <w:t>Тема 9. Реализация командного проекта (10 часов).</w:t>
+        <w:t>Тема 9. Реализация командного проекта (9 часов).</w:t>
       </w:r>
     </w:p>
     <w:p>
@@ -16179,7 +16178,7 @@
           <w:szCs w:val="28"/>
           <w:lang w:eastAsia="en-US"/>
         </w:rPr>
-        <w:t>Практика (10 часов). Самостоятельная работа над командным проектом: создание и доработка 3D-моделей по выданным референсам, соблюдение единого визуального стиля, подготовка объектов для общей сцены и согласование промежуточных результатов внутри команды.</w:t>
+        <w:t>Практика (9 часов). Самостоятельная работа над командным проектом: создание и доработка 3D-моделей по выданным референсам, соблюдение единого визуального стиля, подготовка объектов для общей сцены и согласование промежуточных результатов внутри команды.</w:t>
       </w:r>
     </w:p>
     <w:p>
@@ -16213,41 +16212,41 @@
           <w:szCs w:val="28"/>
           <w:lang w:eastAsia="en-US"/>
         </w:rPr>
-        <w:t>Теория (0,5 часа). Анализ выполненных работ, выявление недочетов и определение задач на финальную доработку графической части проекта.</w:t>
+        <w:t>Практика (2 часа). Доработка моделей, текстур и отдельных элементов сцены, подготовка итоговых материалов к следующему этапу работы.</w:t>
       </w:r>
     </w:p>
     <w:p>
       <w:pPr>
         <w:pStyle w:val="afb"/>
         <w:rPr>
-          <w:i/>
           <w:szCs w:val="28"/>
           <w:lang w:eastAsia="en-US"/>
         </w:rPr>
       </w:pPr>
       <w:r>
         <w:rPr>
-          <w:i/>
           <w:szCs w:val="28"/>
           <w:lang w:eastAsia="en-US"/>
         </w:rPr>
-        <w:t>Практика (1,5 часа). Доработка моделей, текстур и отдельных элементов сцены, подготовка итоговых материалов к следующему этапу работы.</w:t>
+        <w:t>Тема 11. Знакомство со слайсерами и основами подготовки моделей к 3D-печати (2,5 часа).</w:t>
       </w:r>
     </w:p>
     <w:p>
       <w:pPr>
         <w:pStyle w:val="afb"/>
         <w:rPr>
+          <w:i/>
           <w:szCs w:val="28"/>
           <w:lang w:eastAsia="en-US"/>
         </w:rPr>
       </w:pPr>
       <w:r>
         <w:rPr>
+          <w:i/>
           <w:szCs w:val="28"/>
           <w:lang w:eastAsia="en-US"/>
         </w:rPr>
-        <w:t>Тема 11. Знакомство со слайсерами и основами подготовки моделей к 3D-печати (2 часа).</w:t>
+        <w:t>Теория (1,5 часа). Назначение слайсеров в процессе подготовки цифровой модели к печати. Знакомство с интерфейсом Orca Slicer. Импорт модели, размещение на рабочей области, ориентация, масштабирование, проверка геометрии. Обзор основных технологий 3D-печати и ограничений, влияющих на подготовку модели.</w:t>
       </w:r>
     </w:p>
     <w:p>
@@ -16265,41 +16264,41 @@
           <w:szCs w:val="28"/>
           <w:lang w:eastAsia="en-US"/>
         </w:rPr>
-        <w:t>Теория (1 час). Назначение слайсеров в процессе подготовки цифровой модели к печати. Знакомство с интерфейсом Orca Slicer. Импорт модели, размещение на рабочей области, ориентация, масштабирование, проверка геометрии. Обзор основных технологий 3D-печати и ограничений, влияющих на подготовку модели.</w:t>
+        <w:t>Практика (1 час). Импорт подготовленной модели в Orca Slicer, размещение на платформе, первичная проверка модели и выбор базового профиля печати.</w:t>
       </w:r>
     </w:p>
     <w:p>
       <w:pPr>
         <w:pStyle w:val="afb"/>
         <w:rPr>
-          <w:i/>
           <w:szCs w:val="28"/>
           <w:lang w:eastAsia="en-US"/>
         </w:rPr>
       </w:pPr>
       <w:r>
         <w:rPr>
-          <w:i/>
           <w:szCs w:val="28"/>
           <w:lang w:eastAsia="en-US"/>
         </w:rPr>
-        <w:t>Практика (1 час). Импорт подготовленной модели в Orca Slicer, размещение на платформе, первичная проверка модели и выбор базового профиля печати.</w:t>
+        <w:t>Тема 12. Настройка параметров 3D-печати и подготовка файла к печати (2 часа).</w:t>
       </w:r>
     </w:p>
     <w:p>
       <w:pPr>
         <w:pStyle w:val="afb"/>
         <w:rPr>
+          <w:i/>
           <w:szCs w:val="28"/>
           <w:lang w:eastAsia="en-US"/>
         </w:rPr>
       </w:pPr>
       <w:r>
         <w:rPr>
+          <w:i/>
           <w:szCs w:val="28"/>
           <w:lang w:eastAsia="en-US"/>
         </w:rPr>
-        <w:t>Тема 12. Настройка параметров 3D-печати и подготовка файла к печати (2 часа).</w:t>
+        <w:t>Теория (1 час). Базовые параметры печати: высота слоя, заполнение, толщина стенок, поддержки, адгезия к столу, скорость и качество печати. Влияние настроек на детализацию, прочность, время печати и расход материала. Подготовка файла печати с учетом формы модели и требований к качеству.</w:t>
       </w:r>
     </w:p>
     <w:p>
@@ -16317,59 +16316,41 @@
           <w:szCs w:val="28"/>
           <w:lang w:eastAsia="en-US"/>
         </w:rPr>
-        <w:t>Теория (0,5 часа). Базовые параметры печати: высота слоя, заполнение, толщина стенок, поддержки, адгезия к столу, скорость и качество печати. Влияние настроек на детализацию, прочность, время печати и расход материала. Подготовка файла печати с учетом формы модели и требований к качеству.</w:t>
+        <w:t>Практика (1 час). Настройка параметров печати, анализ предварительного просмотра слоев, выявление базовых ошибок подготовки и выгрузка файла для печати.</w:t>
       </w:r>
     </w:p>
     <w:p>
       <w:pPr>
         <w:pStyle w:val="afb"/>
         <w:rPr>
-          <w:i/>
           <w:szCs w:val="28"/>
           <w:lang w:eastAsia="en-US"/>
         </w:rPr>
       </w:pPr>
       <w:r>
         <w:rPr>
-          <w:i/>
           <w:szCs w:val="28"/>
           <w:lang w:eastAsia="en-US"/>
         </w:rPr>
-        <w:t>Практика (1,5 часа). Настройка параметров печати, анализ предварительного просмотра слоев, выявление базовых ошибок подготовки и выгрузка файла для печати.</w:t>
+        <w:t>Тема 13. Запуск 3D-печати и контроль первых этапов процесса (2,5 часа).</w:t>
       </w:r>
     </w:p>
     <w:p>
       <w:pPr>
         <w:pStyle w:val="afb"/>
         <w:rPr>
+          <w:i/>
           <w:szCs w:val="28"/>
           <w:lang w:eastAsia="en-US"/>
         </w:rPr>
       </w:pPr>
       <w:r>
         <w:rPr>
+          <w:i/>
           <w:szCs w:val="28"/>
           <w:lang w:eastAsia="en-US"/>
         </w:rPr>
-        <w:t>Тема 13. Запуск 3D-печати и контроль первых этапов процесса (2 часа).</w:t>
-      </w:r>
-    </w:p>
-    <w:p>
-      <w:pPr>
-        <w:pStyle w:val="afb"/>
-        <w:rPr>
-          <w:i/>
-          <w:szCs w:val="28"/>
-          <w:lang w:eastAsia="en-US"/>
-        </w:rPr>
-      </w:pPr>
-      <w:r>
-        <w:rPr>
-          <w:i/>
-          <w:szCs w:val="28"/>
-          <w:lang w:eastAsia="en-US"/>
-        </w:rPr>
-        <w:t>Теория (0,5 часа). Подготовка 3D-принтера к работе. Загрузка файла печати. Проверка материала, рабочей поверхности и начальных условий. Контроль первых слоев. Типичные ошибки при запуске печати: плохая адгезия, неверная ориентация модели, отсутствие поддержек, проблемы масштаба и качества поверхности.</w:t>
+        <w:t>Теория (1 час). Подготовка 3D-принтера к работе. Загрузка файла печати. Проверка материала, рабочей поверхности и начальных условий. Контроль первых слоев. Типичные ошибки при запуске печати: плохая адгезия, неверная ориентация модели, отсутствие поддержек, проблемы масштаба и качества поверхности.</w:t>
       </w:r>
     </w:p>
     <w:p>

--- a/Программа/72_Базовая_Бартов_2026.docx
+++ b/Программа/72_Базовая_Бартов_2026.docx
@@ -227,7 +227,23 @@
                 <w:sz w:val="24"/>
                 <w:szCs w:val="24"/>
               </w:rPr>
-              <w:t xml:space="preserve">«Мастерская талантов «Сибириус» </w:t>
+              <w:t>«Мастерская талантов «</w:t>
+            </w:r>
+            <w:proofErr w:type="spellStart"/>
+            <w:r>
+              <w:rPr>
+                <w:sz w:val="24"/>
+                <w:szCs w:val="24"/>
+              </w:rPr>
+              <w:t>Сибириус</w:t>
+            </w:r>
+            <w:proofErr w:type="spellEnd"/>
+            <w:r>
+              <w:rPr>
+                <w:sz w:val="24"/>
+                <w:szCs w:val="24"/>
+              </w:rPr>
+              <w:t xml:space="preserve">» </w:t>
             </w:r>
           </w:p>
           <w:p>
@@ -384,7 +400,23 @@
                 <w:sz w:val="24"/>
                 <w:szCs w:val="24"/>
               </w:rPr>
-              <w:t>«Мастерская талантов «Сибириус»</w:t>
+              <w:t>«Мастерская талантов «</w:t>
+            </w:r>
+            <w:proofErr w:type="spellStart"/>
+            <w:r>
+              <w:rPr>
+                <w:sz w:val="24"/>
+                <w:szCs w:val="24"/>
+              </w:rPr>
+              <w:t>Сибириус</w:t>
+            </w:r>
+            <w:proofErr w:type="spellEnd"/>
+            <w:r>
+              <w:rPr>
+                <w:sz w:val="24"/>
+                <w:szCs w:val="24"/>
+              </w:rPr>
+              <w:t>»</w:t>
             </w:r>
           </w:p>
           <w:p>
@@ -428,7 +460,15 @@
                 <w:sz w:val="24"/>
                 <w:szCs w:val="24"/>
               </w:rPr>
-              <w:t xml:space="preserve">приказ от « </w:t>
+              <w:t xml:space="preserve">приказ от </w:t>
+            </w:r>
+            <w:proofErr w:type="gramStart"/>
+            <w:r>
+              <w:rPr>
+                <w:sz w:val="24"/>
+                <w:szCs w:val="24"/>
+              </w:rPr>
+              <w:t xml:space="preserve">« </w:t>
             </w:r>
             <w:r>
               <w:rPr>
@@ -438,6 +478,7 @@
               </w:rPr>
               <w:t>02</w:t>
             </w:r>
+            <w:proofErr w:type="gramEnd"/>
             <w:r>
               <w:rPr>
                 <w:sz w:val="24"/>
@@ -1043,7 +1084,23 @@
                 <w:sz w:val="28"/>
                 <w:szCs w:val="28"/>
               </w:rPr>
-              <w:t>АУ ДО «Мастерская талантов «Сибириус»</w:t>
+              <w:t>АУ ДО «Мастерская талантов «</w:t>
+            </w:r>
+            <w:proofErr w:type="spellStart"/>
+            <w:r>
+              <w:rPr>
+                <w:sz w:val="28"/>
+                <w:szCs w:val="28"/>
+              </w:rPr>
+              <w:t>Сибириус</w:t>
+            </w:r>
+            <w:proofErr w:type="spellEnd"/>
+            <w:r>
+              <w:rPr>
+                <w:sz w:val="28"/>
+                <w:szCs w:val="28"/>
+              </w:rPr>
+              <w:t>»</w:t>
             </w:r>
           </w:p>
           <w:p>
@@ -4016,6 +4073,7 @@
       </w:pPr>
       <w:bookmarkStart w:id="0" w:name="_Toc183690834"/>
       <w:r>
+        <w:lastRenderedPageBreak/>
         <w:t xml:space="preserve">I. </w:t>
       </w:r>
       <w:r>
@@ -4292,7 +4350,15 @@
           <w:sz w:val="28"/>
           <w:szCs w:val="28"/>
         </w:rPr>
-        <w:t>Постановление Главного государственного санитарного врача Российской Федерации от 28.01.2021 № 2 «Об утверждении санитарных правил и норм СП 1.2.3685-21 «Гигиенические нормативы и требования к обеспечению безопасности и (или) безвредности для человека факторов среды обитания»;</w:t>
+        <w:t xml:space="preserve">Постановление Главного государственного санитарного врача </w:t>
+      </w:r>
+      <w:r>
+        <w:rPr>
+          <w:sz w:val="28"/>
+          <w:szCs w:val="28"/>
+        </w:rPr>
+        <w:lastRenderedPageBreak/>
+        <w:t>Российской Федерации от 28.01.2021 № 2 «Об утверждении санитарных правил и норм СП 1.2.3685-21 «Гигиенические нормативы и требования к обеспечению безопасности и (или) безвредности для человека факторов среды обитания»;</w:t>
       </w:r>
     </w:p>
     <w:p>
@@ -4309,7 +4375,23 @@
           <w:sz w:val="28"/>
           <w:szCs w:val="28"/>
         </w:rPr>
-        <w:t>Устав автономного учреждения дополнительного образования Ханты-Мансийского автономного округа – Югры «Мастерская талантов «Сибириус».</w:t>
+        <w:t>Устав автономного учреждения дополнительного образования Ханты-Мансийского автономного округа – Югры «Мастерская талантов «</w:t>
+      </w:r>
+      <w:proofErr w:type="spellStart"/>
+      <w:r>
+        <w:rPr>
+          <w:sz w:val="28"/>
+          <w:szCs w:val="28"/>
+        </w:rPr>
+        <w:t>Сибириус</w:t>
+      </w:r>
+      <w:proofErr w:type="spellEnd"/>
+      <w:r>
+        <w:rPr>
+          <w:sz w:val="28"/>
+          <w:szCs w:val="28"/>
+        </w:rPr>
+        <w:t>».</w:t>
       </w:r>
     </w:p>
     <w:p>
@@ -4326,7 +4408,23 @@
           <w:sz w:val="28"/>
           <w:szCs w:val="28"/>
         </w:rPr>
-        <w:t>Положение о структуре, порядке разработки и утверждения дополнительных общеобразовательных общеразвивающих программ автономного учреждения дополнительного образования Ханты-Мансийского автономного округа – Югры «Мастерская талантов «Сибириус».</w:t>
+        <w:t>Положение о структуре, порядке разработки и утверждения дополнительных общеобразовательных общеразвивающих программ автономного учреждения дополнительного образования Ханты-Мансийского автономного округа – Югры «Мастерская талантов «</w:t>
+      </w:r>
+      <w:proofErr w:type="spellStart"/>
+      <w:r>
+        <w:rPr>
+          <w:sz w:val="28"/>
+          <w:szCs w:val="28"/>
+        </w:rPr>
+        <w:t>Сибириус</w:t>
+      </w:r>
+      <w:proofErr w:type="spellEnd"/>
+      <w:r>
+        <w:rPr>
+          <w:sz w:val="28"/>
+          <w:szCs w:val="28"/>
+        </w:rPr>
+        <w:t>».</w:t>
       </w:r>
     </w:p>
     <w:p>
@@ -4410,7 +4508,39 @@
           <w:sz w:val="28"/>
           <w:szCs w:val="28"/>
         </w:rPr>
-        <w:t>Ориентирована на закрепление и расширение практических знаний и умений обучающихся, ранее приобретенных на стартовом модуле, в области 3D моделирования в среде разработки трехмерной графики и анимации «Blender», а также разработки игр и приложений в среде «Unreal Engine 5» (далее – UE5).</w:t>
+        <w:t>Ориентирована на закрепление и расширение практических знаний и умений обучающихся, ранее приобретенных на стартовом модуле, в области 3D моделирования в среде разработки трехмерной графики и анимации «</w:t>
+      </w:r>
+      <w:proofErr w:type="spellStart"/>
+      <w:r>
+        <w:rPr>
+          <w:sz w:val="28"/>
+          <w:szCs w:val="28"/>
+        </w:rPr>
+        <w:t>Blender</w:t>
+      </w:r>
+      <w:proofErr w:type="spellEnd"/>
+      <w:r>
+        <w:rPr>
+          <w:sz w:val="28"/>
+          <w:szCs w:val="28"/>
+        </w:rPr>
+        <w:t>», а также разработки игр и приложений в среде «</w:t>
+      </w:r>
+      <w:proofErr w:type="spellStart"/>
+      <w:r>
+        <w:rPr>
+          <w:sz w:val="28"/>
+          <w:szCs w:val="28"/>
+        </w:rPr>
+        <w:t>Unreal</w:t>
+      </w:r>
+      <w:proofErr w:type="spellEnd"/>
+      <w:r>
+        <w:rPr>
+          <w:sz w:val="28"/>
+          <w:szCs w:val="28"/>
+        </w:rPr>
+        <w:t xml:space="preserve"> Engine 5» (далее – UE5).</w:t>
       </w:r>
     </w:p>
     <w:p>
@@ -4493,7 +4623,23 @@
           <w:sz w:val="28"/>
           <w:szCs w:val="28"/>
         </w:rPr>
-        <w:t xml:space="preserve">Актуальность выбранного направления для работы с обучающимися детского технопарка «Кванториум» заключается в том, что сегодня 3D моделирование, визуализация и геймдизайн являются одними из востребованных отраслей, находящих свое отражение в маркетинге, архитектурном дизайне, строительстве, кинематографии, разработке игр и других сферах. Навыки 3D моделирования на сегодняшний день имеют прочные позиции в сфере мультимедиа и индустрии развлечений. </w:t>
+        <w:t xml:space="preserve">Актуальность выбранного направления для работы с обучающимися детского технопарка «Кванториум» заключается в том, что сегодня 3D моделирование, визуализация и </w:t>
+      </w:r>
+      <w:proofErr w:type="spellStart"/>
+      <w:r>
+        <w:rPr>
+          <w:sz w:val="28"/>
+          <w:szCs w:val="28"/>
+        </w:rPr>
+        <w:t>геймдизайн</w:t>
+      </w:r>
+      <w:proofErr w:type="spellEnd"/>
+      <w:r>
+        <w:rPr>
+          <w:sz w:val="28"/>
+          <w:szCs w:val="28"/>
+        </w:rPr>
+        <w:t xml:space="preserve"> являются одними из востребованных отраслей, находящих свое отражение в маркетинге, архитектурном дизайне, строительстве, кинематографии, разработке игр и других сферах. Навыки 3D моделирования на сегодняшний день имеют прочные позиции в сфере мультимедиа и индустрии развлечений. </w:t>
       </w:r>
     </w:p>
     <w:p>
@@ -4511,7 +4657,23 @@
           <w:sz w:val="28"/>
           <w:szCs w:val="28"/>
         </w:rPr>
-        <w:t>Настоящая Программа соотносится с тенденциями развития IT-индустрии, а также с интересами и запросами подрастающего поколения. В рамках дополнительного образования по Программе обучающиеся получат возможность познакомиться с профессиональными задачами 3D моделлера, геймдизайнера и задачами других специалистов, работающих в данной отрасли, поработать над проектными и кейсовыми заданиями в роли проектной команды профессионалов</w:t>
+        <w:t xml:space="preserve">Настоящая Программа соотносится с тенденциями развития IT-индустрии, а также с интересами и запросами подрастающего поколения. В рамках дополнительного образования по Программе обучающиеся получат возможность познакомиться с профессиональными задачами 3D </w:t>
+      </w:r>
+      <w:proofErr w:type="spellStart"/>
+      <w:r>
+        <w:rPr>
+          <w:sz w:val="28"/>
+          <w:szCs w:val="28"/>
+        </w:rPr>
+        <w:t>моделлера</w:t>
+      </w:r>
+      <w:proofErr w:type="spellEnd"/>
+      <w:r>
+        <w:rPr>
+          <w:sz w:val="28"/>
+          <w:szCs w:val="28"/>
+        </w:rPr>
+        <w:t>, геймдизайнера и задачами других специалистов, работающих в данной отрасли, поработать над проектными и кейсовыми заданиями в роли проектной команды профессионалов</w:t>
       </w:r>
       <w:r>
         <w:rPr>
@@ -4562,7 +4724,52 @@
           <w:sz w:val="28"/>
           <w:szCs w:val="28"/>
         </w:rPr>
-        <w:t xml:space="preserve">Новизна Программы определяется ориентацией на развитие у обучающихся среднего и старшего школьного возраста города Ханты-Мансийска знаний и практических умений по работе в профессиональных программах по разработке трехмерной графики и анимации «Blender», а также разработке игр и приложений «Unreal Engine 5». Обучающиеся приобретают возможность, путем работы над кейсовыми и проектными задачами, в рамках занятий и профильных конкурсов, интегрировать знания и умения в поиске решений различных проблем. </w:t>
+        <w:t>Новизна Программы определяется ориентацией на развитие у обучающихся среднего и старшего школьного возраста города Ханты-Мансийска знаний и практических умений по работе в профессиональных программах по разработке трехмерной графики и анимации «</w:t>
+      </w:r>
+      <w:proofErr w:type="spellStart"/>
+      <w:r>
+        <w:rPr>
+          <w:bCs/>
+          <w:sz w:val="28"/>
+          <w:szCs w:val="28"/>
+        </w:rPr>
+        <w:t>Blender</w:t>
+      </w:r>
+      <w:proofErr w:type="spellEnd"/>
+      <w:r>
+        <w:rPr>
+          <w:bCs/>
+          <w:sz w:val="28"/>
+          <w:szCs w:val="28"/>
+        </w:rPr>
+        <w:t xml:space="preserve">», а </w:t>
+      </w:r>
+      <w:r>
+        <w:rPr>
+          <w:bCs/>
+          <w:sz w:val="28"/>
+          <w:szCs w:val="28"/>
+        </w:rPr>
+        <w:lastRenderedPageBreak/>
+        <w:t>также разработке игр и приложений «</w:t>
+      </w:r>
+      <w:proofErr w:type="spellStart"/>
+      <w:r>
+        <w:rPr>
+          <w:bCs/>
+          <w:sz w:val="28"/>
+          <w:szCs w:val="28"/>
+        </w:rPr>
+        <w:t>Unreal</w:t>
+      </w:r>
+      <w:proofErr w:type="spellEnd"/>
+      <w:r>
+        <w:rPr>
+          <w:bCs/>
+          <w:sz w:val="28"/>
+          <w:szCs w:val="28"/>
+        </w:rPr>
+        <w:t xml:space="preserve"> Engine 5». Обучающиеся приобретают возможность, путем работы над кейсовыми и проектными задачами, в рамках занятий и профильных конкурсов, интегрировать знания и умения в поиске решений различных проблем. </w:t>
       </w:r>
       <w:r>
         <w:rPr>
@@ -4983,6 +5190,7 @@
           <w:sz w:val="28"/>
           <w:szCs w:val="28"/>
         </w:rPr>
+        <w:lastRenderedPageBreak/>
         <w:t>Продолжительность учебных занятий составляет 2</w:t>
       </w:r>
       <w:r>
@@ -5731,6 +5939,7 @@
       </w:pPr>
       <w:bookmarkStart w:id="19" w:name="_Toc183690844"/>
       <w:r>
+        <w:lastRenderedPageBreak/>
         <w:t>II. СОДЕРЖ</w:t>
       </w:r>
       <w:bookmarkEnd w:id="18"/>
@@ -5981,7 +6190,7 @@
                 <w:sz w:val="28"/>
                 <w:szCs w:val="28"/>
               </w:rPr>
-              <w:t>январь</w:t>
+              <w:t>Сентябрь</w:t>
             </w:r>
             <w:r>
               <w:rPr>
@@ -6025,7 +6234,7 @@
                 <w:sz w:val="28"/>
                 <w:szCs w:val="28"/>
               </w:rPr>
-              <w:t>май</w:t>
+              <w:t>Декабрь</w:t>
             </w:r>
             <w:r>
               <w:rPr>
@@ -6795,7 +7004,39 @@
                 <w:sz w:val="28"/>
                 <w:szCs w:val="28"/>
               </w:rPr>
-              <w:t xml:space="preserve"> (76 часов).</w:t>
+              <w:t xml:space="preserve"> (7</w:t>
+            </w:r>
+            <w:r>
+              <w:rPr>
+                <w:b/>
+                <w:sz w:val="28"/>
+                <w:szCs w:val="28"/>
+              </w:rPr>
+              <w:t>2</w:t>
+            </w:r>
+            <w:r>
+              <w:rPr>
+                <w:b/>
+                <w:sz w:val="28"/>
+                <w:szCs w:val="28"/>
+              </w:rPr>
+              <w:t xml:space="preserve"> ча</w:t>
+            </w:r>
+            <w:r>
+              <w:rPr>
+                <w:b/>
+                <w:sz w:val="28"/>
+                <w:szCs w:val="28"/>
+              </w:rPr>
+              <w:t>са</w:t>
+            </w:r>
+            <w:r>
+              <w:rPr>
+                <w:b/>
+                <w:sz w:val="28"/>
+                <w:szCs w:val="28"/>
+              </w:rPr>
+              <w:t>).</w:t>
             </w:r>
           </w:p>
         </w:tc>
@@ -6860,7 +7101,23 @@
                 <w:sz w:val="28"/>
                 <w:szCs w:val="28"/>
               </w:rPr>
-              <w:t xml:space="preserve"> редактора «Blender»</w:t>
+              <w:t xml:space="preserve"> редактора «</w:t>
+            </w:r>
+            <w:proofErr w:type="spellStart"/>
+            <w:r>
+              <w:rPr>
+                <w:sz w:val="28"/>
+                <w:szCs w:val="28"/>
+              </w:rPr>
+              <w:t>Blender</w:t>
+            </w:r>
+            <w:proofErr w:type="spellEnd"/>
+            <w:r>
+              <w:rPr>
+                <w:sz w:val="28"/>
+                <w:szCs w:val="28"/>
+              </w:rPr>
+              <w:t>»</w:t>
             </w:r>
           </w:p>
         </w:tc>
@@ -7623,6 +7880,7 @@
       </w:pPr>
       <w:bookmarkStart w:id="24" w:name="_Toc183690847"/>
       <w:r>
+        <w:lastRenderedPageBreak/>
         <w:t>2.3. Календарно</w:t>
       </w:r>
       <w:r>
@@ -7718,6 +7976,7 @@
                 <w:lang w:val="en-US"/>
               </w:rPr>
             </w:pPr>
+            <w:proofErr w:type="spellStart"/>
             <w:r>
               <w:rPr>
                 <w:b/>
@@ -7727,6 +7986,7 @@
               </w:rPr>
               <w:t>Дата</w:t>
             </w:r>
+            <w:proofErr w:type="spellEnd"/>
           </w:p>
         </w:tc>
         <w:tc>
@@ -7745,6 +8005,7 @@
                 <w:lang w:val="en-US"/>
               </w:rPr>
             </w:pPr>
+            <w:proofErr w:type="spellStart"/>
             <w:r>
               <w:rPr>
                 <w:b/>
@@ -7752,8 +8013,29 @@
                 <w:szCs w:val="24"/>
                 <w:lang w:val="en-US"/>
               </w:rPr>
-              <w:t>Наименование темы</w:t>
-            </w:r>
+              <w:t>Наименование</w:t>
+            </w:r>
+            <w:proofErr w:type="spellEnd"/>
+            <w:r>
+              <w:rPr>
+                <w:b/>
+                <w:sz w:val="24"/>
+                <w:szCs w:val="24"/>
+                <w:lang w:val="en-US"/>
+              </w:rPr>
+              <w:t xml:space="preserve"> </w:t>
+            </w:r>
+            <w:proofErr w:type="spellStart"/>
+            <w:r>
+              <w:rPr>
+                <w:b/>
+                <w:sz w:val="24"/>
+                <w:szCs w:val="24"/>
+                <w:lang w:val="en-US"/>
+              </w:rPr>
+              <w:t>темы</w:t>
+            </w:r>
+            <w:proofErr w:type="spellEnd"/>
           </w:p>
         </w:tc>
         <w:tc>
@@ -7772,6 +8054,7 @@
                 <w:lang w:val="en-US"/>
               </w:rPr>
             </w:pPr>
+            <w:proofErr w:type="spellStart"/>
             <w:r>
               <w:rPr>
                 <w:b/>
@@ -7779,8 +8062,29 @@
                 <w:szCs w:val="24"/>
                 <w:lang w:val="en-US"/>
               </w:rPr>
-              <w:t>Объем часов</w:t>
-            </w:r>
+              <w:t>Объем</w:t>
+            </w:r>
+            <w:proofErr w:type="spellEnd"/>
+            <w:r>
+              <w:rPr>
+                <w:b/>
+                <w:sz w:val="24"/>
+                <w:szCs w:val="24"/>
+                <w:lang w:val="en-US"/>
+              </w:rPr>
+              <w:t xml:space="preserve"> </w:t>
+            </w:r>
+            <w:proofErr w:type="spellStart"/>
+            <w:r>
+              <w:rPr>
+                <w:b/>
+                <w:sz w:val="24"/>
+                <w:szCs w:val="24"/>
+                <w:lang w:val="en-US"/>
+              </w:rPr>
+              <w:t>часов</w:t>
+            </w:r>
+            <w:proofErr w:type="spellEnd"/>
           </w:p>
         </w:tc>
         <w:tc>
@@ -7799,6 +8103,7 @@
                 <w:lang w:val="en-US"/>
               </w:rPr>
             </w:pPr>
+            <w:proofErr w:type="spellStart"/>
             <w:r>
               <w:rPr>
                 <w:b/>
@@ -7806,8 +8111,29 @@
                 <w:szCs w:val="24"/>
                 <w:lang w:val="en-US"/>
               </w:rPr>
-              <w:t>Форма занятия</w:t>
-            </w:r>
+              <w:t>Форма</w:t>
+            </w:r>
+            <w:proofErr w:type="spellEnd"/>
+            <w:r>
+              <w:rPr>
+                <w:b/>
+                <w:sz w:val="24"/>
+                <w:szCs w:val="24"/>
+                <w:lang w:val="en-US"/>
+              </w:rPr>
+              <w:t xml:space="preserve"> </w:t>
+            </w:r>
+            <w:proofErr w:type="spellStart"/>
+            <w:r>
+              <w:rPr>
+                <w:b/>
+                <w:sz w:val="24"/>
+                <w:szCs w:val="24"/>
+                <w:lang w:val="en-US"/>
+              </w:rPr>
+              <w:t>занятия</w:t>
+            </w:r>
+            <w:proofErr w:type="spellEnd"/>
           </w:p>
         </w:tc>
         <w:tc>
@@ -7826,6 +8152,7 @@
                 <w:lang w:val="en-US"/>
               </w:rPr>
             </w:pPr>
+            <w:proofErr w:type="spellStart"/>
             <w:r>
               <w:rPr>
                 <w:b/>
@@ -7833,8 +8160,29 @@
                 <w:szCs w:val="24"/>
                 <w:lang w:val="en-US"/>
               </w:rPr>
-              <w:t>Место проведения</w:t>
-            </w:r>
+              <w:t>Место</w:t>
+            </w:r>
+            <w:proofErr w:type="spellEnd"/>
+            <w:r>
+              <w:rPr>
+                <w:b/>
+                <w:sz w:val="24"/>
+                <w:szCs w:val="24"/>
+                <w:lang w:val="en-US"/>
+              </w:rPr>
+              <w:t xml:space="preserve"> </w:t>
+            </w:r>
+            <w:proofErr w:type="spellStart"/>
+            <w:r>
+              <w:rPr>
+                <w:b/>
+                <w:sz w:val="24"/>
+                <w:szCs w:val="24"/>
+                <w:lang w:val="en-US"/>
+              </w:rPr>
+              <w:t>проведения</w:t>
+            </w:r>
+            <w:proofErr w:type="spellEnd"/>
           </w:p>
         </w:tc>
         <w:tc>
@@ -7853,6 +8201,7 @@
                 <w:lang w:val="en-US"/>
               </w:rPr>
             </w:pPr>
+            <w:proofErr w:type="spellStart"/>
             <w:r>
               <w:rPr>
                 <w:b/>
@@ -7860,8 +8209,29 @@
                 <w:szCs w:val="24"/>
                 <w:lang w:val="en-US"/>
               </w:rPr>
-              <w:t>Форма контроля</w:t>
-            </w:r>
+              <w:t>Форма</w:t>
+            </w:r>
+            <w:proofErr w:type="spellEnd"/>
+            <w:r>
+              <w:rPr>
+                <w:b/>
+                <w:sz w:val="24"/>
+                <w:szCs w:val="24"/>
+                <w:lang w:val="en-US"/>
+              </w:rPr>
+              <w:t xml:space="preserve"> </w:t>
+            </w:r>
+            <w:proofErr w:type="spellStart"/>
+            <w:r>
+              <w:rPr>
+                <w:b/>
+                <w:sz w:val="24"/>
+                <w:szCs w:val="24"/>
+                <w:lang w:val="en-US"/>
+              </w:rPr>
+              <w:t>контроля</w:t>
+            </w:r>
+            <w:proofErr w:type="spellEnd"/>
           </w:p>
         </w:tc>
       </w:tr>
@@ -7934,6 +8304,7 @@
                 <w:lang w:val="en-US"/>
               </w:rPr>
             </w:pPr>
+            <w:proofErr w:type="spellStart"/>
             <w:r>
               <w:rPr>
                 <w:b/>
@@ -7943,6 +8314,7 @@
               </w:rPr>
               <w:t>Всего</w:t>
             </w:r>
+            <w:proofErr w:type="spellEnd"/>
           </w:p>
         </w:tc>
         <w:tc>
@@ -7968,8 +8340,39 @@
                 <w:szCs w:val="24"/>
                 <w:lang w:val="en-US"/>
               </w:rPr>
-              <w:t>В том числе</w:t>
-            </w:r>
+              <w:t xml:space="preserve">В </w:t>
+            </w:r>
+            <w:proofErr w:type="spellStart"/>
+            <w:r>
+              <w:rPr>
+                <w:b/>
+                <w:sz w:val="24"/>
+                <w:szCs w:val="24"/>
+                <w:lang w:val="en-US"/>
+              </w:rPr>
+              <w:t>том</w:t>
+            </w:r>
+            <w:proofErr w:type="spellEnd"/>
+            <w:r>
+              <w:rPr>
+                <w:b/>
+                <w:sz w:val="24"/>
+                <w:szCs w:val="24"/>
+                <w:lang w:val="en-US"/>
+              </w:rPr>
+              <w:t xml:space="preserve"> </w:t>
+            </w:r>
+            <w:proofErr w:type="spellStart"/>
+            <w:r>
+              <w:rPr>
+                <w:b/>
+                <w:sz w:val="24"/>
+                <w:szCs w:val="24"/>
+                <w:lang w:val="en-US"/>
+              </w:rPr>
+              <w:t>числе</w:t>
+            </w:r>
+            <w:proofErr w:type="spellEnd"/>
           </w:p>
         </w:tc>
         <w:tc>
@@ -8107,6 +8510,7 @@
                 <w:lang w:val="en-US"/>
               </w:rPr>
             </w:pPr>
+            <w:proofErr w:type="spellStart"/>
             <w:r>
               <w:rPr>
                 <w:b/>
@@ -8116,6 +8520,7 @@
               </w:rPr>
               <w:t>Теория</w:t>
             </w:r>
+            <w:proofErr w:type="spellEnd"/>
           </w:p>
         </w:tc>
         <w:tc>
@@ -8133,6 +8538,7 @@
                 <w:lang w:val="en-US"/>
               </w:rPr>
             </w:pPr>
+            <w:proofErr w:type="spellStart"/>
             <w:r>
               <w:rPr>
                 <w:b/>
@@ -8142,6 +8548,7 @@
               </w:rPr>
               <w:t>Практика</w:t>
             </w:r>
+            <w:proofErr w:type="spellEnd"/>
           </w:p>
         </w:tc>
         <w:tc>
@@ -8459,7 +8866,23 @@
                 <w:sz w:val="24"/>
                 <w:szCs w:val="24"/>
               </w:rPr>
-              <w:t xml:space="preserve"> редактора «Blender»</w:t>
+              <w:t xml:space="preserve"> редактора «</w:t>
+            </w:r>
+            <w:proofErr w:type="spellStart"/>
+            <w:r>
+              <w:rPr>
+                <w:sz w:val="24"/>
+                <w:szCs w:val="24"/>
+              </w:rPr>
+              <w:t>Blender</w:t>
+            </w:r>
+            <w:proofErr w:type="spellEnd"/>
+            <w:r>
+              <w:rPr>
+                <w:sz w:val="24"/>
+                <w:szCs w:val="24"/>
+              </w:rPr>
+              <w:t>»</w:t>
             </w:r>
           </w:p>
         </w:tc>
@@ -8668,7 +9091,23 @@
                 <w:sz w:val="24"/>
                 <w:szCs w:val="24"/>
               </w:rPr>
-              <w:t>Промышленная 19, каб. 204.</w:t>
+              <w:t xml:space="preserve">Промышленная 19, </w:t>
+            </w:r>
+            <w:proofErr w:type="spellStart"/>
+            <w:r>
+              <w:rPr>
+                <w:sz w:val="24"/>
+                <w:szCs w:val="24"/>
+              </w:rPr>
+              <w:t>каб</w:t>
+            </w:r>
+            <w:proofErr w:type="spellEnd"/>
+            <w:r>
+              <w:rPr>
+                <w:sz w:val="24"/>
+                <w:szCs w:val="24"/>
+              </w:rPr>
+              <w:t>. 204.</w:t>
             </w:r>
           </w:p>
         </w:tc>
@@ -8893,7 +9332,23 @@
                 <w:sz w:val="24"/>
                 <w:szCs w:val="24"/>
               </w:rPr>
-              <w:t>Промышленная 19, каб. 204.</w:t>
+              <w:t xml:space="preserve">Промышленная 19, </w:t>
+            </w:r>
+            <w:proofErr w:type="spellStart"/>
+            <w:r>
+              <w:rPr>
+                <w:sz w:val="24"/>
+                <w:szCs w:val="24"/>
+              </w:rPr>
+              <w:t>каб</w:t>
+            </w:r>
+            <w:proofErr w:type="spellEnd"/>
+            <w:r>
+              <w:rPr>
+                <w:sz w:val="24"/>
+                <w:szCs w:val="24"/>
+              </w:rPr>
+              <w:t>. 204.</w:t>
             </w:r>
           </w:p>
         </w:tc>
@@ -9110,7 +9565,23 @@
                 <w:sz w:val="24"/>
                 <w:szCs w:val="24"/>
               </w:rPr>
-              <w:t>Промышленная 19, каб. 204.</w:t>
+              <w:t xml:space="preserve">Промышленная 19, </w:t>
+            </w:r>
+            <w:proofErr w:type="spellStart"/>
+            <w:r>
+              <w:rPr>
+                <w:sz w:val="24"/>
+                <w:szCs w:val="24"/>
+              </w:rPr>
+              <w:t>каб</w:t>
+            </w:r>
+            <w:proofErr w:type="spellEnd"/>
+            <w:r>
+              <w:rPr>
+                <w:sz w:val="24"/>
+                <w:szCs w:val="24"/>
+              </w:rPr>
+              <w:t>. 204.</w:t>
             </w:r>
           </w:p>
         </w:tc>
@@ -9332,7 +9803,23 @@
                 <w:sz w:val="24"/>
                 <w:szCs w:val="24"/>
               </w:rPr>
-              <w:t>Промышленная 19, каб. 204.</w:t>
+              <w:t xml:space="preserve">Промышленная 19, </w:t>
+            </w:r>
+            <w:proofErr w:type="spellStart"/>
+            <w:r>
+              <w:rPr>
+                <w:sz w:val="24"/>
+                <w:szCs w:val="24"/>
+              </w:rPr>
+              <w:t>каб</w:t>
+            </w:r>
+            <w:proofErr w:type="spellEnd"/>
+            <w:r>
+              <w:rPr>
+                <w:sz w:val="24"/>
+                <w:szCs w:val="24"/>
+              </w:rPr>
+              <w:t>. 204.</w:t>
             </w:r>
           </w:p>
         </w:tc>
@@ -9559,7 +10046,23 @@
                 <w:sz w:val="24"/>
                 <w:szCs w:val="24"/>
               </w:rPr>
-              <w:t>Промышленная 19, каб. 204.</w:t>
+              <w:t xml:space="preserve">Промышленная 19, </w:t>
+            </w:r>
+            <w:proofErr w:type="spellStart"/>
+            <w:r>
+              <w:rPr>
+                <w:sz w:val="24"/>
+                <w:szCs w:val="24"/>
+              </w:rPr>
+              <w:t>каб</w:t>
+            </w:r>
+            <w:proofErr w:type="spellEnd"/>
+            <w:r>
+              <w:rPr>
+                <w:sz w:val="24"/>
+                <w:szCs w:val="24"/>
+              </w:rPr>
+              <w:t>. 204.</w:t>
             </w:r>
           </w:p>
         </w:tc>
@@ -9787,7 +10290,23 @@
                 <w:sz w:val="24"/>
                 <w:szCs w:val="24"/>
               </w:rPr>
-              <w:t>Промышленная 19, каб. 204.</w:t>
+              <w:t xml:space="preserve">Промышленная 19, </w:t>
+            </w:r>
+            <w:proofErr w:type="spellStart"/>
+            <w:r>
+              <w:rPr>
+                <w:sz w:val="24"/>
+                <w:szCs w:val="24"/>
+              </w:rPr>
+              <w:t>каб</w:t>
+            </w:r>
+            <w:proofErr w:type="spellEnd"/>
+            <w:r>
+              <w:rPr>
+                <w:sz w:val="24"/>
+                <w:szCs w:val="24"/>
+              </w:rPr>
+              <w:t>. 204.</w:t>
             </w:r>
           </w:p>
         </w:tc>
@@ -9887,7 +10406,16 @@
                 <w:sz w:val="24"/>
                 <w:szCs w:val="24"/>
               </w:rPr>
-              <w:t>Продвинутая работа с UV разверткой 3D модели.</w:t>
+              <w:t xml:space="preserve">Продвинутая работа с UV </w:t>
+            </w:r>
+            <w:r>
+              <w:rPr>
+                <w:color w:val="000000"/>
+                <w:sz w:val="24"/>
+                <w:szCs w:val="24"/>
+              </w:rPr>
+              <w:lastRenderedPageBreak/>
+              <w:t>разверткой 3D модели.</w:t>
             </w:r>
           </w:p>
         </w:tc>
@@ -9910,6 +10438,7 @@
                 <w:sz w:val="28"/>
                 <w:szCs w:val="28"/>
               </w:rPr>
+              <w:lastRenderedPageBreak/>
               <w:t>2,5</w:t>
             </w:r>
           </w:p>
@@ -9982,7 +10511,15 @@
                 <w:sz w:val="24"/>
                 <w:szCs w:val="24"/>
               </w:rPr>
-              <w:t>Комбинированное занятие.</w:t>
+              <w:t xml:space="preserve">Комбинированное </w:t>
+            </w:r>
+            <w:r>
+              <w:rPr>
+                <w:sz w:val="24"/>
+                <w:szCs w:val="24"/>
+              </w:rPr>
+              <w:lastRenderedPageBreak/>
+              <w:t>занятие.</w:t>
             </w:r>
           </w:p>
         </w:tc>
@@ -10004,7 +10541,25 @@
                 <w:sz w:val="24"/>
                 <w:szCs w:val="24"/>
               </w:rPr>
-              <w:t>Промышленная 19, каб. 204.</w:t>
+              <w:lastRenderedPageBreak/>
+              <w:t xml:space="preserve">Промышленная 19, </w:t>
+            </w:r>
+            <w:proofErr w:type="spellStart"/>
+            <w:r>
+              <w:rPr>
+                <w:sz w:val="24"/>
+                <w:szCs w:val="24"/>
+              </w:rPr>
+              <w:lastRenderedPageBreak/>
+              <w:t>каб</w:t>
+            </w:r>
+            <w:proofErr w:type="spellEnd"/>
+            <w:r>
+              <w:rPr>
+                <w:sz w:val="24"/>
+                <w:szCs w:val="24"/>
+              </w:rPr>
+              <w:t>. 204.</w:t>
             </w:r>
           </w:p>
         </w:tc>
@@ -10027,7 +10582,16 @@
                 <w:sz w:val="24"/>
                 <w:szCs w:val="24"/>
               </w:rPr>
-              <w:t>Практическая работа</w:t>
+              <w:lastRenderedPageBreak/>
+              <w:t xml:space="preserve">Практическая </w:t>
+            </w:r>
+            <w:r>
+              <w:rPr>
+                <w:sz w:val="24"/>
+                <w:szCs w:val="24"/>
+              </w:rPr>
+              <w:lastRenderedPageBreak/>
+              <w:t>работа</w:t>
             </w:r>
           </w:p>
           <w:p>
@@ -10063,6 +10627,7 @@
                 <w:sz w:val="24"/>
                 <w:szCs w:val="24"/>
               </w:rPr>
+              <w:lastRenderedPageBreak/>
               <w:t>8</w:t>
             </w:r>
           </w:p>
@@ -10105,7 +10670,61 @@
                 <w:sz w:val="24"/>
                 <w:szCs w:val="24"/>
               </w:rPr>
-              <w:t>Самостоятельная работа. Создание Low poly, и построение на ее основе Hi-Poly.</w:t>
+              <w:t xml:space="preserve">Самостоятельная работа. Создание </w:t>
+            </w:r>
+            <w:proofErr w:type="spellStart"/>
+            <w:r>
+              <w:rPr>
+                <w:color w:val="000000"/>
+                <w:sz w:val="24"/>
+                <w:szCs w:val="24"/>
+              </w:rPr>
+              <w:t>Low</w:t>
+            </w:r>
+            <w:proofErr w:type="spellEnd"/>
+            <w:r>
+              <w:rPr>
+                <w:color w:val="000000"/>
+                <w:sz w:val="24"/>
+                <w:szCs w:val="24"/>
+              </w:rPr>
+              <w:t xml:space="preserve"> </w:t>
+            </w:r>
+            <w:proofErr w:type="spellStart"/>
+            <w:r>
+              <w:rPr>
+                <w:color w:val="000000"/>
+                <w:sz w:val="24"/>
+                <w:szCs w:val="24"/>
+              </w:rPr>
+              <w:t>poly</w:t>
+            </w:r>
+            <w:proofErr w:type="spellEnd"/>
+            <w:r>
+              <w:rPr>
+                <w:color w:val="000000"/>
+                <w:sz w:val="24"/>
+                <w:szCs w:val="24"/>
+              </w:rPr>
+              <w:t>, и построение на ее основе Hi-</w:t>
+            </w:r>
+            <w:proofErr w:type="spellStart"/>
+            <w:r>
+              <w:rPr>
+                <w:color w:val="000000"/>
+                <w:sz w:val="24"/>
+                <w:szCs w:val="24"/>
+              </w:rPr>
+              <w:t>Poly</w:t>
+            </w:r>
+            <w:proofErr w:type="spellEnd"/>
+            <w:r>
+              <w:rPr>
+                <w:color w:val="000000"/>
+                <w:sz w:val="24"/>
+                <w:szCs w:val="24"/>
+              </w:rPr>
+              <w:t>.</w:t>
             </w:r>
           </w:p>
         </w:tc>
@@ -10222,7 +10841,23 @@
                 <w:sz w:val="24"/>
                 <w:szCs w:val="24"/>
               </w:rPr>
-              <w:t>Промышленная 19, каб. 204.</w:t>
+              <w:t xml:space="preserve">Промышленная 19, </w:t>
+            </w:r>
+            <w:proofErr w:type="spellStart"/>
+            <w:r>
+              <w:rPr>
+                <w:sz w:val="24"/>
+                <w:szCs w:val="24"/>
+              </w:rPr>
+              <w:t>каб</w:t>
+            </w:r>
+            <w:proofErr w:type="spellEnd"/>
+            <w:r>
+              <w:rPr>
+                <w:sz w:val="24"/>
+                <w:szCs w:val="24"/>
+              </w:rPr>
+              <w:t>. 204.</w:t>
             </w:r>
           </w:p>
         </w:tc>
@@ -10323,7 +10958,61 @@
                 <w:sz w:val="24"/>
                 <w:szCs w:val="24"/>
               </w:rPr>
-              <w:t>Самостоятельная работа. Создание Low poly, и построение на ее основе Hi-Poly.</w:t>
+              <w:t xml:space="preserve">Самостоятельная работа. Создание </w:t>
+            </w:r>
+            <w:proofErr w:type="spellStart"/>
+            <w:r>
+              <w:rPr>
+                <w:color w:val="000000"/>
+                <w:sz w:val="24"/>
+                <w:szCs w:val="24"/>
+              </w:rPr>
+              <w:t>Low</w:t>
+            </w:r>
+            <w:proofErr w:type="spellEnd"/>
+            <w:r>
+              <w:rPr>
+                <w:color w:val="000000"/>
+                <w:sz w:val="24"/>
+                <w:szCs w:val="24"/>
+              </w:rPr>
+              <w:t xml:space="preserve"> </w:t>
+            </w:r>
+            <w:proofErr w:type="spellStart"/>
+            <w:r>
+              <w:rPr>
+                <w:color w:val="000000"/>
+                <w:sz w:val="24"/>
+                <w:szCs w:val="24"/>
+              </w:rPr>
+              <w:t>poly</w:t>
+            </w:r>
+            <w:proofErr w:type="spellEnd"/>
+            <w:r>
+              <w:rPr>
+                <w:color w:val="000000"/>
+                <w:sz w:val="24"/>
+                <w:szCs w:val="24"/>
+              </w:rPr>
+              <w:t>, и построение на ее основе Hi-</w:t>
+            </w:r>
+            <w:proofErr w:type="spellStart"/>
+            <w:r>
+              <w:rPr>
+                <w:color w:val="000000"/>
+                <w:sz w:val="24"/>
+                <w:szCs w:val="24"/>
+              </w:rPr>
+              <w:t>Poly</w:t>
+            </w:r>
+            <w:proofErr w:type="spellEnd"/>
+            <w:r>
+              <w:rPr>
+                <w:color w:val="000000"/>
+                <w:sz w:val="24"/>
+                <w:szCs w:val="24"/>
+              </w:rPr>
+              <w:t>.</w:t>
             </w:r>
           </w:p>
         </w:tc>
@@ -10458,7 +11147,23 @@
                 <w:sz w:val="24"/>
                 <w:szCs w:val="24"/>
               </w:rPr>
-              <w:t>Промышленная 19, каб. 204.</w:t>
+              <w:t xml:space="preserve">Промышленная 19, </w:t>
+            </w:r>
+            <w:proofErr w:type="spellStart"/>
+            <w:r>
+              <w:rPr>
+                <w:sz w:val="24"/>
+                <w:szCs w:val="24"/>
+              </w:rPr>
+              <w:t>каб</w:t>
+            </w:r>
+            <w:proofErr w:type="spellEnd"/>
+            <w:r>
+              <w:rPr>
+                <w:sz w:val="24"/>
+                <w:szCs w:val="24"/>
+              </w:rPr>
+              <w:t>. 204.</w:t>
             </w:r>
           </w:p>
         </w:tc>
@@ -10686,7 +11391,23 @@
                 <w:sz w:val="24"/>
                 <w:szCs w:val="24"/>
               </w:rPr>
-              <w:t>Промышленная 19, каб. 204.</w:t>
+              <w:t xml:space="preserve">Промышленная 19, </w:t>
+            </w:r>
+            <w:proofErr w:type="spellStart"/>
+            <w:r>
+              <w:rPr>
+                <w:sz w:val="24"/>
+                <w:szCs w:val="24"/>
+              </w:rPr>
+              <w:t>каб</w:t>
+            </w:r>
+            <w:proofErr w:type="spellEnd"/>
+            <w:r>
+              <w:rPr>
+                <w:sz w:val="24"/>
+                <w:szCs w:val="24"/>
+              </w:rPr>
+              <w:t>. 204.</w:t>
             </w:r>
           </w:p>
         </w:tc>
@@ -10903,7 +11624,23 @@
                 <w:sz w:val="24"/>
                 <w:szCs w:val="24"/>
               </w:rPr>
-              <w:t>Промышленная 19, каб. 204.</w:t>
+              <w:t xml:space="preserve">Промышленная 19, </w:t>
+            </w:r>
+            <w:proofErr w:type="spellStart"/>
+            <w:r>
+              <w:rPr>
+                <w:sz w:val="24"/>
+                <w:szCs w:val="24"/>
+              </w:rPr>
+              <w:t>каб</w:t>
+            </w:r>
+            <w:proofErr w:type="spellEnd"/>
+            <w:r>
+              <w:rPr>
+                <w:sz w:val="24"/>
+                <w:szCs w:val="24"/>
+              </w:rPr>
+              <w:t>. 204.</w:t>
             </w:r>
           </w:p>
         </w:tc>
@@ -11120,7 +11857,23 @@
                 <w:sz w:val="24"/>
                 <w:szCs w:val="24"/>
               </w:rPr>
-              <w:t>Промышленная 19, каб. 204.</w:t>
+              <w:t xml:space="preserve">Промышленная 19, </w:t>
+            </w:r>
+            <w:proofErr w:type="spellStart"/>
+            <w:r>
+              <w:rPr>
+                <w:sz w:val="24"/>
+                <w:szCs w:val="24"/>
+              </w:rPr>
+              <w:t>каб</w:t>
+            </w:r>
+            <w:proofErr w:type="spellEnd"/>
+            <w:r>
+              <w:rPr>
+                <w:sz w:val="24"/>
+                <w:szCs w:val="24"/>
+              </w:rPr>
+              <w:t>. 204.</w:t>
             </w:r>
           </w:p>
         </w:tc>
@@ -11338,7 +12091,23 @@
                 <w:sz w:val="24"/>
                 <w:szCs w:val="24"/>
               </w:rPr>
-              <w:t>Промышленная 19, каб. 204.</w:t>
+              <w:t xml:space="preserve">Промышленная 19, </w:t>
+            </w:r>
+            <w:proofErr w:type="spellStart"/>
+            <w:r>
+              <w:rPr>
+                <w:sz w:val="24"/>
+                <w:szCs w:val="24"/>
+              </w:rPr>
+              <w:t>каб</w:t>
+            </w:r>
+            <w:proofErr w:type="spellEnd"/>
+            <w:r>
+              <w:rPr>
+                <w:sz w:val="24"/>
+                <w:szCs w:val="24"/>
+              </w:rPr>
+              <w:t>. 204.</w:t>
             </w:r>
           </w:p>
         </w:tc>
@@ -11556,7 +12325,23 @@
                 <w:sz w:val="24"/>
                 <w:szCs w:val="24"/>
               </w:rPr>
-              <w:t>Промышленная 19, каб. 204.</w:t>
+              <w:t xml:space="preserve">Промышленная 19, </w:t>
+            </w:r>
+            <w:proofErr w:type="spellStart"/>
+            <w:r>
+              <w:rPr>
+                <w:sz w:val="24"/>
+                <w:szCs w:val="24"/>
+              </w:rPr>
+              <w:t>каб</w:t>
+            </w:r>
+            <w:proofErr w:type="spellEnd"/>
+            <w:r>
+              <w:rPr>
+                <w:sz w:val="24"/>
+                <w:szCs w:val="24"/>
+              </w:rPr>
+              <w:t>. 204.</w:t>
             </w:r>
           </w:p>
         </w:tc>
@@ -11777,7 +12562,23 @@
                 <w:sz w:val="24"/>
                 <w:szCs w:val="24"/>
               </w:rPr>
-              <w:t>Промышленная 19, каб. 204.</w:t>
+              <w:t xml:space="preserve">Промышленная 19, </w:t>
+            </w:r>
+            <w:proofErr w:type="spellStart"/>
+            <w:r>
+              <w:rPr>
+                <w:sz w:val="24"/>
+                <w:szCs w:val="24"/>
+              </w:rPr>
+              <w:t>каб</w:t>
+            </w:r>
+            <w:proofErr w:type="spellEnd"/>
+            <w:r>
+              <w:rPr>
+                <w:sz w:val="24"/>
+                <w:szCs w:val="24"/>
+              </w:rPr>
+              <w:t>. 204.</w:t>
             </w:r>
           </w:p>
         </w:tc>
@@ -12007,7 +12808,23 @@
                 <w:sz w:val="24"/>
                 <w:szCs w:val="24"/>
               </w:rPr>
-              <w:t>Промышленная 19, каб. 204.</w:t>
+              <w:t xml:space="preserve">Промышленная 19, </w:t>
+            </w:r>
+            <w:proofErr w:type="spellStart"/>
+            <w:r>
+              <w:rPr>
+                <w:sz w:val="24"/>
+                <w:szCs w:val="24"/>
+              </w:rPr>
+              <w:t>каб</w:t>
+            </w:r>
+            <w:proofErr w:type="spellEnd"/>
+            <w:r>
+              <w:rPr>
+                <w:sz w:val="24"/>
+                <w:szCs w:val="24"/>
+              </w:rPr>
+              <w:t>. 204.</w:t>
             </w:r>
           </w:p>
         </w:tc>
@@ -12066,6 +12883,7 @@
                 <w:sz w:val="24"/>
                 <w:szCs w:val="24"/>
               </w:rPr>
+              <w:lastRenderedPageBreak/>
               <w:t xml:space="preserve">БЛОК </w:t>
             </w:r>
             <w:r>
@@ -12291,7 +13109,23 @@
                 <w:sz w:val="24"/>
                 <w:szCs w:val="24"/>
               </w:rPr>
-              <w:t>Промышленная 19, каб. 204.</w:t>
+              <w:t xml:space="preserve">Промышленная 19, </w:t>
+            </w:r>
+            <w:proofErr w:type="spellStart"/>
+            <w:r>
+              <w:rPr>
+                <w:sz w:val="24"/>
+                <w:szCs w:val="24"/>
+              </w:rPr>
+              <w:t>каб</w:t>
+            </w:r>
+            <w:proofErr w:type="spellEnd"/>
+            <w:r>
+              <w:rPr>
+                <w:sz w:val="24"/>
+                <w:szCs w:val="24"/>
+              </w:rPr>
+              <w:t>. 204.</w:t>
             </w:r>
           </w:p>
         </w:tc>
@@ -12506,7 +13340,23 @@
                 <w:sz w:val="24"/>
                 <w:szCs w:val="24"/>
               </w:rPr>
-              <w:t>Промышленная 19, каб. 204.</w:t>
+              <w:t xml:space="preserve">Промышленная 19, </w:t>
+            </w:r>
+            <w:proofErr w:type="spellStart"/>
+            <w:r>
+              <w:rPr>
+                <w:sz w:val="24"/>
+                <w:szCs w:val="24"/>
+              </w:rPr>
+              <w:t>каб</w:t>
+            </w:r>
+            <w:proofErr w:type="spellEnd"/>
+            <w:r>
+              <w:rPr>
+                <w:sz w:val="24"/>
+                <w:szCs w:val="24"/>
+              </w:rPr>
+              <w:t>. 204.</w:t>
             </w:r>
           </w:p>
         </w:tc>
@@ -12731,7 +13581,23 @@
                 <w:sz w:val="24"/>
                 <w:szCs w:val="24"/>
               </w:rPr>
-              <w:t>Промышленная 19, каб. 204.</w:t>
+              <w:t xml:space="preserve">Промышленная 19, </w:t>
+            </w:r>
+            <w:proofErr w:type="spellStart"/>
+            <w:r>
+              <w:rPr>
+                <w:sz w:val="24"/>
+                <w:szCs w:val="24"/>
+              </w:rPr>
+              <w:t>каб</w:t>
+            </w:r>
+            <w:proofErr w:type="spellEnd"/>
+            <w:r>
+              <w:rPr>
+                <w:sz w:val="24"/>
+                <w:szCs w:val="24"/>
+              </w:rPr>
+              <w:t>. 204.</w:t>
             </w:r>
           </w:p>
         </w:tc>
@@ -12956,7 +13822,23 @@
                 <w:sz w:val="24"/>
                 <w:szCs w:val="24"/>
               </w:rPr>
-              <w:t>Промышленная 19, каб. 204.</w:t>
+              <w:t xml:space="preserve">Промышленная 19, </w:t>
+            </w:r>
+            <w:proofErr w:type="spellStart"/>
+            <w:r>
+              <w:rPr>
+                <w:sz w:val="24"/>
+                <w:szCs w:val="24"/>
+              </w:rPr>
+              <w:t>каб</w:t>
+            </w:r>
+            <w:proofErr w:type="spellEnd"/>
+            <w:r>
+              <w:rPr>
+                <w:sz w:val="24"/>
+                <w:szCs w:val="24"/>
+              </w:rPr>
+              <w:t>. 204.</w:t>
             </w:r>
           </w:p>
         </w:tc>
@@ -13171,7 +14053,23 @@
                 <w:sz w:val="24"/>
                 <w:szCs w:val="24"/>
               </w:rPr>
-              <w:t>Промышленная 19, каб. 204.</w:t>
+              <w:t xml:space="preserve">Промышленная 19, </w:t>
+            </w:r>
+            <w:proofErr w:type="spellStart"/>
+            <w:r>
+              <w:rPr>
+                <w:sz w:val="24"/>
+                <w:szCs w:val="24"/>
+              </w:rPr>
+              <w:t>каб</w:t>
+            </w:r>
+            <w:proofErr w:type="spellEnd"/>
+            <w:r>
+              <w:rPr>
+                <w:sz w:val="24"/>
+                <w:szCs w:val="24"/>
+              </w:rPr>
+              <w:t>. 204.</w:t>
             </w:r>
           </w:p>
         </w:tc>
@@ -13386,7 +14284,23 @@
                 <w:sz w:val="24"/>
                 <w:szCs w:val="24"/>
               </w:rPr>
-              <w:t>Промышленная 19, каб. 204.</w:t>
+              <w:t xml:space="preserve">Промышленная 19, </w:t>
+            </w:r>
+            <w:proofErr w:type="spellStart"/>
+            <w:r>
+              <w:rPr>
+                <w:sz w:val="24"/>
+                <w:szCs w:val="24"/>
+              </w:rPr>
+              <w:t>каб</w:t>
+            </w:r>
+            <w:proofErr w:type="spellEnd"/>
+            <w:r>
+              <w:rPr>
+                <w:sz w:val="24"/>
+                <w:szCs w:val="24"/>
+              </w:rPr>
+              <w:t>. 204.</w:t>
             </w:r>
           </w:p>
         </w:tc>
@@ -13610,7 +14524,23 @@
                 <w:sz w:val="24"/>
                 <w:szCs w:val="24"/>
               </w:rPr>
-              <w:t>Промышленная 19, каб. 204.</w:t>
+              <w:t xml:space="preserve">Промышленная 19, </w:t>
+            </w:r>
+            <w:proofErr w:type="spellStart"/>
+            <w:r>
+              <w:rPr>
+                <w:sz w:val="24"/>
+                <w:szCs w:val="24"/>
+              </w:rPr>
+              <w:t>каб</w:t>
+            </w:r>
+            <w:proofErr w:type="spellEnd"/>
+            <w:r>
+              <w:rPr>
+                <w:sz w:val="24"/>
+                <w:szCs w:val="24"/>
+              </w:rPr>
+              <w:t>. 204.</w:t>
             </w:r>
           </w:p>
         </w:tc>
@@ -13833,7 +14763,23 @@
                 <w:sz w:val="24"/>
                 <w:szCs w:val="24"/>
               </w:rPr>
-              <w:t>Промышленная 19, каб. 204.</w:t>
+              <w:t xml:space="preserve">Промышленная 19, </w:t>
+            </w:r>
+            <w:proofErr w:type="spellStart"/>
+            <w:r>
+              <w:rPr>
+                <w:sz w:val="24"/>
+                <w:szCs w:val="24"/>
+              </w:rPr>
+              <w:t>каб</w:t>
+            </w:r>
+            <w:proofErr w:type="spellEnd"/>
+            <w:r>
+              <w:rPr>
+                <w:sz w:val="24"/>
+                <w:szCs w:val="24"/>
+              </w:rPr>
+              <w:t>. 204.</w:t>
             </w:r>
           </w:p>
         </w:tc>
@@ -14055,7 +15001,23 @@
                 <w:sz w:val="24"/>
                 <w:szCs w:val="24"/>
               </w:rPr>
-              <w:t>Промышленная 19, каб. 204.</w:t>
+              <w:t xml:space="preserve">Промышленная 19, </w:t>
+            </w:r>
+            <w:proofErr w:type="spellStart"/>
+            <w:r>
+              <w:rPr>
+                <w:sz w:val="24"/>
+                <w:szCs w:val="24"/>
+              </w:rPr>
+              <w:t>каб</w:t>
+            </w:r>
+            <w:proofErr w:type="spellEnd"/>
+            <w:r>
+              <w:rPr>
+                <w:sz w:val="24"/>
+                <w:szCs w:val="24"/>
+              </w:rPr>
+              <w:t>. 204.</w:t>
             </w:r>
           </w:p>
         </w:tc>
@@ -14117,6 +15079,7 @@
                 <w:sz w:val="24"/>
                 <w:szCs w:val="24"/>
               </w:rPr>
+              <w:lastRenderedPageBreak/>
               <w:t xml:space="preserve">БЛОК </w:t>
             </w:r>
             <w:r>
@@ -14236,7 +15199,25 @@
                 <w:sz w:val="24"/>
                 <w:szCs w:val="24"/>
               </w:rPr>
-              <w:t>Импортирование 3D моделей командного проекта в Unreal Engine 5.</w:t>
+              <w:t xml:space="preserve">Импортирование 3D моделей командного проекта в </w:t>
+            </w:r>
+            <w:proofErr w:type="spellStart"/>
+            <w:r>
+              <w:rPr>
+                <w:color w:val="000000"/>
+                <w:sz w:val="24"/>
+                <w:szCs w:val="24"/>
+              </w:rPr>
+              <w:t>Unreal</w:t>
+            </w:r>
+            <w:proofErr w:type="spellEnd"/>
+            <w:r>
+              <w:rPr>
+                <w:color w:val="000000"/>
+                <w:sz w:val="24"/>
+                <w:szCs w:val="24"/>
+              </w:rPr>
+              <w:t xml:space="preserve"> Engine 5.</w:t>
             </w:r>
           </w:p>
         </w:tc>
@@ -14360,7 +15341,23 @@
                 <w:sz w:val="24"/>
                 <w:szCs w:val="24"/>
               </w:rPr>
-              <w:t>Промышленная 19, каб. 204.</w:t>
+              <w:t xml:space="preserve">Промышленная 19, </w:t>
+            </w:r>
+            <w:proofErr w:type="spellStart"/>
+            <w:r>
+              <w:rPr>
+                <w:sz w:val="24"/>
+                <w:szCs w:val="24"/>
+              </w:rPr>
+              <w:t>каб</w:t>
+            </w:r>
+            <w:proofErr w:type="spellEnd"/>
+            <w:r>
+              <w:rPr>
+                <w:sz w:val="24"/>
+                <w:szCs w:val="24"/>
+              </w:rPr>
+              <w:t>. 204.</w:t>
             </w:r>
           </w:p>
         </w:tc>
@@ -14461,7 +15458,43 @@
                 <w:sz w:val="24"/>
                 <w:szCs w:val="24"/>
               </w:rPr>
-              <w:t>Работа с блупринтами в Unreal Engine 5. Настройка персонажа.</w:t>
+              <w:t xml:space="preserve">Работа с </w:t>
+            </w:r>
+            <w:proofErr w:type="spellStart"/>
+            <w:r>
+              <w:rPr>
+                <w:color w:val="000000"/>
+                <w:sz w:val="24"/>
+                <w:szCs w:val="24"/>
+              </w:rPr>
+              <w:t>блупринтами</w:t>
+            </w:r>
+            <w:proofErr w:type="spellEnd"/>
+            <w:r>
+              <w:rPr>
+                <w:color w:val="000000"/>
+                <w:sz w:val="24"/>
+                <w:szCs w:val="24"/>
+              </w:rPr>
+              <w:t xml:space="preserve"> в </w:t>
+            </w:r>
+            <w:proofErr w:type="spellStart"/>
+            <w:r>
+              <w:rPr>
+                <w:color w:val="000000"/>
+                <w:sz w:val="24"/>
+                <w:szCs w:val="24"/>
+              </w:rPr>
+              <w:t>Unreal</w:t>
+            </w:r>
+            <w:proofErr w:type="spellEnd"/>
+            <w:r>
+              <w:rPr>
+                <w:color w:val="000000"/>
+                <w:sz w:val="24"/>
+                <w:szCs w:val="24"/>
+              </w:rPr>
+              <w:t xml:space="preserve"> Engine 5. Настройка персонажа.</w:t>
             </w:r>
           </w:p>
         </w:tc>
@@ -14576,7 +15609,23 @@
                 <w:sz w:val="24"/>
                 <w:szCs w:val="24"/>
               </w:rPr>
-              <w:t>Промышленная 19, каб. 204.</w:t>
+              <w:t xml:space="preserve">Промышленная 19, </w:t>
+            </w:r>
+            <w:proofErr w:type="spellStart"/>
+            <w:r>
+              <w:rPr>
+                <w:sz w:val="24"/>
+                <w:szCs w:val="24"/>
+              </w:rPr>
+              <w:t>каб</w:t>
+            </w:r>
+            <w:proofErr w:type="spellEnd"/>
+            <w:r>
+              <w:rPr>
+                <w:sz w:val="24"/>
+                <w:szCs w:val="24"/>
+              </w:rPr>
+              <w:t>. 204.</w:t>
             </w:r>
           </w:p>
         </w:tc>
@@ -14678,7 +15727,43 @@
                 <w:sz w:val="24"/>
                 <w:szCs w:val="24"/>
               </w:rPr>
-              <w:t>Работа с блупринтами в Unreal Engine 5. Настройка персонажа.</w:t>
+              <w:t xml:space="preserve">Работа с </w:t>
+            </w:r>
+            <w:proofErr w:type="spellStart"/>
+            <w:r>
+              <w:rPr>
+                <w:color w:val="000000"/>
+                <w:sz w:val="24"/>
+                <w:szCs w:val="24"/>
+              </w:rPr>
+              <w:t>блупринтами</w:t>
+            </w:r>
+            <w:proofErr w:type="spellEnd"/>
+            <w:r>
+              <w:rPr>
+                <w:color w:val="000000"/>
+                <w:sz w:val="24"/>
+                <w:szCs w:val="24"/>
+              </w:rPr>
+              <w:t xml:space="preserve"> в </w:t>
+            </w:r>
+            <w:proofErr w:type="spellStart"/>
+            <w:r>
+              <w:rPr>
+                <w:color w:val="000000"/>
+                <w:sz w:val="24"/>
+                <w:szCs w:val="24"/>
+              </w:rPr>
+              <w:t>Unreal</w:t>
+            </w:r>
+            <w:proofErr w:type="spellEnd"/>
+            <w:r>
+              <w:rPr>
+                <w:color w:val="000000"/>
+                <w:sz w:val="24"/>
+                <w:szCs w:val="24"/>
+              </w:rPr>
+              <w:t xml:space="preserve"> Engine 5. Настройка персонажа.</w:t>
             </w:r>
           </w:p>
         </w:tc>
@@ -14795,7 +15880,23 @@
                 <w:sz w:val="24"/>
                 <w:szCs w:val="24"/>
               </w:rPr>
-              <w:t>Промышленная 19, каб. 204.</w:t>
+              <w:t xml:space="preserve">Промышленная 19, </w:t>
+            </w:r>
+            <w:proofErr w:type="spellStart"/>
+            <w:r>
+              <w:rPr>
+                <w:sz w:val="24"/>
+                <w:szCs w:val="24"/>
+              </w:rPr>
+              <w:t>каб</w:t>
+            </w:r>
+            <w:proofErr w:type="spellEnd"/>
+            <w:r>
+              <w:rPr>
+                <w:sz w:val="24"/>
+                <w:szCs w:val="24"/>
+              </w:rPr>
+              <w:t>. 204.</w:t>
             </w:r>
           </w:p>
         </w:tc>
@@ -14896,7 +15997,43 @@
                 <w:sz w:val="24"/>
                 <w:szCs w:val="24"/>
               </w:rPr>
-              <w:t>Работа с блупринтами в Unreal Engine 5. Настройка персонажа.</w:t>
+              <w:t xml:space="preserve">Работа с </w:t>
+            </w:r>
+            <w:proofErr w:type="spellStart"/>
+            <w:r>
+              <w:rPr>
+                <w:color w:val="000000"/>
+                <w:sz w:val="24"/>
+                <w:szCs w:val="24"/>
+              </w:rPr>
+              <w:t>блупринтами</w:t>
+            </w:r>
+            <w:proofErr w:type="spellEnd"/>
+            <w:r>
+              <w:rPr>
+                <w:color w:val="000000"/>
+                <w:sz w:val="24"/>
+                <w:szCs w:val="24"/>
+              </w:rPr>
+              <w:t xml:space="preserve"> в </w:t>
+            </w:r>
+            <w:proofErr w:type="spellStart"/>
+            <w:r>
+              <w:rPr>
+                <w:color w:val="000000"/>
+                <w:sz w:val="24"/>
+                <w:szCs w:val="24"/>
+              </w:rPr>
+              <w:t>Unreal</w:t>
+            </w:r>
+            <w:proofErr w:type="spellEnd"/>
+            <w:r>
+              <w:rPr>
+                <w:color w:val="000000"/>
+                <w:sz w:val="24"/>
+                <w:szCs w:val="24"/>
+              </w:rPr>
+              <w:t xml:space="preserve"> Engine 5. Настройка персонажа.</w:t>
             </w:r>
           </w:p>
         </w:tc>
@@ -15013,7 +16150,23 @@
                 <w:sz w:val="24"/>
                 <w:szCs w:val="24"/>
               </w:rPr>
-              <w:t>Промышленная 19, каб. 204.</w:t>
+              <w:t xml:space="preserve">Промышленная 19, </w:t>
+            </w:r>
+            <w:proofErr w:type="spellStart"/>
+            <w:r>
+              <w:rPr>
+                <w:sz w:val="24"/>
+                <w:szCs w:val="24"/>
+              </w:rPr>
+              <w:t>каб</w:t>
+            </w:r>
+            <w:proofErr w:type="spellEnd"/>
+            <w:r>
+              <w:rPr>
+                <w:sz w:val="24"/>
+                <w:szCs w:val="24"/>
+              </w:rPr>
+              <w:t>. 204.</w:t>
             </w:r>
           </w:p>
         </w:tc>
@@ -15114,7 +16267,43 @@
                 <w:sz w:val="24"/>
                 <w:szCs w:val="24"/>
               </w:rPr>
-              <w:t>Работа с блупринтами в Unreal Engine 5. Настройка персонажа.</w:t>
+              <w:t xml:space="preserve">Работа с </w:t>
+            </w:r>
+            <w:proofErr w:type="spellStart"/>
+            <w:r>
+              <w:rPr>
+                <w:color w:val="000000"/>
+                <w:sz w:val="24"/>
+                <w:szCs w:val="24"/>
+              </w:rPr>
+              <w:t>блупринтами</w:t>
+            </w:r>
+            <w:proofErr w:type="spellEnd"/>
+            <w:r>
+              <w:rPr>
+                <w:color w:val="000000"/>
+                <w:sz w:val="24"/>
+                <w:szCs w:val="24"/>
+              </w:rPr>
+              <w:t xml:space="preserve"> в </w:t>
+            </w:r>
+            <w:proofErr w:type="spellStart"/>
+            <w:r>
+              <w:rPr>
+                <w:color w:val="000000"/>
+                <w:sz w:val="24"/>
+                <w:szCs w:val="24"/>
+              </w:rPr>
+              <w:t>Unreal</w:t>
+            </w:r>
+            <w:proofErr w:type="spellEnd"/>
+            <w:r>
+              <w:rPr>
+                <w:color w:val="000000"/>
+                <w:sz w:val="24"/>
+                <w:szCs w:val="24"/>
+              </w:rPr>
+              <w:t xml:space="preserve"> Engine 5. Настройка персонажа.</w:t>
             </w:r>
           </w:p>
         </w:tc>
@@ -15231,7 +16420,23 @@
                 <w:sz w:val="24"/>
                 <w:szCs w:val="24"/>
               </w:rPr>
-              <w:t>Промышленная 19, каб. 204.</w:t>
+              <w:t xml:space="preserve">Промышленная 19, </w:t>
+            </w:r>
+            <w:proofErr w:type="spellStart"/>
+            <w:r>
+              <w:rPr>
+                <w:sz w:val="24"/>
+                <w:szCs w:val="24"/>
+              </w:rPr>
+              <w:t>каб</w:t>
+            </w:r>
+            <w:proofErr w:type="spellEnd"/>
+            <w:r>
+              <w:rPr>
+                <w:sz w:val="24"/>
+                <w:szCs w:val="24"/>
+              </w:rPr>
+              <w:t>. 204.</w:t>
             </w:r>
           </w:p>
         </w:tc>
@@ -15341,7 +16546,43 @@
                 <w:sz w:val="24"/>
                 <w:szCs w:val="24"/>
               </w:rPr>
-              <w:t>Работа с блупринтами в Unreal Engine 5. Настройка персонажа.</w:t>
+              <w:t xml:space="preserve">Работа с </w:t>
+            </w:r>
+            <w:proofErr w:type="spellStart"/>
+            <w:r>
+              <w:rPr>
+                <w:color w:val="000000"/>
+                <w:sz w:val="24"/>
+                <w:szCs w:val="24"/>
+              </w:rPr>
+              <w:t>блупринтами</w:t>
+            </w:r>
+            <w:proofErr w:type="spellEnd"/>
+            <w:r>
+              <w:rPr>
+                <w:color w:val="000000"/>
+                <w:sz w:val="24"/>
+                <w:szCs w:val="24"/>
+              </w:rPr>
+              <w:t xml:space="preserve"> в </w:t>
+            </w:r>
+            <w:proofErr w:type="spellStart"/>
+            <w:r>
+              <w:rPr>
+                <w:color w:val="000000"/>
+                <w:sz w:val="24"/>
+                <w:szCs w:val="24"/>
+              </w:rPr>
+              <w:t>Unreal</w:t>
+            </w:r>
+            <w:proofErr w:type="spellEnd"/>
+            <w:r>
+              <w:rPr>
+                <w:color w:val="000000"/>
+                <w:sz w:val="24"/>
+                <w:szCs w:val="24"/>
+              </w:rPr>
+              <w:t xml:space="preserve"> Engine 5. Настройка персонажа.</w:t>
             </w:r>
           </w:p>
         </w:tc>
@@ -15458,7 +16699,23 @@
                 <w:sz w:val="24"/>
                 <w:szCs w:val="24"/>
               </w:rPr>
-              <w:t>Промышленная 19, каб. 204.</w:t>
+              <w:t xml:space="preserve">Промышленная 19, </w:t>
+            </w:r>
+            <w:proofErr w:type="spellStart"/>
+            <w:r>
+              <w:rPr>
+                <w:sz w:val="24"/>
+                <w:szCs w:val="24"/>
+              </w:rPr>
+              <w:t>каб</w:t>
+            </w:r>
+            <w:proofErr w:type="spellEnd"/>
+            <w:r>
+              <w:rPr>
+                <w:sz w:val="24"/>
+                <w:szCs w:val="24"/>
+              </w:rPr>
+              <w:t>. 204.</w:t>
             </w:r>
           </w:p>
         </w:tc>
@@ -15683,7 +16940,23 @@
                 <w:sz w:val="24"/>
                 <w:szCs w:val="24"/>
               </w:rPr>
-              <w:t>Промышленная 19, каб. 204.</w:t>
+              <w:t xml:space="preserve">Промышленная 19, </w:t>
+            </w:r>
+            <w:proofErr w:type="spellStart"/>
+            <w:r>
+              <w:rPr>
+                <w:sz w:val="24"/>
+                <w:szCs w:val="24"/>
+              </w:rPr>
+              <w:t>каб</w:t>
+            </w:r>
+            <w:proofErr w:type="spellEnd"/>
+            <w:r>
+              <w:rPr>
+                <w:sz w:val="24"/>
+                <w:szCs w:val="24"/>
+              </w:rPr>
+              <w:t>. 204.</w:t>
             </w:r>
           </w:p>
         </w:tc>
@@ -15755,6 +17028,7 @@
         <w:pStyle w:val="2"/>
       </w:pPr>
       <w:r>
+        <w:lastRenderedPageBreak/>
         <w:t>2.4</w:t>
       </w:r>
       <w:r>
@@ -15936,7 +17210,43 @@
           <w:szCs w:val="28"/>
           <w:lang w:eastAsia="en-US"/>
         </w:rPr>
-        <w:t>Теория (2 часа). Мастер-класс по оптимизации UV развертки 3D модели. Работа с оверлап и разбор особенностей работы с сеткой 3D модели при данном подходе. Практические примеры плюсов и минусов текстурирования при использовании оверлап.</w:t>
+        <w:t xml:space="preserve">Теория (2 часа). Мастер-класс по оптимизации UV развертки 3D модели. Работа с </w:t>
+      </w:r>
+      <w:proofErr w:type="spellStart"/>
+      <w:r>
+        <w:rPr>
+          <w:i/>
+          <w:szCs w:val="28"/>
+          <w:lang w:eastAsia="en-US"/>
+        </w:rPr>
+        <w:t>оверлап</w:t>
+      </w:r>
+      <w:proofErr w:type="spellEnd"/>
+      <w:r>
+        <w:rPr>
+          <w:i/>
+          <w:szCs w:val="28"/>
+          <w:lang w:eastAsia="en-US"/>
+        </w:rPr>
+        <w:t xml:space="preserve"> и разбор особенностей работы с сеткой 3D модели при данном подходе. Практические примеры плюсов и минусов текстурирования при использовании </w:t>
+      </w:r>
+      <w:proofErr w:type="spellStart"/>
+      <w:r>
+        <w:rPr>
+          <w:i/>
+          <w:szCs w:val="28"/>
+          <w:lang w:eastAsia="en-US"/>
+        </w:rPr>
+        <w:t>оверлап</w:t>
+      </w:r>
+      <w:proofErr w:type="spellEnd"/>
+      <w:r>
+        <w:rPr>
+          <w:i/>
+          <w:szCs w:val="28"/>
+          <w:lang w:eastAsia="en-US"/>
+        </w:rPr>
+        <w:t>.</w:t>
       </w:r>
     </w:p>
     <w:p>
@@ -15954,7 +17264,25 @@
           <w:szCs w:val="28"/>
           <w:lang w:eastAsia="en-US"/>
         </w:rPr>
-        <w:t>Практика (5 часов). Построение 3D модели по представленному изображению преподавателем, с учетом таких атрибутов как: оптимизация сетки, правильность настройки групп сглаживания и UV развертки 3D модели с применением оверлап.</w:t>
+        <w:t xml:space="preserve">Практика (5 часов). Построение 3D модели по представленному изображению преподавателем, с учетом таких атрибутов как: оптимизация сетки, правильность настройки групп сглаживания и UV развертки 3D модели с применением </w:t>
+      </w:r>
+      <w:proofErr w:type="spellStart"/>
+      <w:r>
+        <w:rPr>
+          <w:i/>
+          <w:szCs w:val="28"/>
+          <w:lang w:eastAsia="en-US"/>
+        </w:rPr>
+        <w:t>оверлап</w:t>
+      </w:r>
+      <w:proofErr w:type="spellEnd"/>
+      <w:r>
+        <w:rPr>
+          <w:i/>
+          <w:szCs w:val="28"/>
+          <w:lang w:eastAsia="en-US"/>
+        </w:rPr>
+        <w:t>.</w:t>
       </w:r>
     </w:p>
     <w:p>
@@ -15970,7 +17298,39 @@
           <w:szCs w:val="28"/>
           <w:lang w:eastAsia="en-US"/>
         </w:rPr>
-        <w:t>Тема 5. Самостоятельная работа. Создание Low-Poly, и построение на ее основе Hi-poly (4,5 часа).</w:t>
+        <w:t xml:space="preserve">Тема 5. Самостоятельная работа. Создание </w:t>
+      </w:r>
+      <w:proofErr w:type="spellStart"/>
+      <w:r>
+        <w:rPr>
+          <w:szCs w:val="28"/>
+          <w:lang w:eastAsia="en-US"/>
+        </w:rPr>
+        <w:t>Low-Poly</w:t>
+      </w:r>
+      <w:proofErr w:type="spellEnd"/>
+      <w:r>
+        <w:rPr>
+          <w:szCs w:val="28"/>
+          <w:lang w:eastAsia="en-US"/>
+        </w:rPr>
+        <w:t>, и построение на ее основе Hi-</w:t>
+      </w:r>
+      <w:proofErr w:type="spellStart"/>
+      <w:r>
+        <w:rPr>
+          <w:szCs w:val="28"/>
+          <w:lang w:eastAsia="en-US"/>
+        </w:rPr>
+        <w:t>poly</w:t>
+      </w:r>
+      <w:proofErr w:type="spellEnd"/>
+      <w:r>
+        <w:rPr>
+          <w:szCs w:val="28"/>
+          <w:lang w:eastAsia="en-US"/>
+        </w:rPr>
+        <w:t xml:space="preserve"> (4,5 часа).</w:t>
       </w:r>
     </w:p>
     <w:p>
@@ -15988,7 +17348,43 @@
           <w:szCs w:val="28"/>
           <w:lang w:eastAsia="en-US"/>
         </w:rPr>
-        <w:t>Практика (4,5 часа). Самостоятельная работа по преобразованию low-poly в hi-poly.</w:t>
+        <w:t xml:space="preserve">Практика (4,5 часа). Самостоятельная работа по преобразованию </w:t>
+      </w:r>
+      <w:proofErr w:type="spellStart"/>
+      <w:r>
+        <w:rPr>
+          <w:i/>
+          <w:szCs w:val="28"/>
+          <w:lang w:eastAsia="en-US"/>
+        </w:rPr>
+        <w:t>low-poly</w:t>
+      </w:r>
+      <w:proofErr w:type="spellEnd"/>
+      <w:r>
+        <w:rPr>
+          <w:i/>
+          <w:szCs w:val="28"/>
+          <w:lang w:eastAsia="en-US"/>
+        </w:rPr>
+        <w:t xml:space="preserve"> в </w:t>
+      </w:r>
+      <w:proofErr w:type="spellStart"/>
+      <w:r>
+        <w:rPr>
+          <w:i/>
+          <w:szCs w:val="28"/>
+          <w:lang w:eastAsia="en-US"/>
+        </w:rPr>
+        <w:t>hi-poly</w:t>
+      </w:r>
+      <w:proofErr w:type="spellEnd"/>
+      <w:r>
+        <w:rPr>
+          <w:i/>
+          <w:szCs w:val="28"/>
+          <w:lang w:eastAsia="en-US"/>
+        </w:rPr>
+        <w:t>.</w:t>
       </w:r>
     </w:p>
     <w:p>
@@ -16108,6 +17504,7 @@
           <w:szCs w:val="28"/>
           <w:lang w:eastAsia="en-US"/>
         </w:rPr>
+        <w:lastRenderedPageBreak/>
         <w:t>Тема 8. Ознакомление и обсуждение командного проекта. Дифференцированное распределение задач (2,5 часа).</w:t>
       </w:r>
     </w:p>
@@ -16144,7 +17541,25 @@
           <w:szCs w:val="28"/>
           <w:lang w:eastAsia="en-US"/>
         </w:rPr>
-        <w:t>Практика (1 час). Запуск общей сцены в Blender с общими метрическими параметрами, работа с референсами, подготовка к индивидуальной работе.</w:t>
+        <w:t xml:space="preserve">Практика (1 час). Запуск общей сцены в </w:t>
+      </w:r>
+      <w:proofErr w:type="spellStart"/>
+      <w:r>
+        <w:rPr>
+          <w:i/>
+          <w:szCs w:val="28"/>
+          <w:lang w:eastAsia="en-US"/>
+        </w:rPr>
+        <w:t>Blender</w:t>
+      </w:r>
+      <w:proofErr w:type="spellEnd"/>
+      <w:r>
+        <w:rPr>
+          <w:i/>
+          <w:szCs w:val="28"/>
+          <w:lang w:eastAsia="en-US"/>
+        </w:rPr>
+        <w:t xml:space="preserve"> с общими метрическими параметрами, работа с референсами, подготовка к индивидуальной работе.</w:t>
       </w:r>
     </w:p>
     <w:p>
@@ -16246,7 +17661,43 @@
           <w:szCs w:val="28"/>
           <w:lang w:eastAsia="en-US"/>
         </w:rPr>
-        <w:t>Теория (1,5 часа). Назначение слайсеров в процессе подготовки цифровой модели к печати. Знакомство с интерфейсом Orca Slicer. Импорт модели, размещение на рабочей области, ориентация, масштабирование, проверка геометрии. Обзор основных технологий 3D-печати и ограничений, влияющих на подготовку модели.</w:t>
+        <w:t xml:space="preserve">Теория (1,5 часа). Назначение слайсеров в процессе подготовки цифровой модели к печати. Знакомство с интерфейсом </w:t>
+      </w:r>
+      <w:proofErr w:type="spellStart"/>
+      <w:r>
+        <w:rPr>
+          <w:i/>
+          <w:szCs w:val="28"/>
+          <w:lang w:eastAsia="en-US"/>
+        </w:rPr>
+        <w:t>Orca</w:t>
+      </w:r>
+      <w:proofErr w:type="spellEnd"/>
+      <w:r>
+        <w:rPr>
+          <w:i/>
+          <w:szCs w:val="28"/>
+          <w:lang w:eastAsia="en-US"/>
+        </w:rPr>
+        <w:t xml:space="preserve"> </w:t>
+      </w:r>
+      <w:proofErr w:type="spellStart"/>
+      <w:r>
+        <w:rPr>
+          <w:i/>
+          <w:szCs w:val="28"/>
+          <w:lang w:eastAsia="en-US"/>
+        </w:rPr>
+        <w:t>Slicer</w:t>
+      </w:r>
+      <w:proofErr w:type="spellEnd"/>
+      <w:r>
+        <w:rPr>
+          <w:i/>
+          <w:szCs w:val="28"/>
+          <w:lang w:eastAsia="en-US"/>
+        </w:rPr>
+        <w:t>. Импорт модели, размещение на рабочей области, ориентация, масштабирование, проверка геометрии. Обзор основных технологий 3D-печати и ограничений, влияющих на подготовку модели.</w:t>
       </w:r>
     </w:p>
     <w:p>
@@ -16264,7 +17715,43 @@
           <w:szCs w:val="28"/>
           <w:lang w:eastAsia="en-US"/>
         </w:rPr>
-        <w:t>Практика (1 час). Импорт подготовленной модели в Orca Slicer, размещение на платформе, первичная проверка модели и выбор базового профиля печати.</w:t>
+        <w:t xml:space="preserve">Практика (1 час). Импорт подготовленной модели в </w:t>
+      </w:r>
+      <w:proofErr w:type="spellStart"/>
+      <w:r>
+        <w:rPr>
+          <w:i/>
+          <w:szCs w:val="28"/>
+          <w:lang w:eastAsia="en-US"/>
+        </w:rPr>
+        <w:t>Orca</w:t>
+      </w:r>
+      <w:proofErr w:type="spellEnd"/>
+      <w:r>
+        <w:rPr>
+          <w:i/>
+          <w:szCs w:val="28"/>
+          <w:lang w:eastAsia="en-US"/>
+        </w:rPr>
+        <w:t xml:space="preserve"> </w:t>
+      </w:r>
+      <w:proofErr w:type="spellStart"/>
+      <w:r>
+        <w:rPr>
+          <w:i/>
+          <w:szCs w:val="28"/>
+          <w:lang w:eastAsia="en-US"/>
+        </w:rPr>
+        <w:t>Slicer</w:t>
+      </w:r>
+      <w:proofErr w:type="spellEnd"/>
+      <w:r>
+        <w:rPr>
+          <w:i/>
+          <w:szCs w:val="28"/>
+          <w:lang w:eastAsia="en-US"/>
+        </w:rPr>
+        <w:t>, размещение на платформе, первичная проверка модели и выбор базового профиля печати.</w:t>
       </w:r>
     </w:p>
     <w:p>
@@ -16384,7 +17871,24 @@
           <w:szCs w:val="28"/>
           <w:lang w:eastAsia="en-US"/>
         </w:rPr>
-        <w:t>Тема 14. Импортирование 3D моделей командного проекта в Unreal Engine 5 (2 часа).</w:t>
+        <w:lastRenderedPageBreak/>
+        <w:t xml:space="preserve">Тема 14. Импортирование 3D моделей командного проекта в </w:t>
+      </w:r>
+      <w:proofErr w:type="spellStart"/>
+      <w:r>
+        <w:rPr>
+          <w:szCs w:val="28"/>
+          <w:lang w:eastAsia="en-US"/>
+        </w:rPr>
+        <w:t>Unreal</w:t>
+      </w:r>
+      <w:proofErr w:type="spellEnd"/>
+      <w:r>
+        <w:rPr>
+          <w:szCs w:val="28"/>
+          <w:lang w:eastAsia="en-US"/>
+        </w:rPr>
+        <w:t xml:space="preserve"> Engine 5 (2 часа).</w:t>
       </w:r>
     </w:p>
     <w:p>
@@ -16402,7 +17906,43 @@
           <w:szCs w:val="28"/>
           <w:lang w:eastAsia="en-US"/>
         </w:rPr>
-        <w:t>Теория (1 час). Мастер-класс по выгрузке контента в Unreal Engine 5. Обсуждение вариантов обмена данными. Настройка материалов с индивидуальными текстурами. Настройка коллизии, проработка иерархии расположения файлов в Unreal Engine 5.</w:t>
+        <w:t xml:space="preserve">Теория (1 час). Мастер-класс по выгрузке контента в </w:t>
+      </w:r>
+      <w:proofErr w:type="spellStart"/>
+      <w:r>
+        <w:rPr>
+          <w:i/>
+          <w:szCs w:val="28"/>
+          <w:lang w:eastAsia="en-US"/>
+        </w:rPr>
+        <w:t>Unreal</w:t>
+      </w:r>
+      <w:proofErr w:type="spellEnd"/>
+      <w:r>
+        <w:rPr>
+          <w:i/>
+          <w:szCs w:val="28"/>
+          <w:lang w:eastAsia="en-US"/>
+        </w:rPr>
+        <w:t xml:space="preserve"> Engine 5. Обсуждение вариантов обмена данными. Настройка материалов с индивидуальными текстурами. Настройка коллизии, проработка иерархии расположения файлов в </w:t>
+      </w:r>
+      <w:proofErr w:type="spellStart"/>
+      <w:r>
+        <w:rPr>
+          <w:i/>
+          <w:szCs w:val="28"/>
+          <w:lang w:eastAsia="en-US"/>
+        </w:rPr>
+        <w:t>Unreal</w:t>
+      </w:r>
+      <w:proofErr w:type="spellEnd"/>
+      <w:r>
+        <w:rPr>
+          <w:i/>
+          <w:szCs w:val="28"/>
+          <w:lang w:eastAsia="en-US"/>
+        </w:rPr>
+        <w:t xml:space="preserve"> Engine 5.</w:t>
       </w:r>
     </w:p>
     <w:p>
@@ -16436,7 +17976,39 @@
           <w:szCs w:val="28"/>
           <w:lang w:eastAsia="en-US"/>
         </w:rPr>
-        <w:t>Тема 15. Работа с блупринтами в Unreal Engine 5. Настройка персонажа (11,5 часов).</w:t>
+        <w:t xml:space="preserve">Тема 15. Работа с </w:t>
+      </w:r>
+      <w:proofErr w:type="spellStart"/>
+      <w:r>
+        <w:rPr>
+          <w:szCs w:val="28"/>
+          <w:lang w:eastAsia="en-US"/>
+        </w:rPr>
+        <w:t>блупринтами</w:t>
+      </w:r>
+      <w:proofErr w:type="spellEnd"/>
+      <w:r>
+        <w:rPr>
+          <w:szCs w:val="28"/>
+          <w:lang w:eastAsia="en-US"/>
+        </w:rPr>
+        <w:t xml:space="preserve"> в </w:t>
+      </w:r>
+      <w:proofErr w:type="spellStart"/>
+      <w:r>
+        <w:rPr>
+          <w:szCs w:val="28"/>
+          <w:lang w:eastAsia="en-US"/>
+        </w:rPr>
+        <w:t>Unreal</w:t>
+      </w:r>
+      <w:proofErr w:type="spellEnd"/>
+      <w:r>
+        <w:rPr>
+          <w:szCs w:val="28"/>
+          <w:lang w:eastAsia="en-US"/>
+        </w:rPr>
+        <w:t xml:space="preserve"> Engine 5. Настройка персонажа (11,5 часов).</w:t>
       </w:r>
     </w:p>
     <w:p>
@@ -16607,7 +18179,27 @@
           <w:szCs w:val="28"/>
           <w:lang w:eastAsia="ru-RU"/>
         </w:rPr>
-        <w:t xml:space="preserve">            Формы аттестации соответствуют локальному акту АУ ДО «Мастерская талантов «Сибириус», в котором представлены критерии и показатели оценки уровней образовательных результатов программы.</w:t>
+        <w:t xml:space="preserve">            Формы аттестации соответствуют локальному акту АУ ДО «Мастерская талантов «</w:t>
+      </w:r>
+      <w:proofErr w:type="spellStart"/>
+      <w:r>
+        <w:rPr>
+          <w:color w:val="000000"/>
+          <w:sz w:val="28"/>
+          <w:szCs w:val="28"/>
+          <w:lang w:eastAsia="ru-RU"/>
+        </w:rPr>
+        <w:t>Сибириус</w:t>
+      </w:r>
+      <w:proofErr w:type="spellEnd"/>
+      <w:r>
+        <w:rPr>
+          <w:color w:val="000000"/>
+          <w:sz w:val="28"/>
+          <w:szCs w:val="28"/>
+          <w:lang w:eastAsia="ru-RU"/>
+        </w:rPr>
+        <w:t>», в котором представлены критерии и показатели оценки уровней образовательных результатов программы.</w:t>
       </w:r>
     </w:p>
     <w:p>
@@ -16718,7 +18310,27 @@
           <w:lang w:eastAsia="ru-RU"/>
         </w:rPr>
         <w:tab/>
-        <w:t xml:space="preserve">разрабатывать 3D модели объектов, персонажей и игровых сцен в среде «Blender»; </w:t>
+        <w:t>разрабатывать 3D модели объектов, персонажей и игровых сцен в среде «</w:t>
+      </w:r>
+      <w:proofErr w:type="spellStart"/>
+      <w:r>
+        <w:rPr>
+          <w:color w:val="000000"/>
+          <w:sz w:val="28"/>
+          <w:szCs w:val="28"/>
+          <w:lang w:eastAsia="ru-RU"/>
+        </w:rPr>
+        <w:t>Blender</w:t>
+      </w:r>
+      <w:proofErr w:type="spellEnd"/>
+      <w:r>
+        <w:rPr>
+          <w:color w:val="000000"/>
+          <w:sz w:val="28"/>
+          <w:szCs w:val="28"/>
+          <w:lang w:eastAsia="ru-RU"/>
+        </w:rPr>
+        <w:t xml:space="preserve">»; </w:t>
       </w:r>
     </w:p>
     <w:p>
@@ -16904,6 +18516,7 @@
           <w:szCs w:val="28"/>
           <w:lang w:eastAsia="ru-RU"/>
         </w:rPr>
+        <w:lastRenderedPageBreak/>
         <w:t>•</w:t>
       </w:r>
       <w:r>
@@ -16938,7 +18551,47 @@
           <w:szCs w:val="28"/>
           <w:lang w:eastAsia="ru-RU"/>
         </w:rPr>
-        <w:t>Финальным продуктом является представление обучающимися, работающими в проектных командах, игровой сцены, выполненной с применением знаний и практических умений по работе в средах разработки трехмерной графики «Blender» и конструирования игр «Unreal Engine 5».</w:t>
+        <w:t>Финальным продуктом является представление обучающимися, работающими в проектных командах, игровой сцены, выполненной с применением знаний и практических умений по работе в средах разработки трехмерной графики «</w:t>
+      </w:r>
+      <w:proofErr w:type="spellStart"/>
+      <w:r>
+        <w:rPr>
+          <w:color w:val="000000"/>
+          <w:sz w:val="28"/>
+          <w:szCs w:val="28"/>
+          <w:lang w:eastAsia="ru-RU"/>
+        </w:rPr>
+        <w:t>Blender</w:t>
+      </w:r>
+      <w:proofErr w:type="spellEnd"/>
+      <w:r>
+        <w:rPr>
+          <w:color w:val="000000"/>
+          <w:sz w:val="28"/>
+          <w:szCs w:val="28"/>
+          <w:lang w:eastAsia="ru-RU"/>
+        </w:rPr>
+        <w:t>» и конструирования игр «</w:t>
+      </w:r>
+      <w:proofErr w:type="spellStart"/>
+      <w:r>
+        <w:rPr>
+          <w:color w:val="000000"/>
+          <w:sz w:val="28"/>
+          <w:szCs w:val="28"/>
+          <w:lang w:eastAsia="ru-RU"/>
+        </w:rPr>
+        <w:t>Unreal</w:t>
+      </w:r>
+      <w:proofErr w:type="spellEnd"/>
+      <w:r>
+        <w:rPr>
+          <w:color w:val="000000"/>
+          <w:sz w:val="28"/>
+          <w:szCs w:val="28"/>
+          <w:lang w:eastAsia="ru-RU"/>
+        </w:rPr>
+        <w:t xml:space="preserve"> Engine 5».</w:t>
       </w:r>
     </w:p>
     <w:p>
@@ -17665,6 +19318,7 @@
           <w:szCs w:val="28"/>
           <w:lang w:eastAsia="ru-RU"/>
         </w:rPr>
+        <w:lastRenderedPageBreak/>
         <w:t>Минимальный</w:t>
       </w:r>
       <w:r>
@@ -17719,7 +19373,27 @@
           <w:szCs w:val="28"/>
           <w:lang w:eastAsia="ru-RU"/>
         </w:rPr>
-        <w:t>Результаты промежуточной аттестации фиксируются, согласно Положению «О формах, периодичности и порядке текущего контроля успеваемости и промежуточной аттестации обучающихся в структурных подразделениях автономного учреждения дополнительного образования Ханты-Мансийского автономного округа-Югры «Мастерская талантов «Сибириус», в документе «Протокол результатов аттестации обучающихся» (Приложение 1)</w:t>
+        <w:t>Результаты промежуточной аттестации фиксируются, согласно Положению «О формах, периодичности и порядке текущего контроля успеваемости и промежуточной аттестации обучающихся в структурных подразделениях автономного учреждения дополнительного образования Ханты-Мансийского автономного округа-Югры «Мастерская талантов «</w:t>
+      </w:r>
+      <w:proofErr w:type="spellStart"/>
+      <w:r>
+        <w:rPr>
+          <w:color w:val="000000"/>
+          <w:sz w:val="28"/>
+          <w:szCs w:val="28"/>
+          <w:lang w:eastAsia="ru-RU"/>
+        </w:rPr>
+        <w:t>Сибириус</w:t>
+      </w:r>
+      <w:proofErr w:type="spellEnd"/>
+      <w:r>
+        <w:rPr>
+          <w:color w:val="000000"/>
+          <w:sz w:val="28"/>
+          <w:szCs w:val="28"/>
+          <w:lang w:eastAsia="ru-RU"/>
+        </w:rPr>
+        <w:t>», в документе «Протокол результатов аттестации обучающихся» (Приложение 1)</w:t>
       </w:r>
     </w:p>
     <w:p>
@@ -17789,6 +19463,7 @@
       </w:pPr>
       <w:bookmarkStart w:id="32" w:name="_Toc183690855"/>
       <w:r>
+        <w:lastRenderedPageBreak/>
         <w:t>I</w:t>
       </w:r>
       <w:r>
@@ -18144,6 +19819,7 @@
           <w:sz w:val="28"/>
           <w:szCs w:val="28"/>
         </w:rPr>
+        <w:lastRenderedPageBreak/>
         <w:t xml:space="preserve">уважение взрослых к человеческому достоинству детей, формирование и поддержка их положительной самооценки, уверенности в собственных возможностях и способностях; </w:t>
       </w:r>
     </w:p>
@@ -18790,7 +20466,25 @@
                 <w:sz w:val="28"/>
                 <w:szCs w:val="28"/>
               </w:rPr>
-              <w:t>Игровой движок Unreal Engine 5.</w:t>
+              <w:t xml:space="preserve">Игровой движок </w:t>
+            </w:r>
+            <w:proofErr w:type="spellStart"/>
+            <w:r>
+              <w:rPr>
+                <w:rFonts w:cs="Times New Roman"/>
+                <w:sz w:val="28"/>
+                <w:szCs w:val="28"/>
+              </w:rPr>
+              <w:t>Unreal</w:t>
+            </w:r>
+            <w:proofErr w:type="spellEnd"/>
+            <w:r>
+              <w:rPr>
+                <w:rFonts w:cs="Times New Roman"/>
+                <w:sz w:val="28"/>
+                <w:szCs w:val="28"/>
+              </w:rPr>
+              <w:t xml:space="preserve"> Engine 5.</w:t>
             </w:r>
           </w:p>
           <w:p>
@@ -18905,8 +20599,20 @@
                 <w:szCs w:val="28"/>
                 <w:shd w:val="clear" w:color="auto" w:fill="FFFFFF"/>
               </w:rPr>
-              <w:t>-квантум</w:t>
-            </w:r>
+              <w:t>-</w:t>
+            </w:r>
+            <w:proofErr w:type="spellStart"/>
+            <w:r>
+              <w:rPr>
+                <w:rFonts w:cs="Times New Roman"/>
+                <w:spacing w:val="1"/>
+                <w:sz w:val="28"/>
+                <w:szCs w:val="28"/>
+                <w:shd w:val="clear" w:color="auto" w:fill="FFFFFF"/>
+              </w:rPr>
+              <w:t>квантум</w:t>
+            </w:r>
+            <w:proofErr w:type="spellEnd"/>
             <w:r>
               <w:rPr>
                 <w:rFonts w:eastAsia="Times New Roman" w:cs="Times New Roman"/>
@@ -18987,6 +20693,7 @@
         <w:rPr>
           <w:lang w:val="en-US"/>
         </w:rPr>
+        <w:lastRenderedPageBreak/>
         <w:t>V</w:t>
       </w:r>
       <w:r>
@@ -19064,13 +20771,41 @@
         </w:rPr>
         <w:t xml:space="preserve"> </w:t>
       </w:r>
+      <w:proofErr w:type="spellStart"/>
       <w:r>
         <w:rPr>
           <w:rFonts w:cs="Times New Roman"/>
           <w:sz w:val="28"/>
           <w:szCs w:val="28"/>
         </w:rPr>
-        <w:t xml:space="preserve">Иоханес Иттен «Искусство цвета» Аронов, 2021г. </w:t>
+        <w:t>Иоханес</w:t>
+      </w:r>
+      <w:proofErr w:type="spellEnd"/>
+      <w:r>
+        <w:rPr>
+          <w:rFonts w:cs="Times New Roman"/>
+          <w:sz w:val="28"/>
+          <w:szCs w:val="28"/>
+        </w:rPr>
+        <w:t xml:space="preserve"> </w:t>
+      </w:r>
+      <w:proofErr w:type="spellStart"/>
+      <w:r>
+        <w:rPr>
+          <w:rFonts w:cs="Times New Roman"/>
+          <w:sz w:val="28"/>
+          <w:szCs w:val="28"/>
+        </w:rPr>
+        <w:t>Иттен</w:t>
+      </w:r>
+      <w:proofErr w:type="spellEnd"/>
+      <w:r>
+        <w:rPr>
+          <w:rFonts w:cs="Times New Roman"/>
+          <w:sz w:val="28"/>
+          <w:szCs w:val="28"/>
+        </w:rPr>
+        <w:t xml:space="preserve"> «Искусство цвета» Аронов, 2021г. </w:t>
       </w:r>
     </w:p>
     <w:p>
@@ -19090,7 +20825,25 @@
           <w:sz w:val="28"/>
           <w:szCs w:val="28"/>
         </w:rPr>
-        <w:t xml:space="preserve">2. Кэттиш, Смирнов, Че «Дизайн персонажей. Концепт-арт для комиксов, видеоигр и анимации» Питер, 2021 г. </w:t>
+        <w:t xml:space="preserve">2. </w:t>
+      </w:r>
+      <w:proofErr w:type="spellStart"/>
+      <w:r>
+        <w:rPr>
+          <w:rFonts w:cs="Times New Roman"/>
+          <w:sz w:val="28"/>
+          <w:szCs w:val="28"/>
+        </w:rPr>
+        <w:t>Кэттиш</w:t>
+      </w:r>
+      <w:proofErr w:type="spellEnd"/>
+      <w:r>
+        <w:rPr>
+          <w:rFonts w:cs="Times New Roman"/>
+          <w:sz w:val="28"/>
+          <w:szCs w:val="28"/>
+        </w:rPr>
+        <w:t xml:space="preserve">, Смирнов, Че «Дизайн персонажей. Концепт-арт для комиксов, видеоигр и анимации» Питер, 2021 г. </w:t>
       </w:r>
     </w:p>
     <w:p>
@@ -19126,7 +20879,55 @@
           <w:sz w:val="28"/>
           <w:szCs w:val="28"/>
         </w:rPr>
-        <w:t>1. Программирование в Unreal Engine 5 для начинающего игродела. Основы визуального языка Blueprint.</w:t>
+        <w:t xml:space="preserve">1. Программирование в </w:t>
+      </w:r>
+      <w:proofErr w:type="spellStart"/>
+      <w:r>
+        <w:rPr>
+          <w:sz w:val="28"/>
+          <w:szCs w:val="28"/>
+        </w:rPr>
+        <w:t>Unreal</w:t>
+      </w:r>
+      <w:proofErr w:type="spellEnd"/>
+      <w:r>
+        <w:rPr>
+          <w:sz w:val="28"/>
+          <w:szCs w:val="28"/>
+        </w:rPr>
+        <w:t xml:space="preserve"> Engine 5 для начинающего </w:t>
+      </w:r>
+      <w:proofErr w:type="spellStart"/>
+      <w:r>
+        <w:rPr>
+          <w:sz w:val="28"/>
+          <w:szCs w:val="28"/>
+        </w:rPr>
+        <w:t>игродела</w:t>
+      </w:r>
+      <w:proofErr w:type="spellEnd"/>
+      <w:r>
+        <w:rPr>
+          <w:sz w:val="28"/>
+          <w:szCs w:val="28"/>
+        </w:rPr>
+        <w:t xml:space="preserve">. Основы визуального языка </w:t>
+      </w:r>
+      <w:proofErr w:type="spellStart"/>
+      <w:r>
+        <w:rPr>
+          <w:sz w:val="28"/>
+          <w:szCs w:val="28"/>
+        </w:rPr>
+        <w:t>Blueprint</w:t>
+      </w:r>
+      <w:proofErr w:type="spellEnd"/>
+      <w:r>
+        <w:rPr>
+          <w:sz w:val="28"/>
+          <w:szCs w:val="28"/>
+        </w:rPr>
+        <w:t>.</w:t>
       </w:r>
       <w:bookmarkEnd w:id="50"/>
       <w:r>
@@ -19160,7 +20961,41 @@
           <w:sz w:val="28"/>
           <w:szCs w:val="28"/>
         </w:rPr>
-        <w:t>2. Blender 4 для любителей и профессионалов. Моделинг, анимация,VFX, видеомонтаж.</w:t>
+        <w:t xml:space="preserve">2. </w:t>
+      </w:r>
+      <w:proofErr w:type="spellStart"/>
+      <w:r>
+        <w:rPr>
+          <w:sz w:val="28"/>
+          <w:szCs w:val="28"/>
+        </w:rPr>
+        <w:t>Blender</w:t>
+      </w:r>
+      <w:proofErr w:type="spellEnd"/>
+      <w:r>
+        <w:rPr>
+          <w:sz w:val="28"/>
+          <w:szCs w:val="28"/>
+        </w:rPr>
+        <w:t xml:space="preserve"> 4 для любителей и профессионалов. Моделинг, </w:t>
+      </w:r>
+      <w:proofErr w:type="spellStart"/>
+      <w:proofErr w:type="gramStart"/>
+      <w:r>
+        <w:rPr>
+          <w:sz w:val="28"/>
+          <w:szCs w:val="28"/>
+        </w:rPr>
+        <w:t>анимация,VFX</w:t>
+      </w:r>
+      <w:proofErr w:type="spellEnd"/>
+      <w:proofErr w:type="gramEnd"/>
+      <w:r>
+        <w:rPr>
+          <w:sz w:val="28"/>
+          <w:szCs w:val="28"/>
+        </w:rPr>
+        <w:t>, видеомонтаж.</w:t>
       </w:r>
       <w:bookmarkEnd w:id="52"/>
     </w:p>
@@ -19529,6 +21364,7 @@
           <w:szCs w:val="28"/>
           <w:lang w:eastAsia="ru-RU"/>
         </w:rPr>
+        <w:lastRenderedPageBreak/>
         <w:t>Приложение 1</w:t>
       </w:r>
       <w:bookmarkEnd w:id="56"/>
@@ -19606,7 +21442,27 @@
           <w:szCs w:val="28"/>
           <w:lang w:eastAsia="ru-RU"/>
         </w:rPr>
-        <w:t>«Мастерская талантов «Сибириус»</w:t>
+        <w:t>«Мастерская талантов «</w:t>
+      </w:r>
+      <w:proofErr w:type="spellStart"/>
+      <w:r>
+        <w:rPr>
+          <w:b/>
+          <w:sz w:val="28"/>
+          <w:szCs w:val="28"/>
+          <w:lang w:eastAsia="ru-RU"/>
+        </w:rPr>
+        <w:t>Сибириус</w:t>
+      </w:r>
+      <w:proofErr w:type="spellEnd"/>
+      <w:r>
+        <w:rPr>
+          <w:b/>
+          <w:sz w:val="28"/>
+          <w:szCs w:val="28"/>
+          <w:lang w:eastAsia="ru-RU"/>
+        </w:rPr>
+        <w:t>»</w:t>
       </w:r>
       <w:bookmarkEnd w:id="64"/>
       <w:bookmarkEnd w:id="65"/>
@@ -20903,7 +22759,6 @@
         <w:docPartUnique/>
       </w:docPartObj>
     </w:sdtPr>
-    <w:sdtEndPr/>
     <w:sdtContent>
       <w:p>
         <w:pPr>
